--- a/docs/Panduan-Pengelola-CMS.docx
+++ b/docs/Panduan-Pengelola-CMS.docx
@@ -1,10 +1,82 @@
 
 <file path=word/document.xml><?xml version="1.0" encoding="utf-8"?>
-<w:document xmlns:wpc="http://schemas.microsoft.com/office/word/2010/wordprocessingCanvas" xmlns:mc="http://schemas.openxmlformats.org/markup-compatibility/2006" xmlns:o="urn:schemas-microsoft-com:office:office" xmlns:r="http://schemas.openxmlformats.org/officeDocument/2006/relationships" xmlns:m="http://schemas.openxmlformats.org/officeDocument/2006/math" xmlns:v="urn:schemas-microsoft-com:vml" xmlns:wp14="http://schemas.microsoft.com/office/word/2010/wordprocessingDrawing" xmlns:wp="http://schemas.openxmlformats.org/drawingml/2006/wordprocessingDrawing" xmlns:w10="urn:schemas-microsoft-com:office:word" xmlns:w="http://schemas.openxmlformats.org/wordprocessingml/2006/main" xmlns:w14="http://schemas.microsoft.com/office/word/2010/wordml" xmlns:w15="http://schemas.microsoft.com/office/word/2012/wordml" xmlns:wpg="http://schemas.microsoft.com/office/word/2010/wordprocessingGroup" xmlns:wpi="http://schemas.microsoft.com/office/word/2010/wordprocessingInk" xmlns:wne="http://schemas.microsoft.com/office/word/2006/wordml" xmlns:wps="http://schemas.microsoft.com/office/word/2010/wordprocessingShape" xmlns:cx="http://schemas.microsoft.com/office/drawing/2014/chartex" xmlns:cx1="http://schemas.microsoft.com/office/drawing/2015/9/8/chartex" xmlns:cx2="http://schemas.microsoft.com/office/drawing/2015/10/21/chartex" xmlns:cx3="http://schemas.microsoft.com/office/drawing/2016/5/9/chartex" xmlns:cx4="http://schemas.microsoft.com/office/drawing/2016/5/10/chartex" xmlns:cx5="http://schemas.microsoft.com/office/drawing/2016/5/11/chartex" xmlns:cx6="http://schemas.microsoft.com/office/drawing/2016/5/12/chartex" xmlns:cx7="http://schemas.microsoft.com/office/drawing/2016/5/13/chartex" xmlns:cx8="http://schemas.microsoft.com/office/drawing/2016/5/14/chartex" xmlns:aink="http://schemas.microsoft.com/office/drawing/2016/ink" xmlns:am3d="http://schemas.microsoft.com/office/drawing/2017/model3d" xmlns:w16cex="http://schemas.microsoft.com/office/word/2018/wordml/cex" xmlns:w16cid="http://schemas.microsoft.com/office/word/2016/wordml/cid" xmlns:w16="http://schemas.microsoft.com/office/word/2018/wordml" xmlns:w16sdtdh="http://schemas.microsoft.com/office/word/2020/wordml/sdtdatahash" xmlns:w16se="http://schemas.microsoft.com/office/word/2015/wordml/symex" mc:Ignorable="w14 w15 wp14">
+<w:document xmlns:wpc="http://schemas.microsoft.com/office/word/2010/wordprocessingCanvas" xmlns:cx="http://schemas.microsoft.com/office/drawing/2014/chartex" xmlns:cx1="http://schemas.microsoft.com/office/drawing/2015/9/8/chartex" xmlns:cx2="http://schemas.microsoft.com/office/drawing/2015/10/21/chartex" xmlns:cx3="http://schemas.microsoft.com/office/drawing/2016/5/9/chartex" xmlns:cx4="http://schemas.microsoft.com/office/drawing/2016/5/10/chartex" xmlns:cx5="http://schemas.microsoft.com/office/drawing/2016/5/11/chartex" xmlns:cx6="http://schemas.microsoft.com/office/drawing/2016/5/12/chartex" xmlns:cx7="http://schemas.microsoft.com/office/drawing/2016/5/13/chartex" xmlns:cx8="http://schemas.microsoft.com/office/drawing/2016/5/14/chartex" xmlns:mc="http://schemas.openxmlformats.org/markup-compatibility/2006" xmlns:aink="http://schemas.microsoft.com/office/drawing/2016/ink" xmlns:am3d="http://schemas.microsoft.com/office/drawing/2017/model3d" xmlns:o="urn:schemas-microsoft-com:office:office" xmlns:oel="http://schemas.microsoft.com/office/2019/extlst" xmlns:r="http://schemas.openxmlformats.org/officeDocument/2006/relationships" xmlns:m="http://schemas.openxmlformats.org/officeDocument/2006/math" xmlns:v="urn:schemas-microsoft-com:vml" xmlns:wp14="http://schemas.microsoft.com/office/word/2010/wordprocessingDrawing" xmlns:wp="http://schemas.openxmlformats.org/drawingml/2006/wordprocessingDrawing" xmlns:w10="urn:schemas-microsoft-com:office:word" xmlns:w="http://schemas.openxmlformats.org/wordprocessingml/2006/main" xmlns:w14="http://schemas.microsoft.com/office/word/2010/wordml" xmlns:w15="http://schemas.microsoft.com/office/word/2012/wordml" xmlns:w16cei="http://schemas.microsoft.com/office/word/2026/wordml/cei" xmlns:w16cex="http://schemas.microsoft.com/office/word/2018/wordml/cex" xmlns:w16cid="http://schemas.microsoft.com/office/word/2016/wordml/cid" xmlns:w16="http://schemas.microsoft.com/office/word/2018/wordml" xmlns:w16du="http://schemas.microsoft.com/office/word/2023/wordml/word16du" xmlns:w16sdtdh="http://schemas.microsoft.com/office/word/2020/wordml/sdtdatahash" xmlns:w16sdtfl="http://schemas.microsoft.com/office/word/2024/wordml/sdtformatlock" xmlns:w16se="http://schemas.microsoft.com/office/word/2015/wordml/symex" xmlns:wpg="http://schemas.microsoft.com/office/word/2010/wordprocessingGroup" xmlns:wpi="http://schemas.microsoft.com/office/word/2010/wordprocessingInk" xmlns:wne="http://schemas.microsoft.com/office/word/2006/wordml" xmlns:wps="http://schemas.microsoft.com/office/word/2010/wordprocessingShape" mc:Ignorable="w14 w15 w16se w16cid w16 w16cex w16sdtdh w16sdtfl w16du wp14">
   <w:body>
     <w:p>
       <w:pPr>
         <w:spacing w:before="1200"/>
+        <w:rPr>
+          <w:noProof/>
+        </w:rPr>
+      </w:pPr>
+      <w:r>
+        <w:rPr>
+          <w:noProof/>
+        </w:rPr>
+        <w:drawing>
+          <wp:anchor distT="0" distB="0" distL="114300" distR="114300" simplePos="0" relativeHeight="251658240" behindDoc="0" locked="0" layoutInCell="1" allowOverlap="1" wp14:anchorId="273117AF" wp14:editId="421EBEF9">
+            <wp:simplePos x="0" y="0"/>
+            <wp:positionH relativeFrom="margin">
+              <wp:align>center</wp:align>
+            </wp:positionH>
+            <wp:positionV relativeFrom="paragraph">
+              <wp:posOffset>0</wp:posOffset>
+            </wp:positionV>
+            <wp:extent cx="4667250" cy="561975"/>
+            <wp:effectExtent l="0" t="0" r="0" b="0"/>
+            <wp:wrapNone/>
+            <wp:docPr id="729583014" name="Picture 1"/>
+            <wp:cNvGraphicFramePr>
+              <a:graphicFrameLocks xmlns:a="http://schemas.openxmlformats.org/drawingml/2006/main" noChangeAspect="1"/>
+            </wp:cNvGraphicFramePr>
+            <a:graphic xmlns:a="http://schemas.openxmlformats.org/drawingml/2006/main">
+              <a:graphicData uri="http://schemas.openxmlformats.org/drawingml/2006/picture">
+                <pic:pic xmlns:pic="http://schemas.openxmlformats.org/drawingml/2006/picture">
+                  <pic:nvPicPr>
+                    <pic:cNvPr id="729583014" name="Picture 729583014"/>
+                    <pic:cNvPicPr/>
+                  </pic:nvPicPr>
+                  <pic:blipFill rotWithShape="1">
+                    <a:blip r:embed="rId7" cstate="print">
+                      <a:extLst>
+                        <a:ext uri="{28A0092B-C50C-407E-A947-70E740481C1C}">
+                          <a14:useLocalDpi xmlns:a14="http://schemas.microsoft.com/office/drawing/2010/main" val="0"/>
+                        </a:ext>
+                      </a:extLst>
+                    </a:blip>
+                    <a:srcRect l="11373" t="41803" r="13319" b="42077"/>
+                    <a:stretch>
+                      <a:fillRect/>
+                    </a:stretch>
+                  </pic:blipFill>
+                  <pic:spPr bwMode="auto">
+                    <a:xfrm>
+                      <a:off x="0" y="0"/>
+                      <a:ext cx="4667250" cy="561975"/>
+                    </a:xfrm>
+                    <a:prstGeom prst="rect">
+                      <a:avLst/>
+                    </a:prstGeom>
+                    <a:ln>
+                      <a:noFill/>
+                    </a:ln>
+                    <a:extLst>
+                      <a:ext uri="{53640926-AAD7-44D8-BBD7-CCE9431645EC}">
+                        <a14:shadowObscured xmlns:a14="http://schemas.microsoft.com/office/drawing/2010/main"/>
+                      </a:ext>
+                    </a:extLst>
+                  </pic:spPr>
+                </pic:pic>
+              </a:graphicData>
+            </a:graphic>
+          </wp:anchor>
+        </w:drawing>
+      </w:r>
+    </w:p>
+    <w:p>
+      <w:pPr>
+        <w:spacing w:before="1200"/>
+        <w:jc w:val="center"/>
       </w:pPr>
     </w:p>
     <w:p>
@@ -14,15 +86,12 @@
       </w:pPr>
       <w:r>
         <w:rPr>
-          <w:rFonts w:ascii="Calibri" w:cs="Calibri" w:eastAsia="Calibri" w:hAnsi="Calibri"/>
           <w:b/>
           <w:bCs/>
           <w:color w:val="B8892E"/>
           <w:spacing w:val="40"/>
-          <w:sz w:val="22"/>
-          <w:szCs w:val="22"/>
-        </w:rPr>
-        <w:t xml:space="preserve">PANDUAN PENGGUNA</w:t>
+        </w:rPr>
+        <w:t>PANDUAN PENGGUNA</w:t>
       </w:r>
     </w:p>
     <w:p>
@@ -32,14 +101,14 @@
       </w:pPr>
       <w:r>
         <w:rPr>
-          <w:rFonts w:ascii="Cambria" w:cs="Cambria" w:eastAsia="Cambria" w:hAnsi="Cambria"/>
+          <w:rFonts w:ascii="Cambria" w:eastAsia="Cambria" w:hAnsi="Cambria" w:cs="Cambria"/>
           <w:b/>
           <w:bCs/>
           <w:color w:val="1B4332"/>
           <w:sz w:val="56"/>
           <w:szCs w:val="56"/>
         </w:rPr>
-        <w:t xml:space="preserve">Panduan Pengelola</w:t>
+        <w:t>Panduan Pengelola</w:t>
       </w:r>
     </w:p>
     <w:p>
@@ -49,27 +118,26 @@
       </w:pPr>
       <w:r>
         <w:rPr>
-          <w:rFonts w:ascii="Cambria" w:cs="Cambria" w:eastAsia="Cambria" w:hAnsi="Cambria"/>
+          <w:rFonts w:ascii="Cambria" w:eastAsia="Cambria" w:hAnsi="Cambria" w:cs="Cambria"/>
           <w:b/>
           <w:bCs/>
           <w:color w:val="1B4332"/>
           <w:sz w:val="44"/>
           <w:szCs w:val="44"/>
         </w:rPr>
-        <w:t xml:space="preserve">Content Management System</w:t>
+        <w:t>Content Management System</w:t>
       </w:r>
     </w:p>
     <w:p>
       <w:pPr>
         <w:pBdr>
-          <w:top w:val="single" w:color="B8892E" w:sz="10" w:space="14"/>
+          <w:top w:val="single" w:sz="10" w:space="14" w:color="B8892E"/>
         </w:pBdr>
         <w:spacing w:after="40"/>
         <w:jc w:val="center"/>
       </w:pPr>
       <w:r>
         <w:rPr>
-          <w:rFonts w:ascii="Calibri" w:cs="Calibri" w:eastAsia="Calibri" w:hAnsi="Calibri"/>
           <w:b/>
           <w:bCs/>
           <w:color w:val="2D6A4F"/>
@@ -77,24 +145,21 @@
           <w:sz w:val="24"/>
           <w:szCs w:val="24"/>
         </w:rPr>
-        <w:t xml:space="preserve">WEBSITE DESA MAKMURJAYA</w:t>
-      </w:r>
-    </w:p>
-    <w:p>
-      <w:pPr>
-        <w:spacing w:after="700" w:before="40"/>
+        <w:t>WEBSITE DESA MAKMURJAYA</w:t>
+      </w:r>
+    </w:p>
+    <w:p>
+      <w:pPr>
+        <w:spacing w:before="40" w:after="700"/>
         <w:jc w:val="center"/>
       </w:pPr>
       <w:r>
         <w:rPr>
-          <w:rFonts w:ascii="Calibri" w:cs="Calibri" w:eastAsia="Calibri" w:hAnsi="Calibri"/>
           <w:i/>
           <w:iCs/>
           <w:color w:val="6B7280"/>
-          <w:sz w:val="22"/>
-          <w:szCs w:val="22"/>
-        </w:rPr>
-        <w:t xml:space="preserve">Panduan lengkap penggunaan CMS untuk mengelola konten website desa</w:t>
+        </w:rPr>
+        <w:t>Panduan lengkap penggunaan CMS untuk mengelola konten website desa</w:t>
       </w:r>
     </w:p>
     <w:p>
@@ -104,634 +169,585 @@
       </w:pPr>
       <w:r>
         <w:rPr>
-          <w:rFonts w:ascii="Calibri" w:cs="Calibri" w:eastAsia="Calibri" w:hAnsi="Calibri"/>
+          <w:b/>
+          <w:bCs/>
+          <w:sz w:val="21"/>
+          <w:szCs w:val="21"/>
+        </w:rPr>
+        <w:t>Ditujukan untuk: Pak Hendra</w:t>
+      </w:r>
+    </w:p>
+    <w:p>
+      <w:pPr>
+        <w:spacing w:after="380"/>
+        <w:jc w:val="center"/>
+      </w:pPr>
+      <w:r>
+        <w:rPr>
+          <w:color w:val="6B7280"/>
+          <w:sz w:val="19"/>
+          <w:szCs w:val="19"/>
+        </w:rPr>
+        <w:t>(Pengelola Website Desa)</w:t>
+      </w:r>
+    </w:p>
+    <w:p>
+      <w:pPr>
+        <w:spacing w:after="60"/>
+        <w:jc w:val="center"/>
+      </w:pPr>
+      <w:r>
+        <w:rPr>
+          <w:color w:val="6B7280"/>
+          <w:sz w:val="18"/>
+          <w:szCs w:val="18"/>
+        </w:rPr>
+        <w:t>Disusun oleh</w:t>
+      </w:r>
+    </w:p>
+    <w:p>
+      <w:pPr>
+        <w:spacing w:after="20"/>
+        <w:jc w:val="center"/>
+        <w:rPr>
+          <w:rFonts w:ascii="Cambria" w:eastAsia="Cambria" w:hAnsi="Cambria" w:cs="Cambria"/>
+          <w:b/>
+          <w:bCs/>
+          <w:sz w:val="26"/>
+          <w:szCs w:val="26"/>
+        </w:rPr>
+      </w:pPr>
+      <w:r>
+        <w:rPr>
+          <w:rFonts w:ascii="Cambria" w:eastAsia="Cambria" w:hAnsi="Cambria" w:cs="Cambria"/>
+          <w:b/>
+          <w:bCs/>
+          <w:sz w:val="26"/>
+          <w:szCs w:val="26"/>
+        </w:rPr>
+        <w:t>KKNT Inovasi IPB University Desa Makmurjaya</w:t>
+      </w:r>
+    </w:p>
+    <w:p>
+      <w:pPr>
+        <w:spacing w:after="20"/>
+        <w:jc w:val="center"/>
+      </w:pPr>
+      <w:r>
+        <w:rPr>
+          <w:rFonts w:ascii="Cambria" w:eastAsia="Cambria" w:hAnsi="Cambria" w:cs="Cambria"/>
+          <w:b/>
+          <w:bCs/>
+          <w:sz w:val="26"/>
+          <w:szCs w:val="26"/>
+        </w:rPr>
+        <w:t>2026</w:t>
+      </w:r>
+    </w:p>
+    <w:p>
+      <w:pPr>
+        <w:jc w:val="center"/>
+      </w:pPr>
+      <w:r>
+        <w:rPr>
+          <w:b/>
+          <w:bCs/>
+          <w:color w:val="B8892E"/>
+          <w:sz w:val="20"/>
+          <w:szCs w:val="20"/>
+        </w:rPr>
+        <w:t>Muhamad Tristan Farand</w:t>
+      </w:r>
+    </w:p>
+    <w:p>
+      <w:r>
+        <w:br w:type="page"/>
+      </w:r>
+    </w:p>
+    <w:p>
+      <w:pPr>
+        <w:sectPr>
+          <w:pgSz w:w="12240" w:h="15840"/>
+          <w:pgMar w:top="1080" w:right="1240" w:bottom="1080" w:left="1240" w:header="708" w:footer="708" w:gutter="0"/>
+          <w:cols w:space="720"/>
+          <w:docGrid w:linePitch="360"/>
+        </w:sectPr>
+      </w:pPr>
+    </w:p>
+    <w:p>
+      <w:pPr>
+        <w:spacing w:after="340"/>
+      </w:pPr>
+      <w:r>
+        <w:rPr>
+          <w:rFonts w:ascii="Cambria" w:eastAsia="Cambria" w:hAnsi="Cambria" w:cs="Cambria"/>
+          <w:b/>
+          <w:bCs/>
+          <w:color w:val="1B4332"/>
+          <w:sz w:val="36"/>
+          <w:szCs w:val="36"/>
+        </w:rPr>
+        <w:lastRenderedPageBreak/>
+        <w:t>Daftar Isi</w:t>
+      </w:r>
+    </w:p>
+    <w:p>
+      <w:pPr>
+        <w:tabs>
+          <w:tab w:val="right" w:leader="dot" w:pos="9026"/>
+        </w:tabs>
+        <w:spacing w:after="160"/>
+      </w:pPr>
+      <w:r>
+        <w:rPr>
+          <w:rFonts w:ascii="Cambria" w:eastAsia="Cambria" w:hAnsi="Cambria" w:cs="Cambria"/>
+          <w:b/>
+          <w:bCs/>
+          <w:color w:val="B8892E"/>
+        </w:rPr>
+        <w:t xml:space="preserve">01   </w:t>
+      </w:r>
+      <w:r>
+        <w:rPr>
+          <w:rFonts w:ascii="Cambria" w:eastAsia="Cambria" w:hAnsi="Cambria" w:cs="Cambria"/>
+        </w:rPr>
+        <w:t>Pengenalan Sistem</w:t>
+      </w:r>
+      <w:r>
+        <w:rPr>
+          <w:color w:val="6B7280"/>
+          <w:sz w:val="20"/>
+          <w:szCs w:val="20"/>
+        </w:rPr>
+        <w:tab/>
+        <w:t>01</w:t>
+      </w:r>
+    </w:p>
+    <w:p>
+      <w:pPr>
+        <w:tabs>
+          <w:tab w:val="right" w:leader="dot" w:pos="9026"/>
+        </w:tabs>
+        <w:spacing w:after="160"/>
+      </w:pPr>
+      <w:r>
+        <w:rPr>
+          <w:rFonts w:ascii="Cambria" w:eastAsia="Cambria" w:hAnsi="Cambria" w:cs="Cambria"/>
+          <w:b/>
+          <w:bCs/>
+          <w:color w:val="B8892E"/>
+        </w:rPr>
+        <w:t xml:space="preserve">02   </w:t>
+      </w:r>
+      <w:r>
+        <w:rPr>
+          <w:rFonts w:ascii="Cambria" w:eastAsia="Cambria" w:hAnsi="Cambria" w:cs="Cambria"/>
+        </w:rPr>
+        <w:t>Cara Login ke CMS</w:t>
+      </w:r>
+      <w:r>
+        <w:rPr>
+          <w:color w:val="6B7280"/>
+          <w:sz w:val="20"/>
+          <w:szCs w:val="20"/>
+        </w:rPr>
+        <w:tab/>
+        <w:t>02</w:t>
+      </w:r>
+    </w:p>
+    <w:p>
+      <w:pPr>
+        <w:tabs>
+          <w:tab w:val="right" w:leader="dot" w:pos="9026"/>
+        </w:tabs>
+        <w:spacing w:after="160"/>
+      </w:pPr>
+      <w:r>
+        <w:rPr>
+          <w:rFonts w:ascii="Cambria" w:eastAsia="Cambria" w:hAnsi="Cambria" w:cs="Cambria"/>
+          <w:b/>
+          <w:bCs/>
+          <w:color w:val="B8892E"/>
+        </w:rPr>
+        <w:t xml:space="preserve">03   </w:t>
+      </w:r>
+      <w:r>
+        <w:rPr>
+          <w:rFonts w:ascii="Cambria" w:eastAsia="Cambria" w:hAnsi="Cambria" w:cs="Cambria"/>
+        </w:rPr>
+        <w:t>Mengelola Berita</w:t>
+      </w:r>
+      <w:r>
+        <w:rPr>
+          <w:color w:val="6B7280"/>
+          <w:sz w:val="20"/>
+          <w:szCs w:val="20"/>
+        </w:rPr>
+        <w:tab/>
+        <w:t>03</w:t>
+      </w:r>
+    </w:p>
+    <w:p>
+      <w:pPr>
+        <w:tabs>
+          <w:tab w:val="right" w:leader="dot" w:pos="9026"/>
+        </w:tabs>
+        <w:spacing w:after="160"/>
+      </w:pPr>
+      <w:r>
+        <w:rPr>
+          <w:rFonts w:ascii="Cambria" w:eastAsia="Cambria" w:hAnsi="Cambria" w:cs="Cambria"/>
+          <w:b/>
+          <w:bCs/>
+          <w:color w:val="B8892E"/>
+        </w:rPr>
+        <w:t xml:space="preserve">04   </w:t>
+      </w:r>
+      <w:r>
+        <w:rPr>
+          <w:rFonts w:ascii="Cambria" w:eastAsia="Cambria" w:hAnsi="Cambria" w:cs="Cambria"/>
+        </w:rPr>
+        <w:t>Mengelola Pengumuman &amp; Agenda</w:t>
+      </w:r>
+      <w:r>
+        <w:rPr>
+          <w:color w:val="6B7280"/>
+          <w:sz w:val="20"/>
+          <w:szCs w:val="20"/>
+        </w:rPr>
+        <w:tab/>
+        <w:t>04</w:t>
+      </w:r>
+    </w:p>
+    <w:p>
+      <w:pPr>
+        <w:tabs>
+          <w:tab w:val="right" w:leader="dot" w:pos="9026"/>
+        </w:tabs>
+        <w:spacing w:after="160"/>
+      </w:pPr>
+      <w:r>
+        <w:rPr>
+          <w:rFonts w:ascii="Cambria" w:eastAsia="Cambria" w:hAnsi="Cambria" w:cs="Cambria"/>
+          <w:b/>
+          <w:bCs/>
+          <w:color w:val="B8892E"/>
+        </w:rPr>
+        <w:t xml:space="preserve">05   </w:t>
+      </w:r>
+      <w:r>
+        <w:rPr>
+          <w:rFonts w:ascii="Cambria" w:eastAsia="Cambria" w:hAnsi="Cambria" w:cs="Cambria"/>
+        </w:rPr>
+        <w:t>Mengelola UMKM (Belanja)</w:t>
+      </w:r>
+      <w:r>
+        <w:rPr>
+          <w:color w:val="6B7280"/>
+          <w:sz w:val="20"/>
+          <w:szCs w:val="20"/>
+        </w:rPr>
+        <w:tab/>
+        <w:t>05</w:t>
+      </w:r>
+    </w:p>
+    <w:p>
+      <w:pPr>
+        <w:tabs>
+          <w:tab w:val="right" w:leader="dot" w:pos="9026"/>
+        </w:tabs>
+        <w:spacing w:after="160"/>
+      </w:pPr>
+      <w:r>
+        <w:rPr>
+          <w:rFonts w:ascii="Cambria" w:eastAsia="Cambria" w:hAnsi="Cambria" w:cs="Cambria"/>
+          <w:b/>
+          <w:bCs/>
+          <w:color w:val="B8892E"/>
+        </w:rPr>
+        <w:t xml:space="preserve">06   </w:t>
+      </w:r>
+      <w:r>
+        <w:rPr>
+          <w:rFonts w:ascii="Cambria" w:eastAsia="Cambria" w:hAnsi="Cambria" w:cs="Cambria"/>
+        </w:rPr>
+        <w:t>Mengelola Wisata</w:t>
+      </w:r>
+      <w:r>
+        <w:rPr>
+          <w:color w:val="6B7280"/>
+          <w:sz w:val="20"/>
+          <w:szCs w:val="20"/>
+        </w:rPr>
+        <w:tab/>
+        <w:t>06</w:t>
+      </w:r>
+    </w:p>
+    <w:p>
+      <w:pPr>
+        <w:tabs>
+          <w:tab w:val="right" w:leader="dot" w:pos="9026"/>
+        </w:tabs>
+        <w:spacing w:after="160"/>
+      </w:pPr>
+      <w:r>
+        <w:rPr>
+          <w:rFonts w:ascii="Cambria" w:eastAsia="Cambria" w:hAnsi="Cambria" w:cs="Cambria"/>
+          <w:b/>
+          <w:bCs/>
+          <w:color w:val="B8892E"/>
+        </w:rPr>
+        <w:t xml:space="preserve">07   </w:t>
+      </w:r>
+      <w:r>
+        <w:rPr>
+          <w:rFonts w:ascii="Cambria" w:eastAsia="Cambria" w:hAnsi="Cambria" w:cs="Cambria"/>
+        </w:rPr>
+        <w:t>Mengelola Galeri Foto</w:t>
+      </w:r>
+      <w:r>
+        <w:rPr>
+          <w:color w:val="6B7280"/>
+          <w:sz w:val="20"/>
+          <w:szCs w:val="20"/>
+        </w:rPr>
+        <w:tab/>
+        <w:t>07</w:t>
+      </w:r>
+    </w:p>
+    <w:p>
+      <w:pPr>
+        <w:tabs>
+          <w:tab w:val="right" w:leader="dot" w:pos="9026"/>
+        </w:tabs>
+        <w:spacing w:after="160"/>
+      </w:pPr>
+      <w:r>
+        <w:rPr>
+          <w:rFonts w:ascii="Cambria" w:eastAsia="Cambria" w:hAnsi="Cambria" w:cs="Cambria"/>
+          <w:b/>
+          <w:bCs/>
+          <w:color w:val="B8892E"/>
+        </w:rPr>
+        <w:t xml:space="preserve">08   </w:t>
+      </w:r>
+      <w:r>
+        <w:rPr>
+          <w:rFonts w:ascii="Cambria" w:eastAsia="Cambria" w:hAnsi="Cambria" w:cs="Cambria"/>
+        </w:rPr>
+        <w:t>Mengelola Perangkat Desa</w:t>
+      </w:r>
+      <w:r>
+        <w:rPr>
+          <w:color w:val="6B7280"/>
+          <w:sz w:val="20"/>
+          <w:szCs w:val="20"/>
+        </w:rPr>
+        <w:tab/>
+        <w:t>08</w:t>
+      </w:r>
+    </w:p>
+    <w:p>
+      <w:pPr>
+        <w:tabs>
+          <w:tab w:val="right" w:leader="dot" w:pos="9026"/>
+        </w:tabs>
+        <w:spacing w:after="160"/>
+      </w:pPr>
+      <w:r>
+        <w:rPr>
+          <w:rFonts w:ascii="Cambria" w:eastAsia="Cambria" w:hAnsi="Cambria" w:cs="Cambria"/>
+          <w:b/>
+          <w:bCs/>
+          <w:color w:val="B8892E"/>
+        </w:rPr>
+        <w:t xml:space="preserve">09   </w:t>
+      </w:r>
+      <w:r>
+        <w:rPr>
+          <w:rFonts w:ascii="Cambria" w:eastAsia="Cambria" w:hAnsi="Cambria" w:cs="Cambria"/>
+        </w:rPr>
+        <w:t>Mengelola FAQ</w:t>
+      </w:r>
+      <w:r>
+        <w:rPr>
+          <w:color w:val="6B7280"/>
+          <w:sz w:val="20"/>
+          <w:szCs w:val="20"/>
+        </w:rPr>
+        <w:tab/>
+        <w:t>09</w:t>
+      </w:r>
+    </w:p>
+    <w:p>
+      <w:pPr>
+        <w:tabs>
+          <w:tab w:val="right" w:leader="dot" w:pos="9026"/>
+        </w:tabs>
+        <w:spacing w:after="160"/>
+      </w:pPr>
+      <w:r>
+        <w:rPr>
+          <w:rFonts w:ascii="Cambria" w:eastAsia="Cambria" w:hAnsi="Cambria" w:cs="Cambria"/>
+          <w:b/>
+          <w:bCs/>
+          <w:color w:val="B8892E"/>
+        </w:rPr>
+        <w:t xml:space="preserve">10   </w:t>
+      </w:r>
+      <w:r>
+        <w:rPr>
+          <w:rFonts w:ascii="Cambria" w:eastAsia="Cambria" w:hAnsi="Cambria" w:cs="Cambria"/>
+        </w:rPr>
+        <w:t>Mengelola Infografis</w:t>
+      </w:r>
+      <w:r>
+        <w:rPr>
+          <w:color w:val="6B7280"/>
+          <w:sz w:val="20"/>
+          <w:szCs w:val="20"/>
+        </w:rPr>
+        <w:tab/>
+        <w:t>10</w:t>
+      </w:r>
+    </w:p>
+    <w:p>
+      <w:pPr>
+        <w:tabs>
+          <w:tab w:val="right" w:leader="dot" w:pos="9026"/>
+        </w:tabs>
+        <w:spacing w:after="160"/>
+      </w:pPr>
+      <w:r>
+        <w:rPr>
+          <w:rFonts w:ascii="Cambria" w:eastAsia="Cambria" w:hAnsi="Cambria" w:cs="Cambria"/>
+          <w:b/>
+          <w:bCs/>
+          <w:color w:val="B8892E"/>
+        </w:rPr>
+        <w:t xml:space="preserve">11   </w:t>
+      </w:r>
+      <w:r>
+        <w:rPr>
+          <w:rFonts w:ascii="Cambria" w:eastAsia="Cambria" w:hAnsi="Cambria" w:cs="Cambria"/>
+        </w:rPr>
+        <w:t>Pengaturan Situs</w:t>
+      </w:r>
+      <w:r>
+        <w:rPr>
+          <w:color w:val="6B7280"/>
+          <w:sz w:val="20"/>
+          <w:szCs w:val="20"/>
+        </w:rPr>
+        <w:tab/>
+        <w:t>11</w:t>
+      </w:r>
+    </w:p>
+    <w:p>
+      <w:pPr>
+        <w:tabs>
+          <w:tab w:val="right" w:leader="dot" w:pos="9026"/>
+        </w:tabs>
+        <w:spacing w:after="160"/>
+      </w:pPr>
+      <w:r>
+        <w:rPr>
+          <w:rFonts w:ascii="Cambria" w:eastAsia="Cambria" w:hAnsi="Cambria" w:cs="Cambria"/>
+          <w:b/>
+          <w:bCs/>
+          <w:color w:val="B8892E"/>
+        </w:rPr>
+        <w:t xml:space="preserve">12   </w:t>
+      </w:r>
+      <w:r>
+        <w:rPr>
+          <w:rFonts w:ascii="Cambria" w:eastAsia="Cambria" w:hAnsi="Cambria" w:cs="Cambria"/>
+        </w:rPr>
+        <w:t>Troubleshooting (Masalah Umum)</w:t>
+      </w:r>
+      <w:r>
+        <w:rPr>
+          <w:color w:val="6B7280"/>
+          <w:sz w:val="20"/>
+          <w:szCs w:val="20"/>
+        </w:rPr>
+        <w:tab/>
+        <w:t>12</w:t>
+      </w:r>
+    </w:p>
+    <w:p>
+      <w:r>
+        <w:br w:type="page"/>
+      </w:r>
+    </w:p>
+    <w:p>
+      <w:pPr>
+        <w:sectPr>
+          <w:pgSz w:w="12240" w:h="15840"/>
+          <w:pgMar w:top="1080" w:right="1240" w:bottom="1080" w:left="1240" w:header="708" w:footer="708" w:gutter="0"/>
+          <w:cols w:space="720"/>
+          <w:docGrid w:linePitch="360"/>
+        </w:sectPr>
+      </w:pPr>
+    </w:p>
+    <w:p>
+      <w:pPr>
+        <w:spacing w:before="200" w:after="60"/>
+      </w:pPr>
+      <w:r>
+        <w:rPr>
+          <w:rFonts w:ascii="Cambria" w:eastAsia="Cambria" w:hAnsi="Cambria" w:cs="Cambria"/>
+          <w:b/>
+          <w:bCs/>
+          <w:color w:val="B8892E"/>
+        </w:rPr>
+        <w:lastRenderedPageBreak/>
+        <w:t>BAGIAN 01</w:t>
+      </w:r>
+    </w:p>
+    <w:p>
+      <w:pPr>
+        <w:pBdr>
+          <w:bottom w:val="single" w:sz="12" w:space="10" w:color="B8892E"/>
+        </w:pBdr>
+        <w:spacing w:after="300"/>
+      </w:pPr>
+      <w:r>
+        <w:rPr>
+          <w:rFonts w:ascii="Cambria" w:eastAsia="Cambria" w:hAnsi="Cambria" w:cs="Cambria"/>
+          <w:b/>
+          <w:bCs/>
+          <w:color w:val="1B4332"/>
+          <w:sz w:val="40"/>
+          <w:szCs w:val="40"/>
+        </w:rPr>
+        <w:t>Pengenalan Sistem</w:t>
+      </w:r>
+    </w:p>
+    <w:p>
+      <w:pPr>
+        <w:spacing w:after="180" w:line="288" w:lineRule="auto"/>
+      </w:pPr>
+      <w:r>
+        <w:t>Website Desa Makmurjaya dikelola menggunakan sistem CMS (Content Management System) yang memungkinkan Anda mengedit konten website langsung dari browser — seperti mengedit dokumen Word, tetapi hasilnya langsung tampil di website.</w:t>
+      </w:r>
+    </w:p>
+    <w:p>
+      <w:pPr>
+        <w:pStyle w:val="Heading3"/>
+        <w:keepNext/>
+        <w:spacing w:before="360" w:after="200"/>
+      </w:pPr>
+      <w:r>
+        <w:rPr>
+          <w:rFonts w:ascii="Cambria" w:eastAsia="Cambria" w:hAnsi="Cambria" w:cs="Cambria"/>
           <w:b/>
           <w:bCs/>
           <w:color w:val="1F2421"/>
           <w:sz w:val="21"/>
           <w:szCs w:val="21"/>
         </w:rPr>
-        <w:t xml:space="preserve">Ditujukan untuk: Pak Hendra</w:t>
-      </w:r>
-    </w:p>
-    <w:p>
-      <w:pPr>
-        <w:spacing w:after="380"/>
-        <w:jc w:val="center"/>
-      </w:pPr>
-      <w:r>
-        <w:rPr>
-          <w:rFonts w:ascii="Calibri" w:cs="Calibri" w:eastAsia="Calibri" w:hAnsi="Calibri"/>
-          <w:color w:val="6B7280"/>
-          <w:sz w:val="19"/>
-          <w:szCs w:val="19"/>
-        </w:rPr>
-        <w:t xml:space="preserve">(Pengelola Website Desa)</w:t>
-      </w:r>
-    </w:p>
-    <w:p>
-      <w:pPr>
-        <w:spacing w:after="60"/>
-        <w:jc w:val="center"/>
-      </w:pPr>
-      <w:r>
-        <w:rPr>
-          <w:rFonts w:ascii="Calibri" w:cs="Calibri" w:eastAsia="Calibri" w:hAnsi="Calibri"/>
-          <w:color w:val="6B7280"/>
-          <w:sz w:val="18"/>
-          <w:szCs w:val="18"/>
-        </w:rPr>
-        <w:t xml:space="preserve">Disusun oleh</w:t>
-      </w:r>
-    </w:p>
-    <w:p>
-      <w:pPr>
-        <w:spacing w:after="20"/>
-        <w:jc w:val="center"/>
-      </w:pPr>
-      <w:r>
-        <w:rPr>
-          <w:rFonts w:ascii="Cambria" w:cs="Cambria" w:eastAsia="Cambria" w:hAnsi="Cambria"/>
-          <w:b/>
-          <w:bCs/>
-          <w:color w:val="1F2421"/>
-          <w:sz w:val="26"/>
-          <w:szCs w:val="26"/>
-        </w:rPr>
-        <w:t xml:space="preserve">Muhamad Tristan Farand</w:t>
-      </w:r>
-    </w:p>
-    <w:p>
-      <w:pPr>
-        <w:jc w:val="center"/>
-      </w:pPr>
-      <w:r>
-        <w:rPr>
-          <w:rFonts w:ascii="Calibri" w:cs="Calibri" w:eastAsia="Calibri" w:hAnsi="Calibri"/>
-          <w:b/>
-          <w:bCs/>
-          <w:color w:val="B8892E"/>
-          <w:sz w:val="20"/>
-          <w:szCs w:val="20"/>
-        </w:rPr>
-        <w:t xml:space="preserve">KKN IPB 2026</w:t>
-      </w:r>
-    </w:p>
-    <w:p>
-      <w:r>
-        <w:br w:type="page"/>
-      </w:r>
-    </w:p>
-    <w:p>
-      <w:pPr>
-        <w:sectPr>
-          <w:pgSz w:w="12240" w:h="15840" w:orient="portrait"/>
-          <w:pgMar w:top="1080" w:right="1240" w:bottom="1080" w:left="1240" w:header="708" w:footer="708" w:gutter="0"/>
-          <w:pgNumType/>
-          <w:docGrid w:linePitch="360"/>
-        </w:sectPr>
-      </w:pPr>
-    </w:p>
-    <w:p>
-      <w:pPr>
-        <w:spacing w:after="340"/>
-      </w:pPr>
-      <w:r>
-        <w:rPr>
-          <w:rFonts w:ascii="Cambria" w:cs="Cambria" w:eastAsia="Cambria" w:hAnsi="Cambria"/>
-          <w:b/>
-          <w:bCs/>
-          <w:color w:val="1B4332"/>
-          <w:sz w:val="36"/>
-          <w:szCs w:val="36"/>
-        </w:rPr>
-        <w:t xml:space="preserve">Daftar Isi</w:t>
-      </w:r>
-    </w:p>
-    <w:p>
-      <w:pPr>
-        <w:tabs>
-          <w:tab w:val="right" w:pos="9026" w:leader="dot"/>
-        </w:tabs>
-        <w:spacing w:after="160"/>
-      </w:pPr>
-      <w:r>
-        <w:rPr>
-          <w:rFonts w:ascii="Cambria" w:cs="Cambria" w:eastAsia="Cambria" w:hAnsi="Cambria"/>
-          <w:b/>
-          <w:bCs/>
-          <w:color w:val="B8892E"/>
-          <w:sz w:val="22"/>
-          <w:szCs w:val="22"/>
-        </w:rPr>
-        <w:t xml:space="preserve">01   </w:t>
-      </w:r>
-      <w:r>
-        <w:rPr>
-          <w:rFonts w:ascii="Cambria" w:cs="Cambria" w:eastAsia="Cambria" w:hAnsi="Cambria"/>
-          <w:color w:val="1F2421"/>
-          <w:sz w:val="22"/>
-          <w:szCs w:val="22"/>
-        </w:rPr>
-        <w:t xml:space="preserve">Pengenalan Sistem</w:t>
-      </w:r>
-      <w:r>
-        <w:rPr>
-          <w:rFonts w:ascii="Calibri" w:cs="Calibri" w:eastAsia="Calibri" w:hAnsi="Calibri"/>
-          <w:color w:val="6B7280"/>
-          <w:sz w:val="20"/>
-          <w:szCs w:val="20"/>
-        </w:rPr>
-        <w:t xml:space="preserve">	§01</w:t>
-      </w:r>
-    </w:p>
-    <w:p>
-      <w:pPr>
-        <w:tabs>
-          <w:tab w:val="right" w:pos="9026" w:leader="dot"/>
-        </w:tabs>
-        <w:spacing w:after="160"/>
-      </w:pPr>
-      <w:r>
-        <w:rPr>
-          <w:rFonts w:ascii="Cambria" w:cs="Cambria" w:eastAsia="Cambria" w:hAnsi="Cambria"/>
-          <w:b/>
-          <w:bCs/>
-          <w:color w:val="B8892E"/>
-          <w:sz w:val="22"/>
-          <w:szCs w:val="22"/>
-        </w:rPr>
-        <w:t xml:space="preserve">02   </w:t>
-      </w:r>
-      <w:r>
-        <w:rPr>
-          <w:rFonts w:ascii="Cambria" w:cs="Cambria" w:eastAsia="Cambria" w:hAnsi="Cambria"/>
-          <w:color w:val="1F2421"/>
-          <w:sz w:val="22"/>
-          <w:szCs w:val="22"/>
-        </w:rPr>
-        <w:t xml:space="preserve">Cara Login ke CMS</w:t>
-      </w:r>
-      <w:r>
-        <w:rPr>
-          <w:rFonts w:ascii="Calibri" w:cs="Calibri" w:eastAsia="Calibri" w:hAnsi="Calibri"/>
-          <w:color w:val="6B7280"/>
-          <w:sz w:val="20"/>
-          <w:szCs w:val="20"/>
-        </w:rPr>
-        <w:t xml:space="preserve">	§02</w:t>
-      </w:r>
-    </w:p>
-    <w:p>
-      <w:pPr>
-        <w:tabs>
-          <w:tab w:val="right" w:pos="9026" w:leader="dot"/>
-        </w:tabs>
-        <w:spacing w:after="160"/>
-      </w:pPr>
-      <w:r>
-        <w:rPr>
-          <w:rFonts w:ascii="Cambria" w:cs="Cambria" w:eastAsia="Cambria" w:hAnsi="Cambria"/>
-          <w:b/>
-          <w:bCs/>
-          <w:color w:val="B8892E"/>
-          <w:sz w:val="22"/>
-          <w:szCs w:val="22"/>
-        </w:rPr>
-        <w:t xml:space="preserve">03   </w:t>
-      </w:r>
-      <w:r>
-        <w:rPr>
-          <w:rFonts w:ascii="Cambria" w:cs="Cambria" w:eastAsia="Cambria" w:hAnsi="Cambria"/>
-          <w:color w:val="1F2421"/>
-          <w:sz w:val="22"/>
-          <w:szCs w:val="22"/>
-        </w:rPr>
-        <w:t xml:space="preserve">Mengelola Berita</w:t>
-      </w:r>
-      <w:r>
-        <w:rPr>
-          <w:rFonts w:ascii="Calibri" w:cs="Calibri" w:eastAsia="Calibri" w:hAnsi="Calibri"/>
-          <w:color w:val="6B7280"/>
-          <w:sz w:val="20"/>
-          <w:szCs w:val="20"/>
-        </w:rPr>
-        <w:t xml:space="preserve">	§03</w:t>
-      </w:r>
-    </w:p>
-    <w:p>
-      <w:pPr>
-        <w:tabs>
-          <w:tab w:val="right" w:pos="9026" w:leader="dot"/>
-        </w:tabs>
-        <w:spacing w:after="160"/>
-      </w:pPr>
-      <w:r>
-        <w:rPr>
-          <w:rFonts w:ascii="Cambria" w:cs="Cambria" w:eastAsia="Cambria" w:hAnsi="Cambria"/>
-          <w:b/>
-          <w:bCs/>
-          <w:color w:val="B8892E"/>
-          <w:sz w:val="22"/>
-          <w:szCs w:val="22"/>
-        </w:rPr>
-        <w:t xml:space="preserve">04   </w:t>
-      </w:r>
-      <w:r>
-        <w:rPr>
-          <w:rFonts w:ascii="Cambria" w:cs="Cambria" w:eastAsia="Cambria" w:hAnsi="Cambria"/>
-          <w:color w:val="1F2421"/>
-          <w:sz w:val="22"/>
-          <w:szCs w:val="22"/>
-        </w:rPr>
-        <w:t xml:space="preserve">Mengelola Pengumuman &amp; Agenda</w:t>
-      </w:r>
-      <w:r>
-        <w:rPr>
-          <w:rFonts w:ascii="Calibri" w:cs="Calibri" w:eastAsia="Calibri" w:hAnsi="Calibri"/>
-          <w:color w:val="6B7280"/>
-          <w:sz w:val="20"/>
-          <w:szCs w:val="20"/>
-        </w:rPr>
-        <w:t xml:space="preserve">	§04</w:t>
-      </w:r>
-    </w:p>
-    <w:p>
-      <w:pPr>
-        <w:tabs>
-          <w:tab w:val="right" w:pos="9026" w:leader="dot"/>
-        </w:tabs>
-        <w:spacing w:after="160"/>
-      </w:pPr>
-      <w:r>
-        <w:rPr>
-          <w:rFonts w:ascii="Cambria" w:cs="Cambria" w:eastAsia="Cambria" w:hAnsi="Cambria"/>
-          <w:b/>
-          <w:bCs/>
-          <w:color w:val="B8892E"/>
-          <w:sz w:val="22"/>
-          <w:szCs w:val="22"/>
-        </w:rPr>
-        <w:t xml:space="preserve">05   </w:t>
-      </w:r>
-      <w:r>
-        <w:rPr>
-          <w:rFonts w:ascii="Cambria" w:cs="Cambria" w:eastAsia="Cambria" w:hAnsi="Cambria"/>
-          <w:color w:val="1F2421"/>
-          <w:sz w:val="22"/>
-          <w:szCs w:val="22"/>
-        </w:rPr>
-        <w:t xml:space="preserve">Mengelola UMKM (Belanja)</w:t>
-      </w:r>
-      <w:r>
-        <w:rPr>
-          <w:rFonts w:ascii="Calibri" w:cs="Calibri" w:eastAsia="Calibri" w:hAnsi="Calibri"/>
-          <w:color w:val="6B7280"/>
-          <w:sz w:val="20"/>
-          <w:szCs w:val="20"/>
-        </w:rPr>
-        <w:t xml:space="preserve">	§05</w:t>
-      </w:r>
-    </w:p>
-    <w:p>
-      <w:pPr>
-        <w:tabs>
-          <w:tab w:val="right" w:pos="9026" w:leader="dot"/>
-        </w:tabs>
-        <w:spacing w:after="160"/>
-      </w:pPr>
-      <w:r>
-        <w:rPr>
-          <w:rFonts w:ascii="Cambria" w:cs="Cambria" w:eastAsia="Cambria" w:hAnsi="Cambria"/>
-          <w:b/>
-          <w:bCs/>
-          <w:color w:val="B8892E"/>
-          <w:sz w:val="22"/>
-          <w:szCs w:val="22"/>
-        </w:rPr>
-        <w:t xml:space="preserve">06   </w:t>
-      </w:r>
-      <w:r>
-        <w:rPr>
-          <w:rFonts w:ascii="Cambria" w:cs="Cambria" w:eastAsia="Cambria" w:hAnsi="Cambria"/>
-          <w:color w:val="1F2421"/>
-          <w:sz w:val="22"/>
-          <w:szCs w:val="22"/>
-        </w:rPr>
-        <w:t xml:space="preserve">Mengelola Wisata</w:t>
-      </w:r>
-      <w:r>
-        <w:rPr>
-          <w:rFonts w:ascii="Calibri" w:cs="Calibri" w:eastAsia="Calibri" w:hAnsi="Calibri"/>
-          <w:color w:val="6B7280"/>
-          <w:sz w:val="20"/>
-          <w:szCs w:val="20"/>
-        </w:rPr>
-        <w:t xml:space="preserve">	§06</w:t>
-      </w:r>
-    </w:p>
-    <w:p>
-      <w:pPr>
-        <w:tabs>
-          <w:tab w:val="right" w:pos="9026" w:leader="dot"/>
-        </w:tabs>
-        <w:spacing w:after="160"/>
-      </w:pPr>
-      <w:r>
-        <w:rPr>
-          <w:rFonts w:ascii="Cambria" w:cs="Cambria" w:eastAsia="Cambria" w:hAnsi="Cambria"/>
-          <w:b/>
-          <w:bCs/>
-          <w:color w:val="B8892E"/>
-          <w:sz w:val="22"/>
-          <w:szCs w:val="22"/>
-        </w:rPr>
-        <w:t xml:space="preserve">07   </w:t>
-      </w:r>
-      <w:r>
-        <w:rPr>
-          <w:rFonts w:ascii="Cambria" w:cs="Cambria" w:eastAsia="Cambria" w:hAnsi="Cambria"/>
-          <w:color w:val="1F2421"/>
-          <w:sz w:val="22"/>
-          <w:szCs w:val="22"/>
-        </w:rPr>
-        <w:t xml:space="preserve">Mengelola Galeri Foto</w:t>
-      </w:r>
-      <w:r>
-        <w:rPr>
-          <w:rFonts w:ascii="Calibri" w:cs="Calibri" w:eastAsia="Calibri" w:hAnsi="Calibri"/>
-          <w:color w:val="6B7280"/>
-          <w:sz w:val="20"/>
-          <w:szCs w:val="20"/>
-        </w:rPr>
-        <w:t xml:space="preserve">	§07</w:t>
-      </w:r>
-    </w:p>
-    <w:p>
-      <w:pPr>
-        <w:tabs>
-          <w:tab w:val="right" w:pos="9026" w:leader="dot"/>
-        </w:tabs>
-        <w:spacing w:after="160"/>
-      </w:pPr>
-      <w:r>
-        <w:rPr>
-          <w:rFonts w:ascii="Cambria" w:cs="Cambria" w:eastAsia="Cambria" w:hAnsi="Cambria"/>
-          <w:b/>
-          <w:bCs/>
-          <w:color w:val="B8892E"/>
-          <w:sz w:val="22"/>
-          <w:szCs w:val="22"/>
-        </w:rPr>
-        <w:t xml:space="preserve">08   </w:t>
-      </w:r>
-      <w:r>
-        <w:rPr>
-          <w:rFonts w:ascii="Cambria" w:cs="Cambria" w:eastAsia="Cambria" w:hAnsi="Cambria"/>
-          <w:color w:val="1F2421"/>
-          <w:sz w:val="22"/>
-          <w:szCs w:val="22"/>
-        </w:rPr>
-        <w:t xml:space="preserve">Mengelola Perangkat Desa</w:t>
-      </w:r>
-      <w:r>
-        <w:rPr>
-          <w:rFonts w:ascii="Calibri" w:cs="Calibri" w:eastAsia="Calibri" w:hAnsi="Calibri"/>
-          <w:color w:val="6B7280"/>
-          <w:sz w:val="20"/>
-          <w:szCs w:val="20"/>
-        </w:rPr>
-        <w:t xml:space="preserve">	§08</w:t>
-      </w:r>
-    </w:p>
-    <w:p>
-      <w:pPr>
-        <w:tabs>
-          <w:tab w:val="right" w:pos="9026" w:leader="dot"/>
-        </w:tabs>
-        <w:spacing w:after="160"/>
-      </w:pPr>
-      <w:r>
-        <w:rPr>
-          <w:rFonts w:ascii="Cambria" w:cs="Cambria" w:eastAsia="Cambria" w:hAnsi="Cambria"/>
-          <w:b/>
-          <w:bCs/>
-          <w:color w:val="B8892E"/>
-          <w:sz w:val="22"/>
-          <w:szCs w:val="22"/>
-        </w:rPr>
-        <w:t xml:space="preserve">09   </w:t>
-      </w:r>
-      <w:r>
-        <w:rPr>
-          <w:rFonts w:ascii="Cambria" w:cs="Cambria" w:eastAsia="Cambria" w:hAnsi="Cambria"/>
-          <w:color w:val="1F2421"/>
-          <w:sz w:val="22"/>
-          <w:szCs w:val="22"/>
-        </w:rPr>
-        <w:t xml:space="preserve">Mengelola FAQ</w:t>
-      </w:r>
-      <w:r>
-        <w:rPr>
-          <w:rFonts w:ascii="Calibri" w:cs="Calibri" w:eastAsia="Calibri" w:hAnsi="Calibri"/>
-          <w:color w:val="6B7280"/>
-          <w:sz w:val="20"/>
-          <w:szCs w:val="20"/>
-        </w:rPr>
-        <w:t xml:space="preserve">	§09</w:t>
-      </w:r>
-    </w:p>
-    <w:p>
-      <w:pPr>
-        <w:tabs>
-          <w:tab w:val="right" w:pos="9026" w:leader="dot"/>
-        </w:tabs>
-        <w:spacing w:after="160"/>
-      </w:pPr>
-      <w:r>
-        <w:rPr>
-          <w:rFonts w:ascii="Cambria" w:cs="Cambria" w:eastAsia="Cambria" w:hAnsi="Cambria"/>
-          <w:b/>
-          <w:bCs/>
-          <w:color w:val="B8892E"/>
-          <w:sz w:val="22"/>
-          <w:szCs w:val="22"/>
-        </w:rPr>
-        <w:t xml:space="preserve">10   </w:t>
-      </w:r>
-      <w:r>
-        <w:rPr>
-          <w:rFonts w:ascii="Cambria" w:cs="Cambria" w:eastAsia="Cambria" w:hAnsi="Cambria"/>
-          <w:color w:val="1F2421"/>
-          <w:sz w:val="22"/>
-          <w:szCs w:val="22"/>
-        </w:rPr>
-        <w:t xml:space="preserve">Mengelola Infografis</w:t>
-      </w:r>
-      <w:r>
-        <w:rPr>
-          <w:rFonts w:ascii="Calibri" w:cs="Calibri" w:eastAsia="Calibri" w:hAnsi="Calibri"/>
-          <w:color w:val="6B7280"/>
-          <w:sz w:val="20"/>
-          <w:szCs w:val="20"/>
-        </w:rPr>
-        <w:t xml:space="preserve">	§10</w:t>
-      </w:r>
-    </w:p>
-    <w:p>
-      <w:pPr>
-        <w:tabs>
-          <w:tab w:val="right" w:pos="9026" w:leader="dot"/>
-        </w:tabs>
-        <w:spacing w:after="160"/>
-      </w:pPr>
-      <w:r>
-        <w:rPr>
-          <w:rFonts w:ascii="Cambria" w:cs="Cambria" w:eastAsia="Cambria" w:hAnsi="Cambria"/>
-          <w:b/>
-          <w:bCs/>
-          <w:color w:val="B8892E"/>
-          <w:sz w:val="22"/>
-          <w:szCs w:val="22"/>
-        </w:rPr>
-        <w:t xml:space="preserve">11   </w:t>
-      </w:r>
-      <w:r>
-        <w:rPr>
-          <w:rFonts w:ascii="Cambria" w:cs="Cambria" w:eastAsia="Cambria" w:hAnsi="Cambria"/>
-          <w:color w:val="1F2421"/>
-          <w:sz w:val="22"/>
-          <w:szCs w:val="22"/>
-        </w:rPr>
-        <w:t xml:space="preserve">Pengaturan Situs</w:t>
-      </w:r>
-      <w:r>
-        <w:rPr>
-          <w:rFonts w:ascii="Calibri" w:cs="Calibri" w:eastAsia="Calibri" w:hAnsi="Calibri"/>
-          <w:color w:val="6B7280"/>
-          <w:sz w:val="20"/>
-          <w:szCs w:val="20"/>
-        </w:rPr>
-        <w:t xml:space="preserve">	§11</w:t>
-      </w:r>
-    </w:p>
-    <w:p>
-      <w:pPr>
-        <w:tabs>
-          <w:tab w:val="right" w:pos="9026" w:leader="dot"/>
-        </w:tabs>
-        <w:spacing w:after="160"/>
-      </w:pPr>
-      <w:r>
-        <w:rPr>
-          <w:rFonts w:ascii="Cambria" w:cs="Cambria" w:eastAsia="Cambria" w:hAnsi="Cambria"/>
-          <w:b/>
-          <w:bCs/>
-          <w:color w:val="B8892E"/>
-          <w:sz w:val="22"/>
-          <w:szCs w:val="22"/>
-        </w:rPr>
-        <w:t xml:space="preserve">12   </w:t>
-      </w:r>
-      <w:r>
-        <w:rPr>
-          <w:rFonts w:ascii="Cambria" w:cs="Cambria" w:eastAsia="Cambria" w:hAnsi="Cambria"/>
-          <w:color w:val="1F2421"/>
-          <w:sz w:val="22"/>
-          <w:szCs w:val="22"/>
-        </w:rPr>
-        <w:t xml:space="preserve">Troubleshooting (Masalah Umum)</w:t>
-      </w:r>
-      <w:r>
-        <w:rPr>
-          <w:rFonts w:ascii="Calibri" w:cs="Calibri" w:eastAsia="Calibri" w:hAnsi="Calibri"/>
-          <w:color w:val="6B7280"/>
-          <w:sz w:val="20"/>
-          <w:szCs w:val="20"/>
-        </w:rPr>
-        <w:t xml:space="preserve">	§12</w:t>
-      </w:r>
-    </w:p>
-    <w:p>
-      <w:r>
-        <w:br w:type="page"/>
-      </w:r>
-    </w:p>
-    <w:p>
-      <w:pPr>
-        <w:sectPr>
-          <w:pgSz w:w="12240" w:h="15840" w:orient="portrait"/>
-          <w:pgMar w:top="1080" w:right="1240" w:bottom="1080" w:left="1240" w:header="708" w:footer="708" w:gutter="0"/>
-          <w:pgNumType/>
-          <w:docGrid w:linePitch="360"/>
-        </w:sectPr>
-      </w:pPr>
-    </w:p>
-    <w:p>
-      <w:pPr>
-        <w:spacing w:after="60" w:before="200"/>
-      </w:pPr>
-      <w:r>
-        <w:rPr>
-          <w:rFonts w:ascii="Cambria" w:cs="Cambria" w:eastAsia="Cambria" w:hAnsi="Cambria"/>
-          <w:b/>
-          <w:bCs/>
-          <w:color w:val="B8892E"/>
-          <w:sz w:val="22"/>
-          <w:szCs w:val="22"/>
-        </w:rPr>
-        <w:t xml:space="preserve">BAGIAN 01</w:t>
-      </w:r>
-    </w:p>
-    <w:p>
-      <w:pPr>
-        <w:pBdr>
-          <w:bottom w:val="single" w:color="B8892E" w:sz="12" w:space="10"/>
-        </w:pBdr>
-        <w:spacing w:after="300"/>
-      </w:pPr>
-      <w:r>
-        <w:rPr>
-          <w:rFonts w:ascii="Cambria" w:cs="Cambria" w:eastAsia="Cambria" w:hAnsi="Cambria"/>
-          <w:b/>
-          <w:bCs/>
-          <w:color w:val="1B4332"/>
-          <w:sz w:val="40"/>
-          <w:szCs w:val="40"/>
-        </w:rPr>
-        <w:t xml:space="preserve">Pengenalan Sistem</w:t>
-      </w:r>
-    </w:p>
-    <w:p>
-      <w:pPr>
-        <w:spacing w:after="180" w:line="288"/>
-      </w:pPr>
-      <w:r>
-        <w:rPr>
-          <w:rFonts w:ascii="Calibri" w:cs="Calibri" w:eastAsia="Calibri" w:hAnsi="Calibri"/>
-          <w:color w:val="1F2421"/>
-          <w:sz w:val="22"/>
-          <w:szCs w:val="22"/>
-        </w:rPr>
-        <w:t xml:space="preserve">Website Desa Makmurjaya dikelola menggunakan sistem CMS (Content Management System) yang memungkinkan Anda mengedit konten website langsung dari browser — seperti mengedit dokumen Word, tetapi hasilnya langsung tampil di website.</w:t>
-      </w:r>
-    </w:p>
-    <w:p>
-      <w:pPr>
-        <w:pStyle w:val="Heading3"/>
-        <w:keepNext/>
-        <w:spacing w:after="200" w:before="360"/>
-      </w:pPr>
-      <w:r>
-        <w:rPr>
-          <w:rFonts w:ascii="Cambria" w:cs="Cambria" w:eastAsia="Cambria" w:hAnsi="Cambria"/>
-          <w:b/>
-          <w:bCs/>
-          <w:color w:val="1F2421"/>
-          <w:sz w:val="21"/>
-          <w:szCs w:val="21"/>
-        </w:rPr>
-        <w:t xml:space="preserve">Bagaimana Cara Kerjanya?</w:t>
+        <w:t>Bagaimana Cara Kerjanya?</w:t>
       </w:r>
     </w:p>
     <w:p>
@@ -741,29 +757,17 @@
       </w:pPr>
       <w:r>
         <w:rPr>
-          <w:rFonts w:ascii="Calibri" w:cs="Calibri" w:eastAsia="Calibri" w:hAnsi="Calibri"/>
           <w:b/>
           <w:bCs/>
           <w:color w:val="FFFFFF"/>
           <w:sz w:val="19"/>
           <w:szCs w:val="19"/>
-          <w:shd w:fill="2D6A4F" w:val="clear"/>
+          <w:shd w:val="clear" w:color="auto" w:fill="2D6A4F"/>
         </w:rPr>
         <w:t xml:space="preserve">  1  </w:t>
       </w:r>
       <w:r>
-        <w:t xml:space="preserve">  </w:t>
-      </w:r>
-      <w:r>
-        <w:rPr>
-          <w:rFonts w:ascii="Calibri" w:cs="Calibri" w:eastAsia="Calibri" w:hAnsi="Calibri"/>
-          <w:b w:val="false"/>
-          <w:bCs w:val="false"/>
-          <w:color w:val="1F2421"/>
-          <w:sz w:val="22"/>
-          <w:szCs w:val="22"/>
-        </w:rPr>
-        <w:t xml:space="preserve">Anda login ke halaman admin CMS melalui browser</w:t>
+        <w:t xml:space="preserve">  Anda login ke halaman admin CMS melalui browser</w:t>
       </w:r>
     </w:p>
     <w:p>
@@ -773,29 +777,17 @@
       </w:pPr>
       <w:r>
         <w:rPr>
-          <w:rFonts w:ascii="Calibri" w:cs="Calibri" w:eastAsia="Calibri" w:hAnsi="Calibri"/>
           <w:b/>
           <w:bCs/>
           <w:color w:val="FFFFFF"/>
           <w:sz w:val="19"/>
           <w:szCs w:val="19"/>
-          <w:shd w:fill="2D6A4F" w:val="clear"/>
+          <w:shd w:val="clear" w:color="auto" w:fill="2D6A4F"/>
         </w:rPr>
         <w:t xml:space="preserve">  2  </w:t>
       </w:r>
       <w:r>
-        <w:t xml:space="preserve">  </w:t>
-      </w:r>
-      <w:r>
-        <w:rPr>
-          <w:rFonts w:ascii="Calibri" w:cs="Calibri" w:eastAsia="Calibri" w:hAnsi="Calibri"/>
-          <w:b w:val="false"/>
-          <w:bCs w:val="false"/>
-          <w:color w:val="1F2421"/>
-          <w:sz w:val="22"/>
-          <w:szCs w:val="22"/>
-        </w:rPr>
-        <w:t xml:space="preserve">Edit konten yang diinginkan (berita, pengumuman, foto, dll)</w:t>
+        <w:t xml:space="preserve">  Edit konten yang diinginkan (berita, pengumuman, foto, dll)</w:t>
       </w:r>
     </w:p>
     <w:p>
@@ -805,29 +797,17 @@
       </w:pPr>
       <w:r>
         <w:rPr>
-          <w:rFonts w:ascii="Calibri" w:cs="Calibri" w:eastAsia="Calibri" w:hAnsi="Calibri"/>
           <w:b/>
           <w:bCs/>
           <w:color w:val="FFFFFF"/>
           <w:sz w:val="19"/>
           <w:szCs w:val="19"/>
-          <w:shd w:fill="2D6A4F" w:val="clear"/>
+          <w:shd w:val="clear" w:color="auto" w:fill="2D6A4F"/>
         </w:rPr>
         <w:t xml:space="preserve">  3  </w:t>
       </w:r>
       <w:r>
-        <w:t xml:space="preserve">  </w:t>
-      </w:r>
-      <w:r>
-        <w:rPr>
-          <w:rFonts w:ascii="Calibri" w:cs="Calibri" w:eastAsia="Calibri" w:hAnsi="Calibri"/>
-          <w:b w:val="false"/>
-          <w:bCs w:val="false"/>
-          <w:color w:val="1F2421"/>
-          <w:sz w:val="22"/>
-          <w:szCs w:val="22"/>
-        </w:rPr>
-        <w:t xml:space="preserve">Klik tombol 'Publish' atau 'Simpan'</w:t>
+        <w:t xml:space="preserve">  Klik tombol 'Publish' atau 'Simpan'</w:t>
       </w:r>
     </w:p>
     <w:p>
@@ -837,56 +817,51 @@
       </w:pPr>
       <w:r>
         <w:rPr>
-          <w:rFonts w:ascii="Calibri" w:cs="Calibri" w:eastAsia="Calibri" w:hAnsi="Calibri"/>
           <w:b/>
           <w:bCs/>
           <w:color w:val="FFFFFF"/>
           <w:sz w:val="19"/>
           <w:szCs w:val="19"/>
-          <w:shd w:fill="2D6A4F" w:val="clear"/>
+          <w:shd w:val="clear" w:color="auto" w:fill="2D6A4F"/>
         </w:rPr>
         <w:t xml:space="preserve">  4  </w:t>
       </w:r>
       <w:r>
-        <w:t xml:space="preserve">  </w:t>
-      </w:r>
-      <w:r>
-        <w:rPr>
-          <w:rFonts w:ascii="Calibri" w:cs="Calibri" w:eastAsia="Calibri" w:hAnsi="Calibri"/>
-          <w:b w:val="false"/>
-          <w:bCs w:val="false"/>
-          <w:color w:val="1F2421"/>
-          <w:sz w:val="22"/>
-          <w:szCs w:val="22"/>
-        </w:rPr>
-        <w:t xml:space="preserve">Tunggu 1–2 menit — website akan otomatis berubah</w:t>
+        <w:t xml:space="preserve">  Tunggu 1–2 menit — website akan otomatis berubah</w:t>
       </w:r>
     </w:p>
     <w:tbl>
       <w:tblPr>
-        <w:tblW w:type="pct" w:w="100%"/>
+        <w:tblW w:w="5000" w:type="pct"/>
         <w:jc w:val="center"/>
         <w:tblBorders>
-          <w:top w:val="single" w:color="DDD6C7" w:sz="8"/>
-          <w:left w:val="single" w:color="DDD6C7" w:sz="8"/>
-          <w:bottom w:val="single" w:color="DDD6C7" w:sz="8"/>
-          <w:right w:val="single" w:color="DDD6C7" w:sz="8"/>
-          <w:insideH w:val="none" w:sz="0"/>
-          <w:insideV w:val="none" w:sz="0"/>
+          <w:top w:val="single" w:sz="8" w:space="0" w:color="DDD6C7"/>
+          <w:left w:val="single" w:sz="8" w:space="0" w:color="DDD6C7"/>
+          <w:bottom w:val="single" w:sz="8" w:space="0" w:color="DDD6C7"/>
+          <w:right w:val="single" w:sz="8" w:space="0" w:color="DDD6C7"/>
         </w:tblBorders>
+        <w:tblCellMar>
+          <w:left w:w="10" w:type="dxa"/>
+          <w:right w:w="10" w:type="dxa"/>
+        </w:tblCellMar>
+        <w:tblLook w:val="04A0" w:firstRow="1" w:lastRow="0" w:firstColumn="1" w:lastColumn="0" w:noHBand="0" w:noVBand="1"/>
       </w:tblPr>
       <w:tblGrid>
-        <w:gridCol w:w="100"/>
+        <w:gridCol w:w="9740"/>
       </w:tblGrid>
       <w:tr>
+        <w:trPr>
+          <w:jc w:val="center"/>
+        </w:trPr>
         <w:tc>
           <w:tcPr>
-            <w:shd w:fill="FFFFFF" w:val="clear"/>
+            <w:tcW w:w="0" w:type="auto"/>
+            <w:shd w:val="clear" w:color="auto" w:fill="FFFFFF"/>
             <w:tcMar>
-              <w:top w:type="dxa" w:w="140"/>
-              <w:left w:type="dxa" w:w="140"/>
-              <w:bottom w:type="dxa" w:w="140"/>
-              <w:right w:type="dxa" w:w="140"/>
+              <w:top w:w="140" w:type="dxa"/>
+              <w:left w:w="140" w:type="dxa"/>
+              <w:bottom w:w="140" w:type="dxa"/>
+              <w:right w:w="140" w:type="dxa"/>
             </w:tcMar>
           </w:tcPr>
           <w:p>
@@ -894,11 +869,14 @@
               <w:jc w:val="center"/>
             </w:pPr>
             <w:r>
+              <w:rPr>
+                <w:noProof/>
+              </w:rPr>
               <w:drawing>
-                <wp:inline distT="0" distB="0" distL="0" distR="0">
+                <wp:inline distT="0" distB="0" distL="0" distR="0" wp14:anchorId="5D2C0AC5" wp14:editId="7DA614F5">
                   <wp:extent cx="5210175" cy="2571750"/>
-                  <wp:effectExtent t="0" r="0" b="0" l="0"/>
-                  <wp:docPr id="1" name="" descr="" title=""/>
+                  <wp:effectExtent l="0" t="0" r="0" b="0"/>
+                  <wp:docPr id="1" name="Picture 1"/>
                   <wp:cNvGraphicFramePr>
                     <a:graphicFrameLocks xmlns:a="http://schemas.openxmlformats.org/drawingml/2006/main" noChangeAspect="1"/>
                   </wp:cNvGraphicFramePr>
@@ -906,13 +884,13 @@
                     <a:graphicData uri="http://schemas.openxmlformats.org/drawingml/2006/picture">
                       <pic:pic xmlns:pic="http://schemas.openxmlformats.org/drawingml/2006/picture">
                         <pic:nvPicPr>
-                          <pic:cNvPr id="0" name="" descr=""/>
+                          <pic:cNvPr id="0" name=""/>
                           <pic:cNvPicPr>
                             <a:picLocks noChangeAspect="1" noChangeArrowheads="1"/>
                           </pic:cNvPicPr>
                         </pic:nvPicPr>
                         <pic:blipFill>
-                          <a:blip r:embed="rId9" cstate="none"/>
+                          <a:blip r:embed="rId8"/>
                           <a:srcRect/>
                           <a:stretch>
                             <a:fillRect/>
@@ -944,41 +922,47 @@
       </w:pPr>
       <w:r>
         <w:rPr>
-          <w:rFonts w:ascii="Calibri" w:cs="Calibri" w:eastAsia="Calibri" w:hAnsi="Calibri"/>
           <w:i/>
           <w:iCs/>
           <w:color w:val="6B7280"/>
           <w:sz w:val="18"/>
           <w:szCs w:val="18"/>
         </w:rPr>
-        <w:t xml:space="preserve">Dashboard CMS — daftar collection yang tersedia</w:t>
+        <w:t>Dashboard CMS — daftar collection yang tersedia</w:t>
       </w:r>
     </w:p>
     <w:tbl>
       <w:tblPr>
-        <w:tblW w:type="pct" w:w="100%"/>
+        <w:tblW w:w="5000" w:type="pct"/>
         <w:jc w:val="center"/>
         <w:tblBorders>
-          <w:top w:val="single" w:color="DDD6C7" w:sz="8"/>
-          <w:left w:val="single" w:color="DDD6C7" w:sz="8"/>
-          <w:bottom w:val="single" w:color="DDD6C7" w:sz="8"/>
-          <w:right w:val="single" w:color="DDD6C7" w:sz="8"/>
-          <w:insideH w:val="none" w:sz="0"/>
-          <w:insideV w:val="none" w:sz="0"/>
+          <w:top w:val="single" w:sz="8" w:space="0" w:color="DDD6C7"/>
+          <w:left w:val="single" w:sz="8" w:space="0" w:color="DDD6C7"/>
+          <w:bottom w:val="single" w:sz="8" w:space="0" w:color="DDD6C7"/>
+          <w:right w:val="single" w:sz="8" w:space="0" w:color="DDD6C7"/>
         </w:tblBorders>
+        <w:tblCellMar>
+          <w:left w:w="10" w:type="dxa"/>
+          <w:right w:w="10" w:type="dxa"/>
+        </w:tblCellMar>
+        <w:tblLook w:val="04A0" w:firstRow="1" w:lastRow="0" w:firstColumn="1" w:lastColumn="0" w:noHBand="0" w:noVBand="1"/>
       </w:tblPr>
       <w:tblGrid>
-        <w:gridCol w:w="100"/>
+        <w:gridCol w:w="9740"/>
       </w:tblGrid>
       <w:tr>
+        <w:trPr>
+          <w:jc w:val="center"/>
+        </w:trPr>
         <w:tc>
           <w:tcPr>
-            <w:shd w:fill="FFFFFF" w:val="clear"/>
+            <w:tcW w:w="0" w:type="auto"/>
+            <w:shd w:val="clear" w:color="auto" w:fill="FFFFFF"/>
             <w:tcMar>
-              <w:top w:type="dxa" w:w="140"/>
-              <w:left w:type="dxa" w:w="140"/>
-              <w:bottom w:type="dxa" w:w="140"/>
-              <w:right w:type="dxa" w:w="140"/>
+              <w:top w:w="140" w:type="dxa"/>
+              <w:left w:w="140" w:type="dxa"/>
+              <w:bottom w:w="140" w:type="dxa"/>
+              <w:right w:w="140" w:type="dxa"/>
             </w:tcMar>
           </w:tcPr>
           <w:p>
@@ -986,11 +970,15 @@
               <w:jc w:val="center"/>
             </w:pPr>
             <w:r>
+              <w:rPr>
+                <w:noProof/>
+              </w:rPr>
+              <w:lastRenderedPageBreak/>
               <w:drawing>
-                <wp:inline distT="0" distB="0" distL="0" distR="0">
+                <wp:inline distT="0" distB="0" distL="0" distR="0" wp14:anchorId="677F02B2" wp14:editId="0E976512">
                   <wp:extent cx="5210175" cy="2571750"/>
-                  <wp:effectExtent t="0" r="0" b="0" l="0"/>
-                  <wp:docPr id="1" name="" descr="" title=""/>
+                  <wp:effectExtent l="0" t="0" r="0" b="0"/>
+                  <wp:docPr id="1945122668" name="Picture 1945122668"/>
                   <wp:cNvGraphicFramePr>
                     <a:graphicFrameLocks xmlns:a="http://schemas.openxmlformats.org/drawingml/2006/main" noChangeAspect="1"/>
                   </wp:cNvGraphicFramePr>
@@ -998,13 +986,13 @@
                     <a:graphicData uri="http://schemas.openxmlformats.org/drawingml/2006/picture">
                       <pic:pic xmlns:pic="http://schemas.openxmlformats.org/drawingml/2006/picture">
                         <pic:nvPicPr>
-                          <pic:cNvPr id="0" name="" descr=""/>
+                          <pic:cNvPr id="0" name=""/>
                           <pic:cNvPicPr>
                             <a:picLocks noChangeAspect="1" noChangeArrowheads="1"/>
                           </pic:cNvPicPr>
                         </pic:nvPicPr>
                         <pic:blipFill>
-                          <a:blip r:embed="rId10" cstate="none"/>
+                          <a:blip r:embed="rId9"/>
                           <a:srcRect/>
                           <a:stretch>
                             <a:fillRect/>
@@ -1036,72 +1024,71 @@
       </w:pPr>
       <w:r>
         <w:rPr>
-          <w:rFonts w:ascii="Calibri" w:cs="Calibri" w:eastAsia="Calibri" w:hAnsi="Calibri"/>
           <w:i/>
           <w:iCs/>
           <w:color w:val="6B7280"/>
           <w:sz w:val="18"/>
           <w:szCs w:val="18"/>
         </w:rPr>
-        <w:t xml:space="preserve">Alur: Admin edit → Simpan → Website berubah otomatis (1–2 menit)</w:t>
+        <w:t>Alur: Admin edit → Simpan → Website berubah otomatis (1–2 menit)</w:t>
       </w:r>
     </w:p>
     <w:p>
       <w:pPr>
         <w:pStyle w:val="Heading3"/>
         <w:keepNext/>
-        <w:spacing w:after="200" w:before="360"/>
-      </w:pPr>
-      <w:r>
-        <w:rPr>
-          <w:rFonts w:ascii="Cambria" w:cs="Cambria" w:eastAsia="Cambria" w:hAnsi="Cambria"/>
+        <w:spacing w:before="360" w:after="200"/>
+      </w:pPr>
+      <w:r>
+        <w:rPr>
+          <w:rFonts w:ascii="Cambria" w:eastAsia="Cambria" w:hAnsi="Cambria" w:cs="Cambria"/>
           <w:b/>
           <w:bCs/>
           <w:color w:val="1F2421"/>
           <w:sz w:val="21"/>
           <w:szCs w:val="21"/>
         </w:rPr>
-        <w:t xml:space="preserve">Alamat Akses CMS</w:t>
-      </w:r>
-    </w:p>
-    <w:p>
-      <w:pPr>
-        <w:spacing w:after="180" w:line="288"/>
-      </w:pPr>
-      <w:r>
-        <w:rPr>
-          <w:rFonts w:ascii="Calibri" w:cs="Calibri" w:eastAsia="Calibri" w:hAnsi="Calibri"/>
-          <w:color w:val="1F2421"/>
-          <w:sz w:val="22"/>
-          <w:szCs w:val="22"/>
-        </w:rPr>
-        <w:t xml:space="preserve">Buka browser (Chrome/Firefox) dan ketik alamat berikut:</w:t>
+        <w:t>Alamat Akses CMS</w:t>
+      </w:r>
+    </w:p>
+    <w:p>
+      <w:pPr>
+        <w:spacing w:after="180" w:line="288" w:lineRule="auto"/>
+      </w:pPr>
+      <w:r>
+        <w:t>Buka browser (Chrome/Firefox) dan ketik alamat berikut:</w:t>
       </w:r>
     </w:p>
     <w:tbl>
       <w:tblPr>
-        <w:tblW w:type="pct" w:w="100%"/>
+        <w:tblW w:w="5000" w:type="pct"/>
         <w:tblBorders>
-          <w:top w:val="single" w:color="DDD6C7" w:sz="4"/>
-          <w:left w:val="single" w:color="DDD6C7" w:sz="4"/>
-          <w:bottom w:val="single" w:color="DDD6C7" w:sz="4"/>
-          <w:right w:val="single" w:color="DDD6C7" w:sz="4"/>
-          <w:insideH w:val="none" w:color="DDD6C7" w:sz="0"/>
-          <w:insideV w:val="none" w:color="DDD6C7" w:sz="0"/>
+          <w:top w:val="single" w:sz="4" w:space="0" w:color="DDD6C7"/>
+          <w:left w:val="single" w:sz="4" w:space="0" w:color="DDD6C7"/>
+          <w:bottom w:val="single" w:sz="4" w:space="0" w:color="DDD6C7"/>
+          <w:right w:val="single" w:sz="4" w:space="0" w:color="DDD6C7"/>
+          <w:insideH w:val="none" w:sz="0" w:space="0" w:color="DDD6C7"/>
+          <w:insideV w:val="none" w:sz="0" w:space="0" w:color="DDD6C7"/>
         </w:tblBorders>
+        <w:tblCellMar>
+          <w:left w:w="10" w:type="dxa"/>
+          <w:right w:w="10" w:type="dxa"/>
+        </w:tblCellMar>
+        <w:tblLook w:val="04A0" w:firstRow="1" w:lastRow="0" w:firstColumn="1" w:lastColumn="0" w:noHBand="0" w:noVBand="1"/>
       </w:tblPr>
       <w:tblGrid>
-        <w:gridCol w:w="100"/>
+        <w:gridCol w:w="9750"/>
       </w:tblGrid>
       <w:tr>
         <w:tc>
           <w:tcPr>
-            <w:shd w:fill="F1EEE6" w:val="clear"/>
+            <w:tcW w:w="0" w:type="auto"/>
+            <w:shd w:val="clear" w:color="auto" w:fill="F1EEE6"/>
             <w:tcMar>
-              <w:top w:type="dxa" w:w="180"/>
-              <w:left w:type="dxa" w:w="260"/>
-              <w:bottom w:type="dxa" w:w="180"/>
-              <w:right w:type="dxa" w:w="260"/>
+              <w:top w:w="180" w:type="dxa"/>
+              <w:left w:w="260" w:type="dxa"/>
+              <w:bottom w:w="180" w:type="dxa"/>
+              <w:right w:w="260" w:type="dxa"/>
             </w:tcMar>
           </w:tcPr>
           <w:p>
@@ -1110,45 +1097,40 @@
             </w:pPr>
             <w:r>
               <w:rPr>
-                <w:rFonts w:ascii="Consolas" w:cs="Consolas" w:eastAsia="Consolas" w:hAnsi="Consolas"/>
+                <w:rFonts w:ascii="Consolas" w:eastAsia="Consolas" w:hAnsi="Consolas" w:cs="Consolas"/>
                 <w:color w:val="1B4332"/>
                 <w:sz w:val="19"/>
                 <w:szCs w:val="19"/>
               </w:rPr>
-              <w:t xml:space="preserve">https://jeff146354.github.io/website-desa-makmurjaya/admin</w:t>
+              <w:t>https://jeff146354.github.io/website-desa-makmurjaya/admin</w:t>
             </w:r>
           </w:p>
         </w:tc>
       </w:tr>
-    </w:tbl>
-    <w:tbl>
-      <w:tblPr>
-        <w:tblW w:type="pct" w:w="100%"/>
-        <w:tblBorders>
-          <w:top w:val="single" w:color="FBF3E0" w:sz="2"/>
-          <w:left w:val="single" w:color="B8892E" w:sz="36"/>
-          <w:bottom w:val="single" w:color="FBF3E0" w:sz="2"/>
-          <w:right w:val="single" w:color="FBF3E0" w:sz="2"/>
-          <w:insideH w:val="none" w:color="FBF3E0" w:sz="0"/>
-          <w:insideV w:val="none" w:color="FBF3E0" w:sz="0"/>
-        </w:tblBorders>
-        <w:tblCellMar>
-          <w:top w:type="dxa" w:w="60"/>
-          <w:bottom w:type="dxa" w:w="220"/>
-        </w:tblCellMar>
-      </w:tblPr>
-      <w:tblGrid>
-        <w:gridCol w:w="100"/>
-      </w:tblGrid>
       <w:tr>
+        <w:tblPrEx>
+          <w:tblBorders>
+            <w:top w:val="single" w:sz="2" w:space="0" w:color="FBF3E0"/>
+            <w:left w:val="single" w:sz="36" w:space="0" w:color="B8892E"/>
+            <w:bottom w:val="single" w:sz="2" w:space="0" w:color="FBF3E0"/>
+            <w:right w:val="single" w:sz="2" w:space="0" w:color="FBF3E0"/>
+            <w:insideH w:val="none" w:sz="0" w:space="0" w:color="FBF3E0"/>
+            <w:insideV w:val="none" w:sz="0" w:space="0" w:color="FBF3E0"/>
+          </w:tblBorders>
+          <w:tblCellMar>
+            <w:top w:w="60" w:type="dxa"/>
+            <w:bottom w:w="220" w:type="dxa"/>
+          </w:tblCellMar>
+        </w:tblPrEx>
         <w:tc>
           <w:tcPr>
-            <w:shd w:fill="FBF3E0" w:val="clear"/>
+            <w:tcW w:w="0" w:type="auto"/>
+            <w:shd w:val="clear" w:color="auto" w:fill="FBF3E0"/>
             <w:tcMar>
-              <w:top w:type="dxa" w:w="160"/>
-              <w:left w:type="dxa" w:w="260"/>
-              <w:bottom w:type="dxa" w:w="160"/>
-              <w:right w:type="dxa" w:w="260"/>
+              <w:top w:w="160" w:type="dxa"/>
+              <w:left w:w="260" w:type="dxa"/>
+              <w:bottom w:w="160" w:type="dxa"/>
+              <w:right w:w="260" w:type="dxa"/>
             </w:tcMar>
           </w:tcPr>
           <w:p>
@@ -1157,28 +1139,25 @@
             </w:pPr>
             <w:r>
               <w:rPr>
-                <w:rFonts w:ascii="Calibri" w:cs="Calibri" w:eastAsia="Calibri" w:hAnsi="Calibri"/>
                 <w:b/>
                 <w:bCs/>
                 <w:color w:val="B8892E"/>
                 <w:sz w:val="20"/>
                 <w:szCs w:val="20"/>
               </w:rPr>
-              <w:t xml:space="preserve">📌 Catatan</w:t>
+              <w:t>📌 Catatan</w:t>
             </w:r>
           </w:p>
           <w:p>
             <w:pPr>
-              <w:spacing w:after="0" w:line="276"/>
+              <w:spacing w:line="276" w:lineRule="auto"/>
             </w:pPr>
             <w:r>
               <w:rPr>
-                <w:rFonts w:ascii="Calibri" w:cs="Calibri" w:eastAsia="Calibri" w:hAnsi="Calibri"/>
-                <w:color w:val="1F2421"/>
                 <w:sz w:val="21"/>
                 <w:szCs w:val="21"/>
               </w:rPr>
-              <w:t xml:space="preserve">Anda memerlukan akun GitHub yang sudah diberikan akses oleh pengembang.</w:t>
+              <w:t>Anda memerlukan akun GitHub yang sudah diberikan akses oleh pengembang.</w:t>
             </w:r>
           </w:p>
         </w:tc>
@@ -1191,37 +1170,36 @@
     </w:p>
     <w:p>
       <w:pPr>
-        <w:spacing w:after="60" w:before="200"/>
-      </w:pPr>
-      <w:r>
-        <w:rPr>
-          <w:rFonts w:ascii="Cambria" w:cs="Cambria" w:eastAsia="Cambria" w:hAnsi="Cambria"/>
+        <w:spacing w:before="200" w:after="60"/>
+      </w:pPr>
+      <w:r>
+        <w:rPr>
+          <w:rFonts w:ascii="Cambria" w:eastAsia="Cambria" w:hAnsi="Cambria" w:cs="Cambria"/>
           <w:b/>
           <w:bCs/>
           <w:color w:val="B8892E"/>
-          <w:sz w:val="22"/>
-          <w:szCs w:val="22"/>
-        </w:rPr>
-        <w:t xml:space="preserve">BAGIAN 02</w:t>
+        </w:rPr>
+        <w:lastRenderedPageBreak/>
+        <w:t>BAGIAN 02</w:t>
       </w:r>
     </w:p>
     <w:p>
       <w:pPr>
         <w:pBdr>
-          <w:bottom w:val="single" w:color="B8892E" w:sz="12" w:space="10"/>
+          <w:bottom w:val="single" w:sz="12" w:space="10" w:color="B8892E"/>
         </w:pBdr>
         <w:spacing w:after="300"/>
       </w:pPr>
       <w:r>
         <w:rPr>
-          <w:rFonts w:ascii="Cambria" w:cs="Cambria" w:eastAsia="Cambria" w:hAnsi="Cambria"/>
+          <w:rFonts w:ascii="Cambria" w:eastAsia="Cambria" w:hAnsi="Cambria" w:cs="Cambria"/>
           <w:b/>
           <w:bCs/>
           <w:color w:val="1B4332"/>
           <w:sz w:val="40"/>
           <w:szCs w:val="40"/>
         </w:rPr>
-        <w:t xml:space="preserve">Cara Login ke CMS</w:t>
+        <w:t>Cara Login ke CMS</w:t>
       </w:r>
     </w:p>
     <w:p>
@@ -1231,56 +1209,51 @@
       </w:pPr>
       <w:r>
         <w:rPr>
-          <w:rFonts w:ascii="Calibri" w:cs="Calibri" w:eastAsia="Calibri" w:hAnsi="Calibri"/>
           <w:b/>
           <w:bCs/>
           <w:color w:val="FFFFFF"/>
           <w:sz w:val="19"/>
           <w:szCs w:val="19"/>
-          <w:shd w:fill="2D6A4F" w:val="clear"/>
+          <w:shd w:val="clear" w:color="auto" w:fill="2D6A4F"/>
         </w:rPr>
         <w:t xml:space="preserve">  1  </w:t>
       </w:r>
       <w:r>
-        <w:t xml:space="preserve">  </w:t>
-      </w:r>
-      <w:r>
-        <w:rPr>
-          <w:rFonts w:ascii="Calibri" w:cs="Calibri" w:eastAsia="Calibri" w:hAnsi="Calibri"/>
-          <w:b w:val="false"/>
-          <w:bCs w:val="false"/>
-          <w:color w:val="1F2421"/>
-          <w:sz w:val="22"/>
-          <w:szCs w:val="22"/>
-        </w:rPr>
-        <w:t xml:space="preserve">Buka browser dan akses alamat CMS di atas.</w:t>
+        <w:t xml:space="preserve">  Buka browser dan akses alamat CMS di atas.</w:t>
       </w:r>
     </w:p>
     <w:tbl>
       <w:tblPr>
-        <w:tblW w:type="pct" w:w="100%"/>
+        <w:tblW w:w="5000" w:type="pct"/>
         <w:jc w:val="center"/>
         <w:tblBorders>
-          <w:top w:val="single" w:color="DDD6C7" w:sz="8"/>
-          <w:left w:val="single" w:color="DDD6C7" w:sz="8"/>
-          <w:bottom w:val="single" w:color="DDD6C7" w:sz="8"/>
-          <w:right w:val="single" w:color="DDD6C7" w:sz="8"/>
-          <w:insideH w:val="none" w:sz="0"/>
-          <w:insideV w:val="none" w:sz="0"/>
+          <w:top w:val="single" w:sz="8" w:space="0" w:color="DDD6C7"/>
+          <w:left w:val="single" w:sz="8" w:space="0" w:color="DDD6C7"/>
+          <w:bottom w:val="single" w:sz="8" w:space="0" w:color="DDD6C7"/>
+          <w:right w:val="single" w:sz="8" w:space="0" w:color="DDD6C7"/>
         </w:tblBorders>
+        <w:tblCellMar>
+          <w:left w:w="10" w:type="dxa"/>
+          <w:right w:w="10" w:type="dxa"/>
+        </w:tblCellMar>
+        <w:tblLook w:val="04A0" w:firstRow="1" w:lastRow="0" w:firstColumn="1" w:lastColumn="0" w:noHBand="0" w:noVBand="1"/>
       </w:tblPr>
       <w:tblGrid>
-        <w:gridCol w:w="100"/>
+        <w:gridCol w:w="9740"/>
       </w:tblGrid>
       <w:tr>
+        <w:trPr>
+          <w:jc w:val="center"/>
+        </w:trPr>
         <w:tc>
           <w:tcPr>
-            <w:shd w:fill="FFFFFF" w:val="clear"/>
+            <w:tcW w:w="0" w:type="auto"/>
+            <w:shd w:val="clear" w:color="auto" w:fill="FFFFFF"/>
             <w:tcMar>
-              <w:top w:type="dxa" w:w="140"/>
-              <w:left w:type="dxa" w:w="140"/>
-              <w:bottom w:type="dxa" w:w="140"/>
-              <w:right w:type="dxa" w:w="140"/>
+              <w:top w:w="140" w:type="dxa"/>
+              <w:left w:w="140" w:type="dxa"/>
+              <w:bottom w:w="140" w:type="dxa"/>
+              <w:right w:w="140" w:type="dxa"/>
             </w:tcMar>
           </w:tcPr>
           <w:p>
@@ -1288,11 +1261,14 @@
               <w:jc w:val="center"/>
             </w:pPr>
             <w:r>
+              <w:rPr>
+                <w:noProof/>
+              </w:rPr>
               <w:drawing>
-                <wp:inline distT="0" distB="0" distL="0" distR="0">
+                <wp:inline distT="0" distB="0" distL="0" distR="0" wp14:anchorId="610D276C" wp14:editId="50AE49CD">
                   <wp:extent cx="5210175" cy="2571750"/>
-                  <wp:effectExtent t="0" r="0" b="0" l="0"/>
-                  <wp:docPr id="1" name="" descr="" title=""/>
+                  <wp:effectExtent l="0" t="0" r="0" b="0"/>
+                  <wp:docPr id="986890422" name="Picture 986890422"/>
                   <wp:cNvGraphicFramePr>
                     <a:graphicFrameLocks xmlns:a="http://schemas.openxmlformats.org/drawingml/2006/main" noChangeAspect="1"/>
                   </wp:cNvGraphicFramePr>
@@ -1300,13 +1276,13 @@
                     <a:graphicData uri="http://schemas.openxmlformats.org/drawingml/2006/picture">
                       <pic:pic xmlns:pic="http://schemas.openxmlformats.org/drawingml/2006/picture">
                         <pic:nvPicPr>
-                          <pic:cNvPr id="0" name="" descr=""/>
+                          <pic:cNvPr id="0" name=""/>
                           <pic:cNvPicPr>
                             <a:picLocks noChangeAspect="1" noChangeArrowheads="1"/>
                           </pic:cNvPicPr>
                         </pic:nvPicPr>
                         <pic:blipFill>
-                          <a:blip r:embed="rId11" cstate="none"/>
+                          <a:blip r:embed="rId10"/>
                           <a:srcRect/>
                           <a:stretch>
                             <a:fillRect/>
@@ -1338,14 +1314,13 @@
       </w:pPr>
       <w:r>
         <w:rPr>
-          <w:rFonts w:ascii="Calibri" w:cs="Calibri" w:eastAsia="Calibri" w:hAnsi="Calibri"/>
           <w:i/>
           <w:iCs/>
           <w:color w:val="6B7280"/>
           <w:sz w:val="18"/>
           <w:szCs w:val="18"/>
         </w:rPr>
-        <w:t xml:space="preserve">Tampilan halaman login CMS — tombol 'Login with GitHub'</w:t>
+        <w:t>Tampilan halaman login CMS — tombol 'Login with GitHub'</w:t>
       </w:r>
     </w:p>
     <w:p>
@@ -1355,29 +1330,17 @@
       </w:pPr>
       <w:r>
         <w:rPr>
-          <w:rFonts w:ascii="Calibri" w:cs="Calibri" w:eastAsia="Calibri" w:hAnsi="Calibri"/>
           <w:b/>
           <w:bCs/>
           <w:color w:val="FFFFFF"/>
           <w:sz w:val="19"/>
           <w:szCs w:val="19"/>
-          <w:shd w:fill="2D6A4F" w:val="clear"/>
+          <w:shd w:val="clear" w:color="auto" w:fill="2D6A4F"/>
         </w:rPr>
         <w:t xml:space="preserve">  2  </w:t>
       </w:r>
       <w:r>
-        <w:t xml:space="preserve">  </w:t>
-      </w:r>
-      <w:r>
-        <w:rPr>
-          <w:rFonts w:ascii="Calibri" w:cs="Calibri" w:eastAsia="Calibri" w:hAnsi="Calibri"/>
-          <w:b w:val="false"/>
-          <w:bCs w:val="false"/>
-          <w:color w:val="1F2421"/>
-          <w:sz w:val="22"/>
-          <w:szCs w:val="22"/>
-        </w:rPr>
-        <w:t xml:space="preserve">Klik tombol “Login with GitHub”.</w:t>
+        <w:t xml:space="preserve">  Klik tombol “Login with GitHub”.</w:t>
       </w:r>
     </w:p>
     <w:p>
@@ -1387,56 +1350,51 @@
       </w:pPr>
       <w:r>
         <w:rPr>
-          <w:rFonts w:ascii="Calibri" w:cs="Calibri" w:eastAsia="Calibri" w:hAnsi="Calibri"/>
           <w:b/>
           <w:bCs/>
           <w:color w:val="FFFFFF"/>
           <w:sz w:val="19"/>
           <w:szCs w:val="19"/>
-          <w:shd w:fill="2D6A4F" w:val="clear"/>
+          <w:shd w:val="clear" w:color="auto" w:fill="2D6A4F"/>
         </w:rPr>
         <w:t xml:space="preserve">  3  </w:t>
       </w:r>
       <w:r>
-        <w:t xml:space="preserve">  </w:t>
-      </w:r>
-      <w:r>
-        <w:rPr>
-          <w:rFonts w:ascii="Calibri" w:cs="Calibri" w:eastAsia="Calibri" w:hAnsi="Calibri"/>
-          <w:b w:val="false"/>
-          <w:bCs w:val="false"/>
-          <w:color w:val="1F2421"/>
-          <w:sz w:val="22"/>
-          <w:szCs w:val="22"/>
-        </w:rPr>
-        <w:t xml:space="preserve">Masukkan username dan password akun GitHub Anda.</w:t>
+        <w:t xml:space="preserve">  Masukkan username dan password akun GitHub Anda.</w:t>
       </w:r>
     </w:p>
     <w:tbl>
       <w:tblPr>
-        <w:tblW w:type="pct" w:w="100%"/>
+        <w:tblW w:w="5000" w:type="pct"/>
         <w:jc w:val="center"/>
         <w:tblBorders>
-          <w:top w:val="single" w:color="DDD6C7" w:sz="8"/>
-          <w:left w:val="single" w:color="DDD6C7" w:sz="8"/>
-          <w:bottom w:val="single" w:color="DDD6C7" w:sz="8"/>
-          <w:right w:val="single" w:color="DDD6C7" w:sz="8"/>
-          <w:insideH w:val="none" w:sz="0"/>
-          <w:insideV w:val="none" w:sz="0"/>
+          <w:top w:val="single" w:sz="8" w:space="0" w:color="DDD6C7"/>
+          <w:left w:val="single" w:sz="8" w:space="0" w:color="DDD6C7"/>
+          <w:bottom w:val="single" w:sz="8" w:space="0" w:color="DDD6C7"/>
+          <w:right w:val="single" w:sz="8" w:space="0" w:color="DDD6C7"/>
         </w:tblBorders>
+        <w:tblCellMar>
+          <w:left w:w="10" w:type="dxa"/>
+          <w:right w:w="10" w:type="dxa"/>
+        </w:tblCellMar>
+        <w:tblLook w:val="04A0" w:firstRow="1" w:lastRow="0" w:firstColumn="1" w:lastColumn="0" w:noHBand="0" w:noVBand="1"/>
       </w:tblPr>
       <w:tblGrid>
-        <w:gridCol w:w="100"/>
+        <w:gridCol w:w="9740"/>
       </w:tblGrid>
       <w:tr>
+        <w:trPr>
+          <w:jc w:val="center"/>
+        </w:trPr>
         <w:tc>
           <w:tcPr>
-            <w:shd w:fill="FFFFFF" w:val="clear"/>
+            <w:tcW w:w="0" w:type="auto"/>
+            <w:shd w:val="clear" w:color="auto" w:fill="FFFFFF"/>
             <w:tcMar>
-              <w:top w:type="dxa" w:w="140"/>
-              <w:left w:type="dxa" w:w="140"/>
-              <w:bottom w:type="dxa" w:w="140"/>
-              <w:right w:type="dxa" w:w="140"/>
+              <w:top w:w="140" w:type="dxa"/>
+              <w:left w:w="140" w:type="dxa"/>
+              <w:bottom w:w="140" w:type="dxa"/>
+              <w:right w:w="140" w:type="dxa"/>
             </w:tcMar>
           </w:tcPr>
           <w:p>
@@ -1444,11 +1402,14 @@
               <w:jc w:val="center"/>
             </w:pPr>
             <w:r>
+              <w:rPr>
+                <w:noProof/>
+              </w:rPr>
               <w:drawing>
-                <wp:inline distT="0" distB="0" distL="0" distR="0">
+                <wp:inline distT="0" distB="0" distL="0" distR="0" wp14:anchorId="49522912" wp14:editId="6FFE6B15">
                   <wp:extent cx="5210175" cy="2571750"/>
-                  <wp:effectExtent t="0" r="0" b="0" l="0"/>
-                  <wp:docPr id="1" name="" descr="" title=""/>
+                  <wp:effectExtent l="0" t="0" r="0" b="0"/>
+                  <wp:docPr id="1016228157" name="Picture 1016228157"/>
                   <wp:cNvGraphicFramePr>
                     <a:graphicFrameLocks xmlns:a="http://schemas.openxmlformats.org/drawingml/2006/main" noChangeAspect="1"/>
                   </wp:cNvGraphicFramePr>
@@ -1456,13 +1417,13 @@
                     <a:graphicData uri="http://schemas.openxmlformats.org/drawingml/2006/picture">
                       <pic:pic xmlns:pic="http://schemas.openxmlformats.org/drawingml/2006/picture">
                         <pic:nvPicPr>
-                          <pic:cNvPr id="0" name="" descr=""/>
+                          <pic:cNvPr id="0" name=""/>
                           <pic:cNvPicPr>
                             <a:picLocks noChangeAspect="1" noChangeArrowheads="1"/>
                           </pic:cNvPicPr>
                         </pic:nvPicPr>
                         <pic:blipFill>
-                          <a:blip r:embed="rId12" cstate="none"/>
+                          <a:blip r:embed="rId11"/>
                           <a:srcRect/>
                           <a:stretch>
                             <a:fillRect/>
@@ -1494,14 +1455,13 @@
       </w:pPr>
       <w:r>
         <w:rPr>
-          <w:rFonts w:ascii="Calibri" w:cs="Calibri" w:eastAsia="Calibri" w:hAnsi="Calibri"/>
           <w:i/>
           <w:iCs/>
           <w:color w:val="6B7280"/>
           <w:sz w:val="18"/>
           <w:szCs w:val="18"/>
         </w:rPr>
-        <w:t xml:space="preserve">Form login GitHub — username &amp; password</w:t>
+        <w:t>Form login GitHub — username &amp; password</w:t>
       </w:r>
     </w:p>
     <w:p>
@@ -1511,29 +1471,17 @@
       </w:pPr>
       <w:r>
         <w:rPr>
-          <w:rFonts w:ascii="Calibri" w:cs="Calibri" w:eastAsia="Calibri" w:hAnsi="Calibri"/>
           <w:b/>
           <w:bCs/>
           <w:color w:val="FFFFFF"/>
           <w:sz w:val="19"/>
           <w:szCs w:val="19"/>
-          <w:shd w:fill="2D6A4F" w:val="clear"/>
+          <w:shd w:val="clear" w:color="auto" w:fill="2D6A4F"/>
         </w:rPr>
         <w:t xml:space="preserve">  4  </w:t>
       </w:r>
       <w:r>
-        <w:t xml:space="preserve">  </w:t>
-      </w:r>
-      <w:r>
-        <w:rPr>
-          <w:rFonts w:ascii="Calibri" w:cs="Calibri" w:eastAsia="Calibri" w:hAnsi="Calibri"/>
-          <w:b w:val="false"/>
-          <w:bCs w:val="false"/>
-          <w:color w:val="1F2421"/>
-          <w:sz w:val="22"/>
-          <w:szCs w:val="22"/>
-        </w:rPr>
-        <w:t xml:space="preserve">Jika diminta, klik 'Authorize' untuk memberikan izin akses.</w:t>
+        <w:t xml:space="preserve">  Jika diminta, klik 'Authorize' untuk memberikan izin akses.</w:t>
       </w:r>
     </w:p>
     <w:p>
@@ -1543,56 +1491,51 @@
       </w:pPr>
       <w:r>
         <w:rPr>
-          <w:rFonts w:ascii="Calibri" w:cs="Calibri" w:eastAsia="Calibri" w:hAnsi="Calibri"/>
           <w:b/>
           <w:bCs/>
           <w:color w:val="FFFFFF"/>
           <w:sz w:val="19"/>
           <w:szCs w:val="19"/>
-          <w:shd w:fill="2D6A4F" w:val="clear"/>
+          <w:shd w:val="clear" w:color="auto" w:fill="2D6A4F"/>
         </w:rPr>
         <w:t xml:space="preserve">  5  </w:t>
       </w:r>
       <w:r>
-        <w:t xml:space="preserve">  </w:t>
-      </w:r>
-      <w:r>
-        <w:rPr>
-          <w:rFonts w:ascii="Calibri" w:cs="Calibri" w:eastAsia="Calibri" w:hAnsi="Calibri"/>
-          <w:b w:val="false"/>
-          <w:bCs w:val="false"/>
-          <w:color w:val="1F2421"/>
-          <w:sz w:val="22"/>
-          <w:szCs w:val="22"/>
-        </w:rPr>
-        <w:t xml:space="preserve">Anda akan masuk ke Dashboard CMS. Selamat!</w:t>
+        <w:t xml:space="preserve">  Anda akan masuk ke Dashboard CMS. Selamat!</w:t>
       </w:r>
     </w:p>
     <w:tbl>
       <w:tblPr>
-        <w:tblW w:type="pct" w:w="100%"/>
+        <w:tblW w:w="5000" w:type="pct"/>
         <w:jc w:val="center"/>
         <w:tblBorders>
-          <w:top w:val="single" w:color="DDD6C7" w:sz="8"/>
-          <w:left w:val="single" w:color="DDD6C7" w:sz="8"/>
-          <w:bottom w:val="single" w:color="DDD6C7" w:sz="8"/>
-          <w:right w:val="single" w:color="DDD6C7" w:sz="8"/>
-          <w:insideH w:val="none" w:sz="0"/>
-          <w:insideV w:val="none" w:sz="0"/>
+          <w:top w:val="single" w:sz="8" w:space="0" w:color="DDD6C7"/>
+          <w:left w:val="single" w:sz="8" w:space="0" w:color="DDD6C7"/>
+          <w:bottom w:val="single" w:sz="8" w:space="0" w:color="DDD6C7"/>
+          <w:right w:val="single" w:sz="8" w:space="0" w:color="DDD6C7"/>
         </w:tblBorders>
+        <w:tblCellMar>
+          <w:left w:w="10" w:type="dxa"/>
+          <w:right w:w="10" w:type="dxa"/>
+        </w:tblCellMar>
+        <w:tblLook w:val="04A0" w:firstRow="1" w:lastRow="0" w:firstColumn="1" w:lastColumn="0" w:noHBand="0" w:noVBand="1"/>
       </w:tblPr>
       <w:tblGrid>
-        <w:gridCol w:w="100"/>
+        <w:gridCol w:w="9740"/>
       </w:tblGrid>
       <w:tr>
+        <w:trPr>
+          <w:jc w:val="center"/>
+        </w:trPr>
         <w:tc>
           <w:tcPr>
-            <w:shd w:fill="FFFFFF" w:val="clear"/>
+            <w:tcW w:w="0" w:type="auto"/>
+            <w:shd w:val="clear" w:color="auto" w:fill="FFFFFF"/>
             <w:tcMar>
-              <w:top w:type="dxa" w:w="140"/>
-              <w:left w:type="dxa" w:w="140"/>
-              <w:bottom w:type="dxa" w:w="140"/>
-              <w:right w:type="dxa" w:w="140"/>
+              <w:top w:w="140" w:type="dxa"/>
+              <w:left w:w="140" w:type="dxa"/>
+              <w:bottom w:w="140" w:type="dxa"/>
+              <w:right w:w="140" w:type="dxa"/>
             </w:tcMar>
           </w:tcPr>
           <w:p>
@@ -1600,11 +1543,15 @@
               <w:jc w:val="center"/>
             </w:pPr>
             <w:r>
+              <w:rPr>
+                <w:noProof/>
+              </w:rPr>
+              <w:lastRenderedPageBreak/>
               <w:drawing>
-                <wp:inline distT="0" distB="0" distL="0" distR="0">
+                <wp:inline distT="0" distB="0" distL="0" distR="0" wp14:anchorId="0E5EF2C7" wp14:editId="6B94705E">
                   <wp:extent cx="5210175" cy="2571750"/>
-                  <wp:effectExtent t="0" r="0" b="0" l="0"/>
-                  <wp:docPr id="1" name="" descr="" title=""/>
+                  <wp:effectExtent l="0" t="0" r="0" b="0"/>
+                  <wp:docPr id="1687987058" name="Picture 1687987058"/>
                   <wp:cNvGraphicFramePr>
                     <a:graphicFrameLocks xmlns:a="http://schemas.openxmlformats.org/drawingml/2006/main" noChangeAspect="1"/>
                   </wp:cNvGraphicFramePr>
@@ -1612,13 +1559,13 @@
                     <a:graphicData uri="http://schemas.openxmlformats.org/drawingml/2006/picture">
                       <pic:pic xmlns:pic="http://schemas.openxmlformats.org/drawingml/2006/picture">
                         <pic:nvPicPr>
-                          <pic:cNvPr id="0" name="" descr=""/>
+                          <pic:cNvPr id="0" name=""/>
                           <pic:cNvPicPr>
                             <a:picLocks noChangeAspect="1" noChangeArrowheads="1"/>
                           </pic:cNvPicPr>
                         </pic:nvPicPr>
                         <pic:blipFill>
-                          <a:blip r:embed="rId13" cstate="none"/>
+                          <a:blip r:embed="rId12"/>
                           <a:srcRect/>
                           <a:stretch>
                             <a:fillRect/>
@@ -1650,14 +1597,13 @@
       </w:pPr>
       <w:r>
         <w:rPr>
-          <w:rFonts w:ascii="Calibri" w:cs="Calibri" w:eastAsia="Calibri" w:hAnsi="Calibri"/>
           <w:i/>
           <w:iCs/>
           <w:color w:val="6B7280"/>
           <w:sz w:val="18"/>
           <w:szCs w:val="18"/>
         </w:rPr>
-        <w:t xml:space="preserve">Dashboard CMS setelah login — daftar collection (Berita, Pengumuman, dll)</w:t>
+        <w:t>Dashboard CMS setelah login — daftar collection (Berita, Pengumuman, dll)</w:t>
       </w:r>
     </w:p>
     <w:p>
@@ -1667,55 +1613,54 @@
     </w:p>
     <w:p>
       <w:pPr>
-        <w:spacing w:after="60" w:before="200"/>
-      </w:pPr>
-      <w:r>
-        <w:rPr>
-          <w:rFonts w:ascii="Cambria" w:cs="Cambria" w:eastAsia="Cambria" w:hAnsi="Cambria"/>
+        <w:spacing w:before="200" w:after="60"/>
+      </w:pPr>
+      <w:r>
+        <w:rPr>
+          <w:rFonts w:ascii="Cambria" w:eastAsia="Cambria" w:hAnsi="Cambria" w:cs="Cambria"/>
           <w:b/>
           <w:bCs/>
           <w:color w:val="B8892E"/>
-          <w:sz w:val="22"/>
-          <w:szCs w:val="22"/>
-        </w:rPr>
-        <w:t xml:space="preserve">BAGIAN 03</w:t>
+        </w:rPr>
+        <w:lastRenderedPageBreak/>
+        <w:t>BAGIAN 03</w:t>
       </w:r>
     </w:p>
     <w:p>
       <w:pPr>
         <w:pBdr>
-          <w:bottom w:val="single" w:color="B8892E" w:sz="12" w:space="10"/>
+          <w:bottom w:val="single" w:sz="12" w:space="10" w:color="B8892E"/>
         </w:pBdr>
         <w:spacing w:after="300"/>
       </w:pPr>
       <w:r>
         <w:rPr>
-          <w:rFonts w:ascii="Cambria" w:cs="Cambria" w:eastAsia="Cambria" w:hAnsi="Cambria"/>
+          <w:rFonts w:ascii="Cambria" w:eastAsia="Cambria" w:hAnsi="Cambria" w:cs="Cambria"/>
           <w:b/>
           <w:bCs/>
           <w:color w:val="1B4332"/>
           <w:sz w:val="40"/>
           <w:szCs w:val="40"/>
         </w:rPr>
-        <w:t xml:space="preserve">Mengelola Berita</w:t>
+        <w:t>Mengelola Berita</w:t>
       </w:r>
     </w:p>
     <w:p>
       <w:pPr>
         <w:pStyle w:val="Heading3"/>
         <w:keepNext/>
-        <w:spacing w:after="200" w:before="360"/>
-      </w:pPr>
-      <w:r>
-        <w:rPr>
-          <w:rFonts w:ascii="Cambria" w:cs="Cambria" w:eastAsia="Cambria" w:hAnsi="Cambria"/>
+        <w:spacing w:before="360" w:after="200"/>
+      </w:pPr>
+      <w:r>
+        <w:rPr>
+          <w:rFonts w:ascii="Cambria" w:eastAsia="Cambria" w:hAnsi="Cambria" w:cs="Cambria"/>
           <w:b/>
           <w:bCs/>
           <w:color w:val="1F2421"/>
           <w:sz w:val="21"/>
           <w:szCs w:val="21"/>
         </w:rPr>
-        <w:t xml:space="preserve">Menambah Berita Baru</w:t>
+        <w:t>Menambah Berita Baru</w:t>
       </w:r>
     </w:p>
     <w:p>
@@ -1725,29 +1670,17 @@
       </w:pPr>
       <w:r>
         <w:rPr>
-          <w:rFonts w:ascii="Calibri" w:cs="Calibri" w:eastAsia="Calibri" w:hAnsi="Calibri"/>
           <w:b/>
           <w:bCs/>
           <w:color w:val="FFFFFF"/>
           <w:sz w:val="19"/>
           <w:szCs w:val="19"/>
-          <w:shd w:fill="2D6A4F" w:val="clear"/>
+          <w:shd w:val="clear" w:color="auto" w:fill="2D6A4F"/>
         </w:rPr>
         <w:t xml:space="preserve">  1  </w:t>
       </w:r>
       <w:r>
-        <w:t xml:space="preserve">  </w:t>
-      </w:r>
-      <w:r>
-        <w:rPr>
-          <w:rFonts w:ascii="Calibri" w:cs="Calibri" w:eastAsia="Calibri" w:hAnsi="Calibri"/>
-          <w:b w:val="false"/>
-          <w:bCs w:val="false"/>
-          <w:color w:val="1F2421"/>
-          <w:sz w:val="22"/>
-          <w:szCs w:val="22"/>
-        </w:rPr>
-        <w:t xml:space="preserve">Di dashboard CMS, klik menu “Berita” di sidebar kiri.</w:t>
+        <w:t xml:space="preserve">  Di dashboard CMS, klik menu “Berita” di sidebar kiri.</w:t>
       </w:r>
     </w:p>
     <w:p>
@@ -1757,56 +1690,51 @@
       </w:pPr>
       <w:r>
         <w:rPr>
-          <w:rFonts w:ascii="Calibri" w:cs="Calibri" w:eastAsia="Calibri" w:hAnsi="Calibri"/>
           <w:b/>
           <w:bCs/>
           <w:color w:val="FFFFFF"/>
           <w:sz w:val="19"/>
           <w:szCs w:val="19"/>
-          <w:shd w:fill="2D6A4F" w:val="clear"/>
+          <w:shd w:val="clear" w:color="auto" w:fill="2D6A4F"/>
         </w:rPr>
         <w:t xml:space="preserve">  2  </w:t>
       </w:r>
       <w:r>
-        <w:t xml:space="preserve">  </w:t>
-      </w:r>
-      <w:r>
-        <w:rPr>
-          <w:rFonts w:ascii="Calibri" w:cs="Calibri" w:eastAsia="Calibri" w:hAnsi="Calibri"/>
-          <w:b w:val="false"/>
-          <w:bCs w:val="false"/>
-          <w:color w:val="1F2421"/>
-          <w:sz w:val="22"/>
-          <w:szCs w:val="22"/>
-        </w:rPr>
-        <w:t xml:space="preserve">Klik tombol “New Artikel Berita” di pojok kanan atas.</w:t>
+        <w:t xml:space="preserve">  Klik tombol “New Artikel Berita” di pojok kanan atas.</w:t>
       </w:r>
     </w:p>
     <w:tbl>
       <w:tblPr>
-        <w:tblW w:type="pct" w:w="100%"/>
+        <w:tblW w:w="5000" w:type="pct"/>
         <w:jc w:val="center"/>
         <w:tblBorders>
-          <w:top w:val="single" w:color="DDD6C7" w:sz="8"/>
-          <w:left w:val="single" w:color="DDD6C7" w:sz="8"/>
-          <w:bottom w:val="single" w:color="DDD6C7" w:sz="8"/>
-          <w:right w:val="single" w:color="DDD6C7" w:sz="8"/>
-          <w:insideH w:val="none" w:sz="0"/>
-          <w:insideV w:val="none" w:sz="0"/>
+          <w:top w:val="single" w:sz="8" w:space="0" w:color="DDD6C7"/>
+          <w:left w:val="single" w:sz="8" w:space="0" w:color="DDD6C7"/>
+          <w:bottom w:val="single" w:sz="8" w:space="0" w:color="DDD6C7"/>
+          <w:right w:val="single" w:sz="8" w:space="0" w:color="DDD6C7"/>
         </w:tblBorders>
+        <w:tblCellMar>
+          <w:left w:w="10" w:type="dxa"/>
+          <w:right w:w="10" w:type="dxa"/>
+        </w:tblCellMar>
+        <w:tblLook w:val="04A0" w:firstRow="1" w:lastRow="0" w:firstColumn="1" w:lastColumn="0" w:noHBand="0" w:noVBand="1"/>
       </w:tblPr>
       <w:tblGrid>
-        <w:gridCol w:w="100"/>
+        <w:gridCol w:w="9740"/>
       </w:tblGrid>
       <w:tr>
+        <w:trPr>
+          <w:jc w:val="center"/>
+        </w:trPr>
         <w:tc>
           <w:tcPr>
-            <w:shd w:fill="FFFFFF" w:val="clear"/>
+            <w:tcW w:w="0" w:type="auto"/>
+            <w:shd w:val="clear" w:color="auto" w:fill="FFFFFF"/>
             <w:tcMar>
-              <w:top w:type="dxa" w:w="140"/>
-              <w:left w:type="dxa" w:w="140"/>
-              <w:bottom w:type="dxa" w:w="140"/>
-              <w:right w:type="dxa" w:w="140"/>
+              <w:top w:w="140" w:type="dxa"/>
+              <w:left w:w="140" w:type="dxa"/>
+              <w:bottom w:w="140" w:type="dxa"/>
+              <w:right w:w="140" w:type="dxa"/>
             </w:tcMar>
           </w:tcPr>
           <w:p>
@@ -1814,11 +1742,14 @@
               <w:jc w:val="center"/>
             </w:pPr>
             <w:r>
+              <w:rPr>
+                <w:noProof/>
+              </w:rPr>
               <w:drawing>
-                <wp:inline distT="0" distB="0" distL="0" distR="0">
+                <wp:inline distT="0" distB="0" distL="0" distR="0" wp14:anchorId="38A7A934" wp14:editId="13130ED4">
                   <wp:extent cx="5210175" cy="2571750"/>
-                  <wp:effectExtent t="0" r="0" b="0" l="0"/>
-                  <wp:docPr id="1" name="" descr="" title=""/>
+                  <wp:effectExtent l="0" t="0" r="0" b="0"/>
+                  <wp:docPr id="1552262177" name="Picture 1552262177"/>
                   <wp:cNvGraphicFramePr>
                     <a:graphicFrameLocks xmlns:a="http://schemas.openxmlformats.org/drawingml/2006/main" noChangeAspect="1"/>
                   </wp:cNvGraphicFramePr>
@@ -1826,13 +1757,13 @@
                     <a:graphicData uri="http://schemas.openxmlformats.org/drawingml/2006/picture">
                       <pic:pic xmlns:pic="http://schemas.openxmlformats.org/drawingml/2006/picture">
                         <pic:nvPicPr>
-                          <pic:cNvPr id="0" name="" descr=""/>
+                          <pic:cNvPr id="0" name=""/>
                           <pic:cNvPicPr>
                             <a:picLocks noChangeAspect="1" noChangeArrowheads="1"/>
                           </pic:cNvPicPr>
                         </pic:nvPicPr>
                         <pic:blipFill>
-                          <a:blip r:embed="rId9" cstate="none"/>
+                          <a:blip r:embed="rId8"/>
                           <a:srcRect/>
                           <a:stretch>
                             <a:fillRect/>
@@ -1864,14 +1795,13 @@
       </w:pPr>
       <w:r>
         <w:rPr>
-          <w:rFonts w:ascii="Calibri" w:cs="Calibri" w:eastAsia="Calibri" w:hAnsi="Calibri"/>
           <w:i/>
           <w:iCs/>
           <w:color w:val="6B7280"/>
           <w:sz w:val="18"/>
           <w:szCs w:val="18"/>
         </w:rPr>
-        <w:t xml:space="preserve">Halaman daftar berita dengan tombol 'New Artikel Berita'</w:t>
+        <w:t>Halaman daftar berita dengan tombol 'New Artikel Berita'</w:t>
       </w:r>
     </w:p>
     <w:p>
@@ -1881,29 +1811,17 @@
       </w:pPr>
       <w:r>
         <w:rPr>
-          <w:rFonts w:ascii="Calibri" w:cs="Calibri" w:eastAsia="Calibri" w:hAnsi="Calibri"/>
           <w:b/>
           <w:bCs/>
           <w:color w:val="FFFFFF"/>
           <w:sz w:val="19"/>
           <w:szCs w:val="19"/>
-          <w:shd w:fill="2D6A4F" w:val="clear"/>
+          <w:shd w:val="clear" w:color="auto" w:fill="2D6A4F"/>
         </w:rPr>
         <w:t xml:space="preserve">  3  </w:t>
       </w:r>
       <w:r>
-        <w:t xml:space="preserve">  </w:t>
-      </w:r>
-      <w:r>
-        <w:rPr>
-          <w:rFonts w:ascii="Calibri" w:cs="Calibri" w:eastAsia="Calibri" w:hAnsi="Calibri"/>
-          <w:b w:val="false"/>
-          <w:bCs w:val="false"/>
-          <w:color w:val="1F2421"/>
-          <w:sz w:val="22"/>
-          <w:szCs w:val="22"/>
-        </w:rPr>
-        <w:t xml:space="preserve">Isi form berita:</w:t>
+        <w:t xml:space="preserve">  Isi form berita:</w:t>
       </w:r>
     </w:p>
     <w:p>
@@ -1917,22 +1835,12 @@
       </w:pPr>
       <w:r>
         <w:rPr>
-          <w:rFonts w:ascii="Calibri" w:cs="Calibri" w:eastAsia="Calibri" w:hAnsi="Calibri"/>
-          <w:b/>
-          <w:bCs/>
-          <w:color w:val="1F2421"/>
-          <w:sz w:val="22"/>
-          <w:szCs w:val="22"/>
-        </w:rPr>
-        <w:t xml:space="preserve">Judul</w:t>
-      </w:r>
-      <w:r>
-        <w:rPr>
-          <w:rFonts w:ascii="Calibri" w:cs="Calibri" w:eastAsia="Calibri" w:hAnsi="Calibri"/>
-          <w:color w:val="1F2421"/>
-          <w:sz w:val="22"/>
-          <w:szCs w:val="22"/>
-        </w:rPr>
+          <w:b/>
+          <w:bCs/>
+        </w:rPr>
+        <w:t>Judul</w:t>
+      </w:r>
+      <w:r>
         <w:t xml:space="preserve"> — Judul berita yang menarik</w:t>
       </w:r>
     </w:p>
@@ -1947,22 +1855,12 @@
       </w:pPr>
       <w:r>
         <w:rPr>
-          <w:rFonts w:ascii="Calibri" w:cs="Calibri" w:eastAsia="Calibri" w:hAnsi="Calibri"/>
-          <w:b/>
-          <w:bCs/>
-          <w:color w:val="1F2421"/>
-          <w:sz w:val="22"/>
-          <w:szCs w:val="22"/>
-        </w:rPr>
-        <w:t xml:space="preserve">Slug URL</w:t>
-      </w:r>
-      <w:r>
-        <w:rPr>
-          <w:rFonts w:ascii="Calibri" w:cs="Calibri" w:eastAsia="Calibri" w:hAnsi="Calibri"/>
-          <w:color w:val="1F2421"/>
-          <w:sz w:val="22"/>
-          <w:szCs w:val="22"/>
-        </w:rPr>
+          <w:b/>
+          <w:bCs/>
+        </w:rPr>
+        <w:t>Slug URL</w:t>
+      </w:r>
+      <w:r>
         <w:t xml:space="preserve"> — Alamat halaman (otomatis dari judul, huruf kecil + tanda hubung)</w:t>
       </w:r>
     </w:p>
@@ -1977,22 +1875,12 @@
       </w:pPr>
       <w:r>
         <w:rPr>
-          <w:rFonts w:ascii="Calibri" w:cs="Calibri" w:eastAsia="Calibri" w:hAnsi="Calibri"/>
-          <w:b/>
-          <w:bCs/>
-          <w:color w:val="1F2421"/>
-          <w:sz w:val="22"/>
-          <w:szCs w:val="22"/>
-        </w:rPr>
-        <w:t xml:space="preserve">Tanggal Publikasi</w:t>
-      </w:r>
-      <w:r>
-        <w:rPr>
-          <w:rFonts w:ascii="Calibri" w:cs="Calibri" w:eastAsia="Calibri" w:hAnsi="Calibri"/>
-          <w:color w:val="1F2421"/>
-          <w:sz w:val="22"/>
-          <w:szCs w:val="22"/>
-        </w:rPr>
+          <w:b/>
+          <w:bCs/>
+        </w:rPr>
+        <w:t>Tanggal Publikasi</w:t>
+      </w:r>
+      <w:r>
         <w:t xml:space="preserve"> — Pilih tanggal</w:t>
       </w:r>
     </w:p>
@@ -2007,22 +1895,12 @@
       </w:pPr>
       <w:r>
         <w:rPr>
-          <w:rFonts w:ascii="Calibri" w:cs="Calibri" w:eastAsia="Calibri" w:hAnsi="Calibri"/>
-          <w:b/>
-          <w:bCs/>
-          <w:color w:val="1F2421"/>
-          <w:sz w:val="22"/>
-          <w:szCs w:val="22"/>
-        </w:rPr>
-        <w:t xml:space="preserve">Foto Thumbnail</w:t>
-      </w:r>
-      <w:r>
-        <w:rPr>
-          <w:rFonts w:ascii="Calibri" w:cs="Calibri" w:eastAsia="Calibri" w:hAnsi="Calibri"/>
-          <w:color w:val="1F2421"/>
-          <w:sz w:val="22"/>
-          <w:szCs w:val="22"/>
-        </w:rPr>
+          <w:b/>
+          <w:bCs/>
+        </w:rPr>
+        <w:t>Foto Thumbnail</w:t>
+      </w:r>
+      <w:r>
         <w:t xml:space="preserve"> — Upload foto (maks 5MB, format JPG/PNG/WebP)</w:t>
       </w:r>
     </w:p>
@@ -2037,22 +1915,12 @@
       </w:pPr>
       <w:r>
         <w:rPr>
-          <w:rFonts w:ascii="Calibri" w:cs="Calibri" w:eastAsia="Calibri" w:hAnsi="Calibri"/>
-          <w:b/>
-          <w:bCs/>
-          <w:color w:val="1F2421"/>
-          <w:sz w:val="22"/>
-          <w:szCs w:val="22"/>
-        </w:rPr>
-        <w:t xml:space="preserve">Cuplikan</w:t>
-      </w:r>
-      <w:r>
-        <w:rPr>
-          <w:rFonts w:ascii="Calibri" w:cs="Calibri" w:eastAsia="Calibri" w:hAnsi="Calibri"/>
-          <w:color w:val="1F2421"/>
-          <w:sz w:val="22"/>
-          <w:szCs w:val="22"/>
-        </w:rPr>
+          <w:b/>
+          <w:bCs/>
+        </w:rPr>
+        <w:t>Cuplikan</w:t>
+      </w:r>
+      <w:r>
         <w:t xml:space="preserve"> — Ringkasan singkat (maks 300 karakter)</w:t>
       </w:r>
     </w:p>
@@ -2067,50 +1935,47 @@
       </w:pPr>
       <w:r>
         <w:rPr>
-          <w:rFonts w:ascii="Calibri" w:cs="Calibri" w:eastAsia="Calibri" w:hAnsi="Calibri"/>
-          <w:b/>
-          <w:bCs/>
-          <w:color w:val="1F2421"/>
-          <w:sz w:val="22"/>
-          <w:szCs w:val="22"/>
-        </w:rPr>
-        <w:t xml:space="preserve">Isi Berita</w:t>
-      </w:r>
-      <w:r>
-        <w:rPr>
-          <w:rFonts w:ascii="Calibri" w:cs="Calibri" w:eastAsia="Calibri" w:hAnsi="Calibri"/>
-          <w:color w:val="1F2421"/>
-          <w:sz w:val="22"/>
-          <w:szCs w:val="22"/>
-        </w:rPr>
+          <w:b/>
+          <w:bCs/>
+        </w:rPr>
+        <w:t>Isi Berita</w:t>
+      </w:r>
+      <w:r>
         <w:t xml:space="preserve"> — Tulis isi berita lengkap (mendukung format teks tebal, miring, gambar)</w:t>
       </w:r>
     </w:p>
     <w:tbl>
       <w:tblPr>
-        <w:tblW w:type="pct" w:w="100%"/>
+        <w:tblW w:w="5000" w:type="pct"/>
         <w:jc w:val="center"/>
         <w:tblBorders>
-          <w:top w:val="single" w:color="DDD6C7" w:sz="8"/>
-          <w:left w:val="single" w:color="DDD6C7" w:sz="8"/>
-          <w:bottom w:val="single" w:color="DDD6C7" w:sz="8"/>
-          <w:right w:val="single" w:color="DDD6C7" w:sz="8"/>
-          <w:insideH w:val="none" w:sz="0"/>
-          <w:insideV w:val="none" w:sz="0"/>
+          <w:top w:val="single" w:sz="8" w:space="0" w:color="DDD6C7"/>
+          <w:left w:val="single" w:sz="8" w:space="0" w:color="DDD6C7"/>
+          <w:bottom w:val="single" w:sz="8" w:space="0" w:color="DDD6C7"/>
+          <w:right w:val="single" w:sz="8" w:space="0" w:color="DDD6C7"/>
         </w:tblBorders>
+        <w:tblCellMar>
+          <w:left w:w="10" w:type="dxa"/>
+          <w:right w:w="10" w:type="dxa"/>
+        </w:tblCellMar>
+        <w:tblLook w:val="04A0" w:firstRow="1" w:lastRow="0" w:firstColumn="1" w:lastColumn="0" w:noHBand="0" w:noVBand="1"/>
       </w:tblPr>
       <w:tblGrid>
-        <w:gridCol w:w="100"/>
+        <w:gridCol w:w="9740"/>
       </w:tblGrid>
       <w:tr>
+        <w:trPr>
+          <w:jc w:val="center"/>
+        </w:trPr>
         <w:tc>
           <w:tcPr>
-            <w:shd w:fill="FFFFFF" w:val="clear"/>
+            <w:tcW w:w="0" w:type="auto"/>
+            <w:shd w:val="clear" w:color="auto" w:fill="FFFFFF"/>
             <w:tcMar>
-              <w:top w:type="dxa" w:w="140"/>
-              <w:left w:type="dxa" w:w="140"/>
-              <w:bottom w:type="dxa" w:w="140"/>
-              <w:right w:type="dxa" w:w="140"/>
+              <w:top w:w="140" w:type="dxa"/>
+              <w:left w:w="140" w:type="dxa"/>
+              <w:bottom w:w="140" w:type="dxa"/>
+              <w:right w:w="140" w:type="dxa"/>
             </w:tcMar>
           </w:tcPr>
           <w:p>
@@ -2118,11 +1983,15 @@
               <w:jc w:val="center"/>
             </w:pPr>
             <w:r>
+              <w:rPr>
+                <w:noProof/>
+              </w:rPr>
+              <w:lastRenderedPageBreak/>
               <w:drawing>
-                <wp:inline distT="0" distB="0" distL="0" distR="0">
+                <wp:inline distT="0" distB="0" distL="0" distR="0" wp14:anchorId="5D2C93CF" wp14:editId="122F6044">
                   <wp:extent cx="5210175" cy="2571750"/>
-                  <wp:effectExtent t="0" r="0" b="0" l="0"/>
-                  <wp:docPr id="1" name="" descr="" title=""/>
+                  <wp:effectExtent l="0" t="0" r="0" b="0"/>
+                  <wp:docPr id="460726306" name="Picture 460726306"/>
                   <wp:cNvGraphicFramePr>
                     <a:graphicFrameLocks xmlns:a="http://schemas.openxmlformats.org/drawingml/2006/main" noChangeAspect="1"/>
                   </wp:cNvGraphicFramePr>
@@ -2130,13 +1999,13 @@
                     <a:graphicData uri="http://schemas.openxmlformats.org/drawingml/2006/picture">
                       <pic:pic xmlns:pic="http://schemas.openxmlformats.org/drawingml/2006/picture">
                         <pic:nvPicPr>
-                          <pic:cNvPr id="0" name="" descr=""/>
+                          <pic:cNvPr id="0" name=""/>
                           <pic:cNvPicPr>
                             <a:picLocks noChangeAspect="1" noChangeArrowheads="1"/>
                           </pic:cNvPicPr>
                         </pic:nvPicPr>
                         <pic:blipFill>
-                          <a:blip r:embed="rId10" cstate="none"/>
+                          <a:blip r:embed="rId9"/>
                           <a:srcRect/>
                           <a:stretch>
                             <a:fillRect/>
@@ -2168,14 +2037,13 @@
       </w:pPr>
       <w:r>
         <w:rPr>
-          <w:rFonts w:ascii="Calibri" w:cs="Calibri" w:eastAsia="Calibri" w:hAnsi="Calibri"/>
           <w:i/>
           <w:iCs/>
           <w:color w:val="6B7280"/>
           <w:sz w:val="18"/>
           <w:szCs w:val="18"/>
         </w:rPr>
-        <w:t xml:space="preserve">Form editor berita — field Judul, Tanggal, Foto, dan editor Markdown</w:t>
+        <w:t>Form editor berita — field Judul, Tanggal, Foto, dan editor Markdown</w:t>
       </w:r>
     </w:p>
     <w:p>
@@ -2185,59 +2053,51 @@
       </w:pPr>
       <w:r>
         <w:rPr>
-          <w:rFonts w:ascii="Calibri" w:cs="Calibri" w:eastAsia="Calibri" w:hAnsi="Calibri"/>
           <w:b/>
           <w:bCs/>
           <w:color w:val="FFFFFF"/>
           <w:sz w:val="19"/>
           <w:szCs w:val="19"/>
-          <w:shd w:fill="2D6A4F" w:val="clear"/>
+          <w:shd w:val="clear" w:color="auto" w:fill="2D6A4F"/>
         </w:rPr>
         <w:t xml:space="preserve">  4  </w:t>
       </w:r>
       <w:r>
-        <w:t xml:space="preserve">  </w:t>
-      </w:r>
-      <w:r>
-        <w:rPr>
-          <w:rFonts w:ascii="Calibri" w:cs="Calibri" w:eastAsia="Calibri" w:hAnsi="Calibri"/>
-          <w:b w:val="false"/>
-          <w:bCs w:val="false"/>
-          <w:color w:val="1F2421"/>
-          <w:sz w:val="22"/>
-          <w:szCs w:val="22"/>
-        </w:rPr>
-        <w:t xml:space="preserve">Klik tombol “Publish” di pojok kanan atas.</w:t>
+        <w:t xml:space="preserve">  Klik tombol “Publish” di pojok kanan atas.</w:t>
       </w:r>
     </w:p>
     <w:tbl>
       <w:tblPr>
-        <w:tblW w:type="pct" w:w="100%"/>
+        <w:tblW w:w="5000" w:type="pct"/>
         <w:tblBorders>
-          <w:top w:val="single" w:color="EAF4EE" w:sz="2"/>
-          <w:left w:val="single" w:color="2D6A4F" w:sz="36"/>
-          <w:bottom w:val="single" w:color="EAF4EE" w:sz="2"/>
-          <w:right w:val="single" w:color="EAF4EE" w:sz="2"/>
-          <w:insideH w:val="none" w:color="EAF4EE" w:sz="0"/>
-          <w:insideV w:val="none" w:color="EAF4EE" w:sz="0"/>
+          <w:top w:val="single" w:sz="2" w:space="0" w:color="EAF4EE"/>
+          <w:left w:val="single" w:sz="36" w:space="0" w:color="2D6A4F"/>
+          <w:bottom w:val="single" w:sz="2" w:space="0" w:color="EAF4EE"/>
+          <w:right w:val="single" w:sz="2" w:space="0" w:color="EAF4EE"/>
+          <w:insideH w:val="none" w:sz="0" w:space="0" w:color="EAF4EE"/>
+          <w:insideV w:val="none" w:sz="0" w:space="0" w:color="EAF4EE"/>
         </w:tblBorders>
         <w:tblCellMar>
-          <w:top w:type="dxa" w:w="60"/>
-          <w:bottom w:type="dxa" w:w="220"/>
+          <w:top w:w="60" w:type="dxa"/>
+          <w:left w:w="10" w:type="dxa"/>
+          <w:bottom w:w="220" w:type="dxa"/>
+          <w:right w:w="10" w:type="dxa"/>
         </w:tblCellMar>
+        <w:tblLook w:val="04A0" w:firstRow="1" w:lastRow="0" w:firstColumn="1" w:lastColumn="0" w:noHBand="0" w:noVBand="1"/>
       </w:tblPr>
       <w:tblGrid>
-        <w:gridCol w:w="100"/>
+        <w:gridCol w:w="9712"/>
       </w:tblGrid>
       <w:tr>
         <w:tc>
           <w:tcPr>
-            <w:shd w:fill="EAF4EE" w:val="clear"/>
+            <w:tcW w:w="0" w:type="auto"/>
+            <w:shd w:val="clear" w:color="auto" w:fill="EAF4EE"/>
             <w:tcMar>
-              <w:top w:type="dxa" w:w="160"/>
-              <w:left w:type="dxa" w:w="260"/>
-              <w:bottom w:type="dxa" w:w="160"/>
-              <w:right w:type="dxa" w:w="260"/>
+              <w:top w:w="160" w:type="dxa"/>
+              <w:left w:w="260" w:type="dxa"/>
+              <w:bottom w:w="160" w:type="dxa"/>
+              <w:right w:w="260" w:type="dxa"/>
             </w:tcMar>
           </w:tcPr>
           <w:p>
@@ -2246,28 +2106,25 @@
             </w:pPr>
             <w:r>
               <w:rPr>
-                <w:rFonts w:ascii="Calibri" w:cs="Calibri" w:eastAsia="Calibri" w:hAnsi="Calibri"/>
                 <w:b/>
                 <w:bCs/>
                 <w:color w:val="2D6A4F"/>
                 <w:sz w:val="20"/>
                 <w:szCs w:val="20"/>
               </w:rPr>
-              <w:t xml:space="preserve">💡 Tips</w:t>
+              <w:t>💡 Tips</w:t>
             </w:r>
           </w:p>
           <w:p>
             <w:pPr>
-              <w:spacing w:after="0" w:line="276"/>
+              <w:spacing w:line="276" w:lineRule="auto"/>
             </w:pPr>
             <w:r>
               <w:rPr>
-                <w:rFonts w:ascii="Calibri" w:cs="Calibri" w:eastAsia="Calibri" w:hAnsi="Calibri"/>
-                <w:color w:val="1F2421"/>
                 <w:sz w:val="21"/>
                 <w:szCs w:val="21"/>
               </w:rPr>
-              <w:t xml:space="preserve">Ukuran foto yang ideal adalah lebar 800–1200px dengan format WebP atau JPG.</w:t>
+              <w:t>Ukuran foto yang ideal adalah lebar 800–1200px dengan format WebP atau JPG.</w:t>
             </w:r>
           </w:p>
         </w:tc>
@@ -2277,64 +2134,52 @@
       <w:pPr>
         <w:pStyle w:val="Heading3"/>
         <w:keepNext/>
-        <w:spacing w:after="200" w:before="360"/>
-      </w:pPr>
-      <w:r>
-        <w:rPr>
-          <w:rFonts w:ascii="Cambria" w:cs="Cambria" w:eastAsia="Cambria" w:hAnsi="Cambria"/>
+        <w:spacing w:before="360" w:after="200"/>
+      </w:pPr>
+      <w:r>
+        <w:rPr>
+          <w:rFonts w:ascii="Cambria" w:eastAsia="Cambria" w:hAnsi="Cambria" w:cs="Cambria"/>
           <w:b/>
           <w:bCs/>
           <w:color w:val="1F2421"/>
           <w:sz w:val="21"/>
           <w:szCs w:val="21"/>
         </w:rPr>
-        <w:t xml:space="preserve">Mengedit Berita</w:t>
-      </w:r>
-    </w:p>
-    <w:p>
-      <w:pPr>
-        <w:spacing w:after="180" w:line="288"/>
-      </w:pPr>
-      <w:r>
-        <w:rPr>
-          <w:rFonts w:ascii="Calibri" w:cs="Calibri" w:eastAsia="Calibri" w:hAnsi="Calibri"/>
-          <w:color w:val="1F2421"/>
-          <w:sz w:val="22"/>
-          <w:szCs w:val="22"/>
-        </w:rPr>
-        <w:t xml:space="preserve">Klik judul berita yang ingin diedit dari daftar → ubah isinya → klik Publish.</w:t>
+        <w:t>Mengedit Berita</w:t>
+      </w:r>
+    </w:p>
+    <w:p>
+      <w:pPr>
+        <w:spacing w:after="180" w:line="288" w:lineRule="auto"/>
+      </w:pPr>
+      <w:r>
+        <w:t>Klik judul berita yang ingin diedit dari daftar → ubah isinya → klik Publish.</w:t>
       </w:r>
     </w:p>
     <w:p>
       <w:pPr>
         <w:pStyle w:val="Heading3"/>
         <w:keepNext/>
-        <w:spacing w:after="200" w:before="360"/>
-      </w:pPr>
-      <w:r>
-        <w:rPr>
-          <w:rFonts w:ascii="Cambria" w:cs="Cambria" w:eastAsia="Cambria" w:hAnsi="Cambria"/>
+        <w:spacing w:before="360" w:after="200"/>
+      </w:pPr>
+      <w:r>
+        <w:rPr>
+          <w:rFonts w:ascii="Cambria" w:eastAsia="Cambria" w:hAnsi="Cambria" w:cs="Cambria"/>
           <w:b/>
           <w:bCs/>
           <w:color w:val="1F2421"/>
           <w:sz w:val="21"/>
           <w:szCs w:val="21"/>
         </w:rPr>
-        <w:t xml:space="preserve">Menghapus Berita</w:t>
-      </w:r>
-    </w:p>
-    <w:p>
-      <w:pPr>
-        <w:spacing w:after="180" w:line="288"/>
-      </w:pPr>
-      <w:r>
-        <w:rPr>
-          <w:rFonts w:ascii="Calibri" w:cs="Calibri" w:eastAsia="Calibri" w:hAnsi="Calibri"/>
-          <w:color w:val="1F2421"/>
-          <w:sz w:val="22"/>
-          <w:szCs w:val="22"/>
-        </w:rPr>
-        <w:t xml:space="preserve">Buka berita → klik tombol “Delete” di bagian bawah → konfirmasi.</w:t>
+        <w:t>Menghapus Berita</w:t>
+      </w:r>
+    </w:p>
+    <w:p>
+      <w:pPr>
+        <w:spacing w:after="180" w:line="288" w:lineRule="auto"/>
+      </w:pPr>
+      <w:r>
+        <w:t>Buka berita → klik tombol “Delete” di bagian bawah → konfirmasi.</w:t>
       </w:r>
     </w:p>
     <w:p>
@@ -2344,69 +2189,62 @@
     </w:p>
     <w:p>
       <w:pPr>
-        <w:spacing w:after="60" w:before="200"/>
-      </w:pPr>
-      <w:r>
-        <w:rPr>
-          <w:rFonts w:ascii="Cambria" w:cs="Cambria" w:eastAsia="Cambria" w:hAnsi="Cambria"/>
+        <w:spacing w:before="200" w:after="60"/>
+      </w:pPr>
+      <w:r>
+        <w:rPr>
+          <w:rFonts w:ascii="Cambria" w:eastAsia="Cambria" w:hAnsi="Cambria" w:cs="Cambria"/>
           <w:b/>
           <w:bCs/>
           <w:color w:val="B8892E"/>
-          <w:sz w:val="22"/>
-          <w:szCs w:val="22"/>
-        </w:rPr>
-        <w:t xml:space="preserve">BAGIAN 04</w:t>
+        </w:rPr>
+        <w:lastRenderedPageBreak/>
+        <w:t>BAGIAN 04</w:t>
       </w:r>
     </w:p>
     <w:p>
       <w:pPr>
         <w:pBdr>
-          <w:bottom w:val="single" w:color="B8892E" w:sz="12" w:space="10"/>
+          <w:bottom w:val="single" w:sz="12" w:space="10" w:color="B8892E"/>
         </w:pBdr>
         <w:spacing w:after="300"/>
       </w:pPr>
       <w:r>
         <w:rPr>
-          <w:rFonts w:ascii="Cambria" w:cs="Cambria" w:eastAsia="Cambria" w:hAnsi="Cambria"/>
+          <w:rFonts w:ascii="Cambria" w:eastAsia="Cambria" w:hAnsi="Cambria" w:cs="Cambria"/>
           <w:b/>
           <w:bCs/>
           <w:color w:val="1B4332"/>
           <w:sz w:val="40"/>
           <w:szCs w:val="40"/>
         </w:rPr>
-        <w:t xml:space="preserve">Mengelola Pengumuman &amp; Agenda</w:t>
-      </w:r>
-    </w:p>
-    <w:p>
-      <w:pPr>
-        <w:spacing w:after="180" w:line="288"/>
-      </w:pPr>
-      <w:r>
-        <w:rPr>
-          <w:rFonts w:ascii="Calibri" w:cs="Calibri" w:eastAsia="Calibri" w:hAnsi="Calibri"/>
-          <w:color w:val="1F2421"/>
-          <w:sz w:val="22"/>
-          <w:szCs w:val="22"/>
-        </w:rPr>
-        <w:t xml:space="preserve">Pengumuman dan Agenda dikelola di menu yang sama, dibedakan oleh field 'Kategori'.</w:t>
+        <w:t>Mengelola Pengumuman &amp; Agenda</w:t>
+      </w:r>
+    </w:p>
+    <w:p>
+      <w:pPr>
+        <w:spacing w:after="180" w:line="288" w:lineRule="auto"/>
+      </w:pPr>
+      <w:r>
+        <w:t>Pengumuman dan Agenda dikelola di menu yang sama, dibedakan oleh field 'Kategori'.</w:t>
       </w:r>
     </w:p>
     <w:p>
       <w:pPr>
         <w:pStyle w:val="Heading3"/>
         <w:keepNext/>
-        <w:spacing w:after="200" w:before="360"/>
-      </w:pPr>
-      <w:r>
-        <w:rPr>
-          <w:rFonts w:ascii="Cambria" w:cs="Cambria" w:eastAsia="Cambria" w:hAnsi="Cambria"/>
+        <w:spacing w:before="360" w:after="200"/>
+      </w:pPr>
+      <w:r>
+        <w:rPr>
+          <w:rFonts w:ascii="Cambria" w:eastAsia="Cambria" w:hAnsi="Cambria" w:cs="Cambria"/>
           <w:b/>
           <w:bCs/>
           <w:color w:val="1F2421"/>
           <w:sz w:val="21"/>
           <w:szCs w:val="21"/>
         </w:rPr>
-        <w:t xml:space="preserve">Perbedaan Pengumuman vs Agenda</w:t>
+        <w:t>Perbedaan Pengumuman vs Agenda</w:t>
       </w:r>
     </w:p>
     <w:p>
@@ -2420,22 +2258,12 @@
       </w:pPr>
       <w:r>
         <w:rPr>
-          <w:rFonts w:ascii="Calibri" w:cs="Calibri" w:eastAsia="Calibri" w:hAnsi="Calibri"/>
-          <w:b/>
-          <w:bCs/>
-          <w:color w:val="1F2421"/>
-          <w:sz w:val="22"/>
-          <w:szCs w:val="22"/>
-        </w:rPr>
-        <w:t xml:space="preserve">Pengumuman</w:t>
-      </w:r>
-      <w:r>
-        <w:rPr>
-          <w:rFonts w:ascii="Calibri" w:cs="Calibri" w:eastAsia="Calibri" w:hAnsi="Calibri"/>
-          <w:color w:val="1F2421"/>
-          <w:sz w:val="22"/>
-          <w:szCs w:val="22"/>
-        </w:rPr>
+          <w:b/>
+          <w:bCs/>
+        </w:rPr>
+        <w:t>Pengumuman</w:t>
+      </w:r>
+      <w:r>
         <w:t xml:space="preserve"> — informasi umum dari desa (contoh: libur pelayanan)</w:t>
       </w:r>
     </w:p>
@@ -2450,22 +2278,12 @@
       </w:pPr>
       <w:r>
         <w:rPr>
-          <w:rFonts w:ascii="Calibri" w:cs="Calibri" w:eastAsia="Calibri" w:hAnsi="Calibri"/>
-          <w:b/>
-          <w:bCs/>
-          <w:color w:val="1F2421"/>
-          <w:sz w:val="22"/>
-          <w:szCs w:val="22"/>
-        </w:rPr>
-        <w:t xml:space="preserve">Agenda</w:t>
-      </w:r>
-      <w:r>
-        <w:rPr>
-          <w:rFonts w:ascii="Calibri" w:cs="Calibri" w:eastAsia="Calibri" w:hAnsi="Calibri"/>
-          <w:color w:val="1F2421"/>
-          <w:sz w:val="22"/>
-          <w:szCs w:val="22"/>
-        </w:rPr>
+          <w:b/>
+          <w:bCs/>
+        </w:rPr>
+        <w:t>Agenda</w:t>
+      </w:r>
+      <w:r>
         <w:t xml:space="preserve"> — kegiatan yang memiliki tanggal &amp; waktu pelaksanaan (contoh: musyawarah desa)</w:t>
       </w:r>
     </w:p>
@@ -2473,18 +2291,18 @@
       <w:pPr>
         <w:pStyle w:val="Heading3"/>
         <w:keepNext/>
-        <w:spacing w:after="200" w:before="360"/>
-      </w:pPr>
-      <w:r>
-        <w:rPr>
-          <w:rFonts w:ascii="Cambria" w:cs="Cambria" w:eastAsia="Cambria" w:hAnsi="Cambria"/>
+        <w:spacing w:before="360" w:after="200"/>
+      </w:pPr>
+      <w:r>
+        <w:rPr>
+          <w:rFonts w:ascii="Cambria" w:eastAsia="Cambria" w:hAnsi="Cambria" w:cs="Cambria"/>
           <w:b/>
           <w:bCs/>
           <w:color w:val="1F2421"/>
           <w:sz w:val="21"/>
           <w:szCs w:val="21"/>
         </w:rPr>
-        <w:t xml:space="preserve">Menambah Pengumuman/Agenda</w:t>
+        <w:t>Menambah Pengumuman/Agenda</w:t>
       </w:r>
     </w:p>
     <w:p>
@@ -2494,29 +2312,17 @@
       </w:pPr>
       <w:r>
         <w:rPr>
-          <w:rFonts w:ascii="Calibri" w:cs="Calibri" w:eastAsia="Calibri" w:hAnsi="Calibri"/>
           <w:b/>
           <w:bCs/>
           <w:color w:val="FFFFFF"/>
           <w:sz w:val="19"/>
           <w:szCs w:val="19"/>
-          <w:shd w:fill="2D6A4F" w:val="clear"/>
+          <w:shd w:val="clear" w:color="auto" w:fill="2D6A4F"/>
         </w:rPr>
         <w:t xml:space="preserve">  1  </w:t>
       </w:r>
       <w:r>
-        <w:t xml:space="preserve">  </w:t>
-      </w:r>
-      <w:r>
-        <w:rPr>
-          <w:rFonts w:ascii="Calibri" w:cs="Calibri" w:eastAsia="Calibri" w:hAnsi="Calibri"/>
-          <w:b w:val="false"/>
-          <w:bCs w:val="false"/>
-          <w:color w:val="1F2421"/>
-          <w:sz w:val="22"/>
-          <w:szCs w:val="22"/>
-        </w:rPr>
-        <w:t xml:space="preserve">Klik menu “Pengumuman” → “New Pengumuman”.</w:t>
+        <w:t xml:space="preserve">  Klik menu “Pengumuman” → “New Pengumuman”.</w:t>
       </w:r>
     </w:p>
     <w:p>
@@ -2526,29 +2332,17 @@
       </w:pPr>
       <w:r>
         <w:rPr>
-          <w:rFonts w:ascii="Calibri" w:cs="Calibri" w:eastAsia="Calibri" w:hAnsi="Calibri"/>
           <w:b/>
           <w:bCs/>
           <w:color w:val="FFFFFF"/>
           <w:sz w:val="19"/>
           <w:szCs w:val="19"/>
-          <w:shd w:fill="2D6A4F" w:val="clear"/>
+          <w:shd w:val="clear" w:color="auto" w:fill="2D6A4F"/>
         </w:rPr>
         <w:t xml:space="preserve">  2  </w:t>
       </w:r>
       <w:r>
-        <w:t xml:space="preserve">  </w:t>
-      </w:r>
-      <w:r>
-        <w:rPr>
-          <w:rFonts w:ascii="Calibri" w:cs="Calibri" w:eastAsia="Calibri" w:hAnsi="Calibri"/>
-          <w:b w:val="false"/>
-          <w:bCs w:val="false"/>
-          <w:color w:val="1F2421"/>
-          <w:sz w:val="22"/>
-          <w:szCs w:val="22"/>
-        </w:rPr>
-        <w:t xml:space="preserve">Isi field: Judul, Slug URL, Kategori (pilih Pengumuman atau Agenda), Tanggal.</w:t>
+        <w:t xml:space="preserve">  Isi field: Judul, Slug URL, Kategori (pilih Pengumuman atau Agenda), Tanggal.</w:t>
       </w:r>
     </w:p>
     <w:p>
@@ -2558,29 +2352,17 @@
       </w:pPr>
       <w:r>
         <w:rPr>
-          <w:rFonts w:ascii="Calibri" w:cs="Calibri" w:eastAsia="Calibri" w:hAnsi="Calibri"/>
           <w:b/>
           <w:bCs/>
           <w:color w:val="FFFFFF"/>
           <w:sz w:val="19"/>
           <w:szCs w:val="19"/>
-          <w:shd w:fill="2D6A4F" w:val="clear"/>
+          <w:shd w:val="clear" w:color="auto" w:fill="2D6A4F"/>
         </w:rPr>
         <w:t xml:space="preserve">  3  </w:t>
       </w:r>
       <w:r>
-        <w:t xml:space="preserve">  </w:t>
-      </w:r>
-      <w:r>
-        <w:rPr>
-          <w:rFonts w:ascii="Calibri" w:cs="Calibri" w:eastAsia="Calibri" w:hAnsi="Calibri"/>
-          <w:b w:val="false"/>
-          <w:bCs w:val="false"/>
-          <w:color w:val="1F2421"/>
-          <w:sz w:val="22"/>
-          <w:szCs w:val="22"/>
-        </w:rPr>
-        <w:t xml:space="preserve">Jika Agenda: isi juga Tanggal Pelaksanaan dan Waktu Pelaksanaan.</w:t>
+        <w:t xml:space="preserve">  Jika Agenda: isi juga Tanggal Pelaksanaan dan Waktu Pelaksanaan.</w:t>
       </w:r>
     </w:p>
     <w:p>
@@ -2590,29 +2372,17 @@
       </w:pPr>
       <w:r>
         <w:rPr>
-          <w:rFonts w:ascii="Calibri" w:cs="Calibri" w:eastAsia="Calibri" w:hAnsi="Calibri"/>
           <w:b/>
           <w:bCs/>
           <w:color w:val="FFFFFF"/>
           <w:sz w:val="19"/>
           <w:szCs w:val="19"/>
-          <w:shd w:fill="2D6A4F" w:val="clear"/>
+          <w:shd w:val="clear" w:color="auto" w:fill="2D6A4F"/>
         </w:rPr>
         <w:t xml:space="preserve">  4  </w:t>
       </w:r>
       <w:r>
-        <w:t xml:space="preserve">  </w:t>
-      </w:r>
-      <w:r>
-        <w:rPr>
-          <w:rFonts w:ascii="Calibri" w:cs="Calibri" w:eastAsia="Calibri" w:hAnsi="Calibri"/>
-          <w:b w:val="false"/>
-          <w:bCs w:val="false"/>
-          <w:color w:val="1F2421"/>
-          <w:sz w:val="22"/>
-          <w:szCs w:val="22"/>
-        </w:rPr>
-        <w:t xml:space="preserve">Opsional: lampirkan file (poster, surat undangan) di bagian Lampiran.</w:t>
+        <w:t xml:space="preserve">  Opsional: lampirkan file (poster, surat undangan) di bagian Lampiran.</w:t>
       </w:r>
     </w:p>
     <w:p>
@@ -2622,56 +2392,51 @@
       </w:pPr>
       <w:r>
         <w:rPr>
-          <w:rFonts w:ascii="Calibri" w:cs="Calibri" w:eastAsia="Calibri" w:hAnsi="Calibri"/>
           <w:b/>
           <w:bCs/>
           <w:color w:val="FFFFFF"/>
           <w:sz w:val="19"/>
           <w:szCs w:val="19"/>
-          <w:shd w:fill="2D6A4F" w:val="clear"/>
+          <w:shd w:val="clear" w:color="auto" w:fill="2D6A4F"/>
         </w:rPr>
         <w:t xml:space="preserve">  5  </w:t>
       </w:r>
       <w:r>
-        <w:t xml:space="preserve">  </w:t>
-      </w:r>
-      <w:r>
-        <w:rPr>
-          <w:rFonts w:ascii="Calibri" w:cs="Calibri" w:eastAsia="Calibri" w:hAnsi="Calibri"/>
-          <w:b w:val="false"/>
-          <w:bCs w:val="false"/>
-          <w:color w:val="1F2421"/>
-          <w:sz w:val="22"/>
-          <w:szCs w:val="22"/>
-        </w:rPr>
-        <w:t xml:space="preserve">Tulis isi pengumuman di editor → Publish.</w:t>
+        <w:t xml:space="preserve">  Tulis isi pengumuman di editor → Publish.</w:t>
       </w:r>
     </w:p>
     <w:tbl>
       <w:tblPr>
-        <w:tblW w:type="pct" w:w="100%"/>
+        <w:tblW w:w="5000" w:type="pct"/>
         <w:jc w:val="center"/>
         <w:tblBorders>
-          <w:top w:val="single" w:color="DDD6C7" w:sz="8"/>
-          <w:left w:val="single" w:color="DDD6C7" w:sz="8"/>
-          <w:bottom w:val="single" w:color="DDD6C7" w:sz="8"/>
-          <w:right w:val="single" w:color="DDD6C7" w:sz="8"/>
-          <w:insideH w:val="none" w:sz="0"/>
-          <w:insideV w:val="none" w:sz="0"/>
+          <w:top w:val="single" w:sz="8" w:space="0" w:color="DDD6C7"/>
+          <w:left w:val="single" w:sz="8" w:space="0" w:color="DDD6C7"/>
+          <w:bottom w:val="single" w:sz="8" w:space="0" w:color="DDD6C7"/>
+          <w:right w:val="single" w:sz="8" w:space="0" w:color="DDD6C7"/>
         </w:tblBorders>
+        <w:tblCellMar>
+          <w:left w:w="10" w:type="dxa"/>
+          <w:right w:w="10" w:type="dxa"/>
+        </w:tblCellMar>
+        <w:tblLook w:val="04A0" w:firstRow="1" w:lastRow="0" w:firstColumn="1" w:lastColumn="0" w:noHBand="0" w:noVBand="1"/>
       </w:tblPr>
       <w:tblGrid>
-        <w:gridCol w:w="100"/>
+        <w:gridCol w:w="9740"/>
       </w:tblGrid>
       <w:tr>
+        <w:trPr>
+          <w:jc w:val="center"/>
+        </w:trPr>
         <w:tc>
           <w:tcPr>
-            <w:shd w:fill="FFFFFF" w:val="clear"/>
+            <w:tcW w:w="0" w:type="auto"/>
+            <w:shd w:val="clear" w:color="auto" w:fill="FFFFFF"/>
             <w:tcMar>
-              <w:top w:type="dxa" w:w="140"/>
-              <w:left w:type="dxa" w:w="140"/>
-              <w:bottom w:type="dxa" w:w="140"/>
-              <w:right w:type="dxa" w:w="140"/>
+              <w:top w:w="140" w:type="dxa"/>
+              <w:left w:w="140" w:type="dxa"/>
+              <w:bottom w:w="140" w:type="dxa"/>
+              <w:right w:w="140" w:type="dxa"/>
             </w:tcMar>
           </w:tcPr>
           <w:p>
@@ -2679,11 +2444,14 @@
               <w:jc w:val="center"/>
             </w:pPr>
             <w:r>
+              <w:rPr>
+                <w:noProof/>
+              </w:rPr>
               <w:drawing>
-                <wp:inline distT="0" distB="0" distL="0" distR="0">
+                <wp:inline distT="0" distB="0" distL="0" distR="0" wp14:anchorId="3E8CD20A" wp14:editId="3B62B275">
                   <wp:extent cx="5210175" cy="2571750"/>
-                  <wp:effectExtent t="0" r="0" b="0" l="0"/>
-                  <wp:docPr id="1" name="" descr="" title=""/>
+                  <wp:effectExtent l="0" t="0" r="0" b="0"/>
+                  <wp:docPr id="1522718318" name="Picture 1522718318"/>
                   <wp:cNvGraphicFramePr>
                     <a:graphicFrameLocks xmlns:a="http://schemas.openxmlformats.org/drawingml/2006/main" noChangeAspect="1"/>
                   </wp:cNvGraphicFramePr>
@@ -2691,13 +2459,13 @@
                     <a:graphicData uri="http://schemas.openxmlformats.org/drawingml/2006/picture">
                       <pic:pic xmlns:pic="http://schemas.openxmlformats.org/drawingml/2006/picture">
                         <pic:nvPicPr>
-                          <pic:cNvPr id="0" name="" descr=""/>
+                          <pic:cNvPr id="0" name=""/>
                           <pic:cNvPicPr>
                             <a:picLocks noChangeAspect="1" noChangeArrowheads="1"/>
                           </pic:cNvPicPr>
                         </pic:nvPicPr>
                         <pic:blipFill>
-                          <a:blip r:embed="rId14" cstate="none"/>
+                          <a:blip r:embed="rId13"/>
                           <a:srcRect/>
                           <a:stretch>
                             <a:fillRect/>
@@ -2729,14 +2497,13 @@
       </w:pPr>
       <w:r>
         <w:rPr>
-          <w:rFonts w:ascii="Calibri" w:cs="Calibri" w:eastAsia="Calibri" w:hAnsi="Calibri"/>
           <w:i/>
           <w:iCs/>
           <w:color w:val="6B7280"/>
           <w:sz w:val="18"/>
           <w:szCs w:val="18"/>
         </w:rPr>
-        <w:t xml:space="preserve">Form pengumuman dengan field Kategori (dropdown Pengumuman/Agenda)</w:t>
+        <w:t>Form pengumuman dengan field Kategori (dropdown Pengumuman/Agenda)</w:t>
       </w:r>
     </w:p>
     <w:p>
@@ -2746,37 +2513,36 @@
     </w:p>
     <w:p>
       <w:pPr>
-        <w:spacing w:after="60" w:before="200"/>
-      </w:pPr>
-      <w:r>
-        <w:rPr>
-          <w:rFonts w:ascii="Cambria" w:cs="Cambria" w:eastAsia="Cambria" w:hAnsi="Cambria"/>
+        <w:spacing w:before="200" w:after="60"/>
+      </w:pPr>
+      <w:r>
+        <w:rPr>
+          <w:rFonts w:ascii="Cambria" w:eastAsia="Cambria" w:hAnsi="Cambria" w:cs="Cambria"/>
           <w:b/>
           <w:bCs/>
           <w:color w:val="B8892E"/>
-          <w:sz w:val="22"/>
-          <w:szCs w:val="22"/>
-        </w:rPr>
-        <w:t xml:space="preserve">BAGIAN 05</w:t>
+        </w:rPr>
+        <w:lastRenderedPageBreak/>
+        <w:t>BAGIAN 05</w:t>
       </w:r>
     </w:p>
     <w:p>
       <w:pPr>
         <w:pBdr>
-          <w:bottom w:val="single" w:color="B8892E" w:sz="12" w:space="10"/>
+          <w:bottom w:val="single" w:sz="12" w:space="10" w:color="B8892E"/>
         </w:pBdr>
         <w:spacing w:after="300"/>
       </w:pPr>
       <w:r>
         <w:rPr>
-          <w:rFonts w:ascii="Cambria" w:cs="Cambria" w:eastAsia="Cambria" w:hAnsi="Cambria"/>
+          <w:rFonts w:ascii="Cambria" w:eastAsia="Cambria" w:hAnsi="Cambria" w:cs="Cambria"/>
           <w:b/>
           <w:bCs/>
           <w:color w:val="1B4332"/>
           <w:sz w:val="40"/>
           <w:szCs w:val="40"/>
         </w:rPr>
-        <w:t xml:space="preserve">Mengelola UMKM (Belanja)</w:t>
+        <w:t>Mengelola UMKM (Belanja)</w:t>
       </w:r>
     </w:p>
     <w:p>
@@ -2786,29 +2552,17 @@
       </w:pPr>
       <w:r>
         <w:rPr>
-          <w:rFonts w:ascii="Calibri" w:cs="Calibri" w:eastAsia="Calibri" w:hAnsi="Calibri"/>
           <w:b/>
           <w:bCs/>
           <w:color w:val="FFFFFF"/>
           <w:sz w:val="19"/>
           <w:szCs w:val="19"/>
-          <w:shd w:fill="2D6A4F" w:val="clear"/>
+          <w:shd w:val="clear" w:color="auto" w:fill="2D6A4F"/>
         </w:rPr>
         <w:t xml:space="preserve">  1  </w:t>
       </w:r>
       <w:r>
-        <w:t xml:space="preserve">  </w:t>
-      </w:r>
-      <w:r>
-        <w:rPr>
-          <w:rFonts w:ascii="Calibri" w:cs="Calibri" w:eastAsia="Calibri" w:hAnsi="Calibri"/>
-          <w:b w:val="false"/>
-          <w:bCs w:val="false"/>
-          <w:color w:val="1F2421"/>
-          <w:sz w:val="22"/>
-          <w:szCs w:val="22"/>
-        </w:rPr>
-        <w:t xml:space="preserve">Klik menu “UMKM” → “New UMKM”.</w:t>
+        <w:t xml:space="preserve">  Klik menu “UMKM” → “New UMKM”.</w:t>
       </w:r>
     </w:p>
     <w:p>
@@ -2818,29 +2572,17 @@
       </w:pPr>
       <w:r>
         <w:rPr>
-          <w:rFonts w:ascii="Calibri" w:cs="Calibri" w:eastAsia="Calibri" w:hAnsi="Calibri"/>
           <w:b/>
           <w:bCs/>
           <w:color w:val="FFFFFF"/>
           <w:sz w:val="19"/>
           <w:szCs w:val="19"/>
-          <w:shd w:fill="2D6A4F" w:val="clear"/>
+          <w:shd w:val="clear" w:color="auto" w:fill="2D6A4F"/>
         </w:rPr>
         <w:t xml:space="preserve">  2  </w:t>
       </w:r>
       <w:r>
-        <w:t xml:space="preserve">  </w:t>
-      </w:r>
-      <w:r>
-        <w:rPr>
-          <w:rFonts w:ascii="Calibri" w:cs="Calibri" w:eastAsia="Calibri" w:hAnsi="Calibri"/>
-          <w:b w:val="false"/>
-          <w:bCs w:val="false"/>
-          <w:color w:val="1F2421"/>
-          <w:sz w:val="22"/>
-          <w:szCs w:val="22"/>
-        </w:rPr>
-        <w:t xml:space="preserve">Isi informasi usaha:</w:t>
+        <w:t xml:space="preserve">  Isi informasi usaha:</w:t>
       </w:r>
     </w:p>
     <w:p>
@@ -2854,22 +2596,12 @@
       </w:pPr>
       <w:r>
         <w:rPr>
-          <w:rFonts w:ascii="Calibri" w:cs="Calibri" w:eastAsia="Calibri" w:hAnsi="Calibri"/>
-          <w:b/>
-          <w:bCs/>
-          <w:color w:val="1F2421"/>
-          <w:sz w:val="22"/>
-          <w:szCs w:val="22"/>
-        </w:rPr>
-        <w:t xml:space="preserve">Nama Usaha</w:t>
-      </w:r>
-      <w:r>
-        <w:rPr>
-          <w:rFonts w:ascii="Calibri" w:cs="Calibri" w:eastAsia="Calibri" w:hAnsi="Calibri"/>
-          <w:color w:val="1F2421"/>
-          <w:sz w:val="22"/>
-          <w:szCs w:val="22"/>
-        </w:rPr>
+          <w:b/>
+          <w:bCs/>
+        </w:rPr>
+        <w:t>Nama Usaha</w:t>
+      </w:r>
+      <w:r>
         <w:t xml:space="preserve"> — Nama lengkap usaha/toko</w:t>
       </w:r>
     </w:p>
@@ -2884,22 +2616,12 @@
       </w:pPr>
       <w:r>
         <w:rPr>
-          <w:rFonts w:ascii="Calibri" w:cs="Calibri" w:eastAsia="Calibri" w:hAnsi="Calibri"/>
-          <w:b/>
-          <w:bCs/>
-          <w:color w:val="1F2421"/>
-          <w:sz w:val="22"/>
-          <w:szCs w:val="22"/>
-        </w:rPr>
-        <w:t xml:space="preserve">Slug URL</w:t>
-      </w:r>
-      <w:r>
-        <w:rPr>
-          <w:rFonts w:ascii="Calibri" w:cs="Calibri" w:eastAsia="Calibri" w:hAnsi="Calibri"/>
-          <w:color w:val="1F2421"/>
-          <w:sz w:val="22"/>
-          <w:szCs w:val="22"/>
-        </w:rPr>
+          <w:b/>
+          <w:bCs/>
+        </w:rPr>
+        <w:t>Slug URL</w:t>
+      </w:r>
+      <w:r>
         <w:t xml:space="preserve"> — Alamat halaman</w:t>
       </w:r>
     </w:p>
@@ -2914,22 +2636,12 @@
       </w:pPr>
       <w:r>
         <w:rPr>
-          <w:rFonts w:ascii="Calibri" w:cs="Calibri" w:eastAsia="Calibri" w:hAnsi="Calibri"/>
-          <w:b/>
-          <w:bCs/>
-          <w:color w:val="1F2421"/>
-          <w:sz w:val="22"/>
-          <w:szCs w:val="22"/>
-        </w:rPr>
-        <w:t xml:space="preserve">Pemilik</w:t>
-      </w:r>
-      <w:r>
-        <w:rPr>
-          <w:rFonts w:ascii="Calibri" w:cs="Calibri" w:eastAsia="Calibri" w:hAnsi="Calibri"/>
-          <w:color w:val="1F2421"/>
-          <w:sz w:val="22"/>
-          <w:szCs w:val="22"/>
-        </w:rPr>
+          <w:b/>
+          <w:bCs/>
+        </w:rPr>
+        <w:t>Pemilik</w:t>
+      </w:r>
+      <w:r>
         <w:t xml:space="preserve"> — Nama pemilik usaha</w:t>
       </w:r>
     </w:p>
@@ -2944,22 +2656,12 @@
       </w:pPr>
       <w:r>
         <w:rPr>
-          <w:rFonts w:ascii="Calibri" w:cs="Calibri" w:eastAsia="Calibri" w:hAnsi="Calibri"/>
-          <w:b/>
-          <w:bCs/>
-          <w:color w:val="1F2421"/>
-          <w:sz w:val="22"/>
-          <w:szCs w:val="22"/>
-        </w:rPr>
-        <w:t xml:space="preserve">Kategori</w:t>
-      </w:r>
-      <w:r>
-        <w:rPr>
-          <w:rFonts w:ascii="Calibri" w:cs="Calibri" w:eastAsia="Calibri" w:hAnsi="Calibri"/>
-          <w:color w:val="1F2421"/>
-          <w:sz w:val="22"/>
-          <w:szCs w:val="22"/>
-        </w:rPr>
+          <w:b/>
+          <w:bCs/>
+        </w:rPr>
+        <w:t>Kategori</w:t>
+      </w:r>
+      <w:r>
         <w:t xml:space="preserve"> — Jenis usaha (Kuliner, Kerajinan, Hiburan, dll)</w:t>
       </w:r>
     </w:p>
@@ -2974,22 +2676,12 @@
       </w:pPr>
       <w:r>
         <w:rPr>
-          <w:rFonts w:ascii="Calibri" w:cs="Calibri" w:eastAsia="Calibri" w:hAnsi="Calibri"/>
-          <w:b/>
-          <w:bCs/>
-          <w:color w:val="1F2421"/>
-          <w:sz w:val="22"/>
-          <w:szCs w:val="22"/>
-        </w:rPr>
-        <w:t xml:space="preserve">Jenis Produk</w:t>
-      </w:r>
-      <w:r>
-        <w:rPr>
-          <w:rFonts w:ascii="Calibri" w:cs="Calibri" w:eastAsia="Calibri" w:hAnsi="Calibri"/>
-          <w:color w:val="1F2421"/>
-          <w:sz w:val="22"/>
-          <w:szCs w:val="22"/>
-        </w:rPr>
+          <w:b/>
+          <w:bCs/>
+        </w:rPr>
+        <w:t>Jenis Produk</w:t>
+      </w:r>
+      <w:r>
         <w:t xml:space="preserve"> — Produk utama yang dijual</w:t>
       </w:r>
     </w:p>
@@ -3004,22 +2696,12 @@
       </w:pPr>
       <w:r>
         <w:rPr>
-          <w:rFonts w:ascii="Calibri" w:cs="Calibri" w:eastAsia="Calibri" w:hAnsi="Calibri"/>
-          <w:b/>
-          <w:bCs/>
-          <w:color w:val="1F2421"/>
-          <w:sz w:val="22"/>
-          <w:szCs w:val="22"/>
-        </w:rPr>
-        <w:t xml:space="preserve">Range Harga</w:t>
-      </w:r>
-      <w:r>
-        <w:rPr>
-          <w:rFonts w:ascii="Calibri" w:cs="Calibri" w:eastAsia="Calibri" w:hAnsi="Calibri"/>
-          <w:color w:val="1F2421"/>
-          <w:sz w:val="22"/>
-          <w:szCs w:val="22"/>
-        </w:rPr>
+          <w:b/>
+          <w:bCs/>
+        </w:rPr>
+        <w:t>Range Harga</w:t>
+      </w:r>
+      <w:r>
         <w:t xml:space="preserve"> — Rentang harga (contoh: Rp 5.000 – Rp 50.000)</w:t>
       </w:r>
     </w:p>
@@ -3034,22 +2716,12 @@
       </w:pPr>
       <w:r>
         <w:rPr>
-          <w:rFonts w:ascii="Calibri" w:cs="Calibri" w:eastAsia="Calibri" w:hAnsi="Calibri"/>
-          <w:b/>
-          <w:bCs/>
-          <w:color w:val="1F2421"/>
-          <w:sz w:val="22"/>
-          <w:szCs w:val="22"/>
-        </w:rPr>
-        <w:t xml:space="preserve">Nomor WhatsApp</w:t>
-      </w:r>
-      <w:r>
-        <w:rPr>
-          <w:rFonts w:ascii="Calibri" w:cs="Calibri" w:eastAsia="Calibri" w:hAnsi="Calibri"/>
-          <w:color w:val="1F2421"/>
-          <w:sz w:val="22"/>
-          <w:szCs w:val="22"/>
-        </w:rPr>
+          <w:b/>
+          <w:bCs/>
+        </w:rPr>
+        <w:t>Nomor WhatsApp</w:t>
+      </w:r>
+      <w:r>
         <w:t xml:space="preserve"> — Format: 628XXXXXXXXX (tanpa spasi/tanda hubung)</w:t>
       </w:r>
     </w:p>
@@ -3064,22 +2736,12 @@
       </w:pPr>
       <w:r>
         <w:rPr>
-          <w:rFonts w:ascii="Calibri" w:cs="Calibri" w:eastAsia="Calibri" w:hAnsi="Calibri"/>
-          <w:b/>
-          <w:bCs/>
-          <w:color w:val="1F2421"/>
-          <w:sz w:val="22"/>
-          <w:szCs w:val="22"/>
-        </w:rPr>
-        <w:t xml:space="preserve">Foto Utama</w:t>
-      </w:r>
-      <w:r>
-        <w:rPr>
-          <w:rFonts w:ascii="Calibri" w:cs="Calibri" w:eastAsia="Calibri" w:hAnsi="Calibri"/>
-          <w:color w:val="1F2421"/>
-          <w:sz w:val="22"/>
-          <w:szCs w:val="22"/>
-        </w:rPr>
+          <w:b/>
+          <w:bCs/>
+        </w:rPr>
+        <w:t>Foto Utama</w:t>
+      </w:r>
+      <w:r>
         <w:t xml:space="preserve"> — Foto produk/toko (maks 5MB)</w:t>
       </w:r>
     </w:p>
@@ -3094,22 +2756,12 @@
       </w:pPr>
       <w:r>
         <w:rPr>
-          <w:rFonts w:ascii="Calibri" w:cs="Calibri" w:eastAsia="Calibri" w:hAnsi="Calibri"/>
-          <w:b/>
-          <w:bCs/>
-          <w:color w:val="1F2421"/>
-          <w:sz w:val="22"/>
-          <w:szCs w:val="22"/>
-        </w:rPr>
-        <w:t xml:space="preserve">Galeri Produk</w:t>
-      </w:r>
-      <w:r>
-        <w:rPr>
-          <w:rFonts w:ascii="Calibri" w:cs="Calibri" w:eastAsia="Calibri" w:hAnsi="Calibri"/>
-          <w:color w:val="1F2421"/>
-          <w:sz w:val="22"/>
-          <w:szCs w:val="22"/>
-        </w:rPr>
+          <w:b/>
+          <w:bCs/>
+        </w:rPr>
+        <w:t>Galeri Produk</w:t>
+      </w:r>
+      <w:r>
         <w:t xml:space="preserve"> — Foto-foto tambahan</w:t>
       </w:r>
     </w:p>
@@ -3124,50 +2776,47 @@
       </w:pPr>
       <w:r>
         <w:rPr>
-          <w:rFonts w:ascii="Calibri" w:cs="Calibri" w:eastAsia="Calibri" w:hAnsi="Calibri"/>
-          <w:b/>
-          <w:bCs/>
-          <w:color w:val="1F2421"/>
-          <w:sz w:val="22"/>
-          <w:szCs w:val="22"/>
-        </w:rPr>
-        <w:t xml:space="preserve">Deskripsi Usaha</w:t>
-      </w:r>
-      <w:r>
-        <w:rPr>
-          <w:rFonts w:ascii="Calibri" w:cs="Calibri" w:eastAsia="Calibri" w:hAnsi="Calibri"/>
-          <w:color w:val="1F2421"/>
-          <w:sz w:val="22"/>
-          <w:szCs w:val="22"/>
-        </w:rPr>
+          <w:b/>
+          <w:bCs/>
+        </w:rPr>
+        <w:t>Deskripsi Usaha</w:t>
+      </w:r>
+      <w:r>
         <w:t xml:space="preserve"> — Deskripsi lengkap di editor</w:t>
       </w:r>
     </w:p>
     <w:tbl>
       <w:tblPr>
-        <w:tblW w:type="pct" w:w="100%"/>
+        <w:tblW w:w="5000" w:type="pct"/>
         <w:jc w:val="center"/>
         <w:tblBorders>
-          <w:top w:val="single" w:color="DDD6C7" w:sz="8"/>
-          <w:left w:val="single" w:color="DDD6C7" w:sz="8"/>
-          <w:bottom w:val="single" w:color="DDD6C7" w:sz="8"/>
-          <w:right w:val="single" w:color="DDD6C7" w:sz="8"/>
-          <w:insideH w:val="none" w:sz="0"/>
-          <w:insideV w:val="none" w:sz="0"/>
+          <w:top w:val="single" w:sz="8" w:space="0" w:color="DDD6C7"/>
+          <w:left w:val="single" w:sz="8" w:space="0" w:color="DDD6C7"/>
+          <w:bottom w:val="single" w:sz="8" w:space="0" w:color="DDD6C7"/>
+          <w:right w:val="single" w:sz="8" w:space="0" w:color="DDD6C7"/>
         </w:tblBorders>
+        <w:tblCellMar>
+          <w:left w:w="10" w:type="dxa"/>
+          <w:right w:w="10" w:type="dxa"/>
+        </w:tblCellMar>
+        <w:tblLook w:val="04A0" w:firstRow="1" w:lastRow="0" w:firstColumn="1" w:lastColumn="0" w:noHBand="0" w:noVBand="1"/>
       </w:tblPr>
       <w:tblGrid>
-        <w:gridCol w:w="100"/>
+        <w:gridCol w:w="9740"/>
       </w:tblGrid>
       <w:tr>
+        <w:trPr>
+          <w:jc w:val="center"/>
+        </w:trPr>
         <w:tc>
           <w:tcPr>
-            <w:shd w:fill="FFFFFF" w:val="clear"/>
+            <w:tcW w:w="0" w:type="auto"/>
+            <w:shd w:val="clear" w:color="auto" w:fill="FFFFFF"/>
             <w:tcMar>
-              <w:top w:type="dxa" w:w="140"/>
-              <w:left w:type="dxa" w:w="140"/>
-              <w:bottom w:type="dxa" w:w="140"/>
-              <w:right w:type="dxa" w:w="140"/>
+              <w:top w:w="140" w:type="dxa"/>
+              <w:left w:w="140" w:type="dxa"/>
+              <w:bottom w:w="140" w:type="dxa"/>
+              <w:right w:w="140" w:type="dxa"/>
             </w:tcMar>
           </w:tcPr>
           <w:p>
@@ -3175,11 +2824,14 @@
               <w:jc w:val="center"/>
             </w:pPr>
             <w:r>
+              <w:rPr>
+                <w:noProof/>
+              </w:rPr>
               <w:drawing>
-                <wp:inline distT="0" distB="0" distL="0" distR="0">
+                <wp:inline distT="0" distB="0" distL="0" distR="0" wp14:anchorId="546510C3" wp14:editId="4440F603">
                   <wp:extent cx="5210175" cy="2571750"/>
-                  <wp:effectExtent t="0" r="0" b="0" l="0"/>
-                  <wp:docPr id="1" name="" descr="" title=""/>
+                  <wp:effectExtent l="0" t="0" r="0" b="0"/>
+                  <wp:docPr id="1963909576" name="Picture 1963909576"/>
                   <wp:cNvGraphicFramePr>
                     <a:graphicFrameLocks xmlns:a="http://schemas.openxmlformats.org/drawingml/2006/main" noChangeAspect="1"/>
                   </wp:cNvGraphicFramePr>
@@ -3187,13 +2839,13 @@
                     <a:graphicData uri="http://schemas.openxmlformats.org/drawingml/2006/picture">
                       <pic:pic xmlns:pic="http://schemas.openxmlformats.org/drawingml/2006/picture">
                         <pic:nvPicPr>
-                          <pic:cNvPr id="0" name="" descr=""/>
+                          <pic:cNvPr id="0" name=""/>
                           <pic:cNvPicPr>
                             <a:picLocks noChangeAspect="1" noChangeArrowheads="1"/>
                           </pic:cNvPicPr>
                         </pic:nvPicPr>
                         <pic:blipFill>
-                          <a:blip r:embed="rId15" cstate="none"/>
+                          <a:blip r:embed="rId14"/>
                           <a:srcRect/>
                           <a:stretch>
                             <a:fillRect/>
@@ -3225,14 +2877,13 @@
       </w:pPr>
       <w:r>
         <w:rPr>
-          <w:rFonts w:ascii="Calibri" w:cs="Calibri" w:eastAsia="Calibri" w:hAnsi="Calibri"/>
           <w:i/>
           <w:iCs/>
           <w:color w:val="6B7280"/>
           <w:sz w:val="18"/>
           <w:szCs w:val="18"/>
         </w:rPr>
-        <w:t xml:space="preserve">Form UMKM — Nama Usaha, Kategori, WhatsApp, dan upload Foto</w:t>
+        <w:t>Form UMKM — Nama Usaha, Kategori, WhatsApp, dan upload Foto</w:t>
       </w:r>
     </w:p>
     <w:p>
@@ -3242,59 +2893,51 @@
       </w:pPr>
       <w:r>
         <w:rPr>
-          <w:rFonts w:ascii="Calibri" w:cs="Calibri" w:eastAsia="Calibri" w:hAnsi="Calibri"/>
           <w:b/>
           <w:bCs/>
           <w:color w:val="FFFFFF"/>
           <w:sz w:val="19"/>
           <w:szCs w:val="19"/>
-          <w:shd w:fill="2D6A4F" w:val="clear"/>
+          <w:shd w:val="clear" w:color="auto" w:fill="2D6A4F"/>
         </w:rPr>
         <w:t xml:space="preserve">  3  </w:t>
       </w:r>
       <w:r>
-        <w:t xml:space="preserve">  </w:t>
-      </w:r>
-      <w:r>
-        <w:rPr>
-          <w:rFonts w:ascii="Calibri" w:cs="Calibri" w:eastAsia="Calibri" w:hAnsi="Calibri"/>
-          <w:b w:val="false"/>
-          <w:bCs w:val="false"/>
-          <w:color w:val="1F2421"/>
-          <w:sz w:val="22"/>
-          <w:szCs w:val="22"/>
-        </w:rPr>
-        <w:t xml:space="preserve">Klik “Publish”.</w:t>
+        <w:t xml:space="preserve">  Klik “Publish”.</w:t>
       </w:r>
     </w:p>
     <w:tbl>
       <w:tblPr>
-        <w:tblW w:type="pct" w:w="100%"/>
+        <w:tblW w:w="5000" w:type="pct"/>
         <w:tblBorders>
-          <w:top w:val="single" w:color="FBEDE7" w:sz="2"/>
-          <w:left w:val="single" w:color="9C4221" w:sz="36"/>
-          <w:bottom w:val="single" w:color="FBEDE7" w:sz="2"/>
-          <w:right w:val="single" w:color="FBEDE7" w:sz="2"/>
-          <w:insideH w:val="none" w:color="FBEDE7" w:sz="0"/>
-          <w:insideV w:val="none" w:color="FBEDE7" w:sz="0"/>
+          <w:top w:val="single" w:sz="2" w:space="0" w:color="FBEDE7"/>
+          <w:left w:val="single" w:sz="36" w:space="0" w:color="9C4221"/>
+          <w:bottom w:val="single" w:sz="2" w:space="0" w:color="FBEDE7"/>
+          <w:right w:val="single" w:sz="2" w:space="0" w:color="FBEDE7"/>
+          <w:insideH w:val="none" w:sz="0" w:space="0" w:color="FBEDE7"/>
+          <w:insideV w:val="none" w:sz="0" w:space="0" w:color="FBEDE7"/>
         </w:tblBorders>
         <w:tblCellMar>
-          <w:top w:type="dxa" w:w="60"/>
-          <w:bottom w:type="dxa" w:w="220"/>
+          <w:top w:w="60" w:type="dxa"/>
+          <w:left w:w="10" w:type="dxa"/>
+          <w:bottom w:w="220" w:type="dxa"/>
+          <w:right w:w="10" w:type="dxa"/>
         </w:tblCellMar>
+        <w:tblLook w:val="04A0" w:firstRow="1" w:lastRow="0" w:firstColumn="1" w:lastColumn="0" w:noHBand="0" w:noVBand="1"/>
       </w:tblPr>
       <w:tblGrid>
-        <w:gridCol w:w="100"/>
+        <w:gridCol w:w="9712"/>
       </w:tblGrid>
       <w:tr>
         <w:tc>
           <w:tcPr>
-            <w:shd w:fill="FBEDE7" w:val="clear"/>
+            <w:tcW w:w="0" w:type="auto"/>
+            <w:shd w:val="clear" w:color="auto" w:fill="FBEDE7"/>
             <w:tcMar>
-              <w:top w:type="dxa" w:w="160"/>
-              <w:left w:type="dxa" w:w="260"/>
-              <w:bottom w:type="dxa" w:w="160"/>
-              <w:right w:type="dxa" w:w="260"/>
+              <w:top w:w="160" w:type="dxa"/>
+              <w:left w:w="260" w:type="dxa"/>
+              <w:bottom w:w="160" w:type="dxa"/>
+              <w:right w:w="260" w:type="dxa"/>
             </w:tcMar>
           </w:tcPr>
           <w:p>
@@ -3303,28 +2946,25 @@
             </w:pPr>
             <w:r>
               <w:rPr>
-                <w:rFonts w:ascii="Calibri" w:cs="Calibri" w:eastAsia="Calibri" w:hAnsi="Calibri"/>
                 <w:b/>
                 <w:bCs/>
                 <w:color w:val="9C4221"/>
                 <w:sz w:val="20"/>
                 <w:szCs w:val="20"/>
               </w:rPr>
-              <w:t xml:space="preserve">⚠ Penting</w:t>
+              <w:t>⚠ Penting</w:t>
             </w:r>
           </w:p>
           <w:p>
             <w:pPr>
-              <w:spacing w:after="0" w:line="276"/>
+              <w:spacing w:line="276" w:lineRule="auto"/>
             </w:pPr>
             <w:r>
               <w:rPr>
-                <w:rFonts w:ascii="Calibri" w:cs="Calibri" w:eastAsia="Calibri" w:hAnsi="Calibri"/>
-                <w:color w:val="1F2421"/>
                 <w:sz w:val="21"/>
                 <w:szCs w:val="21"/>
               </w:rPr>
-              <w:t xml:space="preserve">Format nomor WhatsApp harus diawali 628 (bukan 08). Contoh: 0858-8226-4441 → tulis 6285882264441</w:t>
+              <w:t>Format nomor WhatsApp harus diawali 628 (bukan 08). Contoh: 0858-8226-4441 → tulis 6285882264441</w:t>
             </w:r>
           </w:p>
         </w:tc>
@@ -3337,37 +2977,36 @@
     </w:p>
     <w:p>
       <w:pPr>
-        <w:spacing w:after="60" w:before="200"/>
-      </w:pPr>
-      <w:r>
-        <w:rPr>
-          <w:rFonts w:ascii="Cambria" w:cs="Cambria" w:eastAsia="Cambria" w:hAnsi="Cambria"/>
+        <w:spacing w:before="200" w:after="60"/>
+      </w:pPr>
+      <w:r>
+        <w:rPr>
+          <w:rFonts w:ascii="Cambria" w:eastAsia="Cambria" w:hAnsi="Cambria" w:cs="Cambria"/>
           <w:b/>
           <w:bCs/>
           <w:color w:val="B8892E"/>
-          <w:sz w:val="22"/>
-          <w:szCs w:val="22"/>
-        </w:rPr>
-        <w:t xml:space="preserve">BAGIAN 06</w:t>
+        </w:rPr>
+        <w:lastRenderedPageBreak/>
+        <w:t>BAGIAN 06</w:t>
       </w:r>
     </w:p>
     <w:p>
       <w:pPr>
         <w:pBdr>
-          <w:bottom w:val="single" w:color="B8892E" w:sz="12" w:space="10"/>
+          <w:bottom w:val="single" w:sz="12" w:space="10" w:color="B8892E"/>
         </w:pBdr>
         <w:spacing w:after="300"/>
       </w:pPr>
       <w:r>
         <w:rPr>
-          <w:rFonts w:ascii="Cambria" w:cs="Cambria" w:eastAsia="Cambria" w:hAnsi="Cambria"/>
+          <w:rFonts w:ascii="Cambria" w:eastAsia="Cambria" w:hAnsi="Cambria" w:cs="Cambria"/>
           <w:b/>
           <w:bCs/>
           <w:color w:val="1B4332"/>
           <w:sz w:val="40"/>
           <w:szCs w:val="40"/>
         </w:rPr>
-        <w:t xml:space="preserve">Mengelola Wisata</w:t>
+        <w:t>Mengelola Wisata</w:t>
       </w:r>
     </w:p>
     <w:p>
@@ -3377,29 +3016,17 @@
       </w:pPr>
       <w:r>
         <w:rPr>
-          <w:rFonts w:ascii="Calibri" w:cs="Calibri" w:eastAsia="Calibri" w:hAnsi="Calibri"/>
           <w:b/>
           <w:bCs/>
           <w:color w:val="FFFFFF"/>
           <w:sz w:val="19"/>
           <w:szCs w:val="19"/>
-          <w:shd w:fill="2D6A4F" w:val="clear"/>
+          <w:shd w:val="clear" w:color="auto" w:fill="2D6A4F"/>
         </w:rPr>
         <w:t xml:space="preserve">  1  </w:t>
       </w:r>
       <w:r>
-        <w:t xml:space="preserve">  </w:t>
-      </w:r>
-      <w:r>
-        <w:rPr>
-          <w:rFonts w:ascii="Calibri" w:cs="Calibri" w:eastAsia="Calibri" w:hAnsi="Calibri"/>
-          <w:b w:val="false"/>
-          <w:bCs w:val="false"/>
-          <w:color w:val="1F2421"/>
-          <w:sz w:val="22"/>
-          <w:szCs w:val="22"/>
-        </w:rPr>
-        <w:t xml:space="preserve">Klik menu “Destinasi Wisata” → “New Destinasi Wisata”.</w:t>
+        <w:t xml:space="preserve">  Klik menu “Destinasi Wisata” → “New Destinasi Wisata”.</w:t>
       </w:r>
     </w:p>
     <w:p>
@@ -3409,29 +3036,17 @@
       </w:pPr>
       <w:r>
         <w:rPr>
-          <w:rFonts w:ascii="Calibri" w:cs="Calibri" w:eastAsia="Calibri" w:hAnsi="Calibri"/>
           <w:b/>
           <w:bCs/>
           <w:color w:val="FFFFFF"/>
           <w:sz w:val="19"/>
           <w:szCs w:val="19"/>
-          <w:shd w:fill="2D6A4F" w:val="clear"/>
+          <w:shd w:val="clear" w:color="auto" w:fill="2D6A4F"/>
         </w:rPr>
         <w:t xml:space="preserve">  2  </w:t>
       </w:r>
       <w:r>
-        <w:t xml:space="preserve">  </w:t>
-      </w:r>
-      <w:r>
-        <w:rPr>
-          <w:rFonts w:ascii="Calibri" w:cs="Calibri" w:eastAsia="Calibri" w:hAnsi="Calibri"/>
-          <w:b w:val="false"/>
-          <w:bCs w:val="false"/>
-          <w:color w:val="1F2421"/>
-          <w:sz w:val="22"/>
-          <w:szCs w:val="22"/>
-        </w:rPr>
-        <w:t xml:space="preserve">Isi: Nama Destinasi, Deskripsi Singkat, Jam Operasional, Harga Tiket, Kontak, Petunjuk Akses.</w:t>
+        <w:t xml:space="preserve">  Isi: Nama Destinasi, Deskripsi Singkat, Jam Operasional, Harga Tiket, Kontak, Petunjuk Akses.</w:t>
       </w:r>
     </w:p>
     <w:p>
@@ -3441,29 +3056,17 @@
       </w:pPr>
       <w:r>
         <w:rPr>
-          <w:rFonts w:ascii="Calibri" w:cs="Calibri" w:eastAsia="Calibri" w:hAnsi="Calibri"/>
           <w:b/>
           <w:bCs/>
           <w:color w:val="FFFFFF"/>
           <w:sz w:val="19"/>
           <w:szCs w:val="19"/>
-          <w:shd w:fill="2D6A4F" w:val="clear"/>
+          <w:shd w:val="clear" w:color="auto" w:fill="2D6A4F"/>
         </w:rPr>
         <w:t xml:space="preserve">  3  </w:t>
       </w:r>
       <w:r>
-        <w:t xml:space="preserve">  </w:t>
-      </w:r>
-      <w:r>
-        <w:rPr>
-          <w:rFonts w:ascii="Calibri" w:cs="Calibri" w:eastAsia="Calibri" w:hAnsi="Calibri"/>
-          <w:b w:val="false"/>
-          <w:bCs w:val="false"/>
-          <w:color w:val="1F2421"/>
-          <w:sz w:val="22"/>
-          <w:szCs w:val="22"/>
-        </w:rPr>
-        <w:t xml:space="preserve">Opsional: isi koordinat peta (Latitude &amp; Longitude) agar peta tampil di halaman wisata.</w:t>
+        <w:t xml:space="preserve">  Opsional: isi koordinat peta (Latitude &amp; Longitude) agar peta tampil di halaman wisata.</w:t>
       </w:r>
     </w:p>
     <w:p>
@@ -3473,29 +3076,17 @@
       </w:pPr>
       <w:r>
         <w:rPr>
-          <w:rFonts w:ascii="Calibri" w:cs="Calibri" w:eastAsia="Calibri" w:hAnsi="Calibri"/>
           <w:b/>
           <w:bCs/>
           <w:color w:val="FFFFFF"/>
           <w:sz w:val="19"/>
           <w:szCs w:val="19"/>
-          <w:shd w:fill="2D6A4F" w:val="clear"/>
+          <w:shd w:val="clear" w:color="auto" w:fill="2D6A4F"/>
         </w:rPr>
         <w:t xml:space="preserve">  4  </w:t>
       </w:r>
       <w:r>
-        <w:t xml:space="preserve">  </w:t>
-      </w:r>
-      <w:r>
-        <w:rPr>
-          <w:rFonts w:ascii="Calibri" w:cs="Calibri" w:eastAsia="Calibri" w:hAnsi="Calibri"/>
-          <w:b w:val="false"/>
-          <w:bCs w:val="false"/>
-          <w:color w:val="1F2421"/>
-          <w:sz w:val="22"/>
-          <w:szCs w:val="22"/>
-        </w:rPr>
-        <w:t xml:space="preserve">Upload Foto Utama dan Galeri Foto.</w:t>
+        <w:t xml:space="preserve">  Upload Foto Utama dan Galeri Foto.</w:t>
       </w:r>
     </w:p>
     <w:p>
@@ -3505,56 +3096,51 @@
       </w:pPr>
       <w:r>
         <w:rPr>
-          <w:rFonts w:ascii="Calibri" w:cs="Calibri" w:eastAsia="Calibri" w:hAnsi="Calibri"/>
           <w:b/>
           <w:bCs/>
           <w:color w:val="FFFFFF"/>
           <w:sz w:val="19"/>
           <w:szCs w:val="19"/>
-          <w:shd w:fill="2D6A4F" w:val="clear"/>
+          <w:shd w:val="clear" w:color="auto" w:fill="2D6A4F"/>
         </w:rPr>
         <w:t xml:space="preserve">  5  </w:t>
       </w:r>
       <w:r>
-        <w:t xml:space="preserve">  </w:t>
-      </w:r>
-      <w:r>
-        <w:rPr>
-          <w:rFonts w:ascii="Calibri" w:cs="Calibri" w:eastAsia="Calibri" w:hAnsi="Calibri"/>
-          <w:b w:val="false"/>
-          <w:bCs w:val="false"/>
-          <w:color w:val="1F2421"/>
-          <w:sz w:val="22"/>
-          <w:szCs w:val="22"/>
-        </w:rPr>
-        <w:t xml:space="preserve">Tulis deskripsi lengkap di editor → Publish.</w:t>
+        <w:t xml:space="preserve">  Tulis deskripsi lengkap di editor → Publish.</w:t>
       </w:r>
     </w:p>
     <w:tbl>
       <w:tblPr>
-        <w:tblW w:type="pct" w:w="100%"/>
+        <w:tblW w:w="5000" w:type="pct"/>
         <w:jc w:val="center"/>
         <w:tblBorders>
-          <w:top w:val="single" w:color="DDD6C7" w:sz="8"/>
-          <w:left w:val="single" w:color="DDD6C7" w:sz="8"/>
-          <w:bottom w:val="single" w:color="DDD6C7" w:sz="8"/>
-          <w:right w:val="single" w:color="DDD6C7" w:sz="8"/>
-          <w:insideH w:val="none" w:sz="0"/>
-          <w:insideV w:val="none" w:sz="0"/>
+          <w:top w:val="single" w:sz="8" w:space="0" w:color="DDD6C7"/>
+          <w:left w:val="single" w:sz="8" w:space="0" w:color="DDD6C7"/>
+          <w:bottom w:val="single" w:sz="8" w:space="0" w:color="DDD6C7"/>
+          <w:right w:val="single" w:sz="8" w:space="0" w:color="DDD6C7"/>
         </w:tblBorders>
+        <w:tblCellMar>
+          <w:left w:w="10" w:type="dxa"/>
+          <w:right w:w="10" w:type="dxa"/>
+        </w:tblCellMar>
+        <w:tblLook w:val="04A0" w:firstRow="1" w:lastRow="0" w:firstColumn="1" w:lastColumn="0" w:noHBand="0" w:noVBand="1"/>
       </w:tblPr>
       <w:tblGrid>
-        <w:gridCol w:w="100"/>
+        <w:gridCol w:w="9740"/>
       </w:tblGrid>
       <w:tr>
+        <w:trPr>
+          <w:jc w:val="center"/>
+        </w:trPr>
         <w:tc>
           <w:tcPr>
-            <w:shd w:fill="FFFFFF" w:val="clear"/>
+            <w:tcW w:w="0" w:type="auto"/>
+            <w:shd w:val="clear" w:color="auto" w:fill="FFFFFF"/>
             <w:tcMar>
-              <w:top w:type="dxa" w:w="140"/>
-              <w:left w:type="dxa" w:w="140"/>
-              <w:bottom w:type="dxa" w:w="140"/>
-              <w:right w:type="dxa" w:w="140"/>
+              <w:top w:w="140" w:type="dxa"/>
+              <w:left w:w="140" w:type="dxa"/>
+              <w:bottom w:w="140" w:type="dxa"/>
+              <w:right w:w="140" w:type="dxa"/>
             </w:tcMar>
           </w:tcPr>
           <w:p>
@@ -3562,11 +3148,14 @@
               <w:jc w:val="center"/>
             </w:pPr>
             <w:r>
+              <w:rPr>
+                <w:noProof/>
+              </w:rPr>
               <w:drawing>
-                <wp:inline distT="0" distB="0" distL="0" distR="0">
+                <wp:inline distT="0" distB="0" distL="0" distR="0" wp14:anchorId="0B2A9D85" wp14:editId="7CE9B547">
                   <wp:extent cx="5210175" cy="2571750"/>
-                  <wp:effectExtent t="0" r="0" b="0" l="0"/>
-                  <wp:docPr id="1" name="" descr="" title=""/>
+                  <wp:effectExtent l="0" t="0" r="0" b="0"/>
+                  <wp:docPr id="752545805" name="Picture 752545805"/>
                   <wp:cNvGraphicFramePr>
                     <a:graphicFrameLocks xmlns:a="http://schemas.openxmlformats.org/drawingml/2006/main" noChangeAspect="1"/>
                   </wp:cNvGraphicFramePr>
@@ -3574,13 +3163,13 @@
                     <a:graphicData uri="http://schemas.openxmlformats.org/drawingml/2006/picture">
                       <pic:pic xmlns:pic="http://schemas.openxmlformats.org/drawingml/2006/picture">
                         <pic:nvPicPr>
-                          <pic:cNvPr id="0" name="" descr=""/>
+                          <pic:cNvPr id="0" name=""/>
                           <pic:cNvPicPr>
                             <a:picLocks noChangeAspect="1" noChangeArrowheads="1"/>
                           </pic:cNvPicPr>
                         </pic:nvPicPr>
                         <pic:blipFill>
-                          <a:blip r:embed="rId16" cstate="none"/>
+                          <a:blip r:embed="rId15"/>
                           <a:srcRect/>
                           <a:stretch>
                             <a:fillRect/>
@@ -3612,44 +3201,47 @@
       </w:pPr>
       <w:r>
         <w:rPr>
-          <w:rFonts w:ascii="Calibri" w:cs="Calibri" w:eastAsia="Calibri" w:hAnsi="Calibri"/>
           <w:i/>
           <w:iCs/>
           <w:color w:val="6B7280"/>
           <w:sz w:val="18"/>
           <w:szCs w:val="18"/>
         </w:rPr>
-        <w:t xml:space="preserve">Form wisata — koordinat peta, galeri foto, dan deskripsi</w:t>
+        <w:t>Form wisata — koordinat peta, galeri foto, dan deskripsi</w:t>
       </w:r>
     </w:p>
     <w:tbl>
       <w:tblPr>
-        <w:tblW w:type="pct" w:w="100%"/>
+        <w:tblW w:w="5000" w:type="pct"/>
         <w:tblBorders>
-          <w:top w:val="single" w:color="EAF4EE" w:sz="2"/>
-          <w:left w:val="single" w:color="2D6A4F" w:sz="36"/>
-          <w:bottom w:val="single" w:color="EAF4EE" w:sz="2"/>
-          <w:right w:val="single" w:color="EAF4EE" w:sz="2"/>
-          <w:insideH w:val="none" w:color="EAF4EE" w:sz="0"/>
-          <w:insideV w:val="none" w:color="EAF4EE" w:sz="0"/>
+          <w:top w:val="single" w:sz="2" w:space="0" w:color="EAF4EE"/>
+          <w:left w:val="single" w:sz="36" w:space="0" w:color="2D6A4F"/>
+          <w:bottom w:val="single" w:sz="2" w:space="0" w:color="EAF4EE"/>
+          <w:right w:val="single" w:sz="2" w:space="0" w:color="EAF4EE"/>
+          <w:insideH w:val="none" w:sz="0" w:space="0" w:color="EAF4EE"/>
+          <w:insideV w:val="none" w:sz="0" w:space="0" w:color="EAF4EE"/>
         </w:tblBorders>
         <w:tblCellMar>
-          <w:top w:type="dxa" w:w="60"/>
-          <w:bottom w:type="dxa" w:w="220"/>
+          <w:top w:w="60" w:type="dxa"/>
+          <w:left w:w="10" w:type="dxa"/>
+          <w:bottom w:w="220" w:type="dxa"/>
+          <w:right w:w="10" w:type="dxa"/>
         </w:tblCellMar>
+        <w:tblLook w:val="04A0" w:firstRow="1" w:lastRow="0" w:firstColumn="1" w:lastColumn="0" w:noHBand="0" w:noVBand="1"/>
       </w:tblPr>
       <w:tblGrid>
-        <w:gridCol w:w="100"/>
+        <w:gridCol w:w="9712"/>
       </w:tblGrid>
       <w:tr>
         <w:tc>
           <w:tcPr>
-            <w:shd w:fill="EAF4EE" w:val="clear"/>
+            <w:tcW w:w="0" w:type="auto"/>
+            <w:shd w:val="clear" w:color="auto" w:fill="EAF4EE"/>
             <w:tcMar>
-              <w:top w:type="dxa" w:w="160"/>
-              <w:left w:type="dxa" w:w="260"/>
-              <w:bottom w:type="dxa" w:w="160"/>
-              <w:right w:type="dxa" w:w="260"/>
+              <w:top w:w="160" w:type="dxa"/>
+              <w:left w:w="260" w:type="dxa"/>
+              <w:bottom w:w="160" w:type="dxa"/>
+              <w:right w:w="260" w:type="dxa"/>
             </w:tcMar>
           </w:tcPr>
           <w:p>
@@ -3658,28 +3250,25 @@
             </w:pPr>
             <w:r>
               <w:rPr>
-                <w:rFonts w:ascii="Calibri" w:cs="Calibri" w:eastAsia="Calibri" w:hAnsi="Calibri"/>
                 <w:b/>
                 <w:bCs/>
                 <w:color w:val="2D6A4F"/>
                 <w:sz w:val="20"/>
                 <w:szCs w:val="20"/>
               </w:rPr>
-              <w:t xml:space="preserve">💡 Tips</w:t>
+              <w:t>💡 Tips</w:t>
             </w:r>
           </w:p>
           <w:p>
             <w:pPr>
-              <w:spacing w:after="0" w:line="276"/>
+              <w:spacing w:line="276" w:lineRule="auto"/>
             </w:pPr>
             <w:r>
               <w:rPr>
-                <w:rFonts w:ascii="Calibri" w:cs="Calibri" w:eastAsia="Calibri" w:hAnsi="Calibri"/>
-                <w:color w:val="1F2421"/>
                 <w:sz w:val="21"/>
                 <w:szCs w:val="21"/>
               </w:rPr>
-              <w:t xml:space="preserve">Untuk mendapatkan koordinat, buka Google Maps → klik kanan lokasi → salin koordinat.</w:t>
+              <w:t>Untuk mendapatkan koordinat, buka Google Maps → klik kanan lokasi → salin koordinat.</w:t>
             </w:r>
           </w:p>
         </w:tc>
@@ -3692,37 +3281,36 @@
     </w:p>
     <w:p>
       <w:pPr>
-        <w:spacing w:after="60" w:before="200"/>
-      </w:pPr>
-      <w:r>
-        <w:rPr>
-          <w:rFonts w:ascii="Cambria" w:cs="Cambria" w:eastAsia="Cambria" w:hAnsi="Cambria"/>
+        <w:spacing w:before="200" w:after="60"/>
+      </w:pPr>
+      <w:r>
+        <w:rPr>
+          <w:rFonts w:ascii="Cambria" w:eastAsia="Cambria" w:hAnsi="Cambria" w:cs="Cambria"/>
           <w:b/>
           <w:bCs/>
           <w:color w:val="B8892E"/>
-          <w:sz w:val="22"/>
-          <w:szCs w:val="22"/>
-        </w:rPr>
-        <w:t xml:space="preserve">BAGIAN 07</w:t>
+        </w:rPr>
+        <w:lastRenderedPageBreak/>
+        <w:t>BAGIAN 07</w:t>
       </w:r>
     </w:p>
     <w:p>
       <w:pPr>
         <w:pBdr>
-          <w:bottom w:val="single" w:color="B8892E" w:sz="12" w:space="10"/>
+          <w:bottom w:val="single" w:sz="12" w:space="10" w:color="B8892E"/>
         </w:pBdr>
         <w:spacing w:after="300"/>
       </w:pPr>
       <w:r>
         <w:rPr>
-          <w:rFonts w:ascii="Cambria" w:cs="Cambria" w:eastAsia="Cambria" w:hAnsi="Cambria"/>
+          <w:rFonts w:ascii="Cambria" w:eastAsia="Cambria" w:hAnsi="Cambria" w:cs="Cambria"/>
           <w:b/>
           <w:bCs/>
           <w:color w:val="1B4332"/>
           <w:sz w:val="40"/>
           <w:szCs w:val="40"/>
         </w:rPr>
-        <w:t xml:space="preserve">Mengelola Galeri Foto</w:t>
+        <w:t>Mengelola Galeri Foto</w:t>
       </w:r>
     </w:p>
     <w:p>
@@ -3732,29 +3320,17 @@
       </w:pPr>
       <w:r>
         <w:rPr>
-          <w:rFonts w:ascii="Calibri" w:cs="Calibri" w:eastAsia="Calibri" w:hAnsi="Calibri"/>
           <w:b/>
           <w:bCs/>
           <w:color w:val="FFFFFF"/>
           <w:sz w:val="19"/>
           <w:szCs w:val="19"/>
-          <w:shd w:fill="2D6A4F" w:val="clear"/>
+          <w:shd w:val="clear" w:color="auto" w:fill="2D6A4F"/>
         </w:rPr>
         <w:t xml:space="preserve">  1  </w:t>
       </w:r>
       <w:r>
-        <w:t xml:space="preserve">  </w:t>
-      </w:r>
-      <w:r>
-        <w:rPr>
-          <w:rFonts w:ascii="Calibri" w:cs="Calibri" w:eastAsia="Calibri" w:hAnsi="Calibri"/>
-          <w:b w:val="false"/>
-          <w:bCs w:val="false"/>
-          <w:color w:val="1F2421"/>
-          <w:sz w:val="22"/>
-          <w:szCs w:val="22"/>
-        </w:rPr>
-        <w:t xml:space="preserve">Klik menu “Galeri Foto” → “New Galeri Foto”.</w:t>
+        <w:t xml:space="preserve">  Klik menu “Galeri Foto” → “New Galeri Foto”.</w:t>
       </w:r>
     </w:p>
     <w:p>
@@ -3764,29 +3340,17 @@
       </w:pPr>
       <w:r>
         <w:rPr>
-          <w:rFonts w:ascii="Calibri" w:cs="Calibri" w:eastAsia="Calibri" w:hAnsi="Calibri"/>
           <w:b/>
           <w:bCs/>
           <w:color w:val="FFFFFF"/>
           <w:sz w:val="19"/>
           <w:szCs w:val="19"/>
-          <w:shd w:fill="2D6A4F" w:val="clear"/>
+          <w:shd w:val="clear" w:color="auto" w:fill="2D6A4F"/>
         </w:rPr>
         <w:t xml:space="preserve">  2  </w:t>
       </w:r>
       <w:r>
-        <w:t xml:space="preserve">  </w:t>
-      </w:r>
-      <w:r>
-        <w:rPr>
-          <w:rFonts w:ascii="Calibri" w:cs="Calibri" w:eastAsia="Calibri" w:hAnsi="Calibri"/>
-          <w:b w:val="false"/>
-          <w:bCs w:val="false"/>
-          <w:color w:val="1F2421"/>
-          <w:sz w:val="22"/>
-          <w:szCs w:val="22"/>
-        </w:rPr>
-        <w:t xml:space="preserve">Isi: Judul Foto, Upload File Foto, Caption (keterangan), Album/Kategori.</w:t>
+        <w:t xml:space="preserve">  Isi: Judul Foto, Upload File Foto, Caption (keterangan), Album/Kategori.</w:t>
       </w:r>
     </w:p>
     <w:p>
@@ -3796,29 +3360,17 @@
       </w:pPr>
       <w:r>
         <w:rPr>
-          <w:rFonts w:ascii="Calibri" w:cs="Calibri" w:eastAsia="Calibri" w:hAnsi="Calibri"/>
           <w:b/>
           <w:bCs/>
           <w:color w:val="FFFFFF"/>
           <w:sz w:val="19"/>
           <w:szCs w:val="19"/>
-          <w:shd w:fill="2D6A4F" w:val="clear"/>
+          <w:shd w:val="clear" w:color="auto" w:fill="2D6A4F"/>
         </w:rPr>
         <w:t xml:space="preserve">  3  </w:t>
       </w:r>
       <w:r>
-        <w:t xml:space="preserve">  </w:t>
-      </w:r>
-      <w:r>
-        <w:rPr>
-          <w:rFonts w:ascii="Calibri" w:cs="Calibri" w:eastAsia="Calibri" w:hAnsi="Calibri"/>
-          <w:b w:val="false"/>
-          <w:bCs w:val="false"/>
-          <w:color w:val="1F2421"/>
-          <w:sz w:val="22"/>
-          <w:szCs w:val="22"/>
-        </w:rPr>
-        <w:t xml:space="preserve">Atur Urutan (angka kecil tampil lebih dulu).</w:t>
+        <w:t xml:space="preserve">  Atur Urutan (angka kecil tampil lebih dulu).</w:t>
       </w:r>
     </w:p>
     <w:p>
@@ -3828,56 +3380,51 @@
       </w:pPr>
       <w:r>
         <w:rPr>
-          <w:rFonts w:ascii="Calibri" w:cs="Calibri" w:eastAsia="Calibri" w:hAnsi="Calibri"/>
           <w:b/>
           <w:bCs/>
           <w:color w:val="FFFFFF"/>
           <w:sz w:val="19"/>
           <w:szCs w:val="19"/>
-          <w:shd w:fill="2D6A4F" w:val="clear"/>
+          <w:shd w:val="clear" w:color="auto" w:fill="2D6A4F"/>
         </w:rPr>
         <w:t xml:space="preserve">  4  </w:t>
       </w:r>
       <w:r>
-        <w:t xml:space="preserve">  </w:t>
-      </w:r>
-      <w:r>
-        <w:rPr>
-          <w:rFonts w:ascii="Calibri" w:cs="Calibri" w:eastAsia="Calibri" w:hAnsi="Calibri"/>
-          <w:b w:val="false"/>
-          <w:bCs w:val="false"/>
-          <w:color w:val="1F2421"/>
-          <w:sz w:val="22"/>
-          <w:szCs w:val="22"/>
-        </w:rPr>
-        <w:t xml:space="preserve">Publish.</w:t>
+        <w:t xml:space="preserve">  Publish.</w:t>
       </w:r>
     </w:p>
     <w:tbl>
       <w:tblPr>
-        <w:tblW w:type="pct" w:w="100%"/>
+        <w:tblW w:w="5000" w:type="pct"/>
         <w:jc w:val="center"/>
         <w:tblBorders>
-          <w:top w:val="single" w:color="DDD6C7" w:sz="8"/>
-          <w:left w:val="single" w:color="DDD6C7" w:sz="8"/>
-          <w:bottom w:val="single" w:color="DDD6C7" w:sz="8"/>
-          <w:right w:val="single" w:color="DDD6C7" w:sz="8"/>
-          <w:insideH w:val="none" w:sz="0"/>
-          <w:insideV w:val="none" w:sz="0"/>
+          <w:top w:val="single" w:sz="8" w:space="0" w:color="DDD6C7"/>
+          <w:left w:val="single" w:sz="8" w:space="0" w:color="DDD6C7"/>
+          <w:bottom w:val="single" w:sz="8" w:space="0" w:color="DDD6C7"/>
+          <w:right w:val="single" w:sz="8" w:space="0" w:color="DDD6C7"/>
         </w:tblBorders>
+        <w:tblCellMar>
+          <w:left w:w="10" w:type="dxa"/>
+          <w:right w:w="10" w:type="dxa"/>
+        </w:tblCellMar>
+        <w:tblLook w:val="04A0" w:firstRow="1" w:lastRow="0" w:firstColumn="1" w:lastColumn="0" w:noHBand="0" w:noVBand="1"/>
       </w:tblPr>
       <w:tblGrid>
-        <w:gridCol w:w="100"/>
+        <w:gridCol w:w="9740"/>
       </w:tblGrid>
       <w:tr>
+        <w:trPr>
+          <w:jc w:val="center"/>
+        </w:trPr>
         <w:tc>
           <w:tcPr>
-            <w:shd w:fill="FFFFFF" w:val="clear"/>
+            <w:tcW w:w="0" w:type="auto"/>
+            <w:shd w:val="clear" w:color="auto" w:fill="FFFFFF"/>
             <w:tcMar>
-              <w:top w:type="dxa" w:w="140"/>
-              <w:left w:type="dxa" w:w="140"/>
-              <w:bottom w:type="dxa" w:w="140"/>
-              <w:right w:type="dxa" w:w="140"/>
+              <w:top w:w="140" w:type="dxa"/>
+              <w:left w:w="140" w:type="dxa"/>
+              <w:bottom w:w="140" w:type="dxa"/>
+              <w:right w:w="140" w:type="dxa"/>
             </w:tcMar>
           </w:tcPr>
           <w:p>
@@ -3885,11 +3432,14 @@
               <w:jc w:val="center"/>
             </w:pPr>
             <w:r>
+              <w:rPr>
+                <w:noProof/>
+              </w:rPr>
               <w:drawing>
-                <wp:inline distT="0" distB="0" distL="0" distR="0">
+                <wp:inline distT="0" distB="0" distL="0" distR="0" wp14:anchorId="2CDC6D50" wp14:editId="1F5A6E1B">
                   <wp:extent cx="5210175" cy="2571750"/>
-                  <wp:effectExtent t="0" r="0" b="0" l="0"/>
-                  <wp:docPr id="1" name="" descr="" title=""/>
+                  <wp:effectExtent l="0" t="0" r="0" b="0"/>
+                  <wp:docPr id="1966256723" name="Picture 1966256723"/>
                   <wp:cNvGraphicFramePr>
                     <a:graphicFrameLocks xmlns:a="http://schemas.openxmlformats.org/drawingml/2006/main" noChangeAspect="1"/>
                   </wp:cNvGraphicFramePr>
@@ -3897,13 +3447,13 @@
                     <a:graphicData uri="http://schemas.openxmlformats.org/drawingml/2006/picture">
                       <pic:pic xmlns:pic="http://schemas.openxmlformats.org/drawingml/2006/picture">
                         <pic:nvPicPr>
-                          <pic:cNvPr id="0" name="" descr=""/>
+                          <pic:cNvPr id="0" name=""/>
                           <pic:cNvPicPr>
                             <a:picLocks noChangeAspect="1" noChangeArrowheads="1"/>
                           </pic:cNvPicPr>
                         </pic:nvPicPr>
                         <pic:blipFill>
-                          <a:blip r:embed="rId17" cstate="none"/>
+                          <a:blip r:embed="rId16"/>
                           <a:srcRect/>
                           <a:stretch>
                             <a:fillRect/>
@@ -3935,14 +3485,13 @@
       </w:pPr>
       <w:r>
         <w:rPr>
-          <w:rFonts w:ascii="Calibri" w:cs="Calibri" w:eastAsia="Calibri" w:hAnsi="Calibri"/>
           <w:i/>
           <w:iCs/>
           <w:color w:val="6B7280"/>
           <w:sz w:val="18"/>
           <w:szCs w:val="18"/>
         </w:rPr>
-        <w:t xml:space="preserve">Form galeri — upload foto, isi caption, pilih album</w:t>
+        <w:t>Form galeri — upload foto, isi caption, pilih album</w:t>
       </w:r>
     </w:p>
     <w:p>
@@ -3952,37 +3501,36 @@
     </w:p>
     <w:p>
       <w:pPr>
-        <w:spacing w:after="60" w:before="200"/>
-      </w:pPr>
-      <w:r>
-        <w:rPr>
-          <w:rFonts w:ascii="Cambria" w:cs="Cambria" w:eastAsia="Cambria" w:hAnsi="Cambria"/>
+        <w:spacing w:before="200" w:after="60"/>
+      </w:pPr>
+      <w:r>
+        <w:rPr>
+          <w:rFonts w:ascii="Cambria" w:eastAsia="Cambria" w:hAnsi="Cambria" w:cs="Cambria"/>
           <w:b/>
           <w:bCs/>
           <w:color w:val="B8892E"/>
-          <w:sz w:val="22"/>
-          <w:szCs w:val="22"/>
-        </w:rPr>
-        <w:t xml:space="preserve">BAGIAN 08</w:t>
+        </w:rPr>
+        <w:lastRenderedPageBreak/>
+        <w:t>BAGIAN 08</w:t>
       </w:r>
     </w:p>
     <w:p>
       <w:pPr>
         <w:pBdr>
-          <w:bottom w:val="single" w:color="B8892E" w:sz="12" w:space="10"/>
+          <w:bottom w:val="single" w:sz="12" w:space="10" w:color="B8892E"/>
         </w:pBdr>
         <w:spacing w:after="300"/>
       </w:pPr>
       <w:r>
         <w:rPr>
-          <w:rFonts w:ascii="Cambria" w:cs="Cambria" w:eastAsia="Cambria" w:hAnsi="Cambria"/>
+          <w:rFonts w:ascii="Cambria" w:eastAsia="Cambria" w:hAnsi="Cambria" w:cs="Cambria"/>
           <w:b/>
           <w:bCs/>
           <w:color w:val="1B4332"/>
           <w:sz w:val="40"/>
           <w:szCs w:val="40"/>
         </w:rPr>
-        <w:t xml:space="preserve">Mengelola Perangkat Desa</w:t>
+        <w:t>Mengelola Perangkat Desa</w:t>
       </w:r>
     </w:p>
     <w:p>
@@ -3992,29 +3540,17 @@
       </w:pPr>
       <w:r>
         <w:rPr>
-          <w:rFonts w:ascii="Calibri" w:cs="Calibri" w:eastAsia="Calibri" w:hAnsi="Calibri"/>
           <w:b/>
           <w:bCs/>
           <w:color w:val="FFFFFF"/>
           <w:sz w:val="19"/>
           <w:szCs w:val="19"/>
-          <w:shd w:fill="2D6A4F" w:val="clear"/>
+          <w:shd w:val="clear" w:color="auto" w:fill="2D6A4F"/>
         </w:rPr>
         <w:t xml:space="preserve">  1  </w:t>
       </w:r>
       <w:r>
-        <w:t xml:space="preserve">  </w:t>
-      </w:r>
-      <w:r>
-        <w:rPr>
-          <w:rFonts w:ascii="Calibri" w:cs="Calibri" w:eastAsia="Calibri" w:hAnsi="Calibri"/>
-          <w:b w:val="false"/>
-          <w:bCs w:val="false"/>
-          <w:color w:val="1F2421"/>
-          <w:sz w:val="22"/>
-          <w:szCs w:val="22"/>
-        </w:rPr>
-        <w:t xml:space="preserve">Klik menu “Perangkat Desa” → “New Perangkat Desa”.</w:t>
+        <w:t xml:space="preserve">  Klik menu “Perangkat Desa” → “New Perangkat Desa”.</w:t>
       </w:r>
     </w:p>
     <w:p>
@@ -4024,60 +3560,53 @@
       </w:pPr>
       <w:r>
         <w:rPr>
-          <w:rFonts w:ascii="Calibri" w:cs="Calibri" w:eastAsia="Calibri" w:hAnsi="Calibri"/>
           <w:b/>
           <w:bCs/>
           <w:color w:val="FFFFFF"/>
           <w:sz w:val="19"/>
           <w:szCs w:val="19"/>
-          <w:shd w:fill="2D6A4F" w:val="clear"/>
+          <w:shd w:val="clear" w:color="auto" w:fill="2D6A4F"/>
         </w:rPr>
         <w:t xml:space="preserve">  2  </w:t>
       </w:r>
       <w:r>
-        <w:t xml:space="preserve">  </w:t>
-      </w:r>
-      <w:r>
-        <w:rPr>
-          <w:rFonts w:ascii="Calibri" w:cs="Calibri" w:eastAsia="Calibri" w:hAnsi="Calibri"/>
-          <w:b w:val="false"/>
-          <w:bCs w:val="false"/>
-          <w:color w:val="1F2421"/>
-          <w:sz w:val="22"/>
-          <w:szCs w:val="22"/>
-        </w:rPr>
-        <w:t xml:space="preserve">Isi: Nama, Jabatan, Upload Foto, Urutan Tampil, Level Hierarki.</w:t>
+        <w:t xml:space="preserve">  Isi: Nama, Jabatan, Upload Foto, Urutan Tampil, Level Hierarki.</w:t>
       </w:r>
     </w:p>
     <w:p>
       <w:pPr>
         <w:pStyle w:val="Heading3"/>
         <w:keepNext/>
-        <w:spacing w:after="200" w:before="360"/>
-      </w:pPr>
-      <w:r>
-        <w:rPr>
-          <w:rFonts w:ascii="Cambria" w:cs="Cambria" w:eastAsia="Cambria" w:hAnsi="Cambria"/>
+        <w:spacing w:before="360" w:after="200"/>
+      </w:pPr>
+      <w:r>
+        <w:rPr>
+          <w:rFonts w:ascii="Cambria" w:eastAsia="Cambria" w:hAnsi="Cambria" w:cs="Cambria"/>
           <w:b/>
           <w:bCs/>
           <w:color w:val="1F2421"/>
           <w:sz w:val="21"/>
           <w:szCs w:val="21"/>
         </w:rPr>
-        <w:t xml:space="preserve">Level Hierarki</w:t>
+        <w:t>Level Hierarki</w:t>
       </w:r>
     </w:p>
     <w:tbl>
       <w:tblPr>
-        <w:tblW w:type="dxa" w:w="8400"/>
+        <w:tblW w:w="8400" w:type="dxa"/>
         <w:tblBorders>
-          <w:top w:val="single" w:color="DDD6C7" w:sz="4"/>
-          <w:left w:val="single" w:color="DDD6C7" w:sz="4"/>
-          <w:bottom w:val="single" w:color="DDD6C7" w:sz="4"/>
-          <w:right w:val="single" w:color="DDD6C7" w:sz="4"/>
-          <w:insideH w:val="single" w:color="DDD6C7" w:sz="4"/>
-          <w:insideV w:val="single" w:color="DDD6C7" w:sz="4"/>
+          <w:top w:val="single" w:sz="4" w:space="0" w:color="DDD6C7"/>
+          <w:left w:val="single" w:sz="4" w:space="0" w:color="DDD6C7"/>
+          <w:bottom w:val="single" w:sz="4" w:space="0" w:color="DDD6C7"/>
+          <w:right w:val="single" w:sz="4" w:space="0" w:color="DDD6C7"/>
+          <w:insideH w:val="single" w:sz="4" w:space="0" w:color="DDD6C7"/>
+          <w:insideV w:val="single" w:sz="4" w:space="0" w:color="DDD6C7"/>
         </w:tblBorders>
+        <w:tblCellMar>
+          <w:left w:w="10" w:type="dxa"/>
+          <w:right w:w="10" w:type="dxa"/>
+        </w:tblCellMar>
+        <w:tblLook w:val="04A0" w:firstRow="1" w:lastRow="0" w:firstColumn="1" w:lastColumn="0" w:noHBand="0" w:noVBand="1"/>
       </w:tblPr>
       <w:tblGrid>
         <w:gridCol w:w="1600"/>
@@ -4089,53 +3618,51 @@
         </w:trPr>
         <w:tc>
           <w:tcPr>
-            <w:tcW w:type="dxa" w:w="1600"/>
-            <w:shd w:fill="1B4332" w:val="clear"/>
+            <w:tcW w:w="1600" w:type="dxa"/>
+            <w:shd w:val="clear" w:color="auto" w:fill="1B4332"/>
             <w:tcMar>
-              <w:top w:type="dxa" w:w="120"/>
-              <w:left w:type="dxa" w:w="160"/>
-              <w:bottom w:type="dxa" w:w="120"/>
-              <w:right w:type="dxa" w:w="160"/>
+              <w:top w:w="120" w:type="dxa"/>
+              <w:left w:w="160" w:type="dxa"/>
+              <w:bottom w:w="120" w:type="dxa"/>
+              <w:right w:w="160" w:type="dxa"/>
             </w:tcMar>
             <w:vAlign w:val="center"/>
           </w:tcPr>
           <w:p>
             <w:r>
               <w:rPr>
-                <w:rFonts w:ascii="Calibri" w:cs="Calibri" w:eastAsia="Calibri" w:hAnsi="Calibri"/>
                 <w:b/>
                 <w:bCs/>
                 <w:color w:val="FFFFFF"/>
                 <w:sz w:val="20"/>
                 <w:szCs w:val="20"/>
               </w:rPr>
-              <w:t xml:space="preserve">Level</w:t>
+              <w:t>Level</w:t>
             </w:r>
           </w:p>
         </w:tc>
         <w:tc>
           <w:tcPr>
-            <w:tcW w:type="dxa" w:w="6800"/>
-            <w:shd w:fill="1B4332" w:val="clear"/>
+            <w:tcW w:w="6800" w:type="dxa"/>
+            <w:shd w:val="clear" w:color="auto" w:fill="1B4332"/>
             <w:tcMar>
-              <w:top w:type="dxa" w:w="120"/>
-              <w:left w:type="dxa" w:w="160"/>
-              <w:bottom w:type="dxa" w:w="120"/>
-              <w:right w:type="dxa" w:w="160"/>
+              <w:top w:w="120" w:type="dxa"/>
+              <w:left w:w="160" w:type="dxa"/>
+              <w:bottom w:w="120" w:type="dxa"/>
+              <w:right w:w="160" w:type="dxa"/>
             </w:tcMar>
             <w:vAlign w:val="center"/>
           </w:tcPr>
           <w:p>
             <w:r>
               <w:rPr>
-                <w:rFonts w:ascii="Calibri" w:cs="Calibri" w:eastAsia="Calibri" w:hAnsi="Calibri"/>
                 <w:b/>
                 <w:bCs/>
                 <w:color w:val="FFFFFF"/>
                 <w:sz w:val="20"/>
                 <w:szCs w:val="20"/>
               </w:rPr>
-              <w:t xml:space="preserve">Jabatan</w:t>
+              <w:t>Jabatan</w:t>
             </w:r>
           </w:p>
         </w:tc>
@@ -4143,53 +3670,45 @@
       <w:tr>
         <w:tc>
           <w:tcPr>
-            <w:tcW w:type="dxa" w:w="1600"/>
-            <w:shd w:fill="FFFFFF" w:val="clear"/>
+            <w:tcW w:w="1600" w:type="dxa"/>
+            <w:shd w:val="clear" w:color="auto" w:fill="FFFFFF"/>
             <w:tcMar>
-              <w:top w:type="dxa" w:w="120"/>
-              <w:left w:type="dxa" w:w="160"/>
-              <w:bottom w:type="dxa" w:w="120"/>
-              <w:right w:type="dxa" w:w="160"/>
+              <w:top w:w="120" w:type="dxa"/>
+              <w:left w:w="160" w:type="dxa"/>
+              <w:bottom w:w="120" w:type="dxa"/>
+              <w:right w:w="160" w:type="dxa"/>
             </w:tcMar>
             <w:vAlign w:val="center"/>
           </w:tcPr>
           <w:p>
             <w:r>
               <w:rPr>
-                <w:rFonts w:ascii="Calibri" w:cs="Calibri" w:eastAsia="Calibri" w:hAnsi="Calibri"/>
-                <w:b w:val="false"/>
-                <w:bCs w:val="false"/>
-                <w:color w:val="1F2421"/>
                 <w:sz w:val="20"/>
                 <w:szCs w:val="20"/>
               </w:rPr>
-              <w:t xml:space="preserve">1</w:t>
+              <w:t>1</w:t>
             </w:r>
           </w:p>
         </w:tc>
         <w:tc>
           <w:tcPr>
-            <w:tcW w:type="dxa" w:w="6800"/>
-            <w:shd w:fill="FFFFFF" w:val="clear"/>
+            <w:tcW w:w="6800" w:type="dxa"/>
+            <w:shd w:val="clear" w:color="auto" w:fill="FFFFFF"/>
             <w:tcMar>
-              <w:top w:type="dxa" w:w="120"/>
-              <w:left w:type="dxa" w:w="160"/>
-              <w:bottom w:type="dxa" w:w="120"/>
-              <w:right w:type="dxa" w:w="160"/>
+              <w:top w:w="120" w:type="dxa"/>
+              <w:left w:w="160" w:type="dxa"/>
+              <w:bottom w:w="120" w:type="dxa"/>
+              <w:right w:w="160" w:type="dxa"/>
             </w:tcMar>
             <w:vAlign w:val="center"/>
           </w:tcPr>
           <w:p>
             <w:r>
               <w:rPr>
-                <w:rFonts w:ascii="Calibri" w:cs="Calibri" w:eastAsia="Calibri" w:hAnsi="Calibri"/>
-                <w:b w:val="false"/>
-                <w:bCs w:val="false"/>
-                <w:color w:val="1F2421"/>
                 <w:sz w:val="20"/>
                 <w:szCs w:val="20"/>
               </w:rPr>
-              <w:t xml:space="preserve">Kepala Desa</w:t>
+              <w:t>Kepala Desa</w:t>
             </w:r>
           </w:p>
         </w:tc>
@@ -4197,53 +3716,45 @@
       <w:tr>
         <w:tc>
           <w:tcPr>
-            <w:tcW w:type="dxa" w:w="1600"/>
-            <w:shd w:fill="FFFFFF" w:val="clear"/>
+            <w:tcW w:w="1600" w:type="dxa"/>
+            <w:shd w:val="clear" w:color="auto" w:fill="FFFFFF"/>
             <w:tcMar>
-              <w:top w:type="dxa" w:w="120"/>
-              <w:left w:type="dxa" w:w="160"/>
-              <w:bottom w:type="dxa" w:w="120"/>
-              <w:right w:type="dxa" w:w="160"/>
+              <w:top w:w="120" w:type="dxa"/>
+              <w:left w:w="160" w:type="dxa"/>
+              <w:bottom w:w="120" w:type="dxa"/>
+              <w:right w:w="160" w:type="dxa"/>
             </w:tcMar>
             <w:vAlign w:val="center"/>
           </w:tcPr>
           <w:p>
             <w:r>
               <w:rPr>
-                <w:rFonts w:ascii="Calibri" w:cs="Calibri" w:eastAsia="Calibri" w:hAnsi="Calibri"/>
-                <w:b w:val="false"/>
-                <w:bCs w:val="false"/>
-                <w:color w:val="1F2421"/>
                 <w:sz w:val="20"/>
                 <w:szCs w:val="20"/>
               </w:rPr>
-              <w:t xml:space="preserve">2</w:t>
+              <w:t>2</w:t>
             </w:r>
           </w:p>
         </w:tc>
         <w:tc>
           <w:tcPr>
-            <w:tcW w:type="dxa" w:w="6800"/>
-            <w:shd w:fill="FFFFFF" w:val="clear"/>
+            <w:tcW w:w="6800" w:type="dxa"/>
+            <w:shd w:val="clear" w:color="auto" w:fill="FFFFFF"/>
             <w:tcMar>
-              <w:top w:type="dxa" w:w="120"/>
-              <w:left w:type="dxa" w:w="160"/>
-              <w:bottom w:type="dxa" w:w="120"/>
-              <w:right w:type="dxa" w:w="160"/>
+              <w:top w:w="120" w:type="dxa"/>
+              <w:left w:w="160" w:type="dxa"/>
+              <w:bottom w:w="120" w:type="dxa"/>
+              <w:right w:w="160" w:type="dxa"/>
             </w:tcMar>
             <w:vAlign w:val="center"/>
           </w:tcPr>
           <w:p>
             <w:r>
               <w:rPr>
-                <w:rFonts w:ascii="Calibri" w:cs="Calibri" w:eastAsia="Calibri" w:hAnsi="Calibri"/>
-                <w:b w:val="false"/>
-                <w:bCs w:val="false"/>
-                <w:color w:val="1F2421"/>
                 <w:sz w:val="20"/>
                 <w:szCs w:val="20"/>
               </w:rPr>
-              <w:t xml:space="preserve">Sekretaris Desa</w:t>
+              <w:t>Sekretaris Desa</w:t>
             </w:r>
           </w:p>
         </w:tc>
@@ -4251,53 +3762,45 @@
       <w:tr>
         <w:tc>
           <w:tcPr>
-            <w:tcW w:type="dxa" w:w="1600"/>
-            <w:shd w:fill="FFFFFF" w:val="clear"/>
+            <w:tcW w:w="1600" w:type="dxa"/>
+            <w:shd w:val="clear" w:color="auto" w:fill="FFFFFF"/>
             <w:tcMar>
-              <w:top w:type="dxa" w:w="120"/>
-              <w:left w:type="dxa" w:w="160"/>
-              <w:bottom w:type="dxa" w:w="120"/>
-              <w:right w:type="dxa" w:w="160"/>
+              <w:top w:w="120" w:type="dxa"/>
+              <w:left w:w="160" w:type="dxa"/>
+              <w:bottom w:w="120" w:type="dxa"/>
+              <w:right w:w="160" w:type="dxa"/>
             </w:tcMar>
             <w:vAlign w:val="center"/>
           </w:tcPr>
           <w:p>
             <w:r>
               <w:rPr>
-                <w:rFonts w:ascii="Calibri" w:cs="Calibri" w:eastAsia="Calibri" w:hAnsi="Calibri"/>
-                <w:b w:val="false"/>
-                <w:bCs w:val="false"/>
-                <w:color w:val="1F2421"/>
                 <w:sz w:val="20"/>
                 <w:szCs w:val="20"/>
               </w:rPr>
-              <w:t xml:space="preserve">3</w:t>
+              <w:t>3</w:t>
             </w:r>
           </w:p>
         </w:tc>
         <w:tc>
           <w:tcPr>
-            <w:tcW w:type="dxa" w:w="6800"/>
-            <w:shd w:fill="FFFFFF" w:val="clear"/>
+            <w:tcW w:w="6800" w:type="dxa"/>
+            <w:shd w:val="clear" w:color="auto" w:fill="FFFFFF"/>
             <w:tcMar>
-              <w:top w:type="dxa" w:w="120"/>
-              <w:left w:type="dxa" w:w="160"/>
-              <w:bottom w:type="dxa" w:w="120"/>
-              <w:right w:type="dxa" w:w="160"/>
+              <w:top w:w="120" w:type="dxa"/>
+              <w:left w:w="160" w:type="dxa"/>
+              <w:bottom w:w="120" w:type="dxa"/>
+              <w:right w:w="160" w:type="dxa"/>
             </w:tcMar>
             <w:vAlign w:val="center"/>
           </w:tcPr>
           <w:p>
             <w:r>
               <w:rPr>
-                <w:rFonts w:ascii="Calibri" w:cs="Calibri" w:eastAsia="Calibri" w:hAnsi="Calibri"/>
-                <w:b w:val="false"/>
-                <w:bCs w:val="false"/>
-                <w:color w:val="1F2421"/>
                 <w:sz w:val="20"/>
                 <w:szCs w:val="20"/>
               </w:rPr>
-              <w:t xml:space="preserve">Kepala Seksi / Kaur</w:t>
+              <w:t>Kepala Seksi / Kaur</w:t>
             </w:r>
           </w:p>
         </w:tc>
@@ -4305,53 +3808,45 @@
       <w:tr>
         <w:tc>
           <w:tcPr>
-            <w:tcW w:type="dxa" w:w="1600"/>
-            <w:shd w:fill="FFFFFF" w:val="clear"/>
+            <w:tcW w:w="1600" w:type="dxa"/>
+            <w:shd w:val="clear" w:color="auto" w:fill="FFFFFF"/>
             <w:tcMar>
-              <w:top w:type="dxa" w:w="120"/>
-              <w:left w:type="dxa" w:w="160"/>
-              <w:bottom w:type="dxa" w:w="120"/>
-              <w:right w:type="dxa" w:w="160"/>
+              <w:top w:w="120" w:type="dxa"/>
+              <w:left w:w="160" w:type="dxa"/>
+              <w:bottom w:w="120" w:type="dxa"/>
+              <w:right w:w="160" w:type="dxa"/>
             </w:tcMar>
             <w:vAlign w:val="center"/>
           </w:tcPr>
           <w:p>
             <w:r>
               <w:rPr>
-                <w:rFonts w:ascii="Calibri" w:cs="Calibri" w:eastAsia="Calibri" w:hAnsi="Calibri"/>
-                <w:b w:val="false"/>
-                <w:bCs w:val="false"/>
-                <w:color w:val="1F2421"/>
                 <w:sz w:val="20"/>
                 <w:szCs w:val="20"/>
               </w:rPr>
-              <w:t xml:space="preserve">4</w:t>
+              <w:t>4</w:t>
             </w:r>
           </w:p>
         </w:tc>
         <w:tc>
           <w:tcPr>
-            <w:tcW w:type="dxa" w:w="6800"/>
-            <w:shd w:fill="FFFFFF" w:val="clear"/>
+            <w:tcW w:w="6800" w:type="dxa"/>
+            <w:shd w:val="clear" w:color="auto" w:fill="FFFFFF"/>
             <w:tcMar>
-              <w:top w:type="dxa" w:w="120"/>
-              <w:left w:type="dxa" w:w="160"/>
-              <w:bottom w:type="dxa" w:w="120"/>
-              <w:right w:type="dxa" w:w="160"/>
+              <w:top w:w="120" w:type="dxa"/>
+              <w:left w:w="160" w:type="dxa"/>
+              <w:bottom w:w="120" w:type="dxa"/>
+              <w:right w:w="160" w:type="dxa"/>
             </w:tcMar>
             <w:vAlign w:val="center"/>
           </w:tcPr>
           <w:p>
             <w:r>
               <w:rPr>
-                <w:rFonts w:ascii="Calibri" w:cs="Calibri" w:eastAsia="Calibri" w:hAnsi="Calibri"/>
-                <w:b w:val="false"/>
-                <w:bCs w:val="false"/>
-                <w:color w:val="1F2421"/>
                 <w:sz w:val="20"/>
                 <w:szCs w:val="20"/>
               </w:rPr>
-              <w:t xml:space="preserve">Staf</w:t>
+              <w:t>Staf</w:t>
             </w:r>
           </w:p>
         </w:tc>
@@ -4369,56 +3864,51 @@
       </w:pPr>
       <w:r>
         <w:rPr>
-          <w:rFonts w:ascii="Calibri" w:cs="Calibri" w:eastAsia="Calibri" w:hAnsi="Calibri"/>
           <w:b/>
           <w:bCs/>
           <w:color w:val="FFFFFF"/>
           <w:sz w:val="19"/>
           <w:szCs w:val="19"/>
-          <w:shd w:fill="2D6A4F" w:val="clear"/>
+          <w:shd w:val="clear" w:color="auto" w:fill="2D6A4F"/>
         </w:rPr>
         <w:t xml:space="preserve">  3  </w:t>
       </w:r>
       <w:r>
-        <w:t xml:space="preserve">  </w:t>
-      </w:r>
-      <w:r>
-        <w:rPr>
-          <w:rFonts w:ascii="Calibri" w:cs="Calibri" w:eastAsia="Calibri" w:hAnsi="Calibri"/>
-          <w:b w:val="false"/>
-          <w:bCs w:val="false"/>
-          <w:color w:val="1F2421"/>
-          <w:sz w:val="22"/>
-          <w:szCs w:val="22"/>
-        </w:rPr>
-        <w:t xml:space="preserve">Isi Tugas Pokok di editor markdown → Publish.</w:t>
+        <w:t xml:space="preserve">  Isi Tugas Pokok di editor markdown → Publish.</w:t>
       </w:r>
     </w:p>
     <w:tbl>
       <w:tblPr>
-        <w:tblW w:type="pct" w:w="100%"/>
+        <w:tblW w:w="5000" w:type="pct"/>
         <w:jc w:val="center"/>
         <w:tblBorders>
-          <w:top w:val="single" w:color="DDD6C7" w:sz="8"/>
-          <w:left w:val="single" w:color="DDD6C7" w:sz="8"/>
-          <w:bottom w:val="single" w:color="DDD6C7" w:sz="8"/>
-          <w:right w:val="single" w:color="DDD6C7" w:sz="8"/>
-          <w:insideH w:val="none" w:sz="0"/>
-          <w:insideV w:val="none" w:sz="0"/>
+          <w:top w:val="single" w:sz="8" w:space="0" w:color="DDD6C7"/>
+          <w:left w:val="single" w:sz="8" w:space="0" w:color="DDD6C7"/>
+          <w:bottom w:val="single" w:sz="8" w:space="0" w:color="DDD6C7"/>
+          <w:right w:val="single" w:sz="8" w:space="0" w:color="DDD6C7"/>
         </w:tblBorders>
+        <w:tblCellMar>
+          <w:left w:w="10" w:type="dxa"/>
+          <w:right w:w="10" w:type="dxa"/>
+        </w:tblCellMar>
+        <w:tblLook w:val="04A0" w:firstRow="1" w:lastRow="0" w:firstColumn="1" w:lastColumn="0" w:noHBand="0" w:noVBand="1"/>
       </w:tblPr>
       <w:tblGrid>
-        <w:gridCol w:w="100"/>
+        <w:gridCol w:w="9740"/>
       </w:tblGrid>
       <w:tr>
+        <w:trPr>
+          <w:jc w:val="center"/>
+        </w:trPr>
         <w:tc>
           <w:tcPr>
-            <w:shd w:fill="FFFFFF" w:val="clear"/>
+            <w:tcW w:w="0" w:type="auto"/>
+            <w:shd w:val="clear" w:color="auto" w:fill="FFFFFF"/>
             <w:tcMar>
-              <w:top w:type="dxa" w:w="140"/>
-              <w:left w:type="dxa" w:w="140"/>
-              <w:bottom w:type="dxa" w:w="140"/>
-              <w:right w:type="dxa" w:w="140"/>
+              <w:top w:w="140" w:type="dxa"/>
+              <w:left w:w="140" w:type="dxa"/>
+              <w:bottom w:w="140" w:type="dxa"/>
+              <w:right w:w="140" w:type="dxa"/>
             </w:tcMar>
           </w:tcPr>
           <w:p>
@@ -4426,11 +3916,14 @@
               <w:jc w:val="center"/>
             </w:pPr>
             <w:r>
+              <w:rPr>
+                <w:noProof/>
+              </w:rPr>
               <w:drawing>
-                <wp:inline distT="0" distB="0" distL="0" distR="0">
+                <wp:inline distT="0" distB="0" distL="0" distR="0" wp14:anchorId="6B3EC5B1" wp14:editId="623306DE">
                   <wp:extent cx="5210175" cy="2571750"/>
-                  <wp:effectExtent t="0" r="0" b="0" l="0"/>
-                  <wp:docPr id="1" name="" descr="" title=""/>
+                  <wp:effectExtent l="0" t="0" r="0" b="0"/>
+                  <wp:docPr id="204163490" name="Picture 204163490"/>
                   <wp:cNvGraphicFramePr>
                     <a:graphicFrameLocks xmlns:a="http://schemas.openxmlformats.org/drawingml/2006/main" noChangeAspect="1"/>
                   </wp:cNvGraphicFramePr>
@@ -4438,13 +3931,13 @@
                     <a:graphicData uri="http://schemas.openxmlformats.org/drawingml/2006/picture">
                       <pic:pic xmlns:pic="http://schemas.openxmlformats.org/drawingml/2006/picture">
                         <pic:nvPicPr>
-                          <pic:cNvPr id="0" name="" descr=""/>
+                          <pic:cNvPr id="0" name=""/>
                           <pic:cNvPicPr>
                             <a:picLocks noChangeAspect="1" noChangeArrowheads="1"/>
                           </pic:cNvPicPr>
                         </pic:nvPicPr>
                         <pic:blipFill>
-                          <a:blip r:embed="rId18" cstate="none"/>
+                          <a:blip r:embed="rId17"/>
                           <a:srcRect/>
                           <a:stretch>
                             <a:fillRect/>
@@ -4476,14 +3969,13 @@
       </w:pPr>
       <w:r>
         <w:rPr>
-          <w:rFonts w:ascii="Calibri" w:cs="Calibri" w:eastAsia="Calibri" w:hAnsi="Calibri"/>
           <w:i/>
           <w:iCs/>
           <w:color w:val="6B7280"/>
           <w:sz w:val="18"/>
           <w:szCs w:val="18"/>
         </w:rPr>
-        <w:t xml:space="preserve">Form perangkat desa — field hierarki, urutan, foto</w:t>
+        <w:t>Form perangkat desa — field hierarki, urutan, foto</w:t>
       </w:r>
     </w:p>
     <w:p>
@@ -4493,37 +3985,36 @@
     </w:p>
     <w:p>
       <w:pPr>
-        <w:spacing w:after="60" w:before="200"/>
-      </w:pPr>
-      <w:r>
-        <w:rPr>
-          <w:rFonts w:ascii="Cambria" w:cs="Cambria" w:eastAsia="Cambria" w:hAnsi="Cambria"/>
+        <w:spacing w:before="200" w:after="60"/>
+      </w:pPr>
+      <w:r>
+        <w:rPr>
+          <w:rFonts w:ascii="Cambria" w:eastAsia="Cambria" w:hAnsi="Cambria" w:cs="Cambria"/>
           <w:b/>
           <w:bCs/>
           <w:color w:val="B8892E"/>
-          <w:sz w:val="22"/>
-          <w:szCs w:val="22"/>
-        </w:rPr>
-        <w:t xml:space="preserve">BAGIAN 09</w:t>
+        </w:rPr>
+        <w:lastRenderedPageBreak/>
+        <w:t>BAGIAN 09</w:t>
       </w:r>
     </w:p>
     <w:p>
       <w:pPr>
         <w:pBdr>
-          <w:bottom w:val="single" w:color="B8892E" w:sz="12" w:space="10"/>
+          <w:bottom w:val="single" w:sz="12" w:space="10" w:color="B8892E"/>
         </w:pBdr>
         <w:spacing w:after="300"/>
       </w:pPr>
       <w:r>
         <w:rPr>
-          <w:rFonts w:ascii="Cambria" w:cs="Cambria" w:eastAsia="Cambria" w:hAnsi="Cambria"/>
+          <w:rFonts w:ascii="Cambria" w:eastAsia="Cambria" w:hAnsi="Cambria" w:cs="Cambria"/>
           <w:b/>
           <w:bCs/>
           <w:color w:val="1B4332"/>
           <w:sz w:val="40"/>
           <w:szCs w:val="40"/>
         </w:rPr>
-        <w:t xml:space="preserve">Mengelola FAQ</w:t>
+        <w:t>Mengelola FAQ</w:t>
       </w:r>
     </w:p>
     <w:p>
@@ -4533,29 +4024,17 @@
       </w:pPr>
       <w:r>
         <w:rPr>
-          <w:rFonts w:ascii="Calibri" w:cs="Calibri" w:eastAsia="Calibri" w:hAnsi="Calibri"/>
           <w:b/>
           <w:bCs/>
           <w:color w:val="FFFFFF"/>
           <w:sz w:val="19"/>
           <w:szCs w:val="19"/>
-          <w:shd w:fill="2D6A4F" w:val="clear"/>
+          <w:shd w:val="clear" w:color="auto" w:fill="2D6A4F"/>
         </w:rPr>
         <w:t xml:space="preserve">  1  </w:t>
       </w:r>
       <w:r>
-        <w:t xml:space="preserve">  </w:t>
-      </w:r>
-      <w:r>
-        <w:rPr>
-          <w:rFonts w:ascii="Calibri" w:cs="Calibri" w:eastAsia="Calibri" w:hAnsi="Calibri"/>
-          <w:b w:val="false"/>
-          <w:bCs w:val="false"/>
-          <w:color w:val="1F2421"/>
-          <w:sz w:val="22"/>
-          <w:szCs w:val="22"/>
-        </w:rPr>
-        <w:t xml:space="preserve">Klik menu “FAQ (Tanya Jawab)” → “New FAQ”.</w:t>
+        <w:t xml:space="preserve">  Klik menu “FAQ (Tanya Jawab)” → “New FAQ”.</w:t>
       </w:r>
     </w:p>
     <w:p>
@@ -4565,29 +4044,17 @@
       </w:pPr>
       <w:r>
         <w:rPr>
-          <w:rFonts w:ascii="Calibri" w:cs="Calibri" w:eastAsia="Calibri" w:hAnsi="Calibri"/>
           <w:b/>
           <w:bCs/>
           <w:color w:val="FFFFFF"/>
           <w:sz w:val="19"/>
           <w:szCs w:val="19"/>
-          <w:shd w:fill="2D6A4F" w:val="clear"/>
+          <w:shd w:val="clear" w:color="auto" w:fill="2D6A4F"/>
         </w:rPr>
         <w:t xml:space="preserve">  2  </w:t>
       </w:r>
       <w:r>
-        <w:t xml:space="preserve">  </w:t>
-      </w:r>
-      <w:r>
-        <w:rPr>
-          <w:rFonts w:ascii="Calibri" w:cs="Calibri" w:eastAsia="Calibri" w:hAnsi="Calibri"/>
-          <w:b w:val="false"/>
-          <w:bCs w:val="false"/>
-          <w:color w:val="1F2421"/>
-          <w:sz w:val="22"/>
-          <w:szCs w:val="22"/>
-        </w:rPr>
-        <w:t xml:space="preserve">Isi: Pertanyaan, Kategori (opsional), Urutan.</w:t>
+        <w:t xml:space="preserve">  Isi: Pertanyaan, Kategori (opsional), Urutan.</w:t>
       </w:r>
     </w:p>
     <w:p>
@@ -4597,56 +4064,51 @@
       </w:pPr>
       <w:r>
         <w:rPr>
-          <w:rFonts w:ascii="Calibri" w:cs="Calibri" w:eastAsia="Calibri" w:hAnsi="Calibri"/>
           <w:b/>
           <w:bCs/>
           <w:color w:val="FFFFFF"/>
           <w:sz w:val="19"/>
           <w:szCs w:val="19"/>
-          <w:shd w:fill="2D6A4F" w:val="clear"/>
+          <w:shd w:val="clear" w:color="auto" w:fill="2D6A4F"/>
         </w:rPr>
         <w:t xml:space="preserve">  3  </w:t>
       </w:r>
       <w:r>
-        <w:t xml:space="preserve">  </w:t>
-      </w:r>
-      <w:r>
-        <w:rPr>
-          <w:rFonts w:ascii="Calibri" w:cs="Calibri" w:eastAsia="Calibri" w:hAnsi="Calibri"/>
-          <w:b w:val="false"/>
-          <w:bCs w:val="false"/>
-          <w:color w:val="1F2421"/>
-          <w:sz w:val="22"/>
-          <w:szCs w:val="22"/>
-        </w:rPr>
-        <w:t xml:space="preserve">Tulis jawaban di editor markdown → Publish.</w:t>
+        <w:t xml:space="preserve">  Tulis jawaban di editor markdown → Publish.</w:t>
       </w:r>
     </w:p>
     <w:tbl>
       <w:tblPr>
-        <w:tblW w:type="pct" w:w="100%"/>
+        <w:tblW w:w="5000" w:type="pct"/>
         <w:jc w:val="center"/>
         <w:tblBorders>
-          <w:top w:val="single" w:color="DDD6C7" w:sz="8"/>
-          <w:left w:val="single" w:color="DDD6C7" w:sz="8"/>
-          <w:bottom w:val="single" w:color="DDD6C7" w:sz="8"/>
-          <w:right w:val="single" w:color="DDD6C7" w:sz="8"/>
-          <w:insideH w:val="none" w:sz="0"/>
-          <w:insideV w:val="none" w:sz="0"/>
+          <w:top w:val="single" w:sz="8" w:space="0" w:color="DDD6C7"/>
+          <w:left w:val="single" w:sz="8" w:space="0" w:color="DDD6C7"/>
+          <w:bottom w:val="single" w:sz="8" w:space="0" w:color="DDD6C7"/>
+          <w:right w:val="single" w:sz="8" w:space="0" w:color="DDD6C7"/>
         </w:tblBorders>
+        <w:tblCellMar>
+          <w:left w:w="10" w:type="dxa"/>
+          <w:right w:w="10" w:type="dxa"/>
+        </w:tblCellMar>
+        <w:tblLook w:val="04A0" w:firstRow="1" w:lastRow="0" w:firstColumn="1" w:lastColumn="0" w:noHBand="0" w:noVBand="1"/>
       </w:tblPr>
       <w:tblGrid>
-        <w:gridCol w:w="100"/>
+        <w:gridCol w:w="9740"/>
       </w:tblGrid>
       <w:tr>
+        <w:trPr>
+          <w:jc w:val="center"/>
+        </w:trPr>
         <w:tc>
           <w:tcPr>
-            <w:shd w:fill="FFFFFF" w:val="clear"/>
+            <w:tcW w:w="0" w:type="auto"/>
+            <w:shd w:val="clear" w:color="auto" w:fill="FFFFFF"/>
             <w:tcMar>
-              <w:top w:type="dxa" w:w="140"/>
-              <w:left w:type="dxa" w:w="140"/>
-              <w:bottom w:type="dxa" w:w="140"/>
-              <w:right w:type="dxa" w:w="140"/>
+              <w:top w:w="140" w:type="dxa"/>
+              <w:left w:w="140" w:type="dxa"/>
+              <w:bottom w:w="140" w:type="dxa"/>
+              <w:right w:w="140" w:type="dxa"/>
             </w:tcMar>
           </w:tcPr>
           <w:p>
@@ -4654,11 +4116,14 @@
               <w:jc w:val="center"/>
             </w:pPr>
             <w:r>
+              <w:rPr>
+                <w:noProof/>
+              </w:rPr>
               <w:drawing>
-                <wp:inline distT="0" distB="0" distL="0" distR="0">
+                <wp:inline distT="0" distB="0" distL="0" distR="0" wp14:anchorId="5A9B5E52" wp14:editId="157E4A4E">
                   <wp:extent cx="5210175" cy="2571750"/>
-                  <wp:effectExtent t="0" r="0" b="0" l="0"/>
-                  <wp:docPr id="1" name="" descr="" title=""/>
+                  <wp:effectExtent l="0" t="0" r="0" b="0"/>
+                  <wp:docPr id="1720211289" name="Picture 1720211289"/>
                   <wp:cNvGraphicFramePr>
                     <a:graphicFrameLocks xmlns:a="http://schemas.openxmlformats.org/drawingml/2006/main" noChangeAspect="1"/>
                   </wp:cNvGraphicFramePr>
@@ -4666,13 +4131,13 @@
                     <a:graphicData uri="http://schemas.openxmlformats.org/drawingml/2006/picture">
                       <pic:pic xmlns:pic="http://schemas.openxmlformats.org/drawingml/2006/picture">
                         <pic:nvPicPr>
-                          <pic:cNvPr id="0" name="" descr=""/>
+                          <pic:cNvPr id="0" name=""/>
                           <pic:cNvPicPr>
                             <a:picLocks noChangeAspect="1" noChangeArrowheads="1"/>
                           </pic:cNvPicPr>
                         </pic:nvPicPr>
                         <pic:blipFill>
-                          <a:blip r:embed="rId19" cstate="none"/>
+                          <a:blip r:embed="rId18"/>
                           <a:srcRect/>
                           <a:stretch>
                             <a:fillRect/>
@@ -4704,14 +4169,13 @@
       </w:pPr>
       <w:r>
         <w:rPr>
-          <w:rFonts w:ascii="Calibri" w:cs="Calibri" w:eastAsia="Calibri" w:hAnsi="Calibri"/>
           <w:i/>
           <w:iCs/>
           <w:color w:val="6B7280"/>
           <w:sz w:val="18"/>
           <w:szCs w:val="18"/>
         </w:rPr>
-        <w:t xml:space="preserve">Form FAQ — Pertanyaan, Kategori, dan Urutan</w:t>
+        <w:t>Form FAQ — Pertanyaan, Kategori, dan Urutan</w:t>
       </w:r>
     </w:p>
     <w:p>
@@ -4721,69 +4185,62 @@
     </w:p>
     <w:p>
       <w:pPr>
-        <w:spacing w:after="60" w:before="200"/>
-      </w:pPr>
-      <w:r>
-        <w:rPr>
-          <w:rFonts w:ascii="Cambria" w:cs="Cambria" w:eastAsia="Cambria" w:hAnsi="Cambria"/>
+        <w:spacing w:before="200" w:after="60"/>
+      </w:pPr>
+      <w:r>
+        <w:rPr>
+          <w:rFonts w:ascii="Cambria" w:eastAsia="Cambria" w:hAnsi="Cambria" w:cs="Cambria"/>
           <w:b/>
           <w:bCs/>
           <w:color w:val="B8892E"/>
-          <w:sz w:val="22"/>
-          <w:szCs w:val="22"/>
-        </w:rPr>
-        <w:t xml:space="preserve">BAGIAN 10</w:t>
+        </w:rPr>
+        <w:lastRenderedPageBreak/>
+        <w:t>BAGIAN 10</w:t>
       </w:r>
     </w:p>
     <w:p>
       <w:pPr>
         <w:pBdr>
-          <w:bottom w:val="single" w:color="B8892E" w:sz="12" w:space="10"/>
+          <w:bottom w:val="single" w:sz="12" w:space="10" w:color="B8892E"/>
         </w:pBdr>
         <w:spacing w:after="300"/>
       </w:pPr>
       <w:r>
         <w:rPr>
-          <w:rFonts w:ascii="Cambria" w:cs="Cambria" w:eastAsia="Cambria" w:hAnsi="Cambria"/>
+          <w:rFonts w:ascii="Cambria" w:eastAsia="Cambria" w:hAnsi="Cambria" w:cs="Cambria"/>
           <w:b/>
           <w:bCs/>
           <w:color w:val="1B4332"/>
           <w:sz w:val="40"/>
           <w:szCs w:val="40"/>
         </w:rPr>
-        <w:t xml:space="preserve">Mengelola Infografis</w:t>
-      </w:r>
-    </w:p>
-    <w:p>
-      <w:pPr>
-        <w:spacing w:after="180" w:line="288"/>
-      </w:pPr>
-      <w:r>
-        <w:rPr>
-          <w:rFonts w:ascii="Calibri" w:cs="Calibri" w:eastAsia="Calibri" w:hAnsi="Calibri"/>
-          <w:color w:val="1F2421"/>
-          <w:sz w:val="22"/>
-          <w:szCs w:val="22"/>
-        </w:rPr>
-        <w:t xml:space="preserve">Data infografis (Penduduk, APBDes, IDM, Stunting, Bantuan Sosial, SDGs) dikelola melalui menu 'Infografis' di CMS.</w:t>
+        <w:t>Mengelola Infografis</w:t>
+      </w:r>
+    </w:p>
+    <w:p>
+      <w:pPr>
+        <w:spacing w:after="180" w:line="288" w:lineRule="auto"/>
+      </w:pPr>
+      <w:r>
+        <w:t>Data infografis (Penduduk, APBDes, IDM, Stunting, Bantuan Sosial, SDGs) dikelola melalui menu 'Infografis' di CMS.</w:t>
       </w:r>
     </w:p>
     <w:p>
       <w:pPr>
         <w:pStyle w:val="Heading3"/>
         <w:keepNext/>
-        <w:spacing w:after="200" w:before="360"/>
-      </w:pPr>
-      <w:r>
-        <w:rPr>
-          <w:rFonts w:ascii="Cambria" w:cs="Cambria" w:eastAsia="Cambria" w:hAnsi="Cambria"/>
+        <w:spacing w:before="360" w:after="200"/>
+      </w:pPr>
+      <w:r>
+        <w:rPr>
+          <w:rFonts w:ascii="Cambria" w:eastAsia="Cambria" w:hAnsi="Cambria" w:cs="Cambria"/>
           <w:b/>
           <w:bCs/>
           <w:color w:val="1F2421"/>
           <w:sz w:val="21"/>
           <w:szCs w:val="21"/>
         </w:rPr>
-        <w:t xml:space="preserve">Update Data Penduduk</w:t>
+        <w:t>Update Data Penduduk</w:t>
       </w:r>
     </w:p>
     <w:p>
@@ -4793,29 +4250,17 @@
       </w:pPr>
       <w:r>
         <w:rPr>
-          <w:rFonts w:ascii="Calibri" w:cs="Calibri" w:eastAsia="Calibri" w:hAnsi="Calibri"/>
           <w:b/>
           <w:bCs/>
           <w:color w:val="FFFFFF"/>
           <w:sz w:val="19"/>
           <w:szCs w:val="19"/>
-          <w:shd w:fill="2D6A4F" w:val="clear"/>
+          <w:shd w:val="clear" w:color="auto" w:fill="2D6A4F"/>
         </w:rPr>
         <w:t xml:space="preserve">  1  </w:t>
       </w:r>
       <w:r>
-        <w:t xml:space="preserve">  </w:t>
-      </w:r>
-      <w:r>
-        <w:rPr>
-          <w:rFonts w:ascii="Calibri" w:cs="Calibri" w:eastAsia="Calibri" w:hAnsi="Calibri"/>
-          <w:b w:val="false"/>
-          <w:bCs w:val="false"/>
-          <w:color w:val="1F2421"/>
-          <w:sz w:val="22"/>
-          <w:szCs w:val="22"/>
-        </w:rPr>
-        <w:t xml:space="preserve">Klik “Infografis” → “Data Penduduk”.</w:t>
+        <w:t xml:space="preserve">  Klik “Infografis” → “Data Penduduk”.</w:t>
       </w:r>
     </w:p>
     <w:p>
@@ -4825,29 +4270,17 @@
       </w:pPr>
       <w:r>
         <w:rPr>
-          <w:rFonts w:ascii="Calibri" w:cs="Calibri" w:eastAsia="Calibri" w:hAnsi="Calibri"/>
           <w:b/>
           <w:bCs/>
           <w:color w:val="FFFFFF"/>
           <w:sz w:val="19"/>
           <w:szCs w:val="19"/>
-          <w:shd w:fill="2D6A4F" w:val="clear"/>
+          <w:shd w:val="clear" w:color="auto" w:fill="2D6A4F"/>
         </w:rPr>
         <w:t xml:space="preserve">  2  </w:t>
       </w:r>
       <w:r>
-        <w:t xml:space="preserve">  </w:t>
-      </w:r>
-      <w:r>
-        <w:rPr>
-          <w:rFonts w:ascii="Calibri" w:cs="Calibri" w:eastAsia="Calibri" w:hAnsi="Calibri"/>
-          <w:b w:val="false"/>
-          <w:bCs w:val="false"/>
-          <w:color w:val="1F2421"/>
-          <w:sz w:val="22"/>
-          <w:szCs w:val="22"/>
-        </w:rPr>
-        <w:t xml:space="preserve">Update angka: Total Penduduk, KK, Laki-laki, Perempuan.</w:t>
+        <w:t xml:space="preserve">  Update angka: Total Penduduk, KK, Laki-laki, Perempuan.</w:t>
       </w:r>
     </w:p>
     <w:p>
@@ -4857,29 +4290,17 @@
       </w:pPr>
       <w:r>
         <w:rPr>
-          <w:rFonts w:ascii="Calibri" w:cs="Calibri" w:eastAsia="Calibri" w:hAnsi="Calibri"/>
           <w:b/>
           <w:bCs/>
           <w:color w:val="FFFFFF"/>
           <w:sz w:val="19"/>
           <w:szCs w:val="19"/>
-          <w:shd w:fill="2D6A4F" w:val="clear"/>
+          <w:shd w:val="clear" w:color="auto" w:fill="2D6A4F"/>
         </w:rPr>
         <w:t xml:space="preserve">  3  </w:t>
       </w:r>
       <w:r>
-        <w:t xml:space="preserve">  </w:t>
-      </w:r>
-      <w:r>
-        <w:rPr>
-          <w:rFonts w:ascii="Calibri" w:cs="Calibri" w:eastAsia="Calibri" w:hAnsi="Calibri"/>
-          <w:b w:val="false"/>
-          <w:bCs w:val="false"/>
-          <w:color w:val="1F2421"/>
-          <w:sz w:val="22"/>
-          <w:szCs w:val="22"/>
-        </w:rPr>
-        <w:t xml:space="preserve">Tambah/edit data kelompok umur, per dusun, per agama, dll.</w:t>
+        <w:t xml:space="preserve">  Tambah/edit data kelompok umur, per dusun, per agama, dll.</w:t>
       </w:r>
     </w:p>
     <w:p>
@@ -4889,47 +4310,35 @@
       </w:pPr>
       <w:r>
         <w:rPr>
-          <w:rFonts w:ascii="Calibri" w:cs="Calibri" w:eastAsia="Calibri" w:hAnsi="Calibri"/>
           <w:b/>
           <w:bCs/>
           <w:color w:val="FFFFFF"/>
           <w:sz w:val="19"/>
           <w:szCs w:val="19"/>
-          <w:shd w:fill="2D6A4F" w:val="clear"/>
+          <w:shd w:val="clear" w:color="auto" w:fill="2D6A4F"/>
         </w:rPr>
         <w:t xml:space="preserve">  4  </w:t>
       </w:r>
       <w:r>
-        <w:t xml:space="preserve">  </w:t>
-      </w:r>
-      <w:r>
-        <w:rPr>
-          <w:rFonts w:ascii="Calibri" w:cs="Calibri" w:eastAsia="Calibri" w:hAnsi="Calibri"/>
-          <w:b w:val="false"/>
-          <w:bCs w:val="false"/>
-          <w:color w:val="1F2421"/>
-          <w:sz w:val="22"/>
-          <w:szCs w:val="22"/>
-        </w:rPr>
-        <w:t xml:space="preserve">Save.</w:t>
+        <w:t xml:space="preserve">  Save.</w:t>
       </w:r>
     </w:p>
     <w:p>
       <w:pPr>
         <w:pStyle w:val="Heading3"/>
         <w:keepNext/>
-        <w:spacing w:after="200" w:before="360"/>
-      </w:pPr>
-      <w:r>
-        <w:rPr>
-          <w:rFonts w:ascii="Cambria" w:cs="Cambria" w:eastAsia="Cambria" w:hAnsi="Cambria"/>
+        <w:spacing w:before="360" w:after="200"/>
+      </w:pPr>
+      <w:r>
+        <w:rPr>
+          <w:rFonts w:ascii="Cambria" w:eastAsia="Cambria" w:hAnsi="Cambria" w:cs="Cambria"/>
           <w:b/>
           <w:bCs/>
           <w:color w:val="1F2421"/>
           <w:sz w:val="21"/>
           <w:szCs w:val="21"/>
         </w:rPr>
-        <w:t xml:space="preserve">Update Data IDM</w:t>
+        <w:t>Update Data IDM</w:t>
       </w:r>
     </w:p>
     <w:p>
@@ -4939,29 +4348,17 @@
       </w:pPr>
       <w:r>
         <w:rPr>
-          <w:rFonts w:ascii="Calibri" w:cs="Calibri" w:eastAsia="Calibri" w:hAnsi="Calibri"/>
           <w:b/>
           <w:bCs/>
           <w:color w:val="FFFFFF"/>
           <w:sz w:val="19"/>
           <w:szCs w:val="19"/>
-          <w:shd w:fill="2D6A4F" w:val="clear"/>
+          <w:shd w:val="clear" w:color="auto" w:fill="2D6A4F"/>
         </w:rPr>
         <w:t xml:space="preserve">  1  </w:t>
       </w:r>
       <w:r>
-        <w:t xml:space="preserve">  </w:t>
-      </w:r>
-      <w:r>
-        <w:rPr>
-          <w:rFonts w:ascii="Calibri" w:cs="Calibri" w:eastAsia="Calibri" w:hAnsi="Calibri"/>
-          <w:b w:val="false"/>
-          <w:bCs w:val="false"/>
-          <w:color w:val="1F2421"/>
-          <w:sz w:val="22"/>
-          <w:szCs w:val="22"/>
-        </w:rPr>
-        <w:t xml:space="preserve">Klik “Infografis” → “Data IDM”.</w:t>
+        <w:t xml:space="preserve">  Klik “Infografis” → “Data IDM”.</w:t>
       </w:r>
     </w:p>
     <w:p>
@@ -4971,29 +4368,17 @@
       </w:pPr>
       <w:r>
         <w:rPr>
-          <w:rFonts w:ascii="Calibri" w:cs="Calibri" w:eastAsia="Calibri" w:hAnsi="Calibri"/>
           <w:b/>
           <w:bCs/>
           <w:color w:val="FFFFFF"/>
           <w:sz w:val="19"/>
           <w:szCs w:val="19"/>
-          <w:shd w:fill="2D6A4F" w:val="clear"/>
+          <w:shd w:val="clear" w:color="auto" w:fill="2D6A4F"/>
         </w:rPr>
         <w:t xml:space="preserve">  2  </w:t>
       </w:r>
       <w:r>
-        <w:t xml:space="preserve">  </w:t>
-      </w:r>
-      <w:r>
-        <w:rPr>
-          <w:rFonts w:ascii="Calibri" w:cs="Calibri" w:eastAsia="Calibri" w:hAnsi="Calibri"/>
-          <w:b w:val="false"/>
-          <w:bCs w:val="false"/>
-          <w:color w:val="1F2421"/>
-          <w:sz w:val="22"/>
-          <w:szCs w:val="22"/>
-        </w:rPr>
-        <w:t xml:space="preserve">Update Skor IDM, Status, IKS/IKE/IKL.</w:t>
+        <w:t xml:space="preserve">  Update Skor IDM, Status, IKS/IKE/IKL.</w:t>
       </w:r>
     </w:p>
     <w:p>
@@ -5003,56 +4388,51 @@
       </w:pPr>
       <w:r>
         <w:rPr>
-          <w:rFonts w:ascii="Calibri" w:cs="Calibri" w:eastAsia="Calibri" w:hAnsi="Calibri"/>
           <w:b/>
           <w:bCs/>
           <w:color w:val="FFFFFF"/>
           <w:sz w:val="19"/>
           <w:szCs w:val="19"/>
-          <w:shd w:fill="2D6A4F" w:val="clear"/>
+          <w:shd w:val="clear" w:color="auto" w:fill="2D6A4F"/>
         </w:rPr>
         <w:t xml:space="preserve">  3  </w:t>
       </w:r>
       <w:r>
-        <w:t xml:space="preserve">  </w:t>
-      </w:r>
-      <w:r>
-        <w:rPr>
-          <w:rFonts w:ascii="Calibri" w:cs="Calibri" w:eastAsia="Calibri" w:hAnsi="Calibri"/>
-          <w:b w:val="false"/>
-          <w:bCs w:val="false"/>
-          <w:color w:val="1F2421"/>
-          <w:sz w:val="22"/>
-          <w:szCs w:val="22"/>
-        </w:rPr>
-        <w:t xml:space="preserve">Untuk tabel indikator: edit skor masing-masing indikator di list 'Tabel Indikator'.</w:t>
+        <w:t xml:space="preserve">  Untuk tabel indikator: edit skor masing-masing indikator di list 'Tabel Indikator'.</w:t>
       </w:r>
     </w:p>
     <w:tbl>
       <w:tblPr>
-        <w:tblW w:type="pct" w:w="100%"/>
+        <w:tblW w:w="5000" w:type="pct"/>
         <w:jc w:val="center"/>
         <w:tblBorders>
-          <w:top w:val="single" w:color="DDD6C7" w:sz="8"/>
-          <w:left w:val="single" w:color="DDD6C7" w:sz="8"/>
-          <w:bottom w:val="single" w:color="DDD6C7" w:sz="8"/>
-          <w:right w:val="single" w:color="DDD6C7" w:sz="8"/>
-          <w:insideH w:val="none" w:sz="0"/>
-          <w:insideV w:val="none" w:sz="0"/>
+          <w:top w:val="single" w:sz="8" w:space="0" w:color="DDD6C7"/>
+          <w:left w:val="single" w:sz="8" w:space="0" w:color="DDD6C7"/>
+          <w:bottom w:val="single" w:sz="8" w:space="0" w:color="DDD6C7"/>
+          <w:right w:val="single" w:sz="8" w:space="0" w:color="DDD6C7"/>
         </w:tblBorders>
+        <w:tblCellMar>
+          <w:left w:w="10" w:type="dxa"/>
+          <w:right w:w="10" w:type="dxa"/>
+        </w:tblCellMar>
+        <w:tblLook w:val="04A0" w:firstRow="1" w:lastRow="0" w:firstColumn="1" w:lastColumn="0" w:noHBand="0" w:noVBand="1"/>
       </w:tblPr>
       <w:tblGrid>
-        <w:gridCol w:w="100"/>
+        <w:gridCol w:w="9740"/>
       </w:tblGrid>
       <w:tr>
+        <w:trPr>
+          <w:jc w:val="center"/>
+        </w:trPr>
         <w:tc>
           <w:tcPr>
-            <w:shd w:fill="FFFFFF" w:val="clear"/>
+            <w:tcW w:w="0" w:type="auto"/>
+            <w:shd w:val="clear" w:color="auto" w:fill="FFFFFF"/>
             <w:tcMar>
-              <w:top w:type="dxa" w:w="140"/>
-              <w:left w:type="dxa" w:w="140"/>
-              <w:bottom w:type="dxa" w:w="140"/>
-              <w:right w:type="dxa" w:w="140"/>
+              <w:top w:w="140" w:type="dxa"/>
+              <w:left w:w="140" w:type="dxa"/>
+              <w:bottom w:w="140" w:type="dxa"/>
+              <w:right w:w="140" w:type="dxa"/>
             </w:tcMar>
           </w:tcPr>
           <w:p>
@@ -5060,11 +4440,14 @@
               <w:jc w:val="center"/>
             </w:pPr>
             <w:r>
+              <w:rPr>
+                <w:noProof/>
+              </w:rPr>
               <w:drawing>
-                <wp:inline distT="0" distB="0" distL="0" distR="0">
+                <wp:inline distT="0" distB="0" distL="0" distR="0" wp14:anchorId="28F555FF" wp14:editId="66F0F24C">
                   <wp:extent cx="5210175" cy="2571750"/>
-                  <wp:effectExtent t="0" r="0" b="0" l="0"/>
-                  <wp:docPr id="1" name="" descr="" title=""/>
+                  <wp:effectExtent l="0" t="0" r="0" b="0"/>
+                  <wp:docPr id="1034106366" name="Picture 1034106366"/>
                   <wp:cNvGraphicFramePr>
                     <a:graphicFrameLocks xmlns:a="http://schemas.openxmlformats.org/drawingml/2006/main" noChangeAspect="1"/>
                   </wp:cNvGraphicFramePr>
@@ -5072,13 +4455,13 @@
                     <a:graphicData uri="http://schemas.openxmlformats.org/drawingml/2006/picture">
                       <pic:pic xmlns:pic="http://schemas.openxmlformats.org/drawingml/2006/picture">
                         <pic:nvPicPr>
-                          <pic:cNvPr id="0" name="" descr=""/>
+                          <pic:cNvPr id="0" name=""/>
                           <pic:cNvPicPr>
                             <a:picLocks noChangeAspect="1" noChangeArrowheads="1"/>
                           </pic:cNvPicPr>
                         </pic:nvPicPr>
                         <pic:blipFill>
-                          <a:blip r:embed="rId20" cstate="none"/>
+                          <a:blip r:embed="rId19"/>
                           <a:srcRect/>
                           <a:stretch>
                             <a:fillRect/>
@@ -5110,46 +4493,39 @@
       </w:pPr>
       <w:r>
         <w:rPr>
-          <w:rFonts w:ascii="Calibri" w:cs="Calibri" w:eastAsia="Calibri" w:hAnsi="Calibri"/>
           <w:i/>
           <w:iCs/>
           <w:color w:val="6B7280"/>
           <w:sz w:val="18"/>
           <w:szCs w:val="18"/>
         </w:rPr>
-        <w:t xml:space="preserve">Halaman edit Infografis IDM — field skor dan tabel indikator</w:t>
+        <w:t>Halaman edit Infografis IDM — field skor dan tabel indikator</w:t>
       </w:r>
     </w:p>
     <w:p>
       <w:pPr>
         <w:pStyle w:val="Heading3"/>
         <w:keepNext/>
-        <w:spacing w:after="200" w:before="360"/>
-      </w:pPr>
-      <w:r>
-        <w:rPr>
-          <w:rFonts w:ascii="Cambria" w:cs="Cambria" w:eastAsia="Cambria" w:hAnsi="Cambria"/>
+        <w:spacing w:before="360" w:after="200"/>
+      </w:pPr>
+      <w:r>
+        <w:rPr>
+          <w:rFonts w:ascii="Cambria" w:eastAsia="Cambria" w:hAnsi="Cambria" w:cs="Cambria"/>
           <w:b/>
           <w:bCs/>
           <w:color w:val="1F2421"/>
           <w:sz w:val="21"/>
           <w:szCs w:val="21"/>
         </w:rPr>
-        <w:t xml:space="preserve">Update Data APBDes</w:t>
-      </w:r>
-    </w:p>
-    <w:p>
-      <w:pPr>
-        <w:spacing w:after="180" w:line="288"/>
-      </w:pPr>
-      <w:r>
-        <w:rPr>
-          <w:rFonts w:ascii="Calibri" w:cs="Calibri" w:eastAsia="Calibri" w:hAnsi="Calibri"/>
-          <w:color w:val="1F2421"/>
-          <w:sz w:val="22"/>
-          <w:szCs w:val="22"/>
-        </w:rPr>
-        <w:t xml:space="preserve">Klik 'Data APBDes' → isi tahun anggaran, pendapatan, belanja, rincian → Save.</w:t>
+        <w:t>Update Data APBDes</w:t>
+      </w:r>
+    </w:p>
+    <w:p>
+      <w:pPr>
+        <w:spacing w:after="180" w:line="288" w:lineRule="auto"/>
+      </w:pPr>
+      <w:r>
+        <w:t>Klik 'Data APBDes' → isi tahun anggaran, pendapatan, belanja, rincian → Save.</w:t>
       </w:r>
     </w:p>
     <w:p>
@@ -5159,37 +4535,36 @@
     </w:p>
     <w:p>
       <w:pPr>
-        <w:spacing w:after="60" w:before="200"/>
-      </w:pPr>
-      <w:r>
-        <w:rPr>
-          <w:rFonts w:ascii="Cambria" w:cs="Cambria" w:eastAsia="Cambria" w:hAnsi="Cambria"/>
+        <w:spacing w:before="200" w:after="60"/>
+      </w:pPr>
+      <w:r>
+        <w:rPr>
+          <w:rFonts w:ascii="Cambria" w:eastAsia="Cambria" w:hAnsi="Cambria" w:cs="Cambria"/>
           <w:b/>
           <w:bCs/>
           <w:color w:val="B8892E"/>
-          <w:sz w:val="22"/>
-          <w:szCs w:val="22"/>
-        </w:rPr>
-        <w:t xml:space="preserve">BAGIAN 11</w:t>
+        </w:rPr>
+        <w:lastRenderedPageBreak/>
+        <w:t>BAGIAN 11</w:t>
       </w:r>
     </w:p>
     <w:p>
       <w:pPr>
         <w:pBdr>
-          <w:bottom w:val="single" w:color="B8892E" w:sz="12" w:space="10"/>
+          <w:bottom w:val="single" w:sz="12" w:space="10" w:color="B8892E"/>
         </w:pBdr>
         <w:spacing w:after="100"/>
       </w:pPr>
       <w:r>
         <w:rPr>
-          <w:rFonts w:ascii="Cambria" w:cs="Cambria" w:eastAsia="Cambria" w:hAnsi="Cambria"/>
+          <w:rFonts w:ascii="Cambria" w:eastAsia="Cambria" w:hAnsi="Cambria" w:cs="Cambria"/>
           <w:b/>
           <w:bCs/>
           <w:color w:val="1B4332"/>
           <w:sz w:val="40"/>
           <w:szCs w:val="40"/>
         </w:rPr>
-        <w:t xml:space="preserve">Pengaturan Situs</w:t>
+        <w:t>Pengaturan Situs</w:t>
       </w:r>
     </w:p>
     <w:p>
@@ -5198,14 +4573,11 @@
       </w:pPr>
       <w:r>
         <w:rPr>
-          <w:rFonts w:ascii="Calibri" w:cs="Calibri" w:eastAsia="Calibri" w:hAnsi="Calibri"/>
           <w:i/>
           <w:iCs/>
           <w:color w:val="6B7280"/>
-          <w:sz w:val="22"/>
-          <w:szCs w:val="22"/>
-        </w:rPr>
-        <w:t xml:space="preserve">Informasi global di seluruh halaman</w:t>
+        </w:rPr>
+        <w:t>Informasi global di seluruh halaman</w:t>
       </w:r>
     </w:p>
     <w:p>
@@ -5215,29 +4587,17 @@
       </w:pPr>
       <w:r>
         <w:rPr>
-          <w:rFonts w:ascii="Calibri" w:cs="Calibri" w:eastAsia="Calibri" w:hAnsi="Calibri"/>
           <w:b/>
           <w:bCs/>
           <w:color w:val="FFFFFF"/>
           <w:sz w:val="19"/>
           <w:szCs w:val="19"/>
-          <w:shd w:fill="2D6A4F" w:val="clear"/>
+          <w:shd w:val="clear" w:color="auto" w:fill="2D6A4F"/>
         </w:rPr>
         <w:t xml:space="preserve">  1  </w:t>
       </w:r>
       <w:r>
-        <w:t xml:space="preserve">  </w:t>
-      </w:r>
-      <w:r>
-        <w:rPr>
-          <w:rFonts w:ascii="Calibri" w:cs="Calibri" w:eastAsia="Calibri" w:hAnsi="Calibri"/>
-          <w:b w:val="false"/>
-          <w:bCs w:val="false"/>
-          <w:color w:val="1F2421"/>
-          <w:sz w:val="22"/>
-          <w:szCs w:val="22"/>
-        </w:rPr>
-        <w:t xml:space="preserve">Klik “Pengaturan Situs” → “Informasi Umum Desa”.</w:t>
+        <w:t xml:space="preserve">  Klik “Pengaturan Situs” → “Informasi Umum Desa”.</w:t>
       </w:r>
     </w:p>
     <w:p>
@@ -5247,29 +4607,17 @@
       </w:pPr>
       <w:r>
         <w:rPr>
-          <w:rFonts w:ascii="Calibri" w:cs="Calibri" w:eastAsia="Calibri" w:hAnsi="Calibri"/>
           <w:b/>
           <w:bCs/>
           <w:color w:val="FFFFFF"/>
           <w:sz w:val="19"/>
           <w:szCs w:val="19"/>
-          <w:shd w:fill="2D6A4F" w:val="clear"/>
+          <w:shd w:val="clear" w:color="auto" w:fill="2D6A4F"/>
         </w:rPr>
         <w:t xml:space="preserve">  2  </w:t>
       </w:r>
       <w:r>
-        <w:t xml:space="preserve">  </w:t>
-      </w:r>
-      <w:r>
-        <w:rPr>
-          <w:rFonts w:ascii="Calibri" w:cs="Calibri" w:eastAsia="Calibri" w:hAnsi="Calibri"/>
-          <w:b w:val="false"/>
-          <w:bCs w:val="false"/>
-          <w:color w:val="1F2421"/>
-          <w:sz w:val="22"/>
-          <w:szCs w:val="22"/>
-        </w:rPr>
-        <w:t xml:space="preserve">Edit field yang diinginkan:</w:t>
+        <w:t xml:space="preserve">  Edit field yang diinginkan:</w:t>
       </w:r>
     </w:p>
     <w:p>
@@ -5283,22 +4631,12 @@
       </w:pPr>
       <w:r>
         <w:rPr>
-          <w:rFonts w:ascii="Calibri" w:cs="Calibri" w:eastAsia="Calibri" w:hAnsi="Calibri"/>
-          <w:b/>
-          <w:bCs/>
-          <w:color w:val="1F2421"/>
-          <w:sz w:val="22"/>
-          <w:szCs w:val="22"/>
-        </w:rPr>
-        <w:t xml:space="preserve">Nama Desa</w:t>
-      </w:r>
-      <w:r>
-        <w:rPr>
-          <w:rFonts w:ascii="Calibri" w:cs="Calibri" w:eastAsia="Calibri" w:hAnsi="Calibri"/>
-          <w:color w:val="1F2421"/>
-          <w:sz w:val="22"/>
-          <w:szCs w:val="22"/>
-        </w:rPr>
+          <w:b/>
+          <w:bCs/>
+        </w:rPr>
+        <w:t>Nama Desa</w:t>
+      </w:r>
+      <w:r>
         <w:t xml:space="preserve"> — Tampil di header &amp; footer</w:t>
       </w:r>
     </w:p>
@@ -5313,22 +4651,12 @@
       </w:pPr>
       <w:r>
         <w:rPr>
-          <w:rFonts w:ascii="Calibri" w:cs="Calibri" w:eastAsia="Calibri" w:hAnsi="Calibri"/>
-          <w:b/>
-          <w:bCs/>
-          <w:color w:val="1F2421"/>
-          <w:sz w:val="22"/>
-          <w:szCs w:val="22"/>
-        </w:rPr>
-        <w:t xml:space="preserve">Lokasi Singkat</w:t>
-      </w:r>
-      <w:r>
-        <w:rPr>
-          <w:rFonts w:ascii="Calibri" w:cs="Calibri" w:eastAsia="Calibri" w:hAnsi="Calibri"/>
-          <w:color w:val="1F2421"/>
-          <w:sz w:val="22"/>
-          <w:szCs w:val="22"/>
-        </w:rPr>
+          <w:b/>
+          <w:bCs/>
+        </w:rPr>
+        <w:t>Lokasi Singkat</w:t>
+      </w:r>
+      <w:r>
         <w:t xml:space="preserve"> — Tampil di bawah nama desa</w:t>
       </w:r>
     </w:p>
@@ -5343,22 +4671,12 @@
       </w:pPr>
       <w:r>
         <w:rPr>
-          <w:rFonts w:ascii="Calibri" w:cs="Calibri" w:eastAsia="Calibri" w:hAnsi="Calibri"/>
-          <w:b/>
-          <w:bCs/>
-          <w:color w:val="1F2421"/>
-          <w:sz w:val="22"/>
-          <w:szCs w:val="22"/>
-        </w:rPr>
-        <w:t xml:space="preserve">Tagline Hero</w:t>
-      </w:r>
-      <w:r>
-        <w:rPr>
-          <w:rFonts w:ascii="Calibri" w:cs="Calibri" w:eastAsia="Calibri" w:hAnsi="Calibri"/>
-          <w:color w:val="1F2421"/>
-          <w:sz w:val="22"/>
-          <w:szCs w:val="22"/>
-        </w:rPr>
+          <w:b/>
+          <w:bCs/>
+        </w:rPr>
+        <w:t>Tagline Hero</w:t>
+      </w:r>
+      <w:r>
         <w:t xml:space="preserve"> — Teks di bagian hero homepage</w:t>
       </w:r>
     </w:p>
@@ -5373,22 +4691,12 @@
       </w:pPr>
       <w:r>
         <w:rPr>
-          <w:rFonts w:ascii="Calibri" w:cs="Calibri" w:eastAsia="Calibri" w:hAnsi="Calibri"/>
-          <w:b/>
-          <w:bCs/>
-          <w:color w:val="1F2421"/>
-          <w:sz w:val="22"/>
-          <w:szCs w:val="22"/>
-        </w:rPr>
-        <w:t xml:space="preserve">Gambar Hero</w:t>
-      </w:r>
-      <w:r>
-        <w:rPr>
-          <w:rFonts w:ascii="Calibri" w:cs="Calibri" w:eastAsia="Calibri" w:hAnsi="Calibri"/>
-          <w:color w:val="1F2421"/>
-          <w:sz w:val="22"/>
-          <w:szCs w:val="22"/>
-        </w:rPr>
+          <w:b/>
+          <w:bCs/>
+        </w:rPr>
+        <w:t>Gambar Hero</w:t>
+      </w:r>
+      <w:r>
         <w:t xml:space="preserve"> — Foto utama homepage</w:t>
       </w:r>
     </w:p>
@@ -5403,22 +4711,12 @@
       </w:pPr>
       <w:r>
         <w:rPr>
-          <w:rFonts w:ascii="Calibri" w:cs="Calibri" w:eastAsia="Calibri" w:hAnsi="Calibri"/>
-          <w:b/>
-          <w:bCs/>
-          <w:color w:val="1F2421"/>
-          <w:sz w:val="22"/>
-          <w:szCs w:val="22"/>
-        </w:rPr>
-        <w:t xml:space="preserve">Alamat Lengkap</w:t>
-      </w:r>
-      <w:r>
-        <w:rPr>
-          <w:rFonts w:ascii="Calibri" w:cs="Calibri" w:eastAsia="Calibri" w:hAnsi="Calibri"/>
-          <w:color w:val="1F2421"/>
-          <w:sz w:val="22"/>
-          <w:szCs w:val="22"/>
-        </w:rPr>
+          <w:b/>
+          <w:bCs/>
+        </w:rPr>
+        <w:t>Alamat Lengkap</w:t>
+      </w:r>
+      <w:r>
         <w:t xml:space="preserve"> — Tampil di footer &amp; halaman kontak</w:t>
       </w:r>
     </w:p>
@@ -5433,22 +4731,12 @@
       </w:pPr>
       <w:r>
         <w:rPr>
-          <w:rFonts w:ascii="Calibri" w:cs="Calibri" w:eastAsia="Calibri" w:hAnsi="Calibri"/>
-          <w:b/>
-          <w:bCs/>
-          <w:color w:val="1F2421"/>
-          <w:sz w:val="22"/>
-          <w:szCs w:val="22"/>
-        </w:rPr>
-        <w:t xml:space="preserve">Jam Layanan</w:t>
-      </w:r>
-      <w:r>
-        <w:rPr>
-          <w:rFonts w:ascii="Calibri" w:cs="Calibri" w:eastAsia="Calibri" w:hAnsi="Calibri"/>
-          <w:color w:val="1F2421"/>
-          <w:sz w:val="22"/>
-          <w:szCs w:val="22"/>
-        </w:rPr>
+          <w:b/>
+          <w:bCs/>
+        </w:rPr>
+        <w:t>Jam Layanan</w:t>
+      </w:r>
+      <w:r>
         <w:t xml:space="preserve"> — Tampil di footer &amp; halaman kontak</w:t>
       </w:r>
     </w:p>
@@ -5463,22 +4751,12 @@
       </w:pPr>
       <w:r>
         <w:rPr>
-          <w:rFonts w:ascii="Calibri" w:cs="Calibri" w:eastAsia="Calibri" w:hAnsi="Calibri"/>
-          <w:b/>
-          <w:bCs/>
-          <w:color w:val="1F2421"/>
-          <w:sz w:val="22"/>
-          <w:szCs w:val="22"/>
-        </w:rPr>
-        <w:t xml:space="preserve">Nama &amp; Foto Kepala Desa</w:t>
-      </w:r>
-      <w:r>
-        <w:rPr>
-          <w:rFonts w:ascii="Calibri" w:cs="Calibri" w:eastAsia="Calibri" w:hAnsi="Calibri"/>
-          <w:color w:val="1F2421"/>
-          <w:sz w:val="22"/>
-          <w:szCs w:val="22"/>
-        </w:rPr>
+          <w:b/>
+          <w:bCs/>
+        </w:rPr>
+        <w:t>Nama &amp; Foto Kepala Desa</w:t>
+      </w:r>
+      <w:r>
         <w:t xml:space="preserve"> — Untuk halaman profil</w:t>
       </w:r>
     </w:p>
@@ -5493,22 +4771,12 @@
       </w:pPr>
       <w:r>
         <w:rPr>
-          <w:rFonts w:ascii="Calibri" w:cs="Calibri" w:eastAsia="Calibri" w:hAnsi="Calibri"/>
-          <w:b/>
-          <w:bCs/>
-          <w:color w:val="1F2421"/>
-          <w:sz w:val="22"/>
-          <w:szCs w:val="22"/>
-        </w:rPr>
-        <w:t xml:space="preserve">Teks Copyright</w:t>
-      </w:r>
-      <w:r>
-        <w:rPr>
-          <w:rFonts w:ascii="Calibri" w:cs="Calibri" w:eastAsia="Calibri" w:hAnsi="Calibri"/>
-          <w:color w:val="1F2421"/>
-          <w:sz w:val="22"/>
-          <w:szCs w:val="22"/>
-        </w:rPr>
+          <w:b/>
+          <w:bCs/>
+        </w:rPr>
+        <w:t>Teks Copyright</w:t>
+      </w:r>
+      <w:r>
         <w:t xml:space="preserve"> — Teks di bagian paling bawah footer</w:t>
       </w:r>
     </w:p>
@@ -5519,56 +4787,51 @@
       </w:pPr>
       <w:r>
         <w:rPr>
-          <w:rFonts w:ascii="Calibri" w:cs="Calibri" w:eastAsia="Calibri" w:hAnsi="Calibri"/>
           <w:b/>
           <w:bCs/>
           <w:color w:val="FFFFFF"/>
           <w:sz w:val="19"/>
           <w:szCs w:val="19"/>
-          <w:shd w:fill="2D6A4F" w:val="clear"/>
+          <w:shd w:val="clear" w:color="auto" w:fill="2D6A4F"/>
         </w:rPr>
         <w:t xml:space="preserve">  3  </w:t>
       </w:r>
       <w:r>
-        <w:t xml:space="preserve">  </w:t>
-      </w:r>
-      <w:r>
-        <w:rPr>
-          <w:rFonts w:ascii="Calibri" w:cs="Calibri" w:eastAsia="Calibri" w:hAnsi="Calibri"/>
-          <w:b w:val="false"/>
-          <w:bCs w:val="false"/>
-          <w:color w:val="1F2421"/>
-          <w:sz w:val="22"/>
-          <w:szCs w:val="22"/>
-        </w:rPr>
-        <w:t xml:space="preserve">Save.</w:t>
+        <w:t xml:space="preserve">  Save.</w:t>
       </w:r>
     </w:p>
     <w:tbl>
       <w:tblPr>
-        <w:tblW w:type="pct" w:w="100%"/>
+        <w:tblW w:w="5000" w:type="pct"/>
         <w:jc w:val="center"/>
         <w:tblBorders>
-          <w:top w:val="single" w:color="DDD6C7" w:sz="8"/>
-          <w:left w:val="single" w:color="DDD6C7" w:sz="8"/>
-          <w:bottom w:val="single" w:color="DDD6C7" w:sz="8"/>
-          <w:right w:val="single" w:color="DDD6C7" w:sz="8"/>
-          <w:insideH w:val="none" w:sz="0"/>
-          <w:insideV w:val="none" w:sz="0"/>
+          <w:top w:val="single" w:sz="8" w:space="0" w:color="DDD6C7"/>
+          <w:left w:val="single" w:sz="8" w:space="0" w:color="DDD6C7"/>
+          <w:bottom w:val="single" w:sz="8" w:space="0" w:color="DDD6C7"/>
+          <w:right w:val="single" w:sz="8" w:space="0" w:color="DDD6C7"/>
         </w:tblBorders>
+        <w:tblCellMar>
+          <w:left w:w="10" w:type="dxa"/>
+          <w:right w:w="10" w:type="dxa"/>
+        </w:tblCellMar>
+        <w:tblLook w:val="04A0" w:firstRow="1" w:lastRow="0" w:firstColumn="1" w:lastColumn="0" w:noHBand="0" w:noVBand="1"/>
       </w:tblPr>
       <w:tblGrid>
-        <w:gridCol w:w="100"/>
+        <w:gridCol w:w="9740"/>
       </w:tblGrid>
       <w:tr>
+        <w:trPr>
+          <w:jc w:val="center"/>
+        </w:trPr>
         <w:tc>
           <w:tcPr>
-            <w:shd w:fill="FFFFFF" w:val="clear"/>
+            <w:tcW w:w="0" w:type="auto"/>
+            <w:shd w:val="clear" w:color="auto" w:fill="FFFFFF"/>
             <w:tcMar>
-              <w:top w:type="dxa" w:w="140"/>
-              <w:left w:type="dxa" w:w="140"/>
-              <w:bottom w:type="dxa" w:w="140"/>
-              <w:right w:type="dxa" w:w="140"/>
+              <w:top w:w="140" w:type="dxa"/>
+              <w:left w:w="140" w:type="dxa"/>
+              <w:bottom w:w="140" w:type="dxa"/>
+              <w:right w:w="140" w:type="dxa"/>
             </w:tcMar>
           </w:tcPr>
           <w:p>
@@ -5576,11 +4839,14 @@
               <w:jc w:val="center"/>
             </w:pPr>
             <w:r>
+              <w:rPr>
+                <w:noProof/>
+              </w:rPr>
               <w:drawing>
-                <wp:inline distT="0" distB="0" distL="0" distR="0">
+                <wp:inline distT="0" distB="0" distL="0" distR="0" wp14:anchorId="448C4592" wp14:editId="5455C476">
                   <wp:extent cx="5210175" cy="2571750"/>
-                  <wp:effectExtent t="0" r="0" b="0" l="0"/>
-                  <wp:docPr id="1" name="" descr="" title=""/>
+                  <wp:effectExtent l="0" t="0" r="0" b="0"/>
+                  <wp:docPr id="1104210943" name="Picture 1104210943"/>
                   <wp:cNvGraphicFramePr>
                     <a:graphicFrameLocks xmlns:a="http://schemas.openxmlformats.org/drawingml/2006/main" noChangeAspect="1"/>
                   </wp:cNvGraphicFramePr>
@@ -5588,13 +4854,13 @@
                     <a:graphicData uri="http://schemas.openxmlformats.org/drawingml/2006/picture">
                       <pic:pic xmlns:pic="http://schemas.openxmlformats.org/drawingml/2006/picture">
                         <pic:nvPicPr>
-                          <pic:cNvPr id="0" name="" descr=""/>
+                          <pic:cNvPr id="0" name=""/>
                           <pic:cNvPicPr>
                             <a:picLocks noChangeAspect="1" noChangeArrowheads="1"/>
                           </pic:cNvPicPr>
                         </pic:nvPicPr>
                         <pic:blipFill>
-                          <a:blip r:embed="rId21" cstate="none"/>
+                          <a:blip r:embed="rId20"/>
                           <a:srcRect/>
                           <a:stretch>
                             <a:fillRect/>
@@ -5626,14 +4892,13 @@
       </w:pPr>
       <w:r>
         <w:rPr>
-          <w:rFonts w:ascii="Calibri" w:cs="Calibri" w:eastAsia="Calibri" w:hAnsi="Calibri"/>
           <w:i/>
           <w:iCs/>
           <w:color w:val="6B7280"/>
           <w:sz w:val="18"/>
           <w:szCs w:val="18"/>
         </w:rPr>
-        <w:t xml:space="preserve">Form Pengaturan Situs — semua field global (nama desa, alamat, tagline, dll)</w:t>
+        <w:t>Form Pengaturan Situs — semua field global (nama desa, alamat, tagline, dll)</w:t>
       </w:r>
     </w:p>
     <w:p>
@@ -5643,37 +4908,36 @@
     </w:p>
     <w:p>
       <w:pPr>
-        <w:spacing w:after="60" w:before="200"/>
-      </w:pPr>
-      <w:r>
-        <w:rPr>
-          <w:rFonts w:ascii="Cambria" w:cs="Cambria" w:eastAsia="Cambria" w:hAnsi="Cambria"/>
+        <w:spacing w:before="200" w:after="60"/>
+      </w:pPr>
+      <w:r>
+        <w:rPr>
+          <w:rFonts w:ascii="Cambria" w:eastAsia="Cambria" w:hAnsi="Cambria" w:cs="Cambria"/>
           <w:b/>
           <w:bCs/>
           <w:color w:val="B8892E"/>
-          <w:sz w:val="22"/>
-          <w:szCs w:val="22"/>
-        </w:rPr>
-        <w:t xml:space="preserve">BAGIAN 12</w:t>
+        </w:rPr>
+        <w:lastRenderedPageBreak/>
+        <w:t>BAGIAN 12</w:t>
       </w:r>
     </w:p>
     <w:p>
       <w:pPr>
         <w:pBdr>
-          <w:bottom w:val="single" w:color="B8892E" w:sz="12" w:space="10"/>
+          <w:bottom w:val="single" w:sz="12" w:space="10" w:color="B8892E"/>
         </w:pBdr>
         <w:spacing w:after="100"/>
       </w:pPr>
       <w:r>
         <w:rPr>
-          <w:rFonts w:ascii="Cambria" w:cs="Cambria" w:eastAsia="Cambria" w:hAnsi="Cambria"/>
+          <w:rFonts w:ascii="Cambria" w:eastAsia="Cambria" w:hAnsi="Cambria" w:cs="Cambria"/>
           <w:b/>
           <w:bCs/>
           <w:color w:val="1B4332"/>
           <w:sz w:val="40"/>
           <w:szCs w:val="40"/>
         </w:rPr>
-        <w:t xml:space="preserve">Troubleshooting</w:t>
+        <w:t>Troubleshooting</w:t>
       </w:r>
     </w:p>
     <w:p>
@@ -5682,30 +4946,25 @@
       </w:pPr>
       <w:r>
         <w:rPr>
-          <w:rFonts w:ascii="Calibri" w:cs="Calibri" w:eastAsia="Calibri" w:hAnsi="Calibri"/>
           <w:i/>
           <w:iCs/>
           <w:color w:val="6B7280"/>
-          <w:sz w:val="22"/>
-          <w:szCs w:val="22"/>
-        </w:rPr>
-        <w:t xml:space="preserve">Masalah umum dan solusinya</w:t>
-      </w:r>
-    </w:p>
-    <w:p>
-      <w:pPr>
-        <w:spacing w:after="80" w:before="160"/>
-      </w:pPr>
-      <w:r>
-        <w:rPr>
-          <w:rFonts w:ascii="Cambria" w:cs="Cambria" w:eastAsia="Cambria" w:hAnsi="Cambria"/>
+        </w:rPr>
+        <w:t>Masalah umum dan solusinya</w:t>
+      </w:r>
+    </w:p>
+    <w:p>
+      <w:pPr>
+        <w:spacing w:before="160" w:after="80"/>
+      </w:pPr>
+      <w:r>
+        <w:rPr>
+          <w:rFonts w:ascii="Cambria" w:eastAsia="Cambria" w:hAnsi="Cambria" w:cs="Cambria"/>
           <w:b/>
           <w:bCs/>
           <w:color w:val="1B4332"/>
-          <w:sz w:val="22"/>
-          <w:szCs w:val="22"/>
-        </w:rPr>
-        <w:t xml:space="preserve">?  Perubahan tidak muncul di website</w:t>
+        </w:rPr>
+        <w:t>?  Perubahan tidak muncul di website</w:t>
       </w:r>
     </w:p>
     <w:p>
@@ -5715,7 +4974,6 @@
       </w:pPr>
       <w:r>
         <w:rPr>
-          <w:rFonts w:ascii="Calibri" w:cs="Calibri" w:eastAsia="Calibri" w:hAnsi="Calibri"/>
           <w:b/>
           <w:bCs/>
           <w:color w:val="2D6A4F"/>
@@ -5726,28 +4984,24 @@
       </w:r>
       <w:r>
         <w:rPr>
-          <w:rFonts w:ascii="Calibri" w:cs="Calibri" w:eastAsia="Calibri" w:hAnsi="Calibri"/>
-          <w:color w:val="1F2421"/>
           <w:sz w:val="21"/>
           <w:szCs w:val="21"/>
         </w:rPr>
-        <w:t xml:space="preserve">Tunggu 1–2 menit. Website perlu waktu untuk rebuild setelah Anda menyimpan. Coba refresh halaman (Ctrl+F5).</w:t>
-      </w:r>
-    </w:p>
-    <w:p>
-      <w:pPr>
-        <w:spacing w:after="80" w:before="160"/>
-      </w:pPr>
-      <w:r>
-        <w:rPr>
-          <w:rFonts w:ascii="Cambria" w:cs="Cambria" w:eastAsia="Cambria" w:hAnsi="Cambria"/>
+        <w:t>Tunggu 1–2 menit. Website perlu waktu untuk rebuild setelah Anda menyimpan. Coba refresh halaman (Ctrl+F5).</w:t>
+      </w:r>
+    </w:p>
+    <w:p>
+      <w:pPr>
+        <w:spacing w:before="160" w:after="80"/>
+      </w:pPr>
+      <w:r>
+        <w:rPr>
+          <w:rFonts w:ascii="Cambria" w:eastAsia="Cambria" w:hAnsi="Cambria" w:cs="Cambria"/>
           <w:b/>
           <w:bCs/>
           <w:color w:val="1B4332"/>
-          <w:sz w:val="22"/>
-          <w:szCs w:val="22"/>
-        </w:rPr>
-        <w:t xml:space="preserve">?  Tidak bisa login</w:t>
+        </w:rPr>
+        <w:t>?  Tidak bisa login</w:t>
       </w:r>
     </w:p>
     <w:p>
@@ -5757,7 +5011,6 @@
       </w:pPr>
       <w:r>
         <w:rPr>
-          <w:rFonts w:ascii="Calibri" w:cs="Calibri" w:eastAsia="Calibri" w:hAnsi="Calibri"/>
           <w:b/>
           <w:bCs/>
           <w:color w:val="2D6A4F"/>
@@ -5768,28 +5021,24 @@
       </w:r>
       <w:r>
         <w:rPr>
-          <w:rFonts w:ascii="Calibri" w:cs="Calibri" w:eastAsia="Calibri" w:hAnsi="Calibri"/>
-          <w:color w:val="1F2421"/>
           <w:sz w:val="21"/>
           <w:szCs w:val="21"/>
         </w:rPr>
-        <w:t xml:space="preserve">Pastikan akun GitHub Anda sudah diberikan akses ke repository. Hubungi pengembang jika masih bermasalah.</w:t>
-      </w:r>
-    </w:p>
-    <w:p>
-      <w:pPr>
-        <w:spacing w:after="80" w:before="160"/>
-      </w:pPr>
-      <w:r>
-        <w:rPr>
-          <w:rFonts w:ascii="Cambria" w:cs="Cambria" w:eastAsia="Cambria" w:hAnsi="Cambria"/>
+        <w:t>Pastikan akun GitHub Anda sudah diberikan akses ke repository. Hubungi pengembang jika masih bermasalah.</w:t>
+      </w:r>
+    </w:p>
+    <w:p>
+      <w:pPr>
+        <w:spacing w:before="160" w:after="80"/>
+      </w:pPr>
+      <w:r>
+        <w:rPr>
+          <w:rFonts w:ascii="Cambria" w:eastAsia="Cambria" w:hAnsi="Cambria" w:cs="Cambria"/>
           <w:b/>
           <w:bCs/>
           <w:color w:val="1B4332"/>
-          <w:sz w:val="22"/>
-          <w:szCs w:val="22"/>
-        </w:rPr>
-        <w:t xml:space="preserve">?  Foto tidak muncul</w:t>
+        </w:rPr>
+        <w:t>?  Foto tidak muncul</w:t>
       </w:r>
     </w:p>
     <w:p>
@@ -5799,7 +5048,6 @@
       </w:pPr>
       <w:r>
         <w:rPr>
-          <w:rFonts w:ascii="Calibri" w:cs="Calibri" w:eastAsia="Calibri" w:hAnsi="Calibri"/>
           <w:b/>
           <w:bCs/>
           <w:color w:val="2D6A4F"/>
@@ -5810,28 +5058,24 @@
       </w:r>
       <w:r>
         <w:rPr>
-          <w:rFonts w:ascii="Calibri" w:cs="Calibri" w:eastAsia="Calibri" w:hAnsi="Calibri"/>
-          <w:color w:val="1F2421"/>
           <w:sz w:val="21"/>
           <w:szCs w:val="21"/>
         </w:rPr>
-        <w:t xml:space="preserve">Pastikan format foto adalah JPG, PNG, atau WebP dan ukuran kurang dari 5MB. Nama file sebaiknya tanpa spasi atau karakter khusus.</w:t>
-      </w:r>
-    </w:p>
-    <w:p>
-      <w:pPr>
-        <w:spacing w:after="80" w:before="160"/>
-      </w:pPr>
-      <w:r>
-        <w:rPr>
-          <w:rFonts w:ascii="Cambria" w:cs="Cambria" w:eastAsia="Cambria" w:hAnsi="Cambria"/>
+        <w:t>Pastikan format foto adalah JPG, PNG, atau WebP dan ukuran kurang dari 5MB. Nama file sebaiknya tanpa spasi atau karakter khusus.</w:t>
+      </w:r>
+    </w:p>
+    <w:p>
+      <w:pPr>
+        <w:spacing w:before="160" w:after="80"/>
+      </w:pPr>
+      <w:r>
+        <w:rPr>
+          <w:rFonts w:ascii="Cambria" w:eastAsia="Cambria" w:hAnsi="Cambria" w:cs="Cambria"/>
           <w:b/>
           <w:bCs/>
           <w:color w:val="1B4332"/>
-          <w:sz w:val="22"/>
-          <w:szCs w:val="22"/>
-        </w:rPr>
-        <w:t xml:space="preserve">?  Salah input data</w:t>
+        </w:rPr>
+        <w:t>?  Salah input data</w:t>
       </w:r>
     </w:p>
     <w:p>
@@ -5841,7 +5085,6 @@
       </w:pPr>
       <w:r>
         <w:rPr>
-          <w:rFonts w:ascii="Calibri" w:cs="Calibri" w:eastAsia="Calibri" w:hAnsi="Calibri"/>
           <w:b/>
           <w:bCs/>
           <w:color w:val="2D6A4F"/>
@@ -5852,28 +5095,24 @@
       </w:r>
       <w:r>
         <w:rPr>
-          <w:rFonts w:ascii="Calibri" w:cs="Calibri" w:eastAsia="Calibri" w:hAnsi="Calibri"/>
-          <w:color w:val="1F2421"/>
           <w:sz w:val="21"/>
           <w:szCs w:val="21"/>
         </w:rPr>
-        <w:t xml:space="preserve">Buka kembali item yang salah → edit → Publish ulang. Semua perubahan ter-versioning di GitHub, jadi data lama tidak hilang.</w:t>
-      </w:r>
-    </w:p>
-    <w:p>
-      <w:pPr>
-        <w:spacing w:after="80" w:before="160"/>
-      </w:pPr>
-      <w:r>
-        <w:rPr>
-          <w:rFonts w:ascii="Cambria" w:cs="Cambria" w:eastAsia="Cambria" w:hAnsi="Cambria"/>
+        <w:t>Buka kembali item yang salah → edit → Publish ulang. Semua perubahan ter-versioning di GitHub, jadi data lama tidak hilang.</w:t>
+      </w:r>
+    </w:p>
+    <w:p>
+      <w:pPr>
+        <w:spacing w:before="160" w:after="80"/>
+      </w:pPr>
+      <w:r>
+        <w:rPr>
+          <w:rFonts w:ascii="Cambria" w:eastAsia="Cambria" w:hAnsi="Cambria" w:cs="Cambria"/>
           <w:b/>
           <w:bCs/>
           <w:color w:val="1B4332"/>
-          <w:sz w:val="22"/>
-          <w:szCs w:val="22"/>
-        </w:rPr>
-        <w:t xml:space="preserve">?  Website error / tidak bisa diakses</w:t>
+        </w:rPr>
+        <w:t>?  Website error / tidak bisa diakses</w:t>
       </w:r>
     </w:p>
     <w:p>
@@ -5883,7 +5122,6 @@
       </w:pPr>
       <w:r>
         <w:rPr>
-          <w:rFonts w:ascii="Calibri" w:cs="Calibri" w:eastAsia="Calibri" w:hAnsi="Calibri"/>
           <w:b/>
           <w:bCs/>
           <w:color w:val="2D6A4F"/>
@@ -5894,12 +5132,10 @@
       </w:r>
       <w:r>
         <w:rPr>
-          <w:rFonts w:ascii="Calibri" w:cs="Calibri" w:eastAsia="Calibri" w:hAnsi="Calibri"/>
-          <w:color w:val="1F2421"/>
           <w:sz w:val="21"/>
           <w:szCs w:val="21"/>
         </w:rPr>
-        <w:t xml:space="preserve">Kemungkinan ada error saat build. Hubungi pengembang untuk mengecek status build di GitHub Actions.</w:t>
+        <w:t>Kemungkinan ada error saat build. Hubungi pengembang untuk mengecek status build di GitHub Actions.</w:t>
       </w:r>
     </w:p>
     <w:p>
@@ -5909,28 +5145,32 @@
     </w:p>
     <w:tbl>
       <w:tblPr>
-        <w:tblW w:type="pct" w:w="100%"/>
+        <w:tblW w:w="5000" w:type="pct"/>
         <w:tblBorders>
-          <w:top w:val="single" w:color="EAF4EE" w:sz="2"/>
-          <w:left w:val="single" w:color="B8892E" w:sz="36"/>
-          <w:bottom w:val="single" w:color="EAF4EE" w:sz="2"/>
-          <w:right w:val="single" w:color="EAF4EE" w:sz="2"/>
-          <w:insideH w:val="none" w:sz="0"/>
-          <w:insideV w:val="none" w:sz="0"/>
+          <w:top w:val="single" w:sz="2" w:space="0" w:color="EAF4EE"/>
+          <w:left w:val="single" w:sz="36" w:space="0" w:color="B8892E"/>
+          <w:bottom w:val="single" w:sz="2" w:space="0" w:color="EAF4EE"/>
+          <w:right w:val="single" w:sz="2" w:space="0" w:color="EAF4EE"/>
         </w:tblBorders>
+        <w:tblCellMar>
+          <w:left w:w="10" w:type="dxa"/>
+          <w:right w:w="10" w:type="dxa"/>
+        </w:tblCellMar>
+        <w:tblLook w:val="04A0" w:firstRow="1" w:lastRow="0" w:firstColumn="1" w:lastColumn="0" w:noHBand="0" w:noVBand="1"/>
       </w:tblPr>
       <w:tblGrid>
-        <w:gridCol w:w="100"/>
+        <w:gridCol w:w="9712"/>
       </w:tblGrid>
       <w:tr>
         <w:tc>
           <w:tcPr>
-            <w:shd w:fill="FBF3E0" w:val="clear"/>
+            <w:tcW w:w="0" w:type="auto"/>
+            <w:shd w:val="clear" w:color="auto" w:fill="FBF3E0"/>
             <w:tcMar>
-              <w:top w:type="dxa" w:w="200"/>
-              <w:left w:type="dxa" w:w="280"/>
-              <w:bottom w:type="dxa" w:w="200"/>
-              <w:right w:type="dxa" w:w="280"/>
+              <w:top w:w="200" w:type="dxa"/>
+              <w:left w:w="280" w:type="dxa"/>
+              <w:bottom w:w="200" w:type="dxa"/>
+              <w:right w:w="280" w:type="dxa"/>
             </w:tcMar>
           </w:tcPr>
           <w:p>
@@ -5939,14 +5179,14 @@
             </w:pPr>
             <w:r>
               <w:rPr>
-                <w:rFonts w:ascii="Cambria" w:cs="Cambria" w:eastAsia="Cambria" w:hAnsi="Cambria"/>
+                <w:rFonts w:ascii="Cambria" w:eastAsia="Cambria" w:hAnsi="Cambria" w:cs="Cambria"/>
                 <w:b/>
                 <w:bCs/>
                 <w:color w:val="B8892E"/>
                 <w:sz w:val="24"/>
                 <w:szCs w:val="24"/>
               </w:rPr>
-              <w:t xml:space="preserve">📞 Kontak Bantuan Teknis</w:t>
+              <w:t>📞 Kontak Bantuan Teknis</w:t>
             </w:r>
           </w:p>
           <w:p>
@@ -5955,12 +5195,10 @@
             </w:pPr>
             <w:r>
               <w:rPr>
-                <w:rFonts w:ascii="Calibri" w:cs="Calibri" w:eastAsia="Calibri" w:hAnsi="Calibri"/>
-                <w:color w:val="1F2421"/>
                 <w:sz w:val="21"/>
                 <w:szCs w:val="21"/>
               </w:rPr>
-              <w:t xml:space="preserve">Jika mengalami masalah yang tidak bisa diselesaikan dengan panduan di atas, hubungi pengembang:</w:t>
+              <w:t>Jika mengalami masalah yang tidak bisa diselesaikan dengan panduan di atas, hubungi pengembang:</w:t>
             </w:r>
           </w:p>
           <w:p>
@@ -5969,7 +5207,6 @@
             </w:pPr>
             <w:r>
               <w:rPr>
-                <w:rFonts w:ascii="Calibri" w:cs="Calibri" w:eastAsia="Calibri" w:hAnsi="Calibri"/>
                 <w:b/>
                 <w:bCs/>
                 <w:color w:val="1B4332"/>
@@ -5980,12 +5217,10 @@
             </w:r>
             <w:r>
               <w:rPr>
-                <w:rFonts w:ascii="Calibri" w:cs="Calibri" w:eastAsia="Calibri" w:hAnsi="Calibri"/>
-                <w:color w:val="1F2421"/>
                 <w:sz w:val="21"/>
                 <w:szCs w:val="21"/>
               </w:rPr>
-              <w:t xml:space="preserve">Muhamad Tristan Farand</w:t>
+              <w:t>Muhamad Tristan Farand</w:t>
             </w:r>
           </w:p>
           <w:p>
@@ -5994,7 +5229,6 @@
             </w:pPr>
             <w:r>
               <w:rPr>
-                <w:rFonts w:ascii="Calibri" w:cs="Calibri" w:eastAsia="Calibri" w:hAnsi="Calibri"/>
                 <w:b/>
                 <w:bCs/>
                 <w:color w:val="1B4332"/>
@@ -6005,21 +5239,22 @@
             </w:r>
             <w:r>
               <w:rPr>
-                <w:rFonts w:ascii="Calibri" w:cs="Calibri" w:eastAsia="Calibri" w:hAnsi="Calibri"/>
-                <w:color w:val="1F2421"/>
                 <w:sz w:val="21"/>
                 <w:szCs w:val="21"/>
               </w:rPr>
-              <w:t xml:space="preserve">KKN IPB 2026</w:t>
+              <w:t>KKNT Inovasi IPB Univeristy Desa Makmurjaya 2026</w:t>
             </w:r>
           </w:p>
           <w:p>
             <w:pPr>
               <w:spacing w:after="60"/>
+              <w:rPr>
+                <w:sz w:val="21"/>
+                <w:szCs w:val="21"/>
+              </w:rPr>
             </w:pPr>
             <w:r>
               <w:rPr>
-                <w:rFonts w:ascii="Calibri" w:cs="Calibri" w:eastAsia="Calibri" w:hAnsi="Calibri"/>
                 <w:b/>
                 <w:bCs/>
                 <w:color w:val="1B4332"/>
@@ -6030,17 +5265,41 @@
             </w:r>
             <w:r>
               <w:rPr>
-                <w:rFonts w:ascii="Calibri" w:cs="Calibri" w:eastAsia="Calibri" w:hAnsi="Calibri"/>
-                <w:color w:val="1F2421"/>
                 <w:sz w:val="21"/>
                 <w:szCs w:val="21"/>
               </w:rPr>
-              <w:t xml:space="preserve">Jeff146354</w:t>
+              <w:t>Jeff146354</w:t>
             </w:r>
           </w:p>
           <w:p>
             <w:pPr>
-              <w:spacing w:after="60" w:before="140"/>
+              <w:spacing w:after="60"/>
+              <w:rPr>
+                <w:sz w:val="21"/>
+                <w:szCs w:val="21"/>
+              </w:rPr>
+            </w:pPr>
+            <w:r>
+              <w:rPr>
+                <w:b/>
+                <w:bCs/>
+                <w:color w:val="1B4332"/>
+                <w:sz w:val="21"/>
+                <w:szCs w:val="21"/>
+              </w:rPr>
+              <w:t xml:space="preserve">Email: </w:t>
+            </w:r>
+            <w:r>
+              <w:rPr>
+                <w:sz w:val="21"/>
+                <w:szCs w:val="21"/>
+              </w:rPr>
+              <w:t>tristan@idenx.web.id</w:t>
+            </w:r>
+          </w:p>
+          <w:p>
+            <w:pPr>
+              <w:spacing w:before="140" w:after="60"/>
             </w:pPr>
           </w:p>
           <w:p>
@@ -6049,7 +5308,6 @@
             </w:pPr>
             <w:r>
               <w:rPr>
-                <w:rFonts w:ascii="Calibri" w:cs="Calibri" w:eastAsia="Calibri" w:hAnsi="Calibri"/>
                 <w:b/>
                 <w:bCs/>
                 <w:color w:val="1B4332"/>
@@ -6060,12 +5318,10 @@
             </w:r>
             <w:r>
               <w:rPr>
-                <w:rFonts w:ascii="Calibri" w:cs="Calibri" w:eastAsia="Calibri" w:hAnsi="Calibri"/>
-                <w:color w:val="1F2421"/>
                 <w:sz w:val="21"/>
                 <w:szCs w:val="21"/>
               </w:rPr>
-              <w:t xml:space="preserve">Pak Hendra</w:t>
+              <w:t>Pak Hendra</w:t>
             </w:r>
           </w:p>
           <w:p>
@@ -6074,7 +5330,6 @@
             </w:pPr>
             <w:r>
               <w:rPr>
-                <w:rFonts w:ascii="Calibri" w:cs="Calibri" w:eastAsia="Calibri" w:hAnsi="Calibri"/>
                 <w:b/>
                 <w:bCs/>
                 <w:color w:val="1B4332"/>
@@ -6085,46 +5340,32 @@
             </w:r>
             <w:r>
               <w:rPr>
-                <w:rFonts w:ascii="Calibri" w:cs="Calibri" w:eastAsia="Calibri" w:hAnsi="Calibri"/>
-                <w:color w:val="1F2421"/>
                 <w:sz w:val="21"/>
                 <w:szCs w:val="21"/>
               </w:rPr>
-              <w:t xml:space="preserve">HJ. Nining Nurnaningsih, S.PD</w:t>
+              <w:t>HJ. Nining Nurnaningsih, S.PD</w:t>
             </w:r>
           </w:p>
         </w:tc>
       </w:tr>
     </w:tbl>
+    <w:p/>
     <w:sectPr>
-      <w:headerReference w:type="default" r:id="rId7"/>
-      <w:footerReference w:type="default" r:id="rId8"/>
-      <w:pgSz w:w="12240" w:h="15840" w:orient="portrait"/>
+      <w:headerReference w:type="default" r:id="rId21"/>
+      <w:footerReference w:type="default" r:id="rId22"/>
+      <w:pgSz w:w="12240" w:h="15840"/>
       <w:pgMar w:top="1080" w:right="1240" w:bottom="1080" w:left="1240" w:header="708" w:footer="708" w:gutter="0"/>
-      <w:pgNumType/>
+      <w:cols w:space="720"/>
       <w:docGrid w:linePitch="360"/>
     </w:sectPr>
   </w:body>
 </w:document>
 </file>
 
-<file path=word/comments.xml><?xml version="1.0" encoding="utf-8"?>
-<w:comments xmlns:cx="http://schemas.microsoft.com/office/drawing/2014/chartex" xmlns:cx1="http://schemas.microsoft.com/office/drawing/2015/9/8/chartex" xmlns:cx2="http://schemas.microsoft.com/office/drawing/2015/10/21/chartex" xmlns:cx3="http://schemas.microsoft.com/office/drawing/2016/5/9/chartex" xmlns:cx4="http://schemas.microsoft.com/office/drawing/2016/5/10/chartex" xmlns:cx5="http://schemas.microsoft.com/office/drawing/2016/5/11/chartex" xmlns:cx6="http://schemas.microsoft.com/office/drawing/2016/5/12/chartex" xmlns:cx7="http://schemas.microsoft.com/office/drawing/2016/5/13/chartex" xmlns:cx8="http://schemas.microsoft.com/office/drawing/2016/5/14/chartex" xmlns:mc="http://schemas.openxmlformats.org/markup-compatibility/2006" xmlns:aink="http://schemas.microsoft.com/office/drawing/2016/ink" xmlns:am3d="http://schemas.microsoft.com/office/drawing/2017/model3d" xmlns:o="urn:schemas-microsoft-com:office:office" xmlns:r="http://schemas.openxmlformats.org/officeDocument/2006/relationships" xmlns:m="http://schemas.openxmlformats.org/officeDocument/2006/math" xmlns:v="urn:schemas-microsoft-com:vml" xmlns:wp14="http://schemas.microsoft.com/office/word/2010/wordprocessingDrawing" xmlns:wp="http://schemas.openxmlformats.org/drawingml/2006/wordprocessingDrawing" xmlns:w10="urn:schemas-microsoft-com:office:word" xmlns:w="http://schemas.openxmlformats.org/wordprocessingml/2006/main" xmlns:w14="http://schemas.microsoft.com/office/word/2010/wordml" xmlns:w15="http://schemas.microsoft.com/office/word/2012/wordml" xmlns:w16cex="http://schemas.microsoft.com/office/word/2018/wordml/cex" xmlns:w16cid="http://schemas.microsoft.com/office/word/2016/wordml/cid" xmlns:w16="http://schemas.microsoft.com/office/word/2018/wordml" xmlns:w16sdtdh="http://schemas.microsoft.com/office/word/2020/wordml/sdtdatahash" xmlns:w16se="http://schemas.microsoft.com/office/word/2015/wordml/symex" xmlns:wpg="http://schemas.microsoft.com/office/word/2010/wordprocessingGroup" xmlns:wpi="http://schemas.microsoft.com/office/word/2010/wordprocessingInk" xmlns:wne="http://schemas.microsoft.com/office/word/2006/wordml" xmlns:wps="http://schemas.microsoft.com/office/word/2010/wordprocessingShape"/>
-</file>
-
 <file path=word/endnotes.xml><?xml version="1.0" encoding="utf-8"?>
-<w:endnotes xmlns:wpc="http://schemas.microsoft.com/office/word/2010/wordprocessingCanvas" xmlns:mc="http://schemas.openxmlformats.org/markup-compatibility/2006" xmlns:o="urn:schemas-microsoft-com:office:office" xmlns:r="http://schemas.openxmlformats.org/officeDocument/2006/relationships" xmlns:m="http://schemas.openxmlformats.org/officeDocument/2006/math" xmlns:v="urn:schemas-microsoft-com:vml" xmlns:wp14="http://schemas.microsoft.com/office/word/2010/wordprocessingDrawing" xmlns:wp="http://schemas.openxmlformats.org/drawingml/2006/wordprocessingDrawing" xmlns:w10="urn:schemas-microsoft-com:office:word" xmlns:w="http://schemas.openxmlformats.org/wordprocessingml/2006/main" xmlns:w14="http://schemas.microsoft.com/office/word/2010/wordml" xmlns:w15="http://schemas.microsoft.com/office/word/2012/wordml" xmlns:wpg="http://schemas.microsoft.com/office/word/2010/wordprocessingGroup" xmlns:wpi="http://schemas.microsoft.com/office/word/2010/wordprocessingInk" xmlns:wne="http://schemas.microsoft.com/office/word/2006/wordml" xmlns:wps="http://schemas.microsoft.com/office/word/2010/wordprocessingShape" mc:Ignorable="w14 w15 wp14">
+<w:endnotes xmlns:wpc="http://schemas.microsoft.com/office/word/2010/wordprocessingCanvas" xmlns:cx="http://schemas.microsoft.com/office/drawing/2014/chartex" xmlns:cx1="http://schemas.microsoft.com/office/drawing/2015/9/8/chartex" xmlns:cx2="http://schemas.microsoft.com/office/drawing/2015/10/21/chartex" xmlns:cx3="http://schemas.microsoft.com/office/drawing/2016/5/9/chartex" xmlns:cx4="http://schemas.microsoft.com/office/drawing/2016/5/10/chartex" xmlns:cx5="http://schemas.microsoft.com/office/drawing/2016/5/11/chartex" xmlns:cx6="http://schemas.microsoft.com/office/drawing/2016/5/12/chartex" xmlns:cx7="http://schemas.microsoft.com/office/drawing/2016/5/13/chartex" xmlns:cx8="http://schemas.microsoft.com/office/drawing/2016/5/14/chartex" xmlns:mc="http://schemas.openxmlformats.org/markup-compatibility/2006" xmlns:aink="http://schemas.microsoft.com/office/drawing/2016/ink" xmlns:am3d="http://schemas.microsoft.com/office/drawing/2017/model3d" xmlns:o="urn:schemas-microsoft-com:office:office" xmlns:oel="http://schemas.microsoft.com/office/2019/extlst" xmlns:r="http://schemas.openxmlformats.org/officeDocument/2006/relationships" xmlns:m="http://schemas.openxmlformats.org/officeDocument/2006/math" xmlns:v="urn:schemas-microsoft-com:vml" xmlns:wp14="http://schemas.microsoft.com/office/word/2010/wordprocessingDrawing" xmlns:wp="http://schemas.openxmlformats.org/drawingml/2006/wordprocessingDrawing" xmlns:w10="urn:schemas-microsoft-com:office:word" xmlns:w="http://schemas.openxmlformats.org/wordprocessingml/2006/main" xmlns:w14="http://schemas.microsoft.com/office/word/2010/wordml" xmlns:w15="http://schemas.microsoft.com/office/word/2012/wordml" xmlns:w16cei="http://schemas.microsoft.com/office/word/2026/wordml/cei" xmlns:w16cex="http://schemas.microsoft.com/office/word/2018/wordml/cex" xmlns:w16cid="http://schemas.microsoft.com/office/word/2016/wordml/cid" xmlns:w16="http://schemas.microsoft.com/office/word/2018/wordml" xmlns:w16du="http://schemas.microsoft.com/office/word/2023/wordml/word16du" xmlns:w16sdtdh="http://schemas.microsoft.com/office/word/2020/wordml/sdtdatahash" xmlns:w16sdtfl="http://schemas.microsoft.com/office/word/2024/wordml/sdtformatlock" xmlns:w16se="http://schemas.microsoft.com/office/word/2015/wordml/symex" xmlns:wpg="http://schemas.microsoft.com/office/word/2010/wordprocessingGroup" xmlns:wpi="http://schemas.microsoft.com/office/word/2010/wordprocessingInk" xmlns:wne="http://schemas.microsoft.com/office/word/2006/wordml" xmlns:wps="http://schemas.microsoft.com/office/word/2010/wordprocessingShape" mc:Ignorable="w14 w15 w16se w16cid w16 w16cex w16sdtdh w16sdtfl w16du wp14">
   <w:endnote w:type="separator" w:id="-1">
     <w:p>
-      <w:pPr>
-        <w:spacing w:after="0" w:line="240" w:lineRule="auto"/>
-      </w:pPr>
-      <w:r>
-        <w:rPr>
-          <w:rStyle w:val="EndnoteReference"/>
-        </w:rPr>
-        <w:endnoteRef/>
-      </w:r>
       <w:r>
         <w:separator/>
       </w:r>
@@ -6132,15 +5373,6 @@
   </w:endnote>
   <w:endnote w:type="continuationSeparator" w:id="0">
     <w:p>
-      <w:pPr>
-        <w:spacing w:after="0" w:line="240" w:lineRule="auto"/>
-      </w:pPr>
-      <w:r>
-        <w:rPr>
-          <w:rStyle w:val="EndnoteReference"/>
-        </w:rPr>
-        <w:endnoteRef/>
-      </w:r>
       <w:r>
         <w:continuationSeparator/>
       </w:r>
@@ -6150,14 +5382,13 @@
 </file>
 
 <file path=word/footer1.xml><?xml version="1.0" encoding="utf-8"?>
-<w:ftr xmlns:wpc="http://schemas.microsoft.com/office/word/2010/wordprocessingCanvas" xmlns:mc="http://schemas.openxmlformats.org/markup-compatibility/2006" xmlns:o="urn:schemas-microsoft-com:office:office" xmlns:r="http://schemas.openxmlformats.org/officeDocument/2006/relationships" xmlns:m="http://schemas.openxmlformats.org/officeDocument/2006/math" xmlns:v="urn:schemas-microsoft-com:vml" xmlns:wp14="http://schemas.microsoft.com/office/word/2010/wordprocessingDrawing" xmlns:wp="http://schemas.openxmlformats.org/drawingml/2006/wordprocessingDrawing" xmlns:w10="urn:schemas-microsoft-com:office:word" xmlns:w="http://schemas.openxmlformats.org/wordprocessingml/2006/main" xmlns:w14="http://schemas.microsoft.com/office/word/2010/wordml" xmlns:w15="http://schemas.microsoft.com/office/word/2012/wordml" xmlns:wpg="http://schemas.microsoft.com/office/word/2010/wordprocessingGroup" xmlns:wpi="http://schemas.microsoft.com/office/word/2010/wordprocessingInk" xmlns:wne="http://schemas.microsoft.com/office/word/2006/wordml" xmlns:wps="http://schemas.microsoft.com/office/word/2010/wordprocessingShape">
+<w:ftr xmlns:wpc="http://schemas.microsoft.com/office/word/2010/wordprocessingCanvas" xmlns:cx="http://schemas.microsoft.com/office/drawing/2014/chartex" xmlns:cx1="http://schemas.microsoft.com/office/drawing/2015/9/8/chartex" xmlns:cx2="http://schemas.microsoft.com/office/drawing/2015/10/21/chartex" xmlns:cx3="http://schemas.microsoft.com/office/drawing/2016/5/9/chartex" xmlns:cx4="http://schemas.microsoft.com/office/drawing/2016/5/10/chartex" xmlns:cx5="http://schemas.microsoft.com/office/drawing/2016/5/11/chartex" xmlns:cx6="http://schemas.microsoft.com/office/drawing/2016/5/12/chartex" xmlns:cx7="http://schemas.microsoft.com/office/drawing/2016/5/13/chartex" xmlns:cx8="http://schemas.microsoft.com/office/drawing/2016/5/14/chartex" xmlns:mc="http://schemas.openxmlformats.org/markup-compatibility/2006" xmlns:aink="http://schemas.microsoft.com/office/drawing/2016/ink" xmlns:am3d="http://schemas.microsoft.com/office/drawing/2017/model3d" xmlns:o="urn:schemas-microsoft-com:office:office" xmlns:oel="http://schemas.microsoft.com/office/2019/extlst" xmlns:r="http://schemas.openxmlformats.org/officeDocument/2006/relationships" xmlns:m="http://schemas.openxmlformats.org/officeDocument/2006/math" xmlns:v="urn:schemas-microsoft-com:vml" xmlns:wp14="http://schemas.microsoft.com/office/word/2010/wordprocessingDrawing" xmlns:wp="http://schemas.openxmlformats.org/drawingml/2006/wordprocessingDrawing" xmlns:w10="urn:schemas-microsoft-com:office:word" xmlns:w="http://schemas.openxmlformats.org/wordprocessingml/2006/main" xmlns:w14="http://schemas.microsoft.com/office/word/2010/wordml" xmlns:w15="http://schemas.microsoft.com/office/word/2012/wordml" xmlns:w16cei="http://schemas.microsoft.com/office/word/2026/wordml/cei" xmlns:w16cex="http://schemas.microsoft.com/office/word/2018/wordml/cex" xmlns:w16cid="http://schemas.microsoft.com/office/word/2016/wordml/cid" xmlns:w16="http://schemas.microsoft.com/office/word/2018/wordml" xmlns:w16du="http://schemas.microsoft.com/office/word/2023/wordml/word16du" xmlns:w16sdtdh="http://schemas.microsoft.com/office/word/2020/wordml/sdtdatahash" xmlns:w16sdtfl="http://schemas.microsoft.com/office/word/2024/wordml/sdtformatlock" xmlns:w16se="http://schemas.microsoft.com/office/word/2015/wordml/symex" xmlns:wpg="http://schemas.microsoft.com/office/word/2010/wordprocessingGroup" xmlns:wpi="http://schemas.microsoft.com/office/word/2010/wordprocessingInk" xmlns:wne="http://schemas.microsoft.com/office/word/2006/wordml" xmlns:wps="http://schemas.microsoft.com/office/word/2010/wordprocessingShape" mc:Ignorable="w14 w15 w16se w16cid w16 w16cex w16sdtdh w16sdtfl w16du wp14">
   <w:p>
     <w:pPr>
       <w:jc w:val="center"/>
     </w:pPr>
     <w:r>
       <w:rPr>
-        <w:rFonts w:ascii="Calibri" w:cs="Calibri" w:eastAsia="Calibri" w:hAnsi="Calibri"/>
         <w:color w:val="6B7280"/>
         <w:sz w:val="16"/>
         <w:szCs w:val="16"/>
@@ -6166,19 +5397,47 @@
     </w:r>
     <w:r>
       <w:rPr>
-        <w:rFonts w:ascii="Calibri" w:cs="Calibri" w:eastAsia="Calibri" w:hAnsi="Calibri"/>
         <w:color w:val="6B7280"/>
         <w:sz w:val="16"/>
         <w:szCs w:val="16"/>
       </w:rPr>
       <w:fldChar w:fldCharType="begin"/>
-      <w:instrText xml:space="preserve">PAGE</w:instrText>
+    </w:r>
+    <w:r>
+      <w:rPr>
+        <w:color w:val="6B7280"/>
+        <w:sz w:val="16"/>
+        <w:szCs w:val="16"/>
+      </w:rPr>
+      <w:instrText>PAGE</w:instrText>
+    </w:r>
+    <w:r>
+      <w:rPr>
+        <w:color w:val="6B7280"/>
+        <w:sz w:val="16"/>
+        <w:szCs w:val="16"/>
+      </w:rPr>
       <w:fldChar w:fldCharType="separate"/>
+    </w:r>
+    <w:r>
+      <w:rPr>
+        <w:noProof/>
+        <w:color w:val="6B7280"/>
+        <w:sz w:val="16"/>
+        <w:szCs w:val="16"/>
+      </w:rPr>
+      <w:t>3</w:t>
+    </w:r>
+    <w:r>
+      <w:rPr>
+        <w:color w:val="6B7280"/>
+        <w:sz w:val="16"/>
+        <w:szCs w:val="16"/>
+      </w:rPr>
       <w:fldChar w:fldCharType="end"/>
     </w:r>
     <w:r>
       <w:rPr>
-        <w:rFonts w:ascii="Calibri" w:cs="Calibri" w:eastAsia="Calibri" w:hAnsi="Calibri"/>
         <w:color w:val="6B7280"/>
         <w:sz w:val="16"/>
         <w:szCs w:val="16"/>
@@ -6187,14 +5446,43 @@
     </w:r>
     <w:r>
       <w:rPr>
-        <w:rFonts w:ascii="Calibri" w:cs="Calibri" w:eastAsia="Calibri" w:hAnsi="Calibri"/>
         <w:color w:val="6B7280"/>
         <w:sz w:val="16"/>
         <w:szCs w:val="16"/>
       </w:rPr>
       <w:fldChar w:fldCharType="begin"/>
-      <w:instrText xml:space="preserve">NUMPAGES</w:instrText>
+    </w:r>
+    <w:r>
+      <w:rPr>
+        <w:color w:val="6B7280"/>
+        <w:sz w:val="16"/>
+        <w:szCs w:val="16"/>
+      </w:rPr>
+      <w:instrText>NUMPAGES</w:instrText>
+    </w:r>
+    <w:r>
+      <w:rPr>
+        <w:color w:val="6B7280"/>
+        <w:sz w:val="16"/>
+        <w:szCs w:val="16"/>
+      </w:rPr>
       <w:fldChar w:fldCharType="separate"/>
+    </w:r>
+    <w:r>
+      <w:rPr>
+        <w:noProof/>
+        <w:color w:val="6B7280"/>
+        <w:sz w:val="16"/>
+        <w:szCs w:val="16"/>
+      </w:rPr>
+      <w:t>4</w:t>
+    </w:r>
+    <w:r>
+      <w:rPr>
+        <w:color w:val="6B7280"/>
+        <w:sz w:val="16"/>
+        <w:szCs w:val="16"/>
+      </w:rPr>
       <w:fldChar w:fldCharType="end"/>
     </w:r>
   </w:p>
@@ -6202,18 +5490,9 @@
 </file>
 
 <file path=word/footnotes.xml><?xml version="1.0" encoding="utf-8"?>
-<w:footnotes xmlns:wpc="http://schemas.microsoft.com/office/word/2010/wordprocessingCanvas" xmlns:mc="http://schemas.openxmlformats.org/markup-compatibility/2006" xmlns:o="urn:schemas-microsoft-com:office:office" xmlns:r="http://schemas.openxmlformats.org/officeDocument/2006/relationships" xmlns:m="http://schemas.openxmlformats.org/officeDocument/2006/math" xmlns:v="urn:schemas-microsoft-com:vml" xmlns:wp14="http://schemas.microsoft.com/office/word/2010/wordprocessingDrawing" xmlns:wp="http://schemas.openxmlformats.org/drawingml/2006/wordprocessingDrawing" xmlns:w10="urn:schemas-microsoft-com:office:word" xmlns:w="http://schemas.openxmlformats.org/wordprocessingml/2006/main" xmlns:w14="http://schemas.microsoft.com/office/word/2010/wordml" xmlns:w15="http://schemas.microsoft.com/office/word/2012/wordml" xmlns:wpg="http://schemas.microsoft.com/office/word/2010/wordprocessingGroup" xmlns:wpi="http://schemas.microsoft.com/office/word/2010/wordprocessingInk" xmlns:wne="http://schemas.microsoft.com/office/word/2006/wordml" xmlns:wps="http://schemas.microsoft.com/office/word/2010/wordprocessingShape" mc:Ignorable="w14 w15 wp14">
+<w:footnotes xmlns:wpc="http://schemas.microsoft.com/office/word/2010/wordprocessingCanvas" xmlns:cx="http://schemas.microsoft.com/office/drawing/2014/chartex" xmlns:cx1="http://schemas.microsoft.com/office/drawing/2015/9/8/chartex" xmlns:cx2="http://schemas.microsoft.com/office/drawing/2015/10/21/chartex" xmlns:cx3="http://schemas.microsoft.com/office/drawing/2016/5/9/chartex" xmlns:cx4="http://schemas.microsoft.com/office/drawing/2016/5/10/chartex" xmlns:cx5="http://schemas.microsoft.com/office/drawing/2016/5/11/chartex" xmlns:cx6="http://schemas.microsoft.com/office/drawing/2016/5/12/chartex" xmlns:cx7="http://schemas.microsoft.com/office/drawing/2016/5/13/chartex" xmlns:cx8="http://schemas.microsoft.com/office/drawing/2016/5/14/chartex" xmlns:mc="http://schemas.openxmlformats.org/markup-compatibility/2006" xmlns:aink="http://schemas.microsoft.com/office/drawing/2016/ink" xmlns:am3d="http://schemas.microsoft.com/office/drawing/2017/model3d" xmlns:o="urn:schemas-microsoft-com:office:office" xmlns:oel="http://schemas.microsoft.com/office/2019/extlst" xmlns:r="http://schemas.openxmlformats.org/officeDocument/2006/relationships" xmlns:m="http://schemas.openxmlformats.org/officeDocument/2006/math" xmlns:v="urn:schemas-microsoft-com:vml" xmlns:wp14="http://schemas.microsoft.com/office/word/2010/wordprocessingDrawing" xmlns:wp="http://schemas.openxmlformats.org/drawingml/2006/wordprocessingDrawing" xmlns:w10="urn:schemas-microsoft-com:office:word" xmlns:w="http://schemas.openxmlformats.org/wordprocessingml/2006/main" xmlns:w14="http://schemas.microsoft.com/office/word/2010/wordml" xmlns:w15="http://schemas.microsoft.com/office/word/2012/wordml" xmlns:w16cei="http://schemas.microsoft.com/office/word/2026/wordml/cei" xmlns:w16cex="http://schemas.microsoft.com/office/word/2018/wordml/cex" xmlns:w16cid="http://schemas.microsoft.com/office/word/2016/wordml/cid" xmlns:w16="http://schemas.microsoft.com/office/word/2018/wordml" xmlns:w16du="http://schemas.microsoft.com/office/word/2023/wordml/word16du" xmlns:w16sdtdh="http://schemas.microsoft.com/office/word/2020/wordml/sdtdatahash" xmlns:w16sdtfl="http://schemas.microsoft.com/office/word/2024/wordml/sdtformatlock" xmlns:w16se="http://schemas.microsoft.com/office/word/2015/wordml/symex" xmlns:wpg="http://schemas.microsoft.com/office/word/2010/wordprocessingGroup" xmlns:wpi="http://schemas.microsoft.com/office/word/2010/wordprocessingInk" xmlns:wne="http://schemas.microsoft.com/office/word/2006/wordml" xmlns:wps="http://schemas.microsoft.com/office/word/2010/wordprocessingShape" mc:Ignorable="w14 w15 w16se w16cid w16 w16cex w16sdtdh w16sdtfl w16du wp14">
   <w:footnote w:type="separator" w:id="-1">
     <w:p>
-      <w:pPr>
-        <w:spacing w:after="0" w:line="240" w:lineRule="auto"/>
-      </w:pPr>
-      <w:r>
-        <w:rPr>
-          <w:rStyle w:val="FootnoteReference"/>
-        </w:rPr>
-        <w:footnoteRef/>
-      </w:r>
       <w:r>
         <w:separator/>
       </w:r>
@@ -6221,15 +5500,6 @@
   </w:footnote>
   <w:footnote w:type="continuationSeparator" w:id="0">
     <w:p>
-      <w:pPr>
-        <w:spacing w:after="0" w:line="240" w:lineRule="auto"/>
-      </w:pPr>
-      <w:r>
-        <w:rPr>
-          <w:rStyle w:val="FootnoteReference"/>
-        </w:rPr>
-        <w:footnoteRef/>
-      </w:r>
       <w:r>
         <w:continuationSeparator/>
       </w:r>
@@ -6239,32 +5509,33 @@
 </file>
 
 <file path=word/header1.xml><?xml version="1.0" encoding="utf-8"?>
-<w:hdr xmlns:wpc="http://schemas.microsoft.com/office/word/2010/wordprocessingCanvas" xmlns:mc="http://schemas.openxmlformats.org/markup-compatibility/2006" xmlns:o="urn:schemas-microsoft-com:office:office" xmlns:r="http://schemas.openxmlformats.org/officeDocument/2006/relationships" xmlns:m="http://schemas.openxmlformats.org/officeDocument/2006/math" xmlns:v="urn:schemas-microsoft-com:vml" xmlns:wp14="http://schemas.microsoft.com/office/word/2010/wordprocessingDrawing" xmlns:wp="http://schemas.openxmlformats.org/drawingml/2006/wordprocessingDrawing" xmlns:w10="urn:schemas-microsoft-com:office:word" xmlns:w="http://schemas.openxmlformats.org/wordprocessingml/2006/main" xmlns:w14="http://schemas.microsoft.com/office/word/2010/wordml" xmlns:w15="http://schemas.microsoft.com/office/word/2012/wordml" xmlns:wpg="http://schemas.microsoft.com/office/word/2010/wordprocessingGroup" xmlns:wpi="http://schemas.microsoft.com/office/word/2010/wordprocessingInk" xmlns:wne="http://schemas.microsoft.com/office/word/2006/wordml" xmlns:wps="http://schemas.microsoft.com/office/word/2010/wordprocessingShape" xmlns:cx="http://schemas.microsoft.com/office/drawing/2014/chartex" xmlns:cx1="http://schemas.microsoft.com/office/drawing/2015/9/8/chartex" xmlns:cx2="http://schemas.microsoft.com/office/drawing/2015/10/21/chartex" xmlns:cx3="http://schemas.microsoft.com/office/drawing/2016/5/9/chartex" xmlns:cx4="http://schemas.microsoft.com/office/drawing/2016/5/10/chartex" xmlns:cx5="http://schemas.microsoft.com/office/drawing/2016/5/11/chartex" xmlns:cx6="http://schemas.microsoft.com/office/drawing/2016/5/12/chartex" xmlns:cx7="http://schemas.microsoft.com/office/drawing/2016/5/13/chartex" xmlns:cx8="http://schemas.microsoft.com/office/drawing/2016/5/14/chartex" xmlns:w16cid="http://schemas.microsoft.com/office/word/2016/wordml/cid" xmlns:w16se="http://schemas.microsoft.com/office/word/2015/wordml/symex">
+<w:hdr xmlns:wpc="http://schemas.microsoft.com/office/word/2010/wordprocessingCanvas" xmlns:cx="http://schemas.microsoft.com/office/drawing/2014/chartex" xmlns:cx1="http://schemas.microsoft.com/office/drawing/2015/9/8/chartex" xmlns:cx2="http://schemas.microsoft.com/office/drawing/2015/10/21/chartex" xmlns:cx3="http://schemas.microsoft.com/office/drawing/2016/5/9/chartex" xmlns:cx4="http://schemas.microsoft.com/office/drawing/2016/5/10/chartex" xmlns:cx5="http://schemas.microsoft.com/office/drawing/2016/5/11/chartex" xmlns:cx6="http://schemas.microsoft.com/office/drawing/2016/5/12/chartex" xmlns:cx7="http://schemas.microsoft.com/office/drawing/2016/5/13/chartex" xmlns:cx8="http://schemas.microsoft.com/office/drawing/2016/5/14/chartex" xmlns:mc="http://schemas.openxmlformats.org/markup-compatibility/2006" xmlns:aink="http://schemas.microsoft.com/office/drawing/2016/ink" xmlns:am3d="http://schemas.microsoft.com/office/drawing/2017/model3d" xmlns:o="urn:schemas-microsoft-com:office:office" xmlns:oel="http://schemas.microsoft.com/office/2019/extlst" xmlns:r="http://schemas.openxmlformats.org/officeDocument/2006/relationships" xmlns:m="http://schemas.openxmlformats.org/officeDocument/2006/math" xmlns:v="urn:schemas-microsoft-com:vml" xmlns:wp14="http://schemas.microsoft.com/office/word/2010/wordprocessingDrawing" xmlns:wp="http://schemas.openxmlformats.org/drawingml/2006/wordprocessingDrawing" xmlns:w10="urn:schemas-microsoft-com:office:word" xmlns:w="http://schemas.openxmlformats.org/wordprocessingml/2006/main" xmlns:w14="http://schemas.microsoft.com/office/word/2010/wordml" xmlns:w15="http://schemas.microsoft.com/office/word/2012/wordml" xmlns:w16cei="http://schemas.microsoft.com/office/word/2026/wordml/cei" xmlns:w16cex="http://schemas.microsoft.com/office/word/2018/wordml/cex" xmlns:w16cid="http://schemas.microsoft.com/office/word/2016/wordml/cid" xmlns:w16="http://schemas.microsoft.com/office/word/2018/wordml" xmlns:w16du="http://schemas.microsoft.com/office/word/2023/wordml/word16du" xmlns:w16sdtdh="http://schemas.microsoft.com/office/word/2020/wordml/sdtdatahash" xmlns:w16sdtfl="http://schemas.microsoft.com/office/word/2024/wordml/sdtformatlock" xmlns:w16se="http://schemas.microsoft.com/office/word/2015/wordml/symex" xmlns:wpg="http://schemas.microsoft.com/office/word/2010/wordprocessingGroup" xmlns:wpi="http://schemas.microsoft.com/office/word/2010/wordprocessingInk" xmlns:wne="http://schemas.microsoft.com/office/word/2006/wordml" xmlns:wps="http://schemas.microsoft.com/office/word/2010/wordprocessingShape" mc:Ignorable="w14 w15 w16se w16cid w16 w16cex w16sdtdh w16sdtfl w16du wp14">
   <w:p>
     <w:pPr>
       <w:pBdr>
-        <w:bottom w:val="single" w:color="DDD6C7" w:sz="4" w:space="6"/>
+        <w:bottom w:val="single" w:sz="4" w:space="6" w:color="DDD6C7"/>
       </w:pBdr>
       <w:jc w:val="right"/>
     </w:pPr>
     <w:r>
       <w:rPr>
-        <w:rFonts w:ascii="Calibri" w:cs="Calibri" w:eastAsia="Calibri" w:hAnsi="Calibri"/>
         <w:color w:val="6B7280"/>
         <w:sz w:val="15"/>
         <w:szCs w:val="15"/>
       </w:rPr>
-      <w:t xml:space="preserve">Panduan Pengelola CMS  ·  Website Desa Makmurjaya</w:t>
+      <w:t>Panduan Pengelola CMS  ·  Website Desa Makmurjaya</w:t>
     </w:r>
   </w:p>
 </w:hdr>
 </file>
 
 <file path=word/numbering.xml><?xml version="1.0" encoding="utf-8"?>
-<w:numbering xmlns:wpc="http://schemas.microsoft.com/office/word/2010/wordprocessingCanvas" xmlns:mc="http://schemas.openxmlformats.org/markup-compatibility/2006" xmlns:o="urn:schemas-microsoft-com:office:office" xmlns:r="http://schemas.openxmlformats.org/officeDocument/2006/relationships" xmlns:m="http://schemas.openxmlformats.org/officeDocument/2006/math" xmlns:v="urn:schemas-microsoft-com:vml" xmlns:wp14="http://schemas.microsoft.com/office/word/2010/wordprocessingDrawing" xmlns:wp="http://schemas.openxmlformats.org/drawingml/2006/wordprocessingDrawing" xmlns:w10="urn:schemas-microsoft-com:office:word" xmlns:w="http://schemas.openxmlformats.org/wordprocessingml/2006/main" xmlns:w14="http://schemas.microsoft.com/office/word/2010/wordml" xmlns:w15="http://schemas.microsoft.com/office/word/2012/wordml" xmlns:wpg="http://schemas.microsoft.com/office/word/2010/wordprocessingGroup" xmlns:wpi="http://schemas.microsoft.com/office/word/2010/wordprocessingInk" xmlns:wne="http://schemas.microsoft.com/office/word/2006/wordml" xmlns:wps="http://schemas.microsoft.com/office/word/2010/wordprocessingShape" mc:Ignorable="w14 w15 wp14">
-  <w:abstractNum w:abstractNumId="1" w15:restartNumberingAfterBreak="0">
+<w:numbering xmlns:wpc="http://schemas.microsoft.com/office/word/2010/wordprocessingCanvas" xmlns:cx="http://schemas.microsoft.com/office/drawing/2014/chartex" xmlns:cx1="http://schemas.microsoft.com/office/drawing/2015/9/8/chartex" xmlns:cx2="http://schemas.microsoft.com/office/drawing/2015/10/21/chartex" xmlns:cx3="http://schemas.microsoft.com/office/drawing/2016/5/9/chartex" xmlns:cx4="http://schemas.microsoft.com/office/drawing/2016/5/10/chartex" xmlns:cx5="http://schemas.microsoft.com/office/drawing/2016/5/11/chartex" xmlns:cx6="http://schemas.microsoft.com/office/drawing/2016/5/12/chartex" xmlns:cx7="http://schemas.microsoft.com/office/drawing/2016/5/13/chartex" xmlns:cx8="http://schemas.microsoft.com/office/drawing/2016/5/14/chartex" xmlns:mc="http://schemas.openxmlformats.org/markup-compatibility/2006" xmlns:aink="http://schemas.microsoft.com/office/drawing/2016/ink" xmlns:am3d="http://schemas.microsoft.com/office/drawing/2017/model3d" xmlns:o="urn:schemas-microsoft-com:office:office" xmlns:oel="http://schemas.microsoft.com/office/2019/extlst" xmlns:r="http://schemas.openxmlformats.org/officeDocument/2006/relationships" xmlns:m="http://schemas.openxmlformats.org/officeDocument/2006/math" xmlns:v="urn:schemas-microsoft-com:vml" xmlns:wp14="http://schemas.microsoft.com/office/word/2010/wordprocessingDrawing" xmlns:wp="http://schemas.openxmlformats.org/drawingml/2006/wordprocessingDrawing" xmlns:w10="urn:schemas-microsoft-com:office:word" xmlns:w="http://schemas.openxmlformats.org/wordprocessingml/2006/main" xmlns:w14="http://schemas.microsoft.com/office/word/2010/wordml" xmlns:w15="http://schemas.microsoft.com/office/word/2012/wordml" xmlns:w16cei="http://schemas.microsoft.com/office/word/2026/wordml/cei" xmlns:w16cex="http://schemas.microsoft.com/office/word/2018/wordml/cex" xmlns:w16cid="http://schemas.microsoft.com/office/word/2016/wordml/cid" xmlns:w16="http://schemas.microsoft.com/office/word/2018/wordml" xmlns:w16du="http://schemas.microsoft.com/office/word/2023/wordml/word16du" xmlns:w16sdtdh="http://schemas.microsoft.com/office/word/2020/wordml/sdtdatahash" xmlns:w16sdtfl="http://schemas.microsoft.com/office/word/2024/wordml/sdtformatlock" xmlns:w16se="http://schemas.microsoft.com/office/word/2015/wordml/symex" xmlns:wpg="http://schemas.microsoft.com/office/word/2010/wordprocessingGroup" xmlns:wpi="http://schemas.microsoft.com/office/word/2010/wordprocessingInk" xmlns:wne="http://schemas.microsoft.com/office/word/2006/wordml" xmlns:wps="http://schemas.microsoft.com/office/word/2010/wordprocessingShape" mc:Ignorable="w14 w15 w16se w16cid w16 w16cex w16sdtdh w16sdtfl w16du wp14">
+  <w:abstractNum w:abstractNumId="0" w15:restartNumberingAfterBreak="0">
+    <w:nsid w:val="67BE3412"/>
     <w:multiLevelType w:val="hybridMultilevel"/>
-    <w:lvl w:ilvl="0" w15:tentative="1">
+    <w:tmpl w:val="EF7E74AE"/>
+    <w:lvl w:ilvl="0" w:tplc="A8B4A664">
       <w:start w:val="1"/>
       <w:numFmt w:val="bullet"/>
       <w:lvlText w:val="●"/>
@@ -6273,7 +5544,7 @@
         <w:ind w:left="720" w:hanging="360"/>
       </w:pPr>
     </w:lvl>
-    <w:lvl w:ilvl="1" w15:tentative="1">
+    <w:lvl w:ilvl="1" w:tplc="FB4C3982">
       <w:start w:val="1"/>
       <w:numFmt w:val="bullet"/>
       <w:lvlText w:val="○"/>
@@ -6282,7 +5553,7 @@
         <w:ind w:left="1440" w:hanging="360"/>
       </w:pPr>
     </w:lvl>
-    <w:lvl w:ilvl="2" w15:tentative="1">
+    <w:lvl w:ilvl="2" w:tplc="94203BA6">
       <w:start w:val="1"/>
       <w:numFmt w:val="bullet"/>
       <w:lvlText w:val="■"/>
@@ -6291,7 +5562,7 @@
         <w:ind w:left="2160" w:hanging="360"/>
       </w:pPr>
     </w:lvl>
-    <w:lvl w:ilvl="3" w15:tentative="1">
+    <w:lvl w:ilvl="3" w:tplc="DF960310">
       <w:start w:val="1"/>
       <w:numFmt w:val="bullet"/>
       <w:lvlText w:val="●"/>
@@ -6300,7 +5571,7 @@
         <w:ind w:left="2880" w:hanging="360"/>
       </w:pPr>
     </w:lvl>
-    <w:lvl w:ilvl="4" w15:tentative="1">
+    <w:lvl w:ilvl="4" w:tplc="D27451C8">
       <w:start w:val="1"/>
       <w:numFmt w:val="bullet"/>
       <w:lvlText w:val="○"/>
@@ -6309,7 +5580,7 @@
         <w:ind w:left="3600" w:hanging="360"/>
       </w:pPr>
     </w:lvl>
-    <w:lvl w:ilvl="5" w15:tentative="1">
+    <w:lvl w:ilvl="5" w:tplc="D61A47A2">
       <w:start w:val="1"/>
       <w:numFmt w:val="bullet"/>
       <w:lvlText w:val="■"/>
@@ -6318,7 +5589,7 @@
         <w:ind w:left="4320" w:hanging="360"/>
       </w:pPr>
     </w:lvl>
-    <w:lvl w:ilvl="6" w15:tentative="1">
+    <w:lvl w:ilvl="6" w:tplc="707CC420">
       <w:start w:val="1"/>
       <w:numFmt w:val="bullet"/>
       <w:lvlText w:val="●"/>
@@ -6327,7 +5598,7 @@
         <w:ind w:left="5040" w:hanging="360"/>
       </w:pPr>
     </w:lvl>
-    <w:lvl w:ilvl="7" w15:tentative="1">
+    <w:lvl w:ilvl="7" w:tplc="963048EE">
       <w:start w:val="1"/>
       <w:numFmt w:val="bullet"/>
       <w:lvlText w:val="●"/>
@@ -6336,7 +5607,7 @@
         <w:ind w:left="5760" w:hanging="360"/>
       </w:pPr>
     </w:lvl>
-    <w:lvl w:ilvl="8" w15:tentative="1">
+    <w:lvl w:ilvl="8" w:tplc="56429B66">
       <w:start w:val="1"/>
       <w:numFmt w:val="bullet"/>
       <w:lvlText w:val="●"/>
@@ -6346,8 +5617,8 @@
       </w:pPr>
     </w:lvl>
   </w:abstractNum>
-  <w:num w:numId="1">
-    <w:abstractNumId w:val="1"/>
+  <w:num w:numId="1" w16cid:durableId="628558370">
+    <w:abstractNumId w:val="0"/>
     <w:lvlOverride w:ilvl="0">
       <w:startOverride w:val="1"/>
     </w:lvlOverride>
@@ -6356,33 +5627,408 @@
 </file>
 
 <file path=word/styles.xml><?xml version="1.0" encoding="utf-8"?>
-<w:styles xmlns:mc="http://schemas.openxmlformats.org/markup-compatibility/2006" xmlns:r="http://schemas.openxmlformats.org/officeDocument/2006/relationships" xmlns:w="http://schemas.openxmlformats.org/wordprocessingml/2006/main" xmlns:w14="http://schemas.microsoft.com/office/word/2010/wordml" xmlns:w15="http://schemas.microsoft.com/office/word/2012/wordml" mc:Ignorable="w14 w15">
+<w:styles xmlns:mc="http://schemas.openxmlformats.org/markup-compatibility/2006" xmlns:r="http://schemas.openxmlformats.org/officeDocument/2006/relationships" xmlns:w="http://schemas.openxmlformats.org/wordprocessingml/2006/main" xmlns:w14="http://schemas.microsoft.com/office/word/2010/wordml" xmlns:w15="http://schemas.microsoft.com/office/word/2012/wordml" xmlns:w16cex="http://schemas.microsoft.com/office/word/2018/wordml/cex" xmlns:w16cid="http://schemas.microsoft.com/office/word/2016/wordml/cid" xmlns:w16="http://schemas.microsoft.com/office/word/2018/wordml" xmlns:w16du="http://schemas.microsoft.com/office/word/2023/wordml/word16du" xmlns:w16sdtdh="http://schemas.microsoft.com/office/word/2020/wordml/sdtdatahash" xmlns:w16sdtfl="http://schemas.microsoft.com/office/word/2024/wordml/sdtformatlock" xmlns:w16se="http://schemas.microsoft.com/office/word/2015/wordml/symex" mc:Ignorable="w14 w15 w16se w16cid w16 w16cex w16sdtdh w16sdtfl w16du">
   <w:docDefaults>
     <w:rPrDefault>
       <w:rPr>
-        <w:rFonts w:ascii="Calibri" w:cs="Calibri" w:eastAsia="Calibri" w:hAnsi="Calibri"/>
+        <w:rFonts w:ascii="Calibri" w:eastAsia="Calibri" w:hAnsi="Calibri" w:cs="Calibri"/>
         <w:color w:val="1F2421"/>
         <w:sz w:val="22"/>
         <w:szCs w:val="22"/>
+        <w:lang w:val="en-ID" w:eastAsia="en-ID" w:bidi="ar-SA"/>
       </w:rPr>
     </w:rPrDefault>
     <w:pPrDefault/>
   </w:docDefaults>
-  <w:style w:type="paragraph" w:styleId="Title">
-    <w:name w:val="Title"/>
-    <w:basedOn w:val="Normal"/>
-    <w:next w:val="Normal"/>
+  <w:latentStyles w:defLockedState="0" w:defUIPriority="99" w:defSemiHidden="0" w:defUnhideWhenUsed="0" w:defQFormat="0" w:count="376">
+    <w:lsdException w:name="Normal" w:uiPriority="0" w:qFormat="1"/>
+    <w:lsdException w:name="heading 1" w:uiPriority="9" w:qFormat="1"/>
+    <w:lsdException w:name="heading 2" w:semiHidden="1" w:uiPriority="9" w:unhideWhenUsed="1" w:qFormat="1"/>
+    <w:lsdException w:name="heading 3" w:semiHidden="1" w:uiPriority="9" w:unhideWhenUsed="1" w:qFormat="1"/>
+    <w:lsdException w:name="heading 4" w:semiHidden="1" w:uiPriority="9" w:unhideWhenUsed="1" w:qFormat="1"/>
+    <w:lsdException w:name="heading 5" w:semiHidden="1" w:uiPriority="9" w:unhideWhenUsed="1" w:qFormat="1"/>
+    <w:lsdException w:name="heading 6" w:semiHidden="1" w:uiPriority="9" w:unhideWhenUsed="1" w:qFormat="1"/>
+    <w:lsdException w:name="heading 7" w:semiHidden="1" w:uiPriority="9" w:unhideWhenUsed="1" w:qFormat="1"/>
+    <w:lsdException w:name="heading 8" w:semiHidden="1" w:uiPriority="9" w:unhideWhenUsed="1" w:qFormat="1"/>
+    <w:lsdException w:name="heading 9" w:semiHidden="1" w:uiPriority="9" w:unhideWhenUsed="1" w:qFormat="1"/>
+    <w:lsdException w:name="index 1" w:semiHidden="1" w:unhideWhenUsed="1"/>
+    <w:lsdException w:name="index 2" w:semiHidden="1" w:unhideWhenUsed="1"/>
+    <w:lsdException w:name="index 3" w:semiHidden="1" w:unhideWhenUsed="1"/>
+    <w:lsdException w:name="index 4" w:semiHidden="1" w:unhideWhenUsed="1"/>
+    <w:lsdException w:name="index 5" w:semiHidden="1" w:unhideWhenUsed="1"/>
+    <w:lsdException w:name="index 6" w:semiHidden="1" w:unhideWhenUsed="1"/>
+    <w:lsdException w:name="index 7" w:semiHidden="1" w:unhideWhenUsed="1"/>
+    <w:lsdException w:name="index 8" w:semiHidden="1" w:unhideWhenUsed="1"/>
+    <w:lsdException w:name="index 9" w:semiHidden="1" w:unhideWhenUsed="1"/>
+    <w:lsdException w:name="toc 1" w:semiHidden="1" w:uiPriority="39" w:unhideWhenUsed="1"/>
+    <w:lsdException w:name="toc 2" w:semiHidden="1" w:uiPriority="39" w:unhideWhenUsed="1"/>
+    <w:lsdException w:name="toc 3" w:semiHidden="1" w:uiPriority="39" w:unhideWhenUsed="1"/>
+    <w:lsdException w:name="toc 4" w:semiHidden="1" w:uiPriority="39" w:unhideWhenUsed="1"/>
+    <w:lsdException w:name="toc 5" w:semiHidden="1" w:uiPriority="39" w:unhideWhenUsed="1"/>
+    <w:lsdException w:name="toc 6" w:semiHidden="1" w:uiPriority="39" w:unhideWhenUsed="1"/>
+    <w:lsdException w:name="toc 7" w:semiHidden="1" w:uiPriority="39" w:unhideWhenUsed="1"/>
+    <w:lsdException w:name="toc 8" w:semiHidden="1" w:uiPriority="39" w:unhideWhenUsed="1"/>
+    <w:lsdException w:name="toc 9" w:semiHidden="1" w:uiPriority="39" w:unhideWhenUsed="1"/>
+    <w:lsdException w:name="Normal Indent" w:semiHidden="1" w:unhideWhenUsed="1"/>
+    <w:lsdException w:name="footnote text" w:semiHidden="1" w:unhideWhenUsed="1"/>
+    <w:lsdException w:name="annotation text" w:semiHidden="1" w:unhideWhenUsed="1"/>
+    <w:lsdException w:name="header" w:semiHidden="1" w:unhideWhenUsed="1"/>
+    <w:lsdException w:name="footer" w:semiHidden="1" w:unhideWhenUsed="1"/>
+    <w:lsdException w:name="index heading" w:semiHidden="1" w:unhideWhenUsed="1"/>
+    <w:lsdException w:name="caption" w:semiHidden="1" w:uiPriority="35" w:unhideWhenUsed="1" w:qFormat="1"/>
+    <w:lsdException w:name="table of figures" w:semiHidden="1" w:unhideWhenUsed="1"/>
+    <w:lsdException w:name="envelope address" w:semiHidden="1" w:unhideWhenUsed="1"/>
+    <w:lsdException w:name="envelope return" w:semiHidden="1" w:unhideWhenUsed="1"/>
+    <w:lsdException w:name="footnote reference" w:semiHidden="1" w:unhideWhenUsed="1"/>
+    <w:lsdException w:name="annotation reference" w:semiHidden="1" w:unhideWhenUsed="1"/>
+    <w:lsdException w:name="line number" w:semiHidden="1" w:unhideWhenUsed="1"/>
+    <w:lsdException w:name="page number" w:semiHidden="1" w:unhideWhenUsed="1"/>
+    <w:lsdException w:name="endnote reference" w:semiHidden="1" w:unhideWhenUsed="1"/>
+    <w:lsdException w:name="endnote text" w:semiHidden="1" w:unhideWhenUsed="1"/>
+    <w:lsdException w:name="table of authorities" w:semiHidden="1" w:unhideWhenUsed="1"/>
+    <w:lsdException w:name="macro" w:semiHidden="1" w:unhideWhenUsed="1"/>
+    <w:lsdException w:name="toa heading" w:semiHidden="1" w:unhideWhenUsed="1"/>
+    <w:lsdException w:name="List" w:semiHidden="1" w:unhideWhenUsed="1"/>
+    <w:lsdException w:name="List Bullet" w:semiHidden="1" w:unhideWhenUsed="1"/>
+    <w:lsdException w:name="List Number" w:semiHidden="1" w:unhideWhenUsed="1"/>
+    <w:lsdException w:name="List 2" w:semiHidden="1" w:unhideWhenUsed="1"/>
+    <w:lsdException w:name="List 3" w:semiHidden="1" w:unhideWhenUsed="1"/>
+    <w:lsdException w:name="List 4" w:semiHidden="1" w:unhideWhenUsed="1"/>
+    <w:lsdException w:name="List 5" w:semiHidden="1" w:unhideWhenUsed="1"/>
+    <w:lsdException w:name="List Bullet 2" w:semiHidden="1" w:unhideWhenUsed="1"/>
+    <w:lsdException w:name="List Bullet 3" w:semiHidden="1" w:unhideWhenUsed="1"/>
+    <w:lsdException w:name="List Bullet 4" w:semiHidden="1" w:unhideWhenUsed="1"/>
+    <w:lsdException w:name="List Bullet 5" w:semiHidden="1" w:unhideWhenUsed="1"/>
+    <w:lsdException w:name="List Number 2" w:semiHidden="1" w:unhideWhenUsed="1"/>
+    <w:lsdException w:name="List Number 3" w:semiHidden="1" w:unhideWhenUsed="1"/>
+    <w:lsdException w:name="List Number 4" w:semiHidden="1" w:unhideWhenUsed="1"/>
+    <w:lsdException w:name="List Number 5" w:semiHidden="1" w:unhideWhenUsed="1"/>
+    <w:lsdException w:name="Title" w:uiPriority="10" w:qFormat="1"/>
+    <w:lsdException w:name="Closing" w:semiHidden="1" w:unhideWhenUsed="1"/>
+    <w:lsdException w:name="Signature" w:semiHidden="1" w:unhideWhenUsed="1"/>
+    <w:lsdException w:name="Default Paragraph Font" w:semiHidden="1" w:uiPriority="1" w:unhideWhenUsed="1"/>
+    <w:lsdException w:name="Body Text" w:semiHidden="1" w:unhideWhenUsed="1"/>
+    <w:lsdException w:name="Body Text Indent" w:semiHidden="1" w:unhideWhenUsed="1"/>
+    <w:lsdException w:name="List Continue" w:semiHidden="1" w:unhideWhenUsed="1"/>
+    <w:lsdException w:name="List Continue 2" w:semiHidden="1" w:unhideWhenUsed="1"/>
+    <w:lsdException w:name="List Continue 3" w:semiHidden="1" w:unhideWhenUsed="1"/>
+    <w:lsdException w:name="List Continue 4" w:semiHidden="1" w:unhideWhenUsed="1"/>
+    <w:lsdException w:name="List Continue 5" w:semiHidden="1" w:unhideWhenUsed="1"/>
+    <w:lsdException w:name="Message Header" w:semiHidden="1" w:unhideWhenUsed="1"/>
+    <w:lsdException w:name="Subtitle" w:uiPriority="11" w:qFormat="1"/>
+    <w:lsdException w:name="Salutation" w:semiHidden="1" w:unhideWhenUsed="1"/>
+    <w:lsdException w:name="Date" w:semiHidden="1" w:unhideWhenUsed="1"/>
+    <w:lsdException w:name="Body Text First Indent" w:semiHidden="1" w:unhideWhenUsed="1"/>
+    <w:lsdException w:name="Body Text First Indent 2" w:semiHidden="1" w:unhideWhenUsed="1"/>
+    <w:lsdException w:name="Note Heading" w:semiHidden="1" w:unhideWhenUsed="1"/>
+    <w:lsdException w:name="Body Text 2" w:semiHidden="1" w:unhideWhenUsed="1"/>
+    <w:lsdException w:name="Body Text 3" w:semiHidden="1" w:unhideWhenUsed="1"/>
+    <w:lsdException w:name="Body Text Indent 2" w:semiHidden="1" w:unhideWhenUsed="1"/>
+    <w:lsdException w:name="Body Text Indent 3" w:semiHidden="1" w:unhideWhenUsed="1"/>
+    <w:lsdException w:name="Block Text" w:semiHidden="1" w:unhideWhenUsed="1"/>
+    <w:lsdException w:name="Hyperlink" w:semiHidden="1" w:unhideWhenUsed="1"/>
+    <w:lsdException w:name="FollowedHyperlink" w:semiHidden="1" w:unhideWhenUsed="1"/>
+    <w:lsdException w:name="Strong" w:uiPriority="22" w:qFormat="1"/>
+    <w:lsdException w:name="Emphasis" w:uiPriority="20" w:qFormat="1"/>
+    <w:lsdException w:name="Document Map" w:semiHidden="1" w:unhideWhenUsed="1"/>
+    <w:lsdException w:name="Plain Text" w:semiHidden="1" w:unhideWhenUsed="1"/>
+    <w:lsdException w:name="E-mail Signature" w:semiHidden="1" w:unhideWhenUsed="1"/>
+    <w:lsdException w:name="HTML Top of Form" w:semiHidden="1" w:unhideWhenUsed="1"/>
+    <w:lsdException w:name="HTML Bottom of Form" w:semiHidden="1" w:unhideWhenUsed="1"/>
+    <w:lsdException w:name="Normal (Web)" w:semiHidden="1" w:unhideWhenUsed="1"/>
+    <w:lsdException w:name="HTML Acronym" w:semiHidden="1" w:unhideWhenUsed="1"/>
+    <w:lsdException w:name="HTML Address" w:semiHidden="1" w:unhideWhenUsed="1"/>
+    <w:lsdException w:name="HTML Cite" w:semiHidden="1" w:unhideWhenUsed="1"/>
+    <w:lsdException w:name="HTML Code" w:semiHidden="1" w:unhideWhenUsed="1"/>
+    <w:lsdException w:name="HTML Definition" w:semiHidden="1" w:unhideWhenUsed="1"/>
+    <w:lsdException w:name="HTML Keyboard" w:semiHidden="1" w:unhideWhenUsed="1"/>
+    <w:lsdException w:name="HTML Preformatted" w:semiHidden="1" w:unhideWhenUsed="1"/>
+    <w:lsdException w:name="HTML Sample" w:semiHidden="1" w:unhideWhenUsed="1"/>
+    <w:lsdException w:name="HTML Typewriter" w:semiHidden="1" w:unhideWhenUsed="1"/>
+    <w:lsdException w:name="HTML Variable" w:semiHidden="1" w:unhideWhenUsed="1"/>
+    <w:lsdException w:name="Normal Table" w:semiHidden="1" w:unhideWhenUsed="1"/>
+    <w:lsdException w:name="annotation subject" w:semiHidden="1" w:unhideWhenUsed="1"/>
+    <w:lsdException w:name="No List" w:semiHidden="1" w:unhideWhenUsed="1"/>
+    <w:lsdException w:name="Outline List 1" w:semiHidden="1" w:unhideWhenUsed="1"/>
+    <w:lsdException w:name="Outline List 2" w:semiHidden="1" w:unhideWhenUsed="1"/>
+    <w:lsdException w:name="Outline List 3" w:semiHidden="1" w:unhideWhenUsed="1"/>
+    <w:lsdException w:name="Table Simple 1" w:semiHidden="1" w:unhideWhenUsed="1"/>
+    <w:lsdException w:name="Table Simple 2" w:semiHidden="1" w:unhideWhenUsed="1"/>
+    <w:lsdException w:name="Table Simple 3" w:semiHidden="1" w:unhideWhenUsed="1"/>
+    <w:lsdException w:name="Table Classic 1" w:semiHidden="1" w:unhideWhenUsed="1"/>
+    <w:lsdException w:name="Table Classic 2" w:semiHidden="1" w:unhideWhenUsed="1"/>
+    <w:lsdException w:name="Table Classic 3" w:semiHidden="1" w:unhideWhenUsed="1"/>
+    <w:lsdException w:name="Table Classic 4" w:semiHidden="1" w:unhideWhenUsed="1"/>
+    <w:lsdException w:name="Table Colorful 1" w:semiHidden="1" w:unhideWhenUsed="1"/>
+    <w:lsdException w:name="Table Colorful 2" w:semiHidden="1" w:unhideWhenUsed="1"/>
+    <w:lsdException w:name="Table Colorful 3" w:semiHidden="1" w:unhideWhenUsed="1"/>
+    <w:lsdException w:name="Table Columns 1" w:semiHidden="1" w:unhideWhenUsed="1"/>
+    <w:lsdException w:name="Table Columns 2" w:semiHidden="1" w:unhideWhenUsed="1"/>
+    <w:lsdException w:name="Table Columns 3" w:semiHidden="1" w:unhideWhenUsed="1"/>
+    <w:lsdException w:name="Table Columns 4" w:semiHidden="1" w:unhideWhenUsed="1"/>
+    <w:lsdException w:name="Table Columns 5" w:semiHidden="1" w:unhideWhenUsed="1"/>
+    <w:lsdException w:name="Table Grid 1" w:semiHidden="1" w:unhideWhenUsed="1"/>
+    <w:lsdException w:name="Table Grid 2" w:semiHidden="1" w:unhideWhenUsed="1"/>
+    <w:lsdException w:name="Table Grid 3" w:semiHidden="1" w:unhideWhenUsed="1"/>
+    <w:lsdException w:name="Table Grid 4" w:semiHidden="1" w:unhideWhenUsed="1"/>
+    <w:lsdException w:name="Table Grid 5" w:semiHidden="1" w:unhideWhenUsed="1"/>
+    <w:lsdException w:name="Table Grid 6" w:semiHidden="1" w:unhideWhenUsed="1"/>
+    <w:lsdException w:name="Table Grid 7" w:semiHidden="1" w:unhideWhenUsed="1"/>
+    <w:lsdException w:name="Table Grid 8" w:semiHidden="1" w:unhideWhenUsed="1"/>
+    <w:lsdException w:name="Table List 1" w:semiHidden="1" w:unhideWhenUsed="1"/>
+    <w:lsdException w:name="Table List 2" w:semiHidden="1" w:unhideWhenUsed="1"/>
+    <w:lsdException w:name="Table List 3" w:semiHidden="1" w:unhideWhenUsed="1"/>
+    <w:lsdException w:name="Table List 4" w:semiHidden="1" w:unhideWhenUsed="1"/>
+    <w:lsdException w:name="Table List 5" w:semiHidden="1" w:unhideWhenUsed="1"/>
+    <w:lsdException w:name="Table List 6" w:semiHidden="1" w:unhideWhenUsed="1"/>
+    <w:lsdException w:name="Table List 7" w:semiHidden="1" w:unhideWhenUsed="1"/>
+    <w:lsdException w:name="Table List 8" w:semiHidden="1" w:unhideWhenUsed="1"/>
+    <w:lsdException w:name="Table 3D effects 1" w:semiHidden="1" w:unhideWhenUsed="1"/>
+    <w:lsdException w:name="Table 3D effects 2" w:semiHidden="1" w:unhideWhenUsed="1"/>
+    <w:lsdException w:name="Table 3D effects 3" w:semiHidden="1" w:unhideWhenUsed="1"/>
+    <w:lsdException w:name="Table Contemporary" w:semiHidden="1" w:unhideWhenUsed="1"/>
+    <w:lsdException w:name="Table Elegant" w:semiHidden="1" w:unhideWhenUsed="1"/>
+    <w:lsdException w:name="Table Professional" w:semiHidden="1" w:unhideWhenUsed="1"/>
+    <w:lsdException w:name="Table Subtle 1" w:semiHidden="1" w:unhideWhenUsed="1"/>
+    <w:lsdException w:name="Table Subtle 2" w:semiHidden="1" w:unhideWhenUsed="1"/>
+    <w:lsdException w:name="Table Web 1" w:semiHidden="1" w:unhideWhenUsed="1"/>
+    <w:lsdException w:name="Table Web 2" w:semiHidden="1" w:unhideWhenUsed="1"/>
+    <w:lsdException w:name="Table Web 3" w:semiHidden="1" w:unhideWhenUsed="1"/>
+    <w:lsdException w:name="Balloon Text" w:semiHidden="1" w:unhideWhenUsed="1"/>
+    <w:lsdException w:name="Table Grid" w:uiPriority="39"/>
+    <w:lsdException w:name="Table Theme" w:semiHidden="1" w:unhideWhenUsed="1"/>
+    <w:lsdException w:name="Placeholder Text" w:semiHidden="1"/>
+    <w:lsdException w:name="No Spacing" w:uiPriority="1" w:qFormat="1"/>
+    <w:lsdException w:name="Light Shading" w:uiPriority="60"/>
+    <w:lsdException w:name="Light List" w:uiPriority="61"/>
+    <w:lsdException w:name="Light Grid" w:uiPriority="62"/>
+    <w:lsdException w:name="Medium Shading 1" w:uiPriority="63"/>
+    <w:lsdException w:name="Medium Shading 2" w:uiPriority="64"/>
+    <w:lsdException w:name="Medium List 1" w:uiPriority="65"/>
+    <w:lsdException w:name="Medium List 2" w:uiPriority="66"/>
+    <w:lsdException w:name="Medium Grid 1" w:uiPriority="67"/>
+    <w:lsdException w:name="Medium Grid 2" w:uiPriority="68"/>
+    <w:lsdException w:name="Medium Grid 3" w:uiPriority="69"/>
+    <w:lsdException w:name="Dark List" w:uiPriority="70"/>
+    <w:lsdException w:name="Colorful Shading" w:uiPriority="71"/>
+    <w:lsdException w:name="Colorful List" w:uiPriority="72"/>
+    <w:lsdException w:name="Colorful Grid" w:uiPriority="73"/>
+    <w:lsdException w:name="Light Shading Accent 1" w:uiPriority="60"/>
+    <w:lsdException w:name="Light List Accent 1" w:uiPriority="61"/>
+    <w:lsdException w:name="Light Grid Accent 1" w:uiPriority="62"/>
+    <w:lsdException w:name="Medium Shading 1 Accent 1" w:uiPriority="63"/>
+    <w:lsdException w:name="Medium Shading 2 Accent 1" w:uiPriority="64"/>
+    <w:lsdException w:name="Medium List 1 Accent 1" w:uiPriority="65"/>
+    <w:lsdException w:name="Revision" w:semiHidden="1"/>
+    <w:lsdException w:name="List Paragraph" w:uiPriority="34" w:qFormat="1"/>
+    <w:lsdException w:name="Quote" w:uiPriority="29" w:qFormat="1"/>
+    <w:lsdException w:name="Intense Quote" w:uiPriority="30" w:qFormat="1"/>
+    <w:lsdException w:name="Medium List 2 Accent 1" w:uiPriority="66"/>
+    <w:lsdException w:name="Medium Grid 1 Accent 1" w:uiPriority="67"/>
+    <w:lsdException w:name="Medium Grid 2 Accent 1" w:uiPriority="68"/>
+    <w:lsdException w:name="Medium Grid 3 Accent 1" w:uiPriority="69"/>
+    <w:lsdException w:name="Dark List Accent 1" w:uiPriority="70"/>
+    <w:lsdException w:name="Colorful Shading Accent 1" w:uiPriority="71"/>
+    <w:lsdException w:name="Colorful List Accent 1" w:uiPriority="72"/>
+    <w:lsdException w:name="Colorful Grid Accent 1" w:uiPriority="73"/>
+    <w:lsdException w:name="Light Shading Accent 2" w:uiPriority="60"/>
+    <w:lsdException w:name="Light List Accent 2" w:uiPriority="61"/>
+    <w:lsdException w:name="Light Grid Accent 2" w:uiPriority="62"/>
+    <w:lsdException w:name="Medium Shading 1 Accent 2" w:uiPriority="63"/>
+    <w:lsdException w:name="Medium Shading 2 Accent 2" w:uiPriority="64"/>
+    <w:lsdException w:name="Medium List 1 Accent 2" w:uiPriority="65"/>
+    <w:lsdException w:name="Medium List 2 Accent 2" w:uiPriority="66"/>
+    <w:lsdException w:name="Medium Grid 1 Accent 2" w:uiPriority="67"/>
+    <w:lsdException w:name="Medium Grid 2 Accent 2" w:uiPriority="68"/>
+    <w:lsdException w:name="Medium Grid 3 Accent 2" w:uiPriority="69"/>
+    <w:lsdException w:name="Dark List Accent 2" w:uiPriority="70"/>
+    <w:lsdException w:name="Colorful Shading Accent 2" w:uiPriority="71"/>
+    <w:lsdException w:name="Colorful List Accent 2" w:uiPriority="72"/>
+    <w:lsdException w:name="Colorful Grid Accent 2" w:uiPriority="73"/>
+    <w:lsdException w:name="Light Shading Accent 3" w:uiPriority="60"/>
+    <w:lsdException w:name="Light List Accent 3" w:uiPriority="61"/>
+    <w:lsdException w:name="Light Grid Accent 3" w:uiPriority="62"/>
+    <w:lsdException w:name="Medium Shading 1 Accent 3" w:uiPriority="63"/>
+    <w:lsdException w:name="Medium Shading 2 Accent 3" w:uiPriority="64"/>
+    <w:lsdException w:name="Medium List 1 Accent 3" w:uiPriority="65"/>
+    <w:lsdException w:name="Medium List 2 Accent 3" w:uiPriority="66"/>
+    <w:lsdException w:name="Medium Grid 1 Accent 3" w:uiPriority="67"/>
+    <w:lsdException w:name="Medium Grid 2 Accent 3" w:uiPriority="68"/>
+    <w:lsdException w:name="Medium Grid 3 Accent 3" w:uiPriority="69"/>
+    <w:lsdException w:name="Dark List Accent 3" w:uiPriority="70"/>
+    <w:lsdException w:name="Colorful Shading Accent 3" w:uiPriority="71"/>
+    <w:lsdException w:name="Colorful List Accent 3" w:uiPriority="72"/>
+    <w:lsdException w:name="Colorful Grid Accent 3" w:uiPriority="73"/>
+    <w:lsdException w:name="Light Shading Accent 4" w:uiPriority="60"/>
+    <w:lsdException w:name="Light List Accent 4" w:uiPriority="61"/>
+    <w:lsdException w:name="Light Grid Accent 4" w:uiPriority="62"/>
+    <w:lsdException w:name="Medium Shading 1 Accent 4" w:uiPriority="63"/>
+    <w:lsdException w:name="Medium Shading 2 Accent 4" w:uiPriority="64"/>
+    <w:lsdException w:name="Medium List 1 Accent 4" w:uiPriority="65"/>
+    <w:lsdException w:name="Medium List 2 Accent 4" w:uiPriority="66"/>
+    <w:lsdException w:name="Medium Grid 1 Accent 4" w:uiPriority="67"/>
+    <w:lsdException w:name="Medium Grid 2 Accent 4" w:uiPriority="68"/>
+    <w:lsdException w:name="Medium Grid 3 Accent 4" w:uiPriority="69"/>
+    <w:lsdException w:name="Dark List Accent 4" w:uiPriority="70"/>
+    <w:lsdException w:name="Colorful Shading Accent 4" w:uiPriority="71"/>
+    <w:lsdException w:name="Colorful List Accent 4" w:uiPriority="72"/>
+    <w:lsdException w:name="Colorful Grid Accent 4" w:uiPriority="73"/>
+    <w:lsdException w:name="Light Shading Accent 5" w:uiPriority="60"/>
+    <w:lsdException w:name="Light List Accent 5" w:uiPriority="61"/>
+    <w:lsdException w:name="Light Grid Accent 5" w:uiPriority="62"/>
+    <w:lsdException w:name="Medium Shading 1 Accent 5" w:uiPriority="63"/>
+    <w:lsdException w:name="Medium Shading 2 Accent 5" w:uiPriority="64"/>
+    <w:lsdException w:name="Medium List 1 Accent 5" w:uiPriority="65"/>
+    <w:lsdException w:name="Medium List 2 Accent 5" w:uiPriority="66"/>
+    <w:lsdException w:name="Medium Grid 1 Accent 5" w:uiPriority="67"/>
+    <w:lsdException w:name="Medium Grid 2 Accent 5" w:uiPriority="68"/>
+    <w:lsdException w:name="Medium Grid 3 Accent 5" w:uiPriority="69"/>
+    <w:lsdException w:name="Dark List Accent 5" w:uiPriority="70"/>
+    <w:lsdException w:name="Colorful Shading Accent 5" w:uiPriority="71"/>
+    <w:lsdException w:name="Colorful List Accent 5" w:uiPriority="72"/>
+    <w:lsdException w:name="Colorful Grid Accent 5" w:uiPriority="73"/>
+    <w:lsdException w:name="Light Shading Accent 6" w:uiPriority="60"/>
+    <w:lsdException w:name="Light List Accent 6" w:uiPriority="61"/>
+    <w:lsdException w:name="Light Grid Accent 6" w:uiPriority="62"/>
+    <w:lsdException w:name="Medium Shading 1 Accent 6" w:uiPriority="63"/>
+    <w:lsdException w:name="Medium Shading 2 Accent 6" w:uiPriority="64"/>
+    <w:lsdException w:name="Medium List 1 Accent 6" w:uiPriority="65"/>
+    <w:lsdException w:name="Medium List 2 Accent 6" w:uiPriority="66"/>
+    <w:lsdException w:name="Medium Grid 1 Accent 6" w:uiPriority="67"/>
+    <w:lsdException w:name="Medium Grid 2 Accent 6" w:uiPriority="68"/>
+    <w:lsdException w:name="Medium Grid 3 Accent 6" w:uiPriority="69"/>
+    <w:lsdException w:name="Dark List Accent 6" w:uiPriority="70"/>
+    <w:lsdException w:name="Colorful Shading Accent 6" w:uiPriority="71"/>
+    <w:lsdException w:name="Colorful List Accent 6" w:uiPriority="72"/>
+    <w:lsdException w:name="Colorful Grid Accent 6" w:uiPriority="73"/>
+    <w:lsdException w:name="Subtle Emphasis" w:uiPriority="19" w:qFormat="1"/>
+    <w:lsdException w:name="Intense Emphasis" w:uiPriority="21" w:qFormat="1"/>
+    <w:lsdException w:name="Subtle Reference" w:uiPriority="31" w:qFormat="1"/>
+    <w:lsdException w:name="Intense Reference" w:uiPriority="32" w:qFormat="1"/>
+    <w:lsdException w:name="Book Title" w:uiPriority="33" w:qFormat="1"/>
+    <w:lsdException w:name="Bibliography" w:semiHidden="1" w:uiPriority="37" w:unhideWhenUsed="1"/>
+    <w:lsdException w:name="TOC Heading" w:semiHidden="1" w:uiPriority="39" w:unhideWhenUsed="1" w:qFormat="1"/>
+    <w:lsdException w:name="Plain Table 1" w:uiPriority="41"/>
+    <w:lsdException w:name="Plain Table 2" w:uiPriority="42"/>
+    <w:lsdException w:name="Plain Table 3" w:uiPriority="43"/>
+    <w:lsdException w:name="Plain Table 4" w:uiPriority="44"/>
+    <w:lsdException w:name="Plain Table 5" w:uiPriority="45"/>
+    <w:lsdException w:name="Grid Table Light" w:uiPriority="40"/>
+    <w:lsdException w:name="Grid Table 1 Light" w:uiPriority="46"/>
+    <w:lsdException w:name="Grid Table 2" w:uiPriority="47"/>
+    <w:lsdException w:name="Grid Table 3" w:uiPriority="48"/>
+    <w:lsdException w:name="Grid Table 4" w:uiPriority="49"/>
+    <w:lsdException w:name="Grid Table 5 Dark" w:uiPriority="50"/>
+    <w:lsdException w:name="Grid Table 6 Colorful" w:uiPriority="51"/>
+    <w:lsdException w:name="Grid Table 7 Colorful" w:uiPriority="52"/>
+    <w:lsdException w:name="Grid Table 1 Light Accent 1" w:uiPriority="46"/>
+    <w:lsdException w:name="Grid Table 2 Accent 1" w:uiPriority="47"/>
+    <w:lsdException w:name="Grid Table 3 Accent 1" w:uiPriority="48"/>
+    <w:lsdException w:name="Grid Table 4 Accent 1" w:uiPriority="49"/>
+    <w:lsdException w:name="Grid Table 5 Dark Accent 1" w:uiPriority="50"/>
+    <w:lsdException w:name="Grid Table 6 Colorful Accent 1" w:uiPriority="51"/>
+    <w:lsdException w:name="Grid Table 7 Colorful Accent 1" w:uiPriority="52"/>
+    <w:lsdException w:name="Grid Table 1 Light Accent 2" w:uiPriority="46"/>
+    <w:lsdException w:name="Grid Table 2 Accent 2" w:uiPriority="47"/>
+    <w:lsdException w:name="Grid Table 3 Accent 2" w:uiPriority="48"/>
+    <w:lsdException w:name="Grid Table 4 Accent 2" w:uiPriority="49"/>
+    <w:lsdException w:name="Grid Table 5 Dark Accent 2" w:uiPriority="50"/>
+    <w:lsdException w:name="Grid Table 6 Colorful Accent 2" w:uiPriority="51"/>
+    <w:lsdException w:name="Grid Table 7 Colorful Accent 2" w:uiPriority="52"/>
+    <w:lsdException w:name="Grid Table 1 Light Accent 3" w:uiPriority="46"/>
+    <w:lsdException w:name="Grid Table 2 Accent 3" w:uiPriority="47"/>
+    <w:lsdException w:name="Grid Table 3 Accent 3" w:uiPriority="48"/>
+    <w:lsdException w:name="Grid Table 4 Accent 3" w:uiPriority="49"/>
+    <w:lsdException w:name="Grid Table 5 Dark Accent 3" w:uiPriority="50"/>
+    <w:lsdException w:name="Grid Table 6 Colorful Accent 3" w:uiPriority="51"/>
+    <w:lsdException w:name="Grid Table 7 Colorful Accent 3" w:uiPriority="52"/>
+    <w:lsdException w:name="Grid Table 1 Light Accent 4" w:uiPriority="46"/>
+    <w:lsdException w:name="Grid Table 2 Accent 4" w:uiPriority="47"/>
+    <w:lsdException w:name="Grid Table 3 Accent 4" w:uiPriority="48"/>
+    <w:lsdException w:name="Grid Table 4 Accent 4" w:uiPriority="49"/>
+    <w:lsdException w:name="Grid Table 5 Dark Accent 4" w:uiPriority="50"/>
+    <w:lsdException w:name="Grid Table 6 Colorful Accent 4" w:uiPriority="51"/>
+    <w:lsdException w:name="Grid Table 7 Colorful Accent 4" w:uiPriority="52"/>
+    <w:lsdException w:name="Grid Table 1 Light Accent 5" w:uiPriority="46"/>
+    <w:lsdException w:name="Grid Table 2 Accent 5" w:uiPriority="47"/>
+    <w:lsdException w:name="Grid Table 3 Accent 5" w:uiPriority="48"/>
+    <w:lsdException w:name="Grid Table 4 Accent 5" w:uiPriority="49"/>
+    <w:lsdException w:name="Grid Table 5 Dark Accent 5" w:uiPriority="50"/>
+    <w:lsdException w:name="Grid Table 6 Colorful Accent 5" w:uiPriority="51"/>
+    <w:lsdException w:name="Grid Table 7 Colorful Accent 5" w:uiPriority="52"/>
+    <w:lsdException w:name="Grid Table 1 Light Accent 6" w:uiPriority="46"/>
+    <w:lsdException w:name="Grid Table 2 Accent 6" w:uiPriority="47"/>
+    <w:lsdException w:name="Grid Table 3 Accent 6" w:uiPriority="48"/>
+    <w:lsdException w:name="Grid Table 4 Accent 6" w:uiPriority="49"/>
+    <w:lsdException w:name="Grid Table 5 Dark Accent 6" w:uiPriority="50"/>
+    <w:lsdException w:name="Grid Table 6 Colorful Accent 6" w:uiPriority="51"/>
+    <w:lsdException w:name="Grid Table 7 Colorful Accent 6" w:uiPriority="52"/>
+    <w:lsdException w:name="List Table 1 Light" w:uiPriority="46"/>
+    <w:lsdException w:name="List Table 2" w:uiPriority="47"/>
+    <w:lsdException w:name="List Table 3" w:uiPriority="48"/>
+    <w:lsdException w:name="List Table 4" w:uiPriority="49"/>
+    <w:lsdException w:name="List Table 5 Dark" w:uiPriority="50"/>
+    <w:lsdException w:name="List Table 6 Colorful" w:uiPriority="51"/>
+    <w:lsdException w:name="List Table 7 Colorful" w:uiPriority="52"/>
+    <w:lsdException w:name="List Table 1 Light Accent 1" w:uiPriority="46"/>
+    <w:lsdException w:name="List Table 2 Accent 1" w:uiPriority="47"/>
+    <w:lsdException w:name="List Table 3 Accent 1" w:uiPriority="48"/>
+    <w:lsdException w:name="List Table 4 Accent 1" w:uiPriority="49"/>
+    <w:lsdException w:name="List Table 5 Dark Accent 1" w:uiPriority="50"/>
+    <w:lsdException w:name="List Table 6 Colorful Accent 1" w:uiPriority="51"/>
+    <w:lsdException w:name="List Table 7 Colorful Accent 1" w:uiPriority="52"/>
+    <w:lsdException w:name="List Table 1 Light Accent 2" w:uiPriority="46"/>
+    <w:lsdException w:name="List Table 2 Accent 2" w:uiPriority="47"/>
+    <w:lsdException w:name="List Table 3 Accent 2" w:uiPriority="48"/>
+    <w:lsdException w:name="List Table 4 Accent 2" w:uiPriority="49"/>
+    <w:lsdException w:name="List Table 5 Dark Accent 2" w:uiPriority="50"/>
+    <w:lsdException w:name="List Table 6 Colorful Accent 2" w:uiPriority="51"/>
+    <w:lsdException w:name="List Table 7 Colorful Accent 2" w:uiPriority="52"/>
+    <w:lsdException w:name="List Table 1 Light Accent 3" w:uiPriority="46"/>
+    <w:lsdException w:name="List Table 2 Accent 3" w:uiPriority="47"/>
+    <w:lsdException w:name="List Table 3 Accent 3" w:uiPriority="48"/>
+    <w:lsdException w:name="List Table 4 Accent 3" w:uiPriority="49"/>
+    <w:lsdException w:name="List Table 5 Dark Accent 3" w:uiPriority="50"/>
+    <w:lsdException w:name="List Table 6 Colorful Accent 3" w:uiPriority="51"/>
+    <w:lsdException w:name="List Table 7 Colorful Accent 3" w:uiPriority="52"/>
+    <w:lsdException w:name="List Table 1 Light Accent 4" w:uiPriority="46"/>
+    <w:lsdException w:name="List Table 2 Accent 4" w:uiPriority="47"/>
+    <w:lsdException w:name="List Table 3 Accent 4" w:uiPriority="48"/>
+    <w:lsdException w:name="List Table 4 Accent 4" w:uiPriority="49"/>
+    <w:lsdException w:name="List Table 5 Dark Accent 4" w:uiPriority="50"/>
+    <w:lsdException w:name="List Table 6 Colorful Accent 4" w:uiPriority="51"/>
+    <w:lsdException w:name="List Table 7 Colorful Accent 4" w:uiPriority="52"/>
+    <w:lsdException w:name="List Table 1 Light Accent 5" w:uiPriority="46"/>
+    <w:lsdException w:name="List Table 2 Accent 5" w:uiPriority="47"/>
+    <w:lsdException w:name="List Table 3 Accent 5" w:uiPriority="48"/>
+    <w:lsdException w:name="List Table 4 Accent 5" w:uiPriority="49"/>
+    <w:lsdException w:name="List Table 5 Dark Accent 5" w:uiPriority="50"/>
+    <w:lsdException w:name="List Table 6 Colorful Accent 5" w:uiPriority="51"/>
+    <w:lsdException w:name="List Table 7 Colorful Accent 5" w:uiPriority="52"/>
+    <w:lsdException w:name="List Table 1 Light Accent 6" w:uiPriority="46"/>
+    <w:lsdException w:name="List Table 2 Accent 6" w:uiPriority="47"/>
+    <w:lsdException w:name="List Table 3 Accent 6" w:uiPriority="48"/>
+    <w:lsdException w:name="List Table 4 Accent 6" w:uiPriority="49"/>
+    <w:lsdException w:name="List Table 5 Dark Accent 6" w:uiPriority="50"/>
+    <w:lsdException w:name="List Table 6 Colorful Accent 6" w:uiPriority="51"/>
+    <w:lsdException w:name="List Table 7 Colorful Accent 6" w:uiPriority="52"/>
+    <w:lsdException w:name="Mention" w:semiHidden="1" w:unhideWhenUsed="1"/>
+    <w:lsdException w:name="Smart Hyperlink" w:semiHidden="1" w:unhideWhenUsed="1"/>
+    <w:lsdException w:name="Hashtag" w:semiHidden="1" w:unhideWhenUsed="1"/>
+    <w:lsdException w:name="Unresolved Mention" w:semiHidden="1" w:unhideWhenUsed="1"/>
+    <w:lsdException w:name="Smart Link" w:semiHidden="1" w:unhideWhenUsed="1"/>
+  </w:latentStyles>
+  <w:style w:type="paragraph" w:default="1" w:styleId="Normal">
+    <w:name w:val="Normal"/>
     <w:qFormat/>
-    <w:rPr>
-      <w:sz w:val="56"/>
-      <w:szCs w:val="56"/>
-    </w:rPr>
   </w:style>
   <w:style w:type="paragraph" w:styleId="Heading1">
-    <w:name w:val="Heading 1"/>
-    <w:basedOn w:val="Normal"/>
-    <w:next w:val="Normal"/>
+    <w:name w:val="heading 1"/>
+    <w:uiPriority w:val="9"/>
     <w:qFormat/>
+    <w:pPr>
+      <w:outlineLvl w:val="0"/>
+    </w:pPr>
     <w:rPr>
       <w:color w:val="2E74B5"/>
       <w:sz w:val="32"/>
@@ -6390,10 +6036,13 @@
     </w:rPr>
   </w:style>
   <w:style w:type="paragraph" w:styleId="Heading2">
-    <w:name w:val="Heading 2"/>
-    <w:basedOn w:val="Normal"/>
-    <w:next w:val="Normal"/>
+    <w:name w:val="heading 2"/>
+    <w:uiPriority w:val="9"/>
+    <w:unhideWhenUsed/>
     <w:qFormat/>
+    <w:pPr>
+      <w:outlineLvl w:val="1"/>
+    </w:pPr>
     <w:rPr>
       <w:color w:val="2E74B5"/>
       <w:sz w:val="26"/>
@@ -6401,10 +6050,13 @@
     </w:rPr>
   </w:style>
   <w:style w:type="paragraph" w:styleId="Heading3">
-    <w:name w:val="Heading 3"/>
-    <w:basedOn w:val="Normal"/>
-    <w:next w:val="Normal"/>
+    <w:name w:val="heading 3"/>
+    <w:uiPriority w:val="9"/>
+    <w:unhideWhenUsed/>
     <w:qFormat/>
+    <w:pPr>
+      <w:outlineLvl w:val="2"/>
+    </w:pPr>
     <w:rPr>
       <w:color w:val="1F4D78"/>
       <w:sz w:val="24"/>
@@ -6412,10 +6064,14 @@
     </w:rPr>
   </w:style>
   <w:style w:type="paragraph" w:styleId="Heading4">
-    <w:name w:val="Heading 4"/>
-    <w:basedOn w:val="Normal"/>
-    <w:next w:val="Normal"/>
+    <w:name w:val="heading 4"/>
+    <w:uiPriority w:val="9"/>
+    <w:semiHidden/>
+    <w:unhideWhenUsed/>
     <w:qFormat/>
+    <w:pPr>
+      <w:outlineLvl w:val="3"/>
+    </w:pPr>
     <w:rPr>
       <w:i/>
       <w:iCs/>
@@ -6423,27 +6079,69 @@
     </w:rPr>
   </w:style>
   <w:style w:type="paragraph" w:styleId="Heading5">
-    <w:name w:val="Heading 5"/>
-    <w:basedOn w:val="Normal"/>
-    <w:next w:val="Normal"/>
+    <w:name w:val="heading 5"/>
+    <w:uiPriority w:val="9"/>
+    <w:semiHidden/>
+    <w:unhideWhenUsed/>
     <w:qFormat/>
+    <w:pPr>
+      <w:outlineLvl w:val="4"/>
+    </w:pPr>
     <w:rPr>
       <w:color w:val="2E74B5"/>
     </w:rPr>
   </w:style>
   <w:style w:type="paragraph" w:styleId="Heading6">
-    <w:name w:val="Heading 6"/>
-    <w:basedOn w:val="Normal"/>
-    <w:next w:val="Normal"/>
+    <w:name w:val="heading 6"/>
+    <w:uiPriority w:val="9"/>
+    <w:semiHidden/>
+    <w:unhideWhenUsed/>
     <w:qFormat/>
+    <w:pPr>
+      <w:outlineLvl w:val="5"/>
+    </w:pPr>
     <w:rPr>
       <w:color w:val="1F4D78"/>
     </w:rPr>
   </w:style>
-  <w:style w:type="paragraph" w:styleId="Strong">
-    <w:name w:val="Strong"/>
-    <w:basedOn w:val="Normal"/>
-    <w:next w:val="Normal"/>
+  <w:style w:type="character" w:default="1" w:styleId="DefaultParagraphFont">
+    <w:name w:val="Default Paragraph Font"/>
+    <w:uiPriority w:val="1"/>
+    <w:semiHidden/>
+    <w:unhideWhenUsed/>
+  </w:style>
+  <w:style w:type="table" w:default="1" w:styleId="TableNormal">
+    <w:name w:val="Normal Table"/>
+    <w:uiPriority w:val="99"/>
+    <w:semiHidden/>
+    <w:unhideWhenUsed/>
+    <w:tblPr>
+      <w:tblInd w:w="0" w:type="dxa"/>
+      <w:tblCellMar>
+        <w:top w:w="0" w:type="dxa"/>
+        <w:left w:w="108" w:type="dxa"/>
+        <w:bottom w:w="0" w:type="dxa"/>
+        <w:right w:w="108" w:type="dxa"/>
+      </w:tblCellMar>
+    </w:tblPr>
+  </w:style>
+  <w:style w:type="numbering" w:default="1" w:styleId="NoList">
+    <w:name w:val="No List"/>
+    <w:uiPriority w:val="99"/>
+    <w:semiHidden/>
+    <w:unhideWhenUsed/>
+  </w:style>
+  <w:style w:type="paragraph" w:styleId="Title">
+    <w:name w:val="Title"/>
+    <w:uiPriority w:val="10"/>
+    <w:qFormat/>
+    <w:rPr>
+      <w:sz w:val="56"/>
+      <w:szCs w:val="56"/>
+    </w:rPr>
+  </w:style>
+  <w:style w:type="paragraph" w:customStyle="1" w:styleId="Strong1">
+    <w:name w:val="Strong1"/>
     <w:qFormat/>
     <w:rPr>
       <w:b/>
@@ -6452,12 +6150,10 @@
   </w:style>
   <w:style w:type="paragraph" w:styleId="ListParagraph">
     <w:name w:val="List Paragraph"/>
-    <w:basedOn w:val="Normal"/>
     <w:qFormat/>
   </w:style>
   <w:style w:type="character" w:styleId="Hyperlink">
     <w:name w:val="Hyperlink"/>
-    <w:basedOn w:val="DefaultParagraphFont"/>
     <w:uiPriority w:val="99"/>
     <w:unhideWhenUsed/>
     <w:rPr>
@@ -6467,7 +6163,6 @@
   </w:style>
   <w:style w:type="character" w:styleId="FootnoteReference">
     <w:name w:val="footnote reference"/>
-    <w:basedOn w:val="DefaultParagraphFont"/>
     <w:uiPriority w:val="99"/>
     <w:semiHidden/>
     <w:unhideWhenUsed/>
@@ -6477,22 +6172,17 @@
   </w:style>
   <w:style w:type="paragraph" w:styleId="FootnoteText">
     <w:name w:val="footnote text"/>
-    <w:basedOn w:val="Normal"/>
     <w:link w:val="FootnoteTextChar"/>
     <w:uiPriority w:val="99"/>
     <w:semiHidden/>
     <w:unhideWhenUsed/>
-    <w:pPr>
-      <w:spacing w:after="0" w:line="240" w:lineRule="auto"/>
-    </w:pPr>
     <w:rPr>
       <w:sz w:val="20"/>
       <w:szCs w:val="20"/>
     </w:rPr>
   </w:style>
-  <w:style w:type="character" w:styleId="FootnoteTextChar">
+  <w:style w:type="character" w:customStyle="1" w:styleId="FootnoteTextChar">
     <w:name w:val="Footnote Text Char"/>
-    <w:basedOn w:val="DefaultParagraphFont"/>
     <w:link w:val="FootnoteText"/>
     <w:uiPriority w:val="99"/>
     <w:semiHidden/>
@@ -6504,7 +6194,6 @@
   </w:style>
   <w:style w:type="character" w:styleId="EndnoteReference">
     <w:name w:val="endnote reference"/>
-    <w:basedOn w:val="DefaultParagraphFont"/>
     <w:uiPriority w:val="99"/>
     <w:semiHidden/>
     <w:unhideWhenUsed/>
@@ -6514,22 +6203,17 @@
   </w:style>
   <w:style w:type="paragraph" w:styleId="EndnoteText">
     <w:name w:val="endnote text"/>
-    <w:basedOn w:val="Normal"/>
     <w:link w:val="EndnoteTextChar"/>
     <w:uiPriority w:val="99"/>
     <w:semiHidden/>
     <w:unhideWhenUsed/>
-    <w:pPr>
-      <w:spacing w:after="0" w:line="240" w:lineRule="auto"/>
-    </w:pPr>
     <w:rPr>
       <w:sz w:val="20"/>
       <w:szCs w:val="20"/>
     </w:rPr>
   </w:style>
-  <w:style w:type="character" w:styleId="EndnoteTextChar">
+  <w:style w:type="character" w:customStyle="1" w:styleId="EndnoteTextChar">
     <w:name w:val="Endnote Text Char"/>
-    <w:basedOn w:val="DefaultParagraphFont"/>
     <w:link w:val="EndnoteText"/>
     <w:uiPriority w:val="99"/>
     <w:semiHidden/>
@@ -6540,4 +6224,319 @@
     </w:rPr>
   </w:style>
 </w:styles>
+</file>
+
+<file path=word/theme/theme1.xml><?xml version="1.0" encoding="utf-8"?>
+<a:theme xmlns:a="http://schemas.openxmlformats.org/drawingml/2006/main" name="Office Theme">
+  <a:themeElements>
+    <a:clrScheme name="Office">
+      <a:dk1>
+        <a:sysClr val="windowText" lastClr="000000"/>
+      </a:dk1>
+      <a:lt1>
+        <a:sysClr val="window" lastClr="FFFFFF"/>
+      </a:lt1>
+      <a:dk2>
+        <a:srgbClr val="0E2841"/>
+      </a:dk2>
+      <a:lt2>
+        <a:srgbClr val="E8E8E8"/>
+      </a:lt2>
+      <a:accent1>
+        <a:srgbClr val="156082"/>
+      </a:accent1>
+      <a:accent2>
+        <a:srgbClr val="E97132"/>
+      </a:accent2>
+      <a:accent3>
+        <a:srgbClr val="196B24"/>
+      </a:accent3>
+      <a:accent4>
+        <a:srgbClr val="0F9ED5"/>
+      </a:accent4>
+      <a:accent5>
+        <a:srgbClr val="A02B93"/>
+      </a:accent5>
+      <a:accent6>
+        <a:srgbClr val="4EA72E"/>
+      </a:accent6>
+      <a:hlink>
+        <a:srgbClr val="467886"/>
+      </a:hlink>
+      <a:folHlink>
+        <a:srgbClr val="96607D"/>
+      </a:folHlink>
+    </a:clrScheme>
+    <a:fontScheme name="Office">
+      <a:majorFont>
+        <a:latin typeface="Aptos Display" panose="02110004020202020204"/>
+        <a:ea typeface=""/>
+        <a:cs typeface=""/>
+        <a:font script="Jpan" typeface="游ゴシック Light"/>
+        <a:font script="Hang" typeface="맑은 고딕"/>
+        <a:font script="Hans" typeface="等线 Light"/>
+        <a:font script="Hant" typeface="新細明體"/>
+        <a:font script="Arab" typeface="Times New Roman"/>
+        <a:font script="Hebr" typeface="Times New Roman"/>
+        <a:font script="Thai" typeface="Angsana New"/>
+        <a:font script="Ethi" typeface="Nyala"/>
+        <a:font script="Beng" typeface="Vrinda"/>
+        <a:font script="Gujr" typeface="Shruti"/>
+        <a:font script="Khmr" typeface="MoolBoran"/>
+        <a:font script="Knda" typeface="Tunga"/>
+        <a:font script="Guru" typeface="Raavi"/>
+        <a:font script="Cans" typeface="Euphemia"/>
+        <a:font script="Cher" typeface="Plantagenet Cherokee"/>
+        <a:font script="Yiii" typeface="Microsoft Yi Baiti"/>
+        <a:font script="Tibt" typeface="Microsoft Himalaya"/>
+        <a:font script="Thaa" typeface="MV Boli"/>
+        <a:font script="Deva" typeface="Mangal"/>
+        <a:font script="Telu" typeface="Gautami"/>
+        <a:font script="Taml" typeface="Latha"/>
+        <a:font script="Syrc" typeface="Estrangelo Edessa"/>
+        <a:font script="Orya" typeface="Kalinga"/>
+        <a:font script="Mlym" typeface="Kartika"/>
+        <a:font script="Laoo" typeface="DokChampa"/>
+        <a:font script="Sinh" typeface="Iskoola Pota"/>
+        <a:font script="Mong" typeface="Mongolian Baiti"/>
+        <a:font script="Viet" typeface="Times New Roman"/>
+        <a:font script="Uigh" typeface="Microsoft Uighur"/>
+        <a:font script="Geor" typeface="Sylfaen"/>
+        <a:font script="Armn" typeface="Arial"/>
+        <a:font script="Bugi" typeface="Leelawadee UI"/>
+        <a:font script="Bopo" typeface="Microsoft JhengHei"/>
+        <a:font script="Java" typeface="Javanese Text"/>
+        <a:font script="Lisu" typeface="Segoe UI"/>
+        <a:font script="Mymr" typeface="Myanmar Text"/>
+        <a:font script="Nkoo" typeface="Ebrima"/>
+        <a:font script="Olck" typeface="Nirmala UI"/>
+        <a:font script="Osma" typeface="Ebrima"/>
+        <a:font script="Phag" typeface="Phagspa"/>
+        <a:font script="Syrn" typeface="Estrangelo Edessa"/>
+        <a:font script="Syrj" typeface="Estrangelo Edessa"/>
+        <a:font script="Syre" typeface="Estrangelo Edessa"/>
+        <a:font script="Sora" typeface="Nirmala UI"/>
+        <a:font script="Tale" typeface="Microsoft Tai Le"/>
+        <a:font script="Talu" typeface="Microsoft New Tai Lue"/>
+        <a:font script="Tfng" typeface="Ebrima"/>
+      </a:majorFont>
+      <a:minorFont>
+        <a:latin typeface="Aptos" panose="02110004020202020204"/>
+        <a:ea typeface=""/>
+        <a:cs typeface=""/>
+        <a:font script="Jpan" typeface="游明朝"/>
+        <a:font script="Hang" typeface="맑은 고딕"/>
+        <a:font script="Hans" typeface="等线"/>
+        <a:font script="Hant" typeface="新細明體"/>
+        <a:font script="Arab" typeface="Arial"/>
+        <a:font script="Hebr" typeface="Arial"/>
+        <a:font script="Thai" typeface="Cordia New"/>
+        <a:font script="Ethi" typeface="Nyala"/>
+        <a:font script="Beng" typeface="Vrinda"/>
+        <a:font script="Gujr" typeface="Shruti"/>
+        <a:font script="Khmr" typeface="DaunPenh"/>
+        <a:font script="Knda" typeface="Tunga"/>
+        <a:font script="Guru" typeface="Raavi"/>
+        <a:font script="Cans" typeface="Euphemia"/>
+        <a:font script="Cher" typeface="Plantagenet Cherokee"/>
+        <a:font script="Yiii" typeface="Microsoft Yi Baiti"/>
+        <a:font script="Tibt" typeface="Microsoft Himalaya"/>
+        <a:font script="Thaa" typeface="MV Boli"/>
+        <a:font script="Deva" typeface="Mangal"/>
+        <a:font script="Telu" typeface="Gautami"/>
+        <a:font script="Taml" typeface="Latha"/>
+        <a:font script="Syrc" typeface="Estrangelo Edessa"/>
+        <a:font script="Orya" typeface="Kalinga"/>
+        <a:font script="Mlym" typeface="Kartika"/>
+        <a:font script="Laoo" typeface="DokChampa"/>
+        <a:font script="Sinh" typeface="Iskoola Pota"/>
+        <a:font script="Mong" typeface="Mongolian Baiti"/>
+        <a:font script="Viet" typeface="Arial"/>
+        <a:font script="Uigh" typeface="Microsoft Uighur"/>
+        <a:font script="Geor" typeface="Sylfaen"/>
+        <a:font script="Armn" typeface="Arial"/>
+        <a:font script="Bugi" typeface="Leelawadee UI"/>
+        <a:font script="Bopo" typeface="Microsoft JhengHei"/>
+        <a:font script="Java" typeface="Javanese Text"/>
+        <a:font script="Lisu" typeface="Segoe UI"/>
+        <a:font script="Mymr" typeface="Myanmar Text"/>
+        <a:font script="Nkoo" typeface="Ebrima"/>
+        <a:font script="Olck" typeface="Nirmala UI"/>
+        <a:font script="Osma" typeface="Ebrima"/>
+        <a:font script="Phag" typeface="Phagspa"/>
+        <a:font script="Syrn" typeface="Estrangelo Edessa"/>
+        <a:font script="Syrj" typeface="Estrangelo Edessa"/>
+        <a:font script="Syre" typeface="Estrangelo Edessa"/>
+        <a:font script="Sora" typeface="Nirmala UI"/>
+        <a:font script="Tale" typeface="Microsoft Tai Le"/>
+        <a:font script="Talu" typeface="Microsoft New Tai Lue"/>
+        <a:font script="Tfng" typeface="Ebrima"/>
+      </a:minorFont>
+    </a:fontScheme>
+    <a:fmtScheme name="Office">
+      <a:fillStyleLst>
+        <a:solidFill>
+          <a:schemeClr val="phClr"/>
+        </a:solidFill>
+        <a:gradFill rotWithShape="1">
+          <a:gsLst>
+            <a:gs pos="0">
+              <a:schemeClr val="phClr">
+                <a:lumMod val="110000"/>
+                <a:satMod val="105000"/>
+                <a:tint val="67000"/>
+              </a:schemeClr>
+            </a:gs>
+            <a:gs pos="50000">
+              <a:schemeClr val="phClr">
+                <a:lumMod val="105000"/>
+                <a:satMod val="103000"/>
+                <a:tint val="73000"/>
+              </a:schemeClr>
+            </a:gs>
+            <a:gs pos="100000">
+              <a:schemeClr val="phClr">
+                <a:lumMod val="105000"/>
+                <a:satMod val="109000"/>
+                <a:tint val="81000"/>
+              </a:schemeClr>
+            </a:gs>
+          </a:gsLst>
+          <a:lin ang="5400000" scaled="0"/>
+        </a:gradFill>
+        <a:gradFill rotWithShape="1">
+          <a:gsLst>
+            <a:gs pos="0">
+              <a:schemeClr val="phClr">
+                <a:satMod val="103000"/>
+                <a:lumMod val="102000"/>
+                <a:tint val="94000"/>
+              </a:schemeClr>
+            </a:gs>
+            <a:gs pos="50000">
+              <a:schemeClr val="phClr">
+                <a:satMod val="110000"/>
+                <a:lumMod val="100000"/>
+                <a:shade val="100000"/>
+              </a:schemeClr>
+            </a:gs>
+            <a:gs pos="100000">
+              <a:schemeClr val="phClr">
+                <a:lumMod val="99000"/>
+                <a:satMod val="120000"/>
+                <a:shade val="78000"/>
+              </a:schemeClr>
+            </a:gs>
+          </a:gsLst>
+          <a:lin ang="5400000" scaled="0"/>
+        </a:gradFill>
+      </a:fillStyleLst>
+      <a:lnStyleLst>
+        <a:ln w="12700" cap="flat" cmpd="sng" algn="ctr">
+          <a:solidFill>
+            <a:schemeClr val="phClr"/>
+          </a:solidFill>
+          <a:prstDash val="solid"/>
+          <a:miter lim="800000"/>
+        </a:ln>
+        <a:ln w="19050" cap="flat" cmpd="sng" algn="ctr">
+          <a:solidFill>
+            <a:schemeClr val="phClr"/>
+          </a:solidFill>
+          <a:prstDash val="solid"/>
+          <a:miter lim="800000"/>
+        </a:ln>
+        <a:ln w="25400" cap="flat" cmpd="sng" algn="ctr">
+          <a:solidFill>
+            <a:schemeClr val="phClr"/>
+          </a:solidFill>
+          <a:prstDash val="solid"/>
+          <a:miter lim="800000"/>
+        </a:ln>
+      </a:lnStyleLst>
+      <a:effectStyleLst>
+        <a:effectStyle>
+          <a:effectLst/>
+        </a:effectStyle>
+        <a:effectStyle>
+          <a:effectLst/>
+        </a:effectStyle>
+        <a:effectStyle>
+          <a:effectLst>
+            <a:outerShdw blurRad="57150" dist="19050" dir="5400000" algn="ctr" rotWithShape="0">
+              <a:srgbClr val="000000">
+                <a:alpha val="63000"/>
+              </a:srgbClr>
+            </a:outerShdw>
+          </a:effectLst>
+        </a:effectStyle>
+      </a:effectStyleLst>
+      <a:bgFillStyleLst>
+        <a:solidFill>
+          <a:schemeClr val="phClr"/>
+        </a:solidFill>
+        <a:solidFill>
+          <a:schemeClr val="phClr">
+            <a:tint val="95000"/>
+            <a:satMod val="170000"/>
+          </a:schemeClr>
+        </a:solidFill>
+        <a:gradFill rotWithShape="1">
+          <a:gsLst>
+            <a:gs pos="0">
+              <a:schemeClr val="phClr">
+                <a:tint val="93000"/>
+                <a:satMod val="150000"/>
+                <a:shade val="98000"/>
+                <a:lumMod val="102000"/>
+              </a:schemeClr>
+            </a:gs>
+            <a:gs pos="50000">
+              <a:schemeClr val="phClr">
+                <a:tint val="98000"/>
+                <a:satMod val="130000"/>
+                <a:shade val="90000"/>
+                <a:lumMod val="103000"/>
+              </a:schemeClr>
+            </a:gs>
+            <a:gs pos="100000">
+              <a:schemeClr val="phClr">
+                <a:shade val="63000"/>
+                <a:satMod val="120000"/>
+              </a:schemeClr>
+            </a:gs>
+          </a:gsLst>
+          <a:lin ang="5400000" scaled="0"/>
+        </a:gradFill>
+      </a:bgFillStyleLst>
+    </a:fmtScheme>
+  </a:themeElements>
+  <a:objectDefaults>
+    <a:lnDef>
+      <a:spPr/>
+      <a:bodyPr/>
+      <a:lstStyle/>
+      <a:style>
+        <a:lnRef idx="2">
+          <a:schemeClr val="accent1"/>
+        </a:lnRef>
+        <a:fillRef idx="0">
+          <a:schemeClr val="accent1"/>
+        </a:fillRef>
+        <a:effectRef idx="1">
+          <a:schemeClr val="accent1"/>
+        </a:effectRef>
+        <a:fontRef idx="minor">
+          <a:schemeClr val="tx1"/>
+        </a:fontRef>
+      </a:style>
+    </a:lnDef>
+  </a:objectDefaults>
+  <a:extraClrSchemeLst/>
+  <a:extLst>
+    <a:ext uri="{05A4C25C-085E-4340-85A3-A5531E510DB2}">
+      <thm15:themeFamily xmlns:thm15="http://schemas.microsoft.com/office/thememl/2012/main" name="Office Theme" id="{2E142A2C-CD16-42D6-873A-C26D2A0506FA}" vid="{1BDDFF52-6CD6-40A5-AB3C-68EB2F1E4D0A}"/>
+    </a:ext>
+  </a:extLst>
+</a:theme>
 </file>